--- a/Manuscript/SpurginBosse_Hapmap_MS.docx
+++ b/Manuscript/SpurginBosse_Hapmap_MS.docx
@@ -723,18 +723,17 @@
     </w:p>
     <w:p>
       <w:pPr>
-        <w:pStyle w:val="BodyText"/>
-      </w:pPr>
-      <w:r>
-        <w:rPr>
-          <w:b/>
-        </w:rPr>
+        <w:pStyle w:val="Heading2"/>
+      </w:pPr>
+      <w:bookmarkStart w:id="31" w:name="figure-legends"/>
+      <w:bookmarkEnd w:id="31"/>
+      <w:r>
         <w:t xml:space="preserve">Figure legends</w:t>
       </w:r>
     </w:p>
     <w:p>
       <w:pPr>
-        <w:pStyle w:val="BodyText"/>
+        <w:pStyle w:val="FirstParagraph"/>
       </w:pPr>
       <w:r>
         <w:rPr>
@@ -978,7 +977,7 @@
                     </pic:cNvPicPr>
                   </pic:nvPicPr>
                   <pic:blipFill>
-                    <a:blip r:embed="rId31"/>
+                    <a:blip r:embed="rId32"/>
                     <a:stretch>
                       <a:fillRect/>
                     </a:stretch>
@@ -1041,7 +1040,7 @@
                     </pic:cNvPicPr>
                   </pic:nvPicPr>
                   <pic:blipFill>
-                    <a:blip r:embed="rId32"/>
+                    <a:blip r:embed="rId33"/>
                     <a:stretch>
                       <a:fillRect/>
                     </a:stretch>
@@ -1176,7 +1175,7 @@
     </w:lvl>
   </w:abstractNum>
   <w:abstractNum w:abstractNumId="990">
-    <w:nsid w:val="9d049dee"/>
+    <w:nsid w:val="c2a5eda6"/>
     <w:multiLevelType w:val="multilevel"/>
     <w:lvl w:ilvl="0">
       <w:numFmt w:val="bullet"/>

--- a/Manuscript/SpurginBosse_Hapmap_MS.docx
+++ b/Manuscript/SpurginBosse_Hapmap_MS.docx
@@ -6,10 +6,10 @@
       <w:pPr>
         <w:pStyle w:val="Heading1"/>
       </w:pPr>
-      <w:bookmarkStart w:id="21" w:name="a-continental-scale-analysis-of-the-genomic-and-ecological-basis-of-local-adaptation-in-a-songbird"/>
+      <w:bookmarkStart w:id="21" w:name="a-continental-scale-analysis-of-genomic-variation-in-a-songbird"/>
       <w:bookmarkEnd w:id="21"/>
       <w:r>
-        <w:t xml:space="preserve">A continental-scale analysis of the genomic and ecological basis of local adaptation in a songbird</w:t>
+        <w:t xml:space="preserve">A continental-scale analysis of genomic variation in a songbird</w:t>
       </w:r>
     </w:p>
     <w:p>
@@ -201,49 +201,54 @@
     </w:p>
     <w:p>
       <w:pPr>
+        <w:pStyle w:val="Heading2"/>
+      </w:pPr>
+      <w:bookmarkStart w:id="25" w:name="methods"/>
+      <w:bookmarkEnd w:id="25"/>
+      <w:r>
+        <w:t xml:space="preserve">Methods</w:t>
+      </w:r>
+    </w:p>
+    <w:p>
+      <w:pPr>
+        <w:pStyle w:val="Heading4"/>
+      </w:pPr>
+      <w:bookmarkStart w:id="26" w:name="sampling-and-molecular-methods"/>
+      <w:bookmarkEnd w:id="26"/>
+      <w:r>
+        <w:t xml:space="preserve">Sampling and molecular methods</w:t>
+      </w:r>
+    </w:p>
+    <w:p>
+      <w:pPr>
         <w:pStyle w:val="FirstParagraph"/>
       </w:pPr>
       <w:r>
-        <w:t xml:space="preserve">The vast majority of organisms inhabit spatially heterogeneous ecological environments. This environmental variation exerts variable selection pressures, and as a result many species exhibit ecologically induced phenotypic and genetic differentiation, or ‘local adaptation’. If reproductive barriers arise between populations facing divergent ecological selection, local adaptation can be a precursor to speciation. Furthermore, understanding local adaptation is necessary for predicting how populations will respond to environmental change. Thus, there is great interest in identifying the extent to which local adaptation occurs in natural populations, the forces that drive it, and the phenotypic and genetic changes involved.</w:t>
-      </w:r>
-    </w:p>
-    <w:p>
-      <w:pPr>
-        <w:pStyle w:val="BodyText"/>
-      </w:pPr>
-      <w:r>
-        <w:t xml:space="preserve">Over the past decade, genomic data have become an invaluable tool for studying local adaptation in wild populations. Studies using genomic data have tended to take one of three approaches. The most commonly employed approach has been to examine patterns of genomic differentiation among populations and identify highly differentiated regions, which are assumed to be subject to divergent selection. If the function of genes in regions involved in local adaptation can be identified, it is sometimes possible to make inferences about the traits involved in local adaptation. Alternatively, if a specific phenotypic trait is thought to be subject to natural selection, genomic approaches can be used to identify the genetic basis of this trait, and patterns of variation at candidate regions can be compared across populations in order to identify whether local adaptation is operating. Finally, patterns of genomic variation can be correlated with one or a range of environmental variables that are candidates for drivers of local adaptation. The advantage of this approach is that it makes it possible to link genotype, phenotype and the driver of selection.</w:t>
-      </w:r>
-    </w:p>
-    <w:p>
-      <w:pPr>
-        <w:pStyle w:val="BodyText"/>
-      </w:pPr>
-      <w:r>
-        <w:t xml:space="preserve">The great tit (</w:t>
-      </w:r>
-      <w:r>
-        <w:rPr>
-          <w:i/>
-        </w:rPr>
-        <w:t xml:space="preserve">Parus major</w:t>
-      </w:r>
-      <w:r>
-        <w:t xml:space="preserve">) is a widespread passerine found throughout Europe, as well as parts of the Middle East, Asia and North Africa. In Europe, the great tit is thought to have colonised from a single glacial refugium in the Balkans during the last glacial period. The recent colonisation of this species across Europe, combined with very large population sizes and high levels of gene flow, have resulted in high levels of genetic variation and low levels of structure at neutral markers, even at the continental scale.</w:t>
-      </w:r>
-    </w:p>
-    <w:p>
-      <w:pPr>
-        <w:pStyle w:val="BodyText"/>
-      </w:pPr>
-      <w:r>
-        <w:t xml:space="preserve">The great tit genome has recently been sequenced</w:t>
-      </w:r>
-      <w:r>
-        <w:t xml:space="preserve"> </w:t>
-      </w:r>
-      <w:r>
-        <w:t xml:space="preserve">(Laine</w:t>
+        <w:t xml:space="preserve">Samples were collected from 28 populations from 22 countries across Europe (Fig. 1A; Table 1). Birds were trapped from nest boxes, or using mist nets, and ringed with a uniquely numbered aliminium ring. Blood was taken via brachial venipuncture, and stored in either 1 ml Cell Lysis Solution (Gentra Puregene Kit, Qiagen, USA) or Queen’s buffer. All samples were genotyped using a custom-made Affymetrix® great tit 650K SNP chip at Edinburgh Genomics (Edinburgh, United Kingdom). After filtering, a total of 647 samples typed at 483888 SNPs were retained for analysis (Table 1).</w:t>
+      </w:r>
+    </w:p>
+    <w:p>
+      <w:pPr>
+        <w:pStyle w:val="Heading4"/>
+      </w:pPr>
+      <w:bookmarkStart w:id="27" w:name="analysis"/>
+      <w:bookmarkEnd w:id="27"/>
+      <w:r>
+        <w:t xml:space="preserve">Analysis</w:t>
+      </w:r>
+    </w:p>
+    <w:p>
+      <w:pPr>
+        <w:pStyle w:val="FirstParagraph"/>
+      </w:pPr>
+      <w:r>
+        <w:t xml:space="preserve">Unless stated otherwise, all population genetic statistics were calculated in PLINK version 1.9</w:t>
+      </w:r>
+      <w:r>
+        <w:t xml:space="preserve"> </w:t>
+      </w:r>
+      <w:r>
+        <w:t xml:space="preserve">(Purcell</w:t>
       </w:r>
       <w:r>
         <w:t xml:space="preserve"> </w:t>
@@ -258,72 +263,10 @@
         <w:t xml:space="preserve"> </w:t>
       </w:r>
       <w:r>
-        <w:t xml:space="preserve">2016)</w:t>
-      </w:r>
-      <w:r>
-        <w:t xml:space="preserve">, and a high density SNP chip developed.</w:t>
-      </w:r>
-    </w:p>
-    <w:p>
-      <w:pPr>
-        <w:pStyle w:val="BodyText"/>
-      </w:pPr>
-      <w:r>
-        <w:t xml:space="preserve">Excellent ecological data available for this species, making it a highly tractable model species for studying local adaptation.</w:t>
-      </w:r>
-    </w:p>
-    <w:p>
-      <w:pPr>
-        <w:pStyle w:val="BodyText"/>
-      </w:pPr>
-      <w:r>
-        <w:t xml:space="preserve">In this study we analyse genomic variation across XX great tit populations in Europe. We first quantify levels of genetic variation within and across populations and use this to make inferences about population demography and colonisation history. We then analyse genomic divergence among populations in order to identify regions of the genome involved in recent adaptation to different environments. Finally, we perform genotype-environment association analyses to identify regions of the genome involved with adaptation to specific environmental gradients, and to identify regions of the genome associated with contental-wide variation in life-history traits.</w:t>
-      </w:r>
-    </w:p>
-    <w:p>
-      <w:pPr>
-        <w:pStyle w:val="Heading2"/>
-      </w:pPr>
-      <w:bookmarkStart w:id="25" w:name="methods"/>
-      <w:bookmarkEnd w:id="25"/>
-      <w:r>
-        <w:t xml:space="preserve">Methods</w:t>
-      </w:r>
-    </w:p>
-    <w:p>
-      <w:pPr>
-        <w:pStyle w:val="Heading4"/>
-      </w:pPr>
-      <w:bookmarkStart w:id="26" w:name="sampling-and-molecular-methods"/>
-      <w:bookmarkEnd w:id="26"/>
-      <w:r>
-        <w:t xml:space="preserve">Sampling and molecular methods</w:t>
-      </w:r>
-    </w:p>
-    <w:p>
-      <w:pPr>
-        <w:pStyle w:val="FirstParagraph"/>
-      </w:pPr>
-      <w:r>
-        <w:t xml:space="preserve">Samples were collected from 28 populations from 21 countries across Europe (Fig. 1A; Table 1). Birds were trapped from nest boxes, or using mist nets, and ringed with a uniquely numbered aliminium ring. Blood was taken via brachial venipuncture, and stored in either 1 ml Cell Lysis Solution (Gentra Puregene Kit, Qiagen, USA) or Queen’s buffer. All samples were genotyped using a custom-made Affymetrix® great tit 650K SNP chip at Edinburgh Genomics (Edinburgh, United Kingdom). After filtering, a total of 647 samples typed at 483888 SNPs were retained for analysis.</w:t>
-      </w:r>
-    </w:p>
-    <w:p>
-      <w:pPr>
-        <w:pStyle w:val="Heading4"/>
-      </w:pPr>
-      <w:bookmarkStart w:id="27" w:name="analysis"/>
-      <w:bookmarkEnd w:id="27"/>
-      <w:r>
-        <w:t xml:space="preserve">Analysis</w:t>
-      </w:r>
-    </w:p>
-    <w:p>
-      <w:pPr>
-        <w:pStyle w:val="FirstParagraph"/>
-      </w:pPr>
-      <w:r>
-        <w:t xml:space="preserve">Unless stated otherwise, all analyses were carried out in R version 3.3</w:t>
+        <w:t xml:space="preserve">2007)</w:t>
+      </w:r>
+      <w:r>
+        <w:t xml:space="preserve">, and downstream analysis and plotting was carried out in R version 3.3</w:t>
       </w:r>
       <w:r>
         <w:t xml:space="preserve"> </w:t>
@@ -332,34 +275,7 @@
         <w:t xml:space="preserve">(R Development Core Team 2011)</w:t>
       </w:r>
       <w:r>
-        <w:t xml:space="preserve">. For population genetic analyses (i.e. all tests not involving single-marker or windowed statistics), we used a pruned and thinned dataset, created in PLINK version 1.9</w:t>
-      </w:r>
-      <w:r>
-        <w:t xml:space="preserve"> </w:t>
-      </w:r>
-      <w:r>
-        <w:t xml:space="preserve">(Purcell</w:t>
-      </w:r>
-      <w:r>
-        <w:t xml:space="preserve"> </w:t>
-      </w:r>
-      <w:r>
-        <w:rPr>
-          <w:i/>
-        </w:rPr>
-        <w:t xml:space="preserve">et al.</w:t>
-      </w:r>
-      <w:r>
-        <w:t xml:space="preserve"> </w:t>
-      </w:r>
-      <w:r>
-        <w:t xml:space="preserve">2007)</w:t>
-      </w:r>
-      <w:r>
-        <w:t xml:space="preserve">. The data were pruned based on linkage disequilibrium to remove all markers with</w:t>
-      </w:r>
-      <w:r>
-        <w:t xml:space="preserve"> </w:t>
+        <w:t xml:space="preserve">. In each population, we estimated linkge disequilibrium (</w:t>
       </w:r>
       <m:oMath>
         <m:sSup>
@@ -376,10 +292,38 @@
         </m:sSup>
       </m:oMath>
       <w:r>
-        <w:t xml:space="preserve"> </w:t>
-      </w:r>
-      <w:r>
-        <w:t xml:space="preserve">&gt; 0.1, then thinned with a probability of retaining each variant of 0.25. We calculated observed and expected heterozygosity for each SNP and population in the pruned dataset, and calculated</w:t>
+        <w:t xml:space="preserve">) for each pair of markers within 50kb on the same chromosome, and compared this to physical distance between marker pairs. For a simple comparison of short-range LD among populationas, we also calculated, for each population, mean LD between all pairs of markers within 1kb. We then calculated observed heterozygosity for each SNP and population using a reduced SNP dataset, which was pruned based on linkage disequilibrium to remove all markers with</w:t>
+      </w:r>
+      <w:r>
+        <w:t xml:space="preserve"> </w:t>
+      </w:r>
+      <m:oMath>
+        <m:sSup>
+          <m:e>
+            <m:r>
+              <m:t>R</m:t>
+            </m:r>
+          </m:e>
+          <m:sup>
+            <m:r>
+              <m:t>2</m:t>
+            </m:r>
+          </m:sup>
+        </m:sSup>
+      </m:oMath>
+      <w:r>
+        <w:t xml:space="preserve"> </w:t>
+      </w:r>
+      <w:r>
+        <w:t xml:space="preserve">&gt; 0.1, then thinned with a probability of retaining each variant of 0.25.</w:t>
+      </w:r>
+    </w:p>
+    <w:p>
+      <w:pPr>
+        <w:pStyle w:val="BodyText"/>
+      </w:pPr>
+      <w:r>
+        <w:t xml:space="preserve">We calculated mean</w:t>
       </w:r>
       <w:r>
         <w:t xml:space="preserve"> </w:t>
@@ -405,7 +349,7 @@
         <w:t xml:space="preserve"> </w:t>
       </w:r>
       <w:r>
-        <w:t xml:space="preserve">between each pair of populations, using PLINK (and custom python scripts to loop over populations). Pairwise</w:t>
+        <w:t xml:space="preserve">for all loci between each pair of populations using the pruned and thinned dataset described above. Pairwise</w:t>
       </w:r>
       <w:r>
         <w:t xml:space="preserve"> </w:t>
@@ -463,7 +407,7 @@
         <w:t xml:space="preserve"> </w:t>
       </w:r>
       <w:r>
-        <w:t xml:space="preserve">from two to ten; by which time increasing values of</w:t>
+        <w:t xml:space="preserve">from one to ten; by which time increasing values of</w:t>
       </w:r>
       <w:r>
         <w:t xml:space="preserve"> </w:t>
@@ -497,16 +441,7 @@
         <w:t xml:space="preserve"> </w:t>
       </w:r>
       <w:r>
-        <w:t xml:space="preserve">(</w:t>
-      </w:r>
-      <w:r>
-        <w:rPr>
-          <w:b/>
-        </w:rPr>
-        <w:t xml:space="preserve">???</w:t>
-      </w:r>
-      <w:r>
-        <w:t xml:space="preserve">)</w:t>
+        <w:t xml:space="preserve">(Pickrell &amp; Pritchard 2012)</w:t>
       </w:r>
       <w:r>
         <w:t xml:space="preserve">. We fitted models allowing for range of migration events (XX-YY), and used a jackknife approach to determine whether migration events significantly improved model fit</w:t>
@@ -515,16 +450,7 @@
         <w:t xml:space="preserve"> </w:t>
       </w:r>
       <w:r>
-        <w:t xml:space="preserve">(</w:t>
-      </w:r>
-      <w:r>
-        <w:rPr>
-          <w:b/>
-        </w:rPr>
-        <w:t xml:space="preserve">???</w:t>
-      </w:r>
-      <w:r>
-        <w:t xml:space="preserve">)</w:t>
+        <w:t xml:space="preserve">(Pickrell &amp; Pritchard 2012)</w:t>
       </w:r>
       <w:r>
         <w:t xml:space="preserve">.</w:t>
@@ -561,7 +487,7 @@
         <w:pStyle w:val="FirstParagraph"/>
       </w:pPr>
       <w:r>
-        <w:t xml:space="preserve">Levels of genetic diversity, heterozygosity</w:t>
+        <w:t xml:space="preserve">Sampling locations and sample sizes for each population are given in Table 1. For ease of presentation, we grouped populations into "regions" for plots and anlalyses (see Table 1 for details). Levels of genetic diversity were generally high and LD declined rapidly in all populations, but we observed substantial differences in genetic diversity among populations. Highest levels of LD were observed in the island populations of Crete (Greece), Sardinia (Italy), Corsica (France) and Vlieland (Netherlands) with lowest levels of LD in central Europe, Turkey and Spain (Fig. 1A; Fig. S1). Similarly, heterozygosity was highest in central Europe, and lowest in Crete, Sardinia and the Balkans (Fig. 1B).</w:t>
       </w:r>
     </w:p>
     <w:p>
@@ -569,215 +495,7 @@
         <w:pStyle w:val="BodyText"/>
       </w:pPr>
       <w:r>
-        <w:t xml:space="preserve">Levels of structure</w:t>
-      </w:r>
-    </w:p>
-    <w:p>
-      <w:pPr>
-        <w:pStyle w:val="Heading2"/>
-      </w:pPr>
-      <w:bookmarkStart w:id="29" w:name="discussion"/>
-      <w:bookmarkEnd w:id="29"/>
-      <w:r>
-        <w:t xml:space="preserve">Discussion</w:t>
-      </w:r>
-    </w:p>
-    <w:p>
-      <w:pPr>
-        <w:pStyle w:val="Heading2"/>
-      </w:pPr>
-      <w:bookmarkStart w:id="30" w:name="references"/>
-      <w:bookmarkEnd w:id="30"/>
-      <w:r>
-        <w:t xml:space="preserve">References</w:t>
-      </w:r>
-    </w:p>
-    <w:p>
-      <w:pPr>
-        <w:pStyle w:val="FirstParagraph"/>
-      </w:pPr>
-      <w:r>
-        <w:t xml:space="preserve">Alexander, D.H., Novembre, J. &amp; Lange, K. (2009) Fast model-based estimation of ancestry in unrelated individuals.</w:t>
-      </w:r>
-      <w:r>
-        <w:t xml:space="preserve"> </w:t>
-      </w:r>
-      <w:r>
-        <w:rPr>
-          <w:i/>
-        </w:rPr>
-        <w:t xml:space="preserve">Genome Research</w:t>
-      </w:r>
-      <w:r>
-        <w:t xml:space="preserve">,</w:t>
-      </w:r>
-      <w:r>
-        <w:t xml:space="preserve"> </w:t>
-      </w:r>
-      <w:r>
-        <w:rPr>
-          <w:b/>
-        </w:rPr>
-        <w:t xml:space="preserve">19</w:t>
-      </w:r>
-      <w:r>
-        <w:t xml:space="preserve">, 1655–1664.</w:t>
-      </w:r>
-    </w:p>
-    <w:p>
-      <w:pPr>
-        <w:pStyle w:val="BodyText"/>
-      </w:pPr>
-      <w:r>
-        <w:t xml:space="preserve">Goslee, S.C. &amp; Urban, D.L. (2007) The ecodist package for dissimilarity-based analysis of ecological data.</w:t>
-      </w:r>
-      <w:r>
-        <w:t xml:space="preserve"> </w:t>
-      </w:r>
-      <w:r>
-        <w:rPr>
-          <w:i/>
-        </w:rPr>
-        <w:t xml:space="preserve">Journal Of Statistical Software</w:t>
-      </w:r>
-      <w:r>
-        <w:t xml:space="preserve">,</w:t>
-      </w:r>
-      <w:r>
-        <w:t xml:space="preserve"> </w:t>
-      </w:r>
-      <w:r>
-        <w:rPr>
-          <w:b/>
-        </w:rPr>
-        <w:t xml:space="preserve">22</w:t>
-      </w:r>
-      <w:r>
-        <w:t xml:space="preserve">, 1–19.</w:t>
-      </w:r>
-    </w:p>
-    <w:p>
-      <w:pPr>
-        <w:pStyle w:val="BodyText"/>
-      </w:pPr>
-      <w:r>
-        <w:t xml:space="preserve">Laine, V., Gossmann, T., Schachtschneider, K., Garroway, C., Madsen, O., Verhoeven, K., Jager, V. de, Megens, H.-J., Warren, W., Minx, P., Crooijmans, R., Corcoran, P., Consortium, The Great Tit Hapmap Sheldon, B., Slate, J., Zeng, K., Oers, K. van, Visser, M. &amp; Groenen, M. (2016) Evolutionary signals of selection on cognition from the great tit genome and methylome.</w:t>
-      </w:r>
-      <w:r>
-        <w:t xml:space="preserve"> </w:t>
-      </w:r>
-      <w:r>
-        <w:rPr>
-          <w:i/>
-        </w:rPr>
-        <w:t xml:space="preserve">Nature Communications</w:t>
-      </w:r>
-      <w:r>
-        <w:t xml:space="preserve">.</w:t>
-      </w:r>
-    </w:p>
-    <w:p>
-      <w:pPr>
-        <w:pStyle w:val="BodyText"/>
-      </w:pPr>
-      <w:r>
-        <w:t xml:space="preserve">Purcell, S., Neale, B., Todd-Brown, K., Thomas, L., Ferreira, M.A., Bender, D., Maller, J., Sklar, P., Bakker, P.I. de, Daly, M.J. &amp; Sham, P.C. (2007) PLINK: A Tool Set for Whole-Genome Association and Population-Based Linkage Analyses.</w:t>
-      </w:r>
-      <w:r>
-        <w:t xml:space="preserve"> </w:t>
-      </w:r>
-      <w:r>
-        <w:rPr>
-          <w:i/>
-        </w:rPr>
-        <w:t xml:space="preserve">The American Journal of Human Genetics</w:t>
-      </w:r>
-      <w:r>
-        <w:t xml:space="preserve">,</w:t>
-      </w:r>
-      <w:r>
-        <w:t xml:space="preserve"> </w:t>
-      </w:r>
-      <w:r>
-        <w:rPr>
-          <w:b/>
-        </w:rPr>
-        <w:t xml:space="preserve">81</w:t>
-      </w:r>
-      <w:r>
-        <w:t xml:space="preserve">, 559–575.</w:t>
-      </w:r>
-    </w:p>
-    <w:p>
-      <w:pPr>
-        <w:pStyle w:val="BodyText"/>
-      </w:pPr>
-      <w:r>
-        <w:t xml:space="preserve">R Development Core Team. (2011) R: A Language and Environment for Statistical Computing (ed RDC Team).</w:t>
-      </w:r>
-    </w:p>
-    <w:p>
-      <w:pPr>
-        <w:pStyle w:val="BodyText"/>
-      </w:pPr>
-    </w:p>
-    <w:p>
-      <w:pPr>
-        <w:pStyle w:val="Heading2"/>
-      </w:pPr>
-      <w:bookmarkStart w:id="31" w:name="figure-legends"/>
-      <w:bookmarkEnd w:id="31"/>
-      <w:r>
-        <w:t xml:space="preserve">Figure legends</w:t>
-      </w:r>
-    </w:p>
-    <w:p>
-      <w:pPr>
-        <w:pStyle w:val="FirstParagraph"/>
-      </w:pPr>
-      <w:r>
-        <w:rPr>
-          <w:b/>
-        </w:rPr>
-        <w:t xml:space="preserve">Figure 1</w:t>
-      </w:r>
-      <w:r>
-        <w:t xml:space="preserve"> </w:t>
-      </w:r>
-      <w:r>
-        <w:t xml:space="preserve">Sampling locations, heterozygosity</w:t>
-      </w:r>
-    </w:p>
-    <w:p>
-      <w:pPr>
-        <w:pStyle w:val="BodyText"/>
-      </w:pPr>
-      <w:r>
-        <w:rPr>
-          <w:b/>
-        </w:rPr>
-        <w:t xml:space="preserve">Figure 2</w:t>
-      </w:r>
-      <w:r>
-        <w:t xml:space="preserve"> </w:t>
-      </w:r>
-      <w:r>
-        <w:t xml:space="preserve">Population structure in European Great tit populations.</w:t>
-      </w:r>
-      <w:r>
-        <w:t xml:space="preserve"> </w:t>
-      </w:r>
-      <w:r>
-        <w:rPr>
-          <w:b/>
-        </w:rPr>
-        <w:t xml:space="preserve">A</w:t>
-      </w:r>
-      <w:r>
-        <w:t xml:space="preserve"> </w:t>
-      </w:r>
-      <w:r>
-        <w:t xml:space="preserve">Pairwise</w:t>
+        <w:t xml:space="preserve">Considering all European great tit populations, there was no significant pattern of isolation-by-distance (Mantel test; r = 0.14, p = 0.15). Instead, the highest levels of</w:t>
       </w:r>
       <w:r>
         <w:t xml:space="preserve"> </w:t>
@@ -803,22 +521,7 @@
         <w:t xml:space="preserve"> </w:t>
       </w:r>
       <w:r>
-        <w:t xml:space="preserve">between all European populations in relation to pairwise geographic distance;</w:t>
-      </w:r>
-      <w:r>
-        <w:t xml:space="preserve"> </w:t>
-      </w:r>
-      <w:r>
-        <w:rPr>
-          <w:b/>
-        </w:rPr>
-        <w:t xml:space="preserve">B</w:t>
-      </w:r>
-      <w:r>
-        <w:t xml:space="preserve"> </w:t>
-      </w:r>
-      <w:r>
-        <w:t xml:space="preserve">pairwise</w:t>
+        <w:t xml:space="preserve">were found in comparisons involving island the populations of Corsica, Sardinia and Crete (Fig. 2A). Considering only comparisons involving mainland populations, pairwise</w:t>
       </w:r>
       <w:r>
         <w:t xml:space="preserve"> </w:t>
@@ -844,7 +547,2133 @@
         <w:t xml:space="preserve"> </w:t>
       </w:r>
       <w:r>
-        <w:t xml:space="preserve">between a proposed refugial population in Turkey and all other populations, in relation to geographic distance from the refugia. Blue points in</w:t>
+        <w:t xml:space="preserve">was still not related to related to geographic distance (r = 0.14, p = 0.19). We then examined genetic structure in relation to distance from potential refugial populations (only including mainland populations), and found that</w:t>
+      </w:r>
+      <w:r>
+        <w:t xml:space="preserve"> </w:t>
+      </w:r>
+      <m:oMath>
+        <m:sSub>
+          <m:e>
+            <m:r>
+              <m:t>F</m:t>
+            </m:r>
+          </m:e>
+          <m:sub>
+            <m:r>
+              <m:t>S</m:t>
+            </m:r>
+            <m:r>
+              <m:t>T</m:t>
+            </m:r>
+          </m:sub>
+        </m:sSub>
+      </m:oMath>
+      <w:r>
+        <w:t xml:space="preserve"> </w:t>
+      </w:r>
+      <w:r>
+        <w:t xml:space="preserve">was significantly related to distance from Turkey (r = 0.83, p &lt; 0.001; Fig. 2B), but not to distance from Spain (r = 0.07, p = 0.76), or from Italy (r = 0.13, p = 0.55).</w:t>
+      </w:r>
+    </w:p>
+    <w:p>
+      <w:pPr>
+        <w:pStyle w:val="BodyText"/>
+      </w:pPr>
+      <w:r>
+        <w:t xml:space="preserve">Admixture analysis revealed patterns of genetic structure corresponding to geographical variation in European great tits (Fig. S2). The</w:t>
+      </w:r>
+      <w:r>
+        <w:t xml:space="preserve"> </w:t>
+      </w:r>
+      <m:oMath>
+        <m:r>
+          <m:t>K</m:t>
+        </m:r>
+      </m:oMath>
+      <w:r>
+        <w:t xml:space="preserve"> </w:t>
+      </w:r>
+      <w:r>
+        <w:t xml:space="preserve">= 2 analysis assigned individuals in Sardinia and Corsica to one genetic cluster, and the reamining populations to the second. At</w:t>
+      </w:r>
+      <w:r>
+        <w:t xml:space="preserve"> </w:t>
+      </w:r>
+      <m:oMath>
+        <m:r>
+          <m:t>K</m:t>
+        </m:r>
+      </m:oMath>
+      <w:r>
+        <w:t xml:space="preserve"> </w:t>
+      </w:r>
+      <w:r>
+        <w:t xml:space="preserve">= 3 (the model that best fitted the great tit data; Fig. S3), Spain was separated from the rest of mainland Europe (Fig. 2C). Increasing values of</w:t>
+      </w:r>
+      <w:r>
+        <w:t xml:space="preserve"> </w:t>
+      </w:r>
+      <m:oMath>
+        <m:r>
+          <m:t>K</m:t>
+        </m:r>
+      </m:oMath>
+      <w:r>
+        <w:t xml:space="preserve"> </w:t>
+      </w:r>
+      <w:r>
+        <w:t xml:space="preserve">resulted of the separation of populations in Scotland (</w:t>
+      </w:r>
+      <m:oMath>
+        <m:r>
+          <m:t>K</m:t>
+        </m:r>
+      </m:oMath>
+      <w:r>
+        <w:t xml:space="preserve"> </w:t>
+      </w:r>
+      <w:r>
+        <w:t xml:space="preserve">= 4), Sardinia (from Corsica;</w:t>
+      </w:r>
+      <w:r>
+        <w:t xml:space="preserve"> </w:t>
+      </w:r>
+      <m:oMath>
+        <m:r>
+          <m:t>K</m:t>
+        </m:r>
+      </m:oMath>
+      <w:r>
+        <w:t xml:space="preserve"> </w:t>
+      </w:r>
+      <w:r>
+        <w:t xml:space="preserve">= 5), France (</w:t>
+      </w:r>
+      <m:oMath>
+        <m:r>
+          <m:t>K</m:t>
+        </m:r>
+      </m:oMath>
+      <w:r>
+        <w:t xml:space="preserve"> </w:t>
+      </w:r>
+      <w:r>
+        <w:t xml:space="preserve">= 6), Crete (</w:t>
+      </w:r>
+      <m:oMath>
+        <m:r>
+          <m:t>K</m:t>
+        </m:r>
+      </m:oMath>
+      <w:r>
+        <w:t xml:space="preserve"> </w:t>
+      </w:r>
+      <w:r>
+        <w:t xml:space="preserve">= 7 ) and England (</w:t>
+      </w:r>
+      <m:oMath>
+        <m:r>
+          <m:t>K</m:t>
+        </m:r>
+      </m:oMath>
+      <w:r>
+        <w:t xml:space="preserve"> </w:t>
+      </w:r>
+      <w:r>
+        <w:t xml:space="preserve">= 8). The admixture output at</w:t>
+      </w:r>
+      <w:r>
+        <w:t xml:space="preserve"> </w:t>
+      </w:r>
+      <m:oMath>
+        <m:r>
+          <m:t>K</m:t>
+        </m:r>
+      </m:oMath>
+      <w:r>
+        <w:t xml:space="preserve"> </w:t>
+      </w:r>
+      <w:r>
+        <w:t xml:space="preserve">= 8 is dsplayed in Fig. 2D; further increases in</w:t>
+      </w:r>
+      <w:r>
+        <w:t xml:space="preserve"> </w:t>
+      </w:r>
+      <m:oMath>
+        <m:r>
+          <m:t>K</m:t>
+        </m:r>
+      </m:oMath>
+      <w:r>
+        <w:t xml:space="preserve"> </w:t>
+      </w:r>
+      <w:r>
+        <w:t xml:space="preserve">did not generate patterns of structure that corresponded to geographical variation (Fig. S2), and were increasingly less well supported (Fig. S3).</w:t>
+      </w:r>
+    </w:p>
+    <w:p>
+      <w:pPr>
+        <w:pStyle w:val="BodyText"/>
+      </w:pPr>
+      <w:r>
+        <w:t xml:space="preserve">Maximum likelihood analyses implemented in Treemix showed that...</w:t>
+      </w:r>
+    </w:p>
+    <w:p>
+      <w:pPr>
+        <w:pStyle w:val="Heading2"/>
+      </w:pPr>
+      <w:bookmarkStart w:id="29" w:name="discussion"/>
+      <w:bookmarkEnd w:id="29"/>
+      <w:r>
+        <w:t xml:space="preserve">Discussion</w:t>
+      </w:r>
+    </w:p>
+    <w:p>
+      <w:pPr>
+        <w:pStyle w:val="Heading2"/>
+      </w:pPr>
+      <w:bookmarkStart w:id="30" w:name="references"/>
+      <w:bookmarkEnd w:id="30"/>
+      <w:r>
+        <w:t xml:space="preserve">References</w:t>
+      </w:r>
+    </w:p>
+    <w:p>
+      <w:pPr>
+        <w:pStyle w:val="FirstParagraph"/>
+      </w:pPr>
+      <w:r>
+        <w:t xml:space="preserve">Alexander, D.H., Novembre, J. &amp; Lange, K. (2009) Fast model-based estimation of ancestry in unrelated individuals.</w:t>
+      </w:r>
+      <w:r>
+        <w:t xml:space="preserve"> </w:t>
+      </w:r>
+      <w:r>
+        <w:rPr>
+          <w:i/>
+        </w:rPr>
+        <w:t xml:space="preserve">Genome Research</w:t>
+      </w:r>
+      <w:r>
+        <w:t xml:space="preserve">,</w:t>
+      </w:r>
+      <w:r>
+        <w:t xml:space="preserve"> </w:t>
+      </w:r>
+      <w:r>
+        <w:rPr>
+          <w:b/>
+        </w:rPr>
+        <w:t xml:space="preserve">19</w:t>
+      </w:r>
+      <w:r>
+        <w:t xml:space="preserve">, 1655–1664.</w:t>
+      </w:r>
+    </w:p>
+    <w:p>
+      <w:pPr>
+        <w:pStyle w:val="BodyText"/>
+      </w:pPr>
+      <w:r>
+        <w:t xml:space="preserve">Goslee, S.C. &amp; Urban, D.L. (2007) The ecodist package for dissimilarity-based analysis of ecological data.</w:t>
+      </w:r>
+      <w:r>
+        <w:t xml:space="preserve"> </w:t>
+      </w:r>
+      <w:r>
+        <w:rPr>
+          <w:i/>
+        </w:rPr>
+        <w:t xml:space="preserve">Journal Of Statistical Software</w:t>
+      </w:r>
+      <w:r>
+        <w:t xml:space="preserve">,</w:t>
+      </w:r>
+      <w:r>
+        <w:t xml:space="preserve"> </w:t>
+      </w:r>
+      <w:r>
+        <w:rPr>
+          <w:b/>
+        </w:rPr>
+        <w:t xml:space="preserve">22</w:t>
+      </w:r>
+      <w:r>
+        <w:t xml:space="preserve">, 1–19.</w:t>
+      </w:r>
+    </w:p>
+    <w:p>
+      <w:pPr>
+        <w:pStyle w:val="BodyText"/>
+      </w:pPr>
+      <w:r>
+        <w:t xml:space="preserve">Pickrell, J.K. &amp; Pritchard, J.K. (2012) Inference of Population Splits and Mixtures from Genome-Wide Allele Frequency Data.</w:t>
+      </w:r>
+      <w:r>
+        <w:t xml:space="preserve"> </w:t>
+      </w:r>
+      <w:r>
+        <w:rPr>
+          <w:i/>
+        </w:rPr>
+        <w:t xml:space="preserve">PLoS Genetics</w:t>
+      </w:r>
+      <w:r>
+        <w:t xml:space="preserve">,</w:t>
+      </w:r>
+      <w:r>
+        <w:t xml:space="preserve"> </w:t>
+      </w:r>
+      <w:r>
+        <w:rPr>
+          <w:b/>
+        </w:rPr>
+        <w:t xml:space="preserve">8</w:t>
+      </w:r>
+      <w:r>
+        <w:t xml:space="preserve">.</w:t>
+      </w:r>
+    </w:p>
+    <w:p>
+      <w:pPr>
+        <w:pStyle w:val="BodyText"/>
+      </w:pPr>
+      <w:r>
+        <w:t xml:space="preserve">Purcell, S., Neale, B., Todd-Brown, K., Thomas, L., Ferreira, M.A., Bender, D., Maller, J., Sklar, P., Bakker, P.I. de, Daly, M.J. &amp; Sham, P.C. (2007) PLINK: A Tool Set for Whole-Genome Association and Population-Based Linkage Analyses.</w:t>
+      </w:r>
+      <w:r>
+        <w:t xml:space="preserve"> </w:t>
+      </w:r>
+      <w:r>
+        <w:rPr>
+          <w:i/>
+        </w:rPr>
+        <w:t xml:space="preserve">The American Journal of Human Genetics</w:t>
+      </w:r>
+      <w:r>
+        <w:t xml:space="preserve">,</w:t>
+      </w:r>
+      <w:r>
+        <w:t xml:space="preserve"> </w:t>
+      </w:r>
+      <w:r>
+        <w:rPr>
+          <w:b/>
+        </w:rPr>
+        <w:t xml:space="preserve">81</w:t>
+      </w:r>
+      <w:r>
+        <w:t xml:space="preserve">, 559–575.</w:t>
+      </w:r>
+    </w:p>
+    <w:p>
+      <w:pPr>
+        <w:pStyle w:val="BodyText"/>
+      </w:pPr>
+      <w:r>
+        <w:t xml:space="preserve">R Development Core Team. (2011) R: A Language and Environment for Statistical Computing (ed RDC Team).</w:t>
+      </w:r>
+    </w:p>
+    <w:p>
+      <w:pPr>
+        <w:pStyle w:val="BodyText"/>
+      </w:pPr>
+    </w:p>
+    <w:p>
+      <w:pPr>
+        <w:pStyle w:val="Heading2"/>
+      </w:pPr>
+      <w:bookmarkStart w:id="31" w:name="tables-and-figures"/>
+      <w:bookmarkEnd w:id="31"/>
+      <w:r>
+        <w:t xml:space="preserve">Tables and Figures</w:t>
+      </w:r>
+    </w:p>
+    <w:p>
+      <w:pPr>
+        <w:pStyle w:val="FirstParagraph"/>
+      </w:pPr>
+      <w:r>
+        <w:rPr>
+          <w:b/>
+        </w:rPr>
+        <w:t xml:space="preserve">Table 1</w:t>
+      </w:r>
+      <w:r>
+        <w:t xml:space="preserve"> </w:t>
+      </w:r>
+      <w:r>
+        <w:t xml:space="preserve">Sampling details for the 28 European great tit populations.</w:t>
+      </w:r>
+    </w:p>
+    <w:tbl>
+      <w:tblPr>
+        <w:tblStyle w:val="TableNormal"/>
+        <w:tblW w:type="pct" w:w="0.0"/>
+        <w:tblLook w:firstRow="1"/>
+      </w:tblPr>
+      <w:tblGrid/>
+      <w:tr>
+        <w:trPr>
+          <w:cnfStyle w:firstRow="1"/>
+        </w:trPr>
+        <w:tc>
+          <w:tcPr>
+            <w:tcBorders>
+              <w:bottom w:val="single"/>
+            </w:tcBorders>
+            <w:vAlign w:val="bottom"/>
+          </w:tcPr>
+          <w:p>
+            <w:pPr>
+              <w:pStyle w:val="Compact"/>
+              <w:jc w:val="left"/>
+            </w:pPr>
+            <w:r>
+              <w:t xml:space="preserve">Population</w:t>
+            </w:r>
+          </w:p>
+        </w:tc>
+        <w:tc>
+          <w:tcPr>
+            <w:tcBorders>
+              <w:bottom w:val="single"/>
+            </w:tcBorders>
+            <w:vAlign w:val="bottom"/>
+          </w:tcPr>
+          <w:p>
+            <w:pPr>
+              <w:pStyle w:val="Compact"/>
+              <w:jc w:val="left"/>
+            </w:pPr>
+            <w:r>
+              <w:t xml:space="preserve">Region</w:t>
+            </w:r>
+          </w:p>
+        </w:tc>
+        <w:tc>
+          <w:tcPr>
+            <w:tcBorders>
+              <w:bottom w:val="single"/>
+            </w:tcBorders>
+            <w:vAlign w:val="bottom"/>
+          </w:tcPr>
+          <w:p>
+            <w:pPr>
+              <w:pStyle w:val="Compact"/>
+              <w:jc w:val="right"/>
+            </w:pPr>
+            <w:r>
+              <w:t xml:space="preserve">N</w:t>
+            </w:r>
+          </w:p>
+        </w:tc>
+        <w:tc>
+          <w:tcPr>
+            <w:tcBorders>
+              <w:bottom w:val="single"/>
+            </w:tcBorders>
+            <w:vAlign w:val="bottom"/>
+          </w:tcPr>
+          <w:p>
+            <w:pPr>
+              <w:pStyle w:val="Compact"/>
+              <w:jc w:val="right"/>
+            </w:pPr>
+            <w:r>
+              <w:t xml:space="preserve">Latitude</w:t>
+            </w:r>
+          </w:p>
+        </w:tc>
+        <w:tc>
+          <w:tcPr>
+            <w:tcBorders>
+              <w:bottom w:val="single"/>
+            </w:tcBorders>
+            <w:vAlign w:val="bottom"/>
+          </w:tcPr>
+          <w:p>
+            <w:pPr>
+              <w:pStyle w:val="Compact"/>
+              <w:jc w:val="right"/>
+            </w:pPr>
+            <w:r>
+              <w:t xml:space="preserve">Longitude</w:t>
+            </w:r>
+          </w:p>
+        </w:tc>
+      </w:tr>
+      <w:tr>
+        <w:tc>
+          <w:p>
+            <w:pPr>
+              <w:pStyle w:val="Compact"/>
+              <w:jc w:val="left"/>
+            </w:pPr>
+            <w:r>
+              <w:t xml:space="preserve">Loch_Lomond_Scotland</w:t>
+            </w:r>
+          </w:p>
+        </w:tc>
+        <w:tc>
+          <w:p>
+            <w:pPr>
+              <w:pStyle w:val="Compact"/>
+              <w:jc w:val="left"/>
+            </w:pPr>
+            <w:r>
+              <w:t xml:space="preserve">Scotland</w:t>
+            </w:r>
+          </w:p>
+        </w:tc>
+        <w:tc>
+          <w:p>
+            <w:pPr>
+              <w:pStyle w:val="Compact"/>
+              <w:jc w:val="right"/>
+            </w:pPr>
+            <w:r>
+              <w:t xml:space="preserve">21</w:t>
+            </w:r>
+          </w:p>
+        </w:tc>
+        <w:tc>
+          <w:p>
+            <w:pPr>
+              <w:pStyle w:val="Compact"/>
+              <w:jc w:val="right"/>
+            </w:pPr>
+            <w:r>
+              <w:t xml:space="preserve">56.108</w:t>
+            </w:r>
+          </w:p>
+        </w:tc>
+        <w:tc>
+          <w:p>
+            <w:pPr>
+              <w:pStyle w:val="Compact"/>
+              <w:jc w:val="right"/>
+            </w:pPr>
+            <w:r>
+              <w:t xml:space="preserve">-4.562</w:t>
+            </w:r>
+          </w:p>
+        </w:tc>
+      </w:tr>
+      <w:tr>
+        <w:tc>
+          <w:p>
+            <w:pPr>
+              <w:pStyle w:val="Compact"/>
+              <w:jc w:val="left"/>
+            </w:pPr>
+            <w:r>
+              <w:t xml:space="preserve">Cambridge_UK</w:t>
+            </w:r>
+          </w:p>
+        </w:tc>
+        <w:tc>
+          <w:p>
+            <w:pPr>
+              <w:pStyle w:val="Compact"/>
+              <w:jc w:val="left"/>
+            </w:pPr>
+            <w:r>
+              <w:t xml:space="preserve">England</w:t>
+            </w:r>
+          </w:p>
+        </w:tc>
+        <w:tc>
+          <w:p>
+            <w:pPr>
+              <w:pStyle w:val="Compact"/>
+              <w:jc w:val="right"/>
+            </w:pPr>
+            <w:r>
+              <w:t xml:space="preserve">28</w:t>
+            </w:r>
+          </w:p>
+        </w:tc>
+        <w:tc>
+          <w:p>
+            <w:pPr>
+              <w:pStyle w:val="Compact"/>
+              <w:jc w:val="right"/>
+            </w:pPr>
+            <w:r>
+              <w:t xml:space="preserve">52.198</w:t>
+            </w:r>
+          </w:p>
+        </w:tc>
+        <w:tc>
+          <w:p>
+            <w:pPr>
+              <w:pStyle w:val="Compact"/>
+              <w:jc w:val="right"/>
+            </w:pPr>
+            <w:r>
+              <w:t xml:space="preserve">0.152</w:t>
+            </w:r>
+          </w:p>
+        </w:tc>
+      </w:tr>
+      <w:tr>
+        <w:tc>
+          <w:p>
+            <w:pPr>
+              <w:pStyle w:val="Compact"/>
+              <w:jc w:val="left"/>
+            </w:pPr>
+            <w:r>
+              <w:t xml:space="preserve">Wytham_UK</w:t>
+            </w:r>
+          </w:p>
+        </w:tc>
+        <w:tc>
+          <w:p>
+            <w:pPr>
+              <w:pStyle w:val="Compact"/>
+              <w:jc w:val="left"/>
+            </w:pPr>
+            <w:r>
+              <w:t xml:space="preserve">England</w:t>
+            </w:r>
+          </w:p>
+        </w:tc>
+        <w:tc>
+          <w:p>
+            <w:pPr>
+              <w:pStyle w:val="Compact"/>
+              <w:jc w:val="right"/>
+            </w:pPr>
+            <w:r>
+              <w:t xml:space="preserve">48</w:t>
+            </w:r>
+          </w:p>
+        </w:tc>
+        <w:tc>
+          <w:p>
+            <w:pPr>
+              <w:pStyle w:val="Compact"/>
+              <w:jc w:val="right"/>
+            </w:pPr>
+            <w:r>
+              <w:t xml:space="preserve">51.776</w:t>
+            </w:r>
+          </w:p>
+        </w:tc>
+        <w:tc>
+          <w:p>
+            <w:pPr>
+              <w:pStyle w:val="Compact"/>
+              <w:jc w:val="right"/>
+            </w:pPr>
+            <w:r>
+              <w:t xml:space="preserve">-1.303</w:t>
+            </w:r>
+          </w:p>
+        </w:tc>
+      </w:tr>
+      <w:tr>
+        <w:tc>
+          <w:p>
+            <w:pPr>
+              <w:pStyle w:val="Compact"/>
+              <w:jc w:val="left"/>
+            </w:pPr>
+            <w:r>
+              <w:t xml:space="preserve">Font_Roja_Spain</w:t>
+            </w:r>
+          </w:p>
+        </w:tc>
+        <w:tc>
+          <w:p>
+            <w:pPr>
+              <w:pStyle w:val="Compact"/>
+              <w:jc w:val="left"/>
+            </w:pPr>
+            <w:r>
+              <w:t xml:space="preserve">Spain</w:t>
+            </w:r>
+          </w:p>
+        </w:tc>
+        <w:tc>
+          <w:p>
+            <w:pPr>
+              <w:pStyle w:val="Compact"/>
+              <w:jc w:val="right"/>
+            </w:pPr>
+            <w:r>
+              <w:t xml:space="preserve">19</w:t>
+            </w:r>
+          </w:p>
+        </w:tc>
+        <w:tc>
+          <w:p>
+            <w:pPr>
+              <w:pStyle w:val="Compact"/>
+              <w:jc w:val="right"/>
+            </w:pPr>
+            <w:r>
+              <w:t xml:space="preserve">38.664</w:t>
+            </w:r>
+          </w:p>
+        </w:tc>
+        <w:tc>
+          <w:p>
+            <w:pPr>
+              <w:pStyle w:val="Compact"/>
+              <w:jc w:val="right"/>
+            </w:pPr>
+            <w:r>
+              <w:t xml:space="preserve">-0.544</w:t>
+            </w:r>
+          </w:p>
+        </w:tc>
+      </w:tr>
+      <w:tr>
+        <w:tc>
+          <w:p>
+            <w:pPr>
+              <w:pStyle w:val="Compact"/>
+              <w:jc w:val="left"/>
+            </w:pPr>
+            <w:r>
+              <w:t xml:space="preserve">Mariola_Spain</w:t>
+            </w:r>
+          </w:p>
+        </w:tc>
+        <w:tc>
+          <w:p>
+            <w:pPr>
+              <w:pStyle w:val="Compact"/>
+              <w:jc w:val="left"/>
+            </w:pPr>
+            <w:r>
+              <w:t xml:space="preserve">Spain</w:t>
+            </w:r>
+          </w:p>
+        </w:tc>
+        <w:tc>
+          <w:p>
+            <w:pPr>
+              <w:pStyle w:val="Compact"/>
+              <w:jc w:val="right"/>
+            </w:pPr>
+            <w:r>
+              <w:t xml:space="preserve">21</w:t>
+            </w:r>
+          </w:p>
+        </w:tc>
+        <w:tc>
+          <w:p>
+            <w:pPr>
+              <w:pStyle w:val="Compact"/>
+              <w:jc w:val="right"/>
+            </w:pPr>
+            <w:r>
+              <w:t xml:space="preserve">37.717</w:t>
+            </w:r>
+          </w:p>
+        </w:tc>
+        <w:tc>
+          <w:p>
+            <w:pPr>
+              <w:pStyle w:val="Compact"/>
+              <w:jc w:val="right"/>
+            </w:pPr>
+            <w:r>
+              <w:t xml:space="preserve">-0.658</w:t>
+            </w:r>
+          </w:p>
+        </w:tc>
+      </w:tr>
+      <w:tr>
+        <w:tc>
+          <w:p>
+            <w:pPr>
+              <w:pStyle w:val="Compact"/>
+              <w:jc w:val="left"/>
+            </w:pPr>
+            <w:r>
+              <w:t xml:space="preserve">La_Rouviere_France</w:t>
+            </w:r>
+          </w:p>
+        </w:tc>
+        <w:tc>
+          <w:p>
+            <w:pPr>
+              <w:pStyle w:val="Compact"/>
+              <w:jc w:val="left"/>
+            </w:pPr>
+            <w:r>
+              <w:t xml:space="preserve">France</w:t>
+            </w:r>
+          </w:p>
+        </w:tc>
+        <w:tc>
+          <w:p>
+            <w:pPr>
+              <w:pStyle w:val="Compact"/>
+              <w:jc w:val="right"/>
+            </w:pPr>
+            <w:r>
+              <w:t xml:space="preserve">19</w:t>
+            </w:r>
+          </w:p>
+        </w:tc>
+        <w:tc>
+          <w:p>
+            <w:pPr>
+              <w:pStyle w:val="Compact"/>
+              <w:jc w:val="right"/>
+            </w:pPr>
+            <w:r>
+              <w:t xml:space="preserve">43.930</w:t>
+            </w:r>
+          </w:p>
+        </w:tc>
+        <w:tc>
+          <w:p>
+            <w:pPr>
+              <w:pStyle w:val="Compact"/>
+              <w:jc w:val="right"/>
+            </w:pPr>
+            <w:r>
+              <w:t xml:space="preserve">4.235</w:t>
+            </w:r>
+          </w:p>
+        </w:tc>
+      </w:tr>
+      <w:tr>
+        <w:tc>
+          <w:p>
+            <w:pPr>
+              <w:pStyle w:val="Compact"/>
+              <w:jc w:val="left"/>
+            </w:pPr>
+            <w:r>
+              <w:t xml:space="preserve">Montpellier_France</w:t>
+            </w:r>
+          </w:p>
+        </w:tc>
+        <w:tc>
+          <w:p>
+            <w:pPr>
+              <w:pStyle w:val="Compact"/>
+              <w:jc w:val="left"/>
+            </w:pPr>
+            <w:r>
+              <w:t xml:space="preserve">France</w:t>
+            </w:r>
+          </w:p>
+        </w:tc>
+        <w:tc>
+          <w:p>
+            <w:pPr>
+              <w:pStyle w:val="Compact"/>
+              <w:jc w:val="right"/>
+            </w:pPr>
+            <w:r>
+              <w:t xml:space="preserve">36</w:t>
+            </w:r>
+          </w:p>
+        </w:tc>
+        <w:tc>
+          <w:p>
+            <w:pPr>
+              <w:pStyle w:val="Compact"/>
+              <w:jc w:val="right"/>
+            </w:pPr>
+            <w:r>
+              <w:t xml:space="preserve">43.098</w:t>
+            </w:r>
+          </w:p>
+        </w:tc>
+        <w:tc>
+          <w:p>
+            <w:pPr>
+              <w:pStyle w:val="Compact"/>
+              <w:jc w:val="right"/>
+            </w:pPr>
+            <w:r>
+              <w:t xml:space="preserve">3.569</w:t>
+            </w:r>
+          </w:p>
+        </w:tc>
+      </w:tr>
+      <w:tr>
+        <w:tc>
+          <w:p>
+            <w:pPr>
+              <w:pStyle w:val="Compact"/>
+              <w:jc w:val="left"/>
+            </w:pPr>
+            <w:r>
+              <w:t xml:space="preserve">Antwerp_Belgium</w:t>
+            </w:r>
+          </w:p>
+        </w:tc>
+        <w:tc>
+          <w:p>
+            <w:pPr>
+              <w:pStyle w:val="Compact"/>
+              <w:jc w:val="left"/>
+            </w:pPr>
+            <w:r>
+              <w:t xml:space="preserve">Belgium</w:t>
+            </w:r>
+          </w:p>
+        </w:tc>
+        <w:tc>
+          <w:p>
+            <w:pPr>
+              <w:pStyle w:val="Compact"/>
+              <w:jc w:val="right"/>
+            </w:pPr>
+            <w:r>
+              <w:t xml:space="preserve">15</w:t>
+            </w:r>
+          </w:p>
+        </w:tc>
+        <w:tc>
+          <w:p>
+            <w:pPr>
+              <w:pStyle w:val="Compact"/>
+              <w:jc w:val="right"/>
+            </w:pPr>
+            <w:r>
+              <w:t xml:space="preserve">51.226</w:t>
+            </w:r>
+          </w:p>
+        </w:tc>
+        <w:tc>
+          <w:p>
+            <w:pPr>
+              <w:pStyle w:val="Compact"/>
+              <w:jc w:val="right"/>
+            </w:pPr>
+            <w:r>
+              <w:t xml:space="preserve">4.390</w:t>
+            </w:r>
+          </w:p>
+        </w:tc>
+      </w:tr>
+      <w:tr>
+        <w:tc>
+          <w:p>
+            <w:pPr>
+              <w:pStyle w:val="Compact"/>
+              <w:jc w:val="left"/>
+            </w:pPr>
+            <w:r>
+              <w:t xml:space="preserve">Westerheide</w:t>
+            </w:r>
+          </w:p>
+        </w:tc>
+        <w:tc>
+          <w:p>
+            <w:pPr>
+              <w:pStyle w:val="Compact"/>
+              <w:jc w:val="left"/>
+            </w:pPr>
+            <w:r>
+              <w:t xml:space="preserve">Netherlands</w:t>
+            </w:r>
+          </w:p>
+        </w:tc>
+        <w:tc>
+          <w:p>
+            <w:pPr>
+              <w:pStyle w:val="Compact"/>
+              <w:jc w:val="right"/>
+            </w:pPr>
+            <w:r>
+              <w:t xml:space="preserve">50</w:t>
+            </w:r>
+          </w:p>
+        </w:tc>
+        <w:tc>
+          <w:p>
+            <w:pPr>
+              <w:pStyle w:val="Compact"/>
+              <w:jc w:val="right"/>
+            </w:pPr>
+            <w:r>
+              <w:t xml:space="preserve">52.250</w:t>
+            </w:r>
+          </w:p>
+        </w:tc>
+        <w:tc>
+          <w:p>
+            <w:pPr>
+              <w:pStyle w:val="Compact"/>
+              <w:jc w:val="right"/>
+            </w:pPr>
+            <w:r>
+              <w:t xml:space="preserve">5.190</w:t>
+            </w:r>
+          </w:p>
+        </w:tc>
+      </w:tr>
+      <w:tr>
+        <w:tc>
+          <w:p>
+            <w:pPr>
+              <w:pStyle w:val="Compact"/>
+              <w:jc w:val="left"/>
+            </w:pPr>
+            <w:r>
+              <w:t xml:space="preserve">Vlieland_NL</w:t>
+            </w:r>
+          </w:p>
+        </w:tc>
+        <w:tc>
+          <w:p>
+            <w:pPr>
+              <w:pStyle w:val="Compact"/>
+              <w:jc w:val="left"/>
+            </w:pPr>
+            <w:r>
+              <w:t xml:space="preserve">Netherlands (Vlieland)</w:t>
+            </w:r>
+          </w:p>
+        </w:tc>
+        <w:tc>
+          <w:p>
+            <w:pPr>
+              <w:pStyle w:val="Compact"/>
+              <w:jc w:val="right"/>
+            </w:pPr>
+            <w:r>
+              <w:t xml:space="preserve">15</w:t>
+            </w:r>
+          </w:p>
+        </w:tc>
+        <w:tc>
+          <w:p>
+            <w:pPr>
+              <w:pStyle w:val="Compact"/>
+              <w:jc w:val="right"/>
+            </w:pPr>
+            <w:r>
+              <w:t xml:space="preserve">53.238</w:t>
+            </w:r>
+          </w:p>
+        </w:tc>
+        <w:tc>
+          <w:p>
+            <w:pPr>
+              <w:pStyle w:val="Compact"/>
+              <w:jc w:val="right"/>
+            </w:pPr>
+            <w:r>
+              <w:t xml:space="preserve">4.932</w:t>
+            </w:r>
+          </w:p>
+        </w:tc>
+      </w:tr>
+      <w:tr>
+        <w:tc>
+          <w:p>
+            <w:pPr>
+              <w:pStyle w:val="Compact"/>
+              <w:jc w:val="left"/>
+            </w:pPr>
+            <w:r>
+              <w:t xml:space="preserve">Zurich_Switzerland</w:t>
+            </w:r>
+          </w:p>
+        </w:tc>
+        <w:tc>
+          <w:p>
+            <w:pPr>
+              <w:pStyle w:val="Compact"/>
+              <w:jc w:val="left"/>
+            </w:pPr>
+            <w:r>
+              <w:t xml:space="preserve">Switzerland</w:t>
+            </w:r>
+          </w:p>
+        </w:tc>
+        <w:tc>
+          <w:p>
+            <w:pPr>
+              <w:pStyle w:val="Compact"/>
+              <w:jc w:val="right"/>
+            </w:pPr>
+            <w:r>
+              <w:t xml:space="preserve">22</w:t>
+            </w:r>
+          </w:p>
+        </w:tc>
+        <w:tc>
+          <w:p>
+            <w:pPr>
+              <w:pStyle w:val="Compact"/>
+              <w:jc w:val="right"/>
+            </w:pPr>
+            <w:r>
+              <w:t xml:space="preserve">47.383</w:t>
+            </w:r>
+          </w:p>
+        </w:tc>
+        <w:tc>
+          <w:p>
+            <w:pPr>
+              <w:pStyle w:val="Compact"/>
+              <w:jc w:val="right"/>
+            </w:pPr>
+            <w:r>
+              <w:t xml:space="preserve">8.523</w:t>
+            </w:r>
+          </w:p>
+        </w:tc>
+      </w:tr>
+      <w:tr>
+        <w:tc>
+          <w:p>
+            <w:pPr>
+              <w:pStyle w:val="Compact"/>
+              <w:jc w:val="left"/>
+            </w:pPr>
+            <w:r>
+              <w:t xml:space="preserve">Radolfzell_Germany</w:t>
+            </w:r>
+          </w:p>
+        </w:tc>
+        <w:tc>
+          <w:p>
+            <w:pPr>
+              <w:pStyle w:val="Compact"/>
+              <w:jc w:val="left"/>
+            </w:pPr>
+            <w:r>
+              <w:t xml:space="preserve">Germany</w:t>
+            </w:r>
+          </w:p>
+        </w:tc>
+        <w:tc>
+          <w:p>
+            <w:pPr>
+              <w:pStyle w:val="Compact"/>
+              <w:jc w:val="right"/>
+            </w:pPr>
+            <w:r>
+              <w:t xml:space="preserve">18</w:t>
+            </w:r>
+          </w:p>
+        </w:tc>
+        <w:tc>
+          <w:p>
+            <w:pPr>
+              <w:pStyle w:val="Compact"/>
+              <w:jc w:val="right"/>
+            </w:pPr>
+            <w:r>
+              <w:t xml:space="preserve">47.759</w:t>
+            </w:r>
+          </w:p>
+        </w:tc>
+        <w:tc>
+          <w:p>
+            <w:pPr>
+              <w:pStyle w:val="Compact"/>
+              <w:jc w:val="right"/>
+            </w:pPr>
+            <w:r>
+              <w:t xml:space="preserve">8.957</w:t>
+            </w:r>
+          </w:p>
+        </w:tc>
+      </w:tr>
+      <w:tr>
+        <w:tc>
+          <w:p>
+            <w:pPr>
+              <w:pStyle w:val="Compact"/>
+              <w:jc w:val="left"/>
+            </w:pPr>
+            <w:r>
+              <w:t xml:space="preserve">Seewisen_Germany</w:t>
+            </w:r>
+          </w:p>
+        </w:tc>
+        <w:tc>
+          <w:p>
+            <w:pPr>
+              <w:pStyle w:val="Compact"/>
+              <w:jc w:val="left"/>
+            </w:pPr>
+            <w:r>
+              <w:t xml:space="preserve">Germany</w:t>
+            </w:r>
+          </w:p>
+        </w:tc>
+        <w:tc>
+          <w:p>
+            <w:pPr>
+              <w:pStyle w:val="Compact"/>
+              <w:jc w:val="right"/>
+            </w:pPr>
+            <w:r>
+              <w:t xml:space="preserve">30</w:t>
+            </w:r>
+          </w:p>
+        </w:tc>
+        <w:tc>
+          <w:p>
+            <w:pPr>
+              <w:pStyle w:val="Compact"/>
+              <w:jc w:val="right"/>
+            </w:pPr>
+            <w:r>
+              <w:t xml:space="preserve">47.978</w:t>
+            </w:r>
+          </w:p>
+        </w:tc>
+        <w:tc>
+          <w:p>
+            <w:pPr>
+              <w:pStyle w:val="Compact"/>
+              <w:jc w:val="right"/>
+            </w:pPr>
+            <w:r>
+              <w:t xml:space="preserve">11.233</w:t>
+            </w:r>
+          </w:p>
+        </w:tc>
+      </w:tr>
+      <w:tr>
+        <w:tc>
+          <w:p>
+            <w:pPr>
+              <w:pStyle w:val="Compact"/>
+              <w:jc w:val="left"/>
+            </w:pPr>
+            <w:r>
+              <w:t xml:space="preserve">Pirio_Muro_Corsica</w:t>
+            </w:r>
+          </w:p>
+        </w:tc>
+        <w:tc>
+          <w:p>
+            <w:pPr>
+              <w:pStyle w:val="Compact"/>
+              <w:jc w:val="left"/>
+            </w:pPr>
+            <w:r>
+              <w:t xml:space="preserve">Corsica</w:t>
+            </w:r>
+          </w:p>
+        </w:tc>
+        <w:tc>
+          <w:p>
+            <w:pPr>
+              <w:pStyle w:val="Compact"/>
+              <w:jc w:val="right"/>
+            </w:pPr>
+            <w:r>
+              <w:t xml:space="preserve">27</w:t>
+            </w:r>
+          </w:p>
+        </w:tc>
+        <w:tc>
+          <w:p>
+            <w:pPr>
+              <w:pStyle w:val="Compact"/>
+              <w:jc w:val="right"/>
+            </w:pPr>
+            <w:r>
+              <w:t xml:space="preserve">42.110</w:t>
+            </w:r>
+          </w:p>
+        </w:tc>
+        <w:tc>
+          <w:p>
+            <w:pPr>
+              <w:pStyle w:val="Compact"/>
+              <w:jc w:val="right"/>
+            </w:pPr>
+            <w:r>
+              <w:t xml:space="preserve">9.104</w:t>
+            </w:r>
+          </w:p>
+        </w:tc>
+      </w:tr>
+      <w:tr>
+        <w:tc>
+          <w:p>
+            <w:pPr>
+              <w:pStyle w:val="Compact"/>
+              <w:jc w:val="left"/>
+            </w:pPr>
+            <w:r>
+              <w:t xml:space="preserve">Sardinia</w:t>
+            </w:r>
+          </w:p>
+        </w:tc>
+        <w:tc>
+          <w:p>
+            <w:pPr>
+              <w:pStyle w:val="Compact"/>
+              <w:jc w:val="left"/>
+            </w:pPr>
+            <w:r>
+              <w:t xml:space="preserve">Sardinia</w:t>
+            </w:r>
+          </w:p>
+        </w:tc>
+        <w:tc>
+          <w:p>
+            <w:pPr>
+              <w:pStyle w:val="Compact"/>
+              <w:jc w:val="right"/>
+            </w:pPr>
+            <w:r>
+              <w:t xml:space="preserve">9</w:t>
+            </w:r>
+          </w:p>
+        </w:tc>
+        <w:tc>
+          <w:p>
+            <w:pPr>
+              <w:pStyle w:val="Compact"/>
+              <w:jc w:val="right"/>
+            </w:pPr>
+            <w:r>
+              <w:t xml:space="preserve">40.056</w:t>
+            </w:r>
+          </w:p>
+        </w:tc>
+        <w:tc>
+          <w:p>
+            <w:pPr>
+              <w:pStyle w:val="Compact"/>
+              <w:jc w:val="right"/>
+            </w:pPr>
+            <w:r>
+              <w:t xml:space="preserve">9.025</w:t>
+            </w:r>
+          </w:p>
+        </w:tc>
+      </w:tr>
+      <w:tr>
+        <w:tc>
+          <w:p>
+            <w:pPr>
+              <w:pStyle w:val="Compact"/>
+              <w:jc w:val="left"/>
+            </w:pPr>
+            <w:r>
+              <w:t xml:space="preserve">Italy</w:t>
+            </w:r>
+          </w:p>
+        </w:tc>
+        <w:tc>
+          <w:p>
+            <w:pPr>
+              <w:pStyle w:val="Compact"/>
+              <w:jc w:val="left"/>
+            </w:pPr>
+            <w:r>
+              <w:t xml:space="preserve">Italy</w:t>
+            </w:r>
+          </w:p>
+        </w:tc>
+        <w:tc>
+          <w:p>
+            <w:pPr>
+              <w:pStyle w:val="Compact"/>
+              <w:jc w:val="right"/>
+            </w:pPr>
+            <w:r>
+              <w:t xml:space="preserve">13</w:t>
+            </w:r>
+          </w:p>
+        </w:tc>
+        <w:tc>
+          <w:p>
+            <w:pPr>
+              <w:pStyle w:val="Compact"/>
+              <w:jc w:val="right"/>
+            </w:pPr>
+            <w:r>
+              <w:t xml:space="preserve">42.386</w:t>
+            </w:r>
+          </w:p>
+        </w:tc>
+        <w:tc>
+          <w:p>
+            <w:pPr>
+              <w:pStyle w:val="Compact"/>
+              <w:jc w:val="right"/>
+            </w:pPr>
+            <w:r>
+              <w:t xml:space="preserve">13.354</w:t>
+            </w:r>
+          </w:p>
+        </w:tc>
+      </w:tr>
+      <w:tr>
+        <w:tc>
+          <w:p>
+            <w:pPr>
+              <w:pStyle w:val="Compact"/>
+              <w:jc w:val="left"/>
+            </w:pPr>
+            <w:r>
+              <w:t xml:space="preserve">Vienna_Austria</w:t>
+            </w:r>
+          </w:p>
+        </w:tc>
+        <w:tc>
+          <w:p>
+            <w:pPr>
+              <w:pStyle w:val="Compact"/>
+              <w:jc w:val="left"/>
+            </w:pPr>
+            <w:r>
+              <w:t xml:space="preserve">Austria</w:t>
+            </w:r>
+          </w:p>
+        </w:tc>
+        <w:tc>
+          <w:p>
+            <w:pPr>
+              <w:pStyle w:val="Compact"/>
+              <w:jc w:val="right"/>
+            </w:pPr>
+            <w:r>
+              <w:t xml:space="preserve">27</w:t>
+            </w:r>
+          </w:p>
+        </w:tc>
+        <w:tc>
+          <w:p>
+            <w:pPr>
+              <w:pStyle w:val="Compact"/>
+              <w:jc w:val="right"/>
+            </w:pPr>
+            <w:r>
+              <w:t xml:space="preserve">48.239</w:t>
+            </w:r>
+          </w:p>
+        </w:tc>
+        <w:tc>
+          <w:p>
+            <w:pPr>
+              <w:pStyle w:val="Compact"/>
+              <w:jc w:val="right"/>
+            </w:pPr>
+            <w:r>
+              <w:t xml:space="preserve">16.347</w:t>
+            </w:r>
+          </w:p>
+        </w:tc>
+      </w:tr>
+      <w:tr>
+        <w:tc>
+          <w:p>
+            <w:pPr>
+              <w:pStyle w:val="Compact"/>
+              <w:jc w:val="left"/>
+            </w:pPr>
+            <w:r>
+              <w:t xml:space="preserve">Velky_Kosir_Czech_Republic</w:t>
+            </w:r>
+          </w:p>
+        </w:tc>
+        <w:tc>
+          <w:p>
+            <w:pPr>
+              <w:pStyle w:val="Compact"/>
+              <w:jc w:val="left"/>
+            </w:pPr>
+            <w:r>
+              <w:t xml:space="preserve">Czech Republic</w:t>
+            </w:r>
+          </w:p>
+        </w:tc>
+        <w:tc>
+          <w:p>
+            <w:pPr>
+              <w:pStyle w:val="Compact"/>
+              <w:jc w:val="right"/>
+            </w:pPr>
+            <w:r>
+              <w:t xml:space="preserve">22</w:t>
+            </w:r>
+          </w:p>
+        </w:tc>
+        <w:tc>
+          <w:p>
+            <w:pPr>
+              <w:pStyle w:val="Compact"/>
+              <w:jc w:val="right"/>
+            </w:pPr>
+            <w:r>
+              <w:t xml:space="preserve">49.547</w:t>
+            </w:r>
+          </w:p>
+        </w:tc>
+        <w:tc>
+          <w:p>
+            <w:pPr>
+              <w:pStyle w:val="Compact"/>
+              <w:jc w:val="right"/>
+            </w:pPr>
+            <w:r>
+              <w:t xml:space="preserve">17.062</w:t>
+            </w:r>
+          </w:p>
+        </w:tc>
+      </w:tr>
+      <w:tr>
+        <w:tc>
+          <w:p>
+            <w:pPr>
+              <w:pStyle w:val="Compact"/>
+              <w:jc w:val="left"/>
+            </w:pPr>
+            <w:r>
+              <w:t xml:space="preserve">Pilis_Mountains_Hungary</w:t>
+            </w:r>
+          </w:p>
+        </w:tc>
+        <w:tc>
+          <w:p>
+            <w:pPr>
+              <w:pStyle w:val="Compact"/>
+              <w:jc w:val="left"/>
+            </w:pPr>
+            <w:r>
+              <w:t xml:space="preserve">Hungary</w:t>
+            </w:r>
+          </w:p>
+        </w:tc>
+        <w:tc>
+          <w:p>
+            <w:pPr>
+              <w:pStyle w:val="Compact"/>
+              <w:jc w:val="right"/>
+            </w:pPr>
+            <w:r>
+              <w:t xml:space="preserve">28</w:t>
+            </w:r>
+          </w:p>
+        </w:tc>
+        <w:tc>
+          <w:p>
+            <w:pPr>
+              <w:pStyle w:val="Compact"/>
+              <w:jc w:val="right"/>
+            </w:pPr>
+            <w:r>
+              <w:t xml:space="preserve">47.733</w:t>
+            </w:r>
+          </w:p>
+        </w:tc>
+        <w:tc>
+          <w:p>
+            <w:pPr>
+              <w:pStyle w:val="Compact"/>
+              <w:jc w:val="right"/>
+            </w:pPr>
+            <w:r>
+              <w:t xml:space="preserve">18.917</w:t>
+            </w:r>
+          </w:p>
+        </w:tc>
+      </w:tr>
+      <w:tr>
+        <w:tc>
+          <w:p>
+            <w:pPr>
+              <w:pStyle w:val="Compact"/>
+              <w:jc w:val="left"/>
+            </w:pPr>
+            <w:r>
+              <w:t xml:space="preserve">Gotland_Sweden</w:t>
+            </w:r>
+          </w:p>
+        </w:tc>
+        <w:tc>
+          <w:p>
+            <w:pPr>
+              <w:pStyle w:val="Compact"/>
+              <w:jc w:val="left"/>
+            </w:pPr>
+            <w:r>
+              <w:t xml:space="preserve">Sweden</w:t>
+            </w:r>
+          </w:p>
+        </w:tc>
+        <w:tc>
+          <w:p>
+            <w:pPr>
+              <w:pStyle w:val="Compact"/>
+              <w:jc w:val="right"/>
+            </w:pPr>
+            <w:r>
+              <w:t xml:space="preserve">32</w:t>
+            </w:r>
+          </w:p>
+        </w:tc>
+        <w:tc>
+          <w:p>
+            <w:pPr>
+              <w:pStyle w:val="Compact"/>
+              <w:jc w:val="right"/>
+            </w:pPr>
+            <w:r>
+              <w:t xml:space="preserve">57.504</w:t>
+            </w:r>
+          </w:p>
+        </w:tc>
+        <w:tc>
+          <w:p>
+            <w:pPr>
+              <w:pStyle w:val="Compact"/>
+              <w:jc w:val="right"/>
+            </w:pPr>
+            <w:r>
+              <w:t xml:space="preserve">18.466</w:t>
+            </w:r>
+          </w:p>
+        </w:tc>
+      </w:tr>
+      <w:tr>
+        <w:tc>
+          <w:p>
+            <w:pPr>
+              <w:pStyle w:val="Compact"/>
+              <w:jc w:val="left"/>
+            </w:pPr>
+            <w:r>
+              <w:t xml:space="preserve">Harjavalta_Finland</w:t>
+            </w:r>
+          </w:p>
+        </w:tc>
+        <w:tc>
+          <w:p>
+            <w:pPr>
+              <w:pStyle w:val="Compact"/>
+              <w:jc w:val="left"/>
+            </w:pPr>
+            <w:r>
+              <w:t xml:space="preserve">Finland</w:t>
+            </w:r>
+          </w:p>
+        </w:tc>
+        <w:tc>
+          <w:p>
+            <w:pPr>
+              <w:pStyle w:val="Compact"/>
+              <w:jc w:val="right"/>
+            </w:pPr>
+            <w:r>
+              <w:t xml:space="preserve">44</w:t>
+            </w:r>
+          </w:p>
+        </w:tc>
+        <w:tc>
+          <w:p>
+            <w:pPr>
+              <w:pStyle w:val="Compact"/>
+              <w:jc w:val="right"/>
+            </w:pPr>
+            <w:r>
+              <w:t xml:space="preserve">61.314</w:t>
+            </w:r>
+          </w:p>
+        </w:tc>
+        <w:tc>
+          <w:p>
+            <w:pPr>
+              <w:pStyle w:val="Compact"/>
+              <w:jc w:val="right"/>
+            </w:pPr>
+            <w:r>
+              <w:t xml:space="preserve">22.139</w:t>
+            </w:r>
+          </w:p>
+        </w:tc>
+      </w:tr>
+      <w:tr>
+        <w:tc>
+          <w:p>
+            <w:pPr>
+              <w:pStyle w:val="Compact"/>
+              <w:jc w:val="left"/>
+            </w:pPr>
+            <w:r>
+              <w:t xml:space="preserve">Oulu_Finland</w:t>
+            </w:r>
+          </w:p>
+        </w:tc>
+        <w:tc>
+          <w:p>
+            <w:pPr>
+              <w:pStyle w:val="Compact"/>
+              <w:jc w:val="left"/>
+            </w:pPr>
+            <w:r>
+              <w:t xml:space="preserve">Finland</w:t>
+            </w:r>
+          </w:p>
+        </w:tc>
+        <w:tc>
+          <w:p>
+            <w:pPr>
+              <w:pStyle w:val="Compact"/>
+              <w:jc w:val="right"/>
+            </w:pPr>
+            <w:r>
+              <w:t xml:space="preserve">29</w:t>
+            </w:r>
+          </w:p>
+        </w:tc>
+        <w:tc>
+          <w:p>
+            <w:pPr>
+              <w:pStyle w:val="Compact"/>
+              <w:jc w:val="right"/>
+            </w:pPr>
+            <w:r>
+              <w:t xml:space="preserve">65.013</w:t>
+            </w:r>
+          </w:p>
+        </w:tc>
+        <w:tc>
+          <w:p>
+            <w:pPr>
+              <w:pStyle w:val="Compact"/>
+              <w:jc w:val="right"/>
+            </w:pPr>
+            <w:r>
+              <w:t xml:space="preserve">25.468</w:t>
+            </w:r>
+          </w:p>
+        </w:tc>
+      </w:tr>
+      <w:tr>
+        <w:tc>
+          <w:p>
+            <w:pPr>
+              <w:pStyle w:val="Compact"/>
+              <w:jc w:val="left"/>
+            </w:pPr>
+            <w:r>
+              <w:t xml:space="preserve">Tartu_Estonia</w:t>
+            </w:r>
+          </w:p>
+        </w:tc>
+        <w:tc>
+          <w:p>
+            <w:pPr>
+              <w:pStyle w:val="Compact"/>
+              <w:jc w:val="left"/>
+            </w:pPr>
+            <w:r>
+              <w:t xml:space="preserve">Estonia</w:t>
+            </w:r>
+          </w:p>
+        </w:tc>
+        <w:tc>
+          <w:p>
+            <w:pPr>
+              <w:pStyle w:val="Compact"/>
+              <w:jc w:val="right"/>
+            </w:pPr>
+            <w:r>
+              <w:t xml:space="preserve">32</w:t>
+            </w:r>
+          </w:p>
+        </w:tc>
+        <w:tc>
+          <w:p>
+            <w:pPr>
+              <w:pStyle w:val="Compact"/>
+              <w:jc w:val="right"/>
+            </w:pPr>
+            <w:r>
+              <w:t xml:space="preserve">58.375</w:t>
+            </w:r>
+          </w:p>
+        </w:tc>
+        <w:tc>
+          <w:p>
+            <w:pPr>
+              <w:pStyle w:val="Compact"/>
+              <w:jc w:val="right"/>
+            </w:pPr>
+            <w:r>
+              <w:t xml:space="preserve">26.739</w:t>
+            </w:r>
+          </w:p>
+        </w:tc>
+      </w:tr>
+      <w:tr>
+        <w:tc>
+          <w:p>
+            <w:pPr>
+              <w:pStyle w:val="Compact"/>
+              <w:jc w:val="left"/>
+            </w:pPr>
+            <w:r>
+              <w:t xml:space="preserve">Crete</w:t>
+            </w:r>
+          </w:p>
+        </w:tc>
+        <w:tc>
+          <w:p>
+            <w:pPr>
+              <w:pStyle w:val="Compact"/>
+              <w:jc w:val="left"/>
+            </w:pPr>
+            <w:r>
+              <w:t xml:space="preserve">Crete</w:t>
+            </w:r>
+          </w:p>
+        </w:tc>
+        <w:tc>
+          <w:p>
+            <w:pPr>
+              <w:pStyle w:val="Compact"/>
+              <w:jc w:val="right"/>
+            </w:pPr>
+            <w:r>
+              <w:t xml:space="preserve">4</w:t>
+            </w:r>
+          </w:p>
+        </w:tc>
+        <w:tc>
+          <w:p>
+            <w:pPr>
+              <w:pStyle w:val="Compact"/>
+              <w:jc w:val="right"/>
+            </w:pPr>
+            <w:r>
+              <w:t xml:space="preserve">35.183</w:t>
+            </w:r>
+          </w:p>
+        </w:tc>
+        <w:tc>
+          <w:p>
+            <w:pPr>
+              <w:pStyle w:val="Compact"/>
+              <w:jc w:val="right"/>
+            </w:pPr>
+            <w:r>
+              <w:t xml:space="preserve">24.960</w:t>
+            </w:r>
+          </w:p>
+        </w:tc>
+      </w:tr>
+      <w:tr>
+        <w:tc>
+          <w:p>
+            <w:pPr>
+              <w:pStyle w:val="Compact"/>
+              <w:jc w:val="left"/>
+            </w:pPr>
+            <w:r>
+              <w:t xml:space="preserve">Bulgaria</w:t>
+            </w:r>
+          </w:p>
+        </w:tc>
+        <w:tc>
+          <w:p>
+            <w:pPr>
+              <w:pStyle w:val="Compact"/>
+              <w:jc w:val="left"/>
+            </w:pPr>
+            <w:r>
+              <w:t xml:space="preserve">Balkans</w:t>
+            </w:r>
+          </w:p>
+        </w:tc>
+        <w:tc>
+          <w:p>
+            <w:pPr>
+              <w:pStyle w:val="Compact"/>
+              <w:jc w:val="right"/>
+            </w:pPr>
+            <w:r>
+              <w:t xml:space="preserve">3</w:t>
+            </w:r>
+          </w:p>
+        </w:tc>
+        <w:tc>
+          <w:p>
+            <w:pPr>
+              <w:pStyle w:val="Compact"/>
+              <w:jc w:val="right"/>
+            </w:pPr>
+            <w:r>
+              <w:t xml:space="preserve">42.852</w:t>
+            </w:r>
+          </w:p>
+        </w:tc>
+        <w:tc>
+          <w:p>
+            <w:pPr>
+              <w:pStyle w:val="Compact"/>
+              <w:jc w:val="right"/>
+            </w:pPr>
+            <w:r>
+              <w:t xml:space="preserve">24.986</w:t>
+            </w:r>
+          </w:p>
+        </w:tc>
+      </w:tr>
+      <w:tr>
+        <w:tc>
+          <w:p>
+            <w:pPr>
+              <w:pStyle w:val="Compact"/>
+              <w:jc w:val="left"/>
+            </w:pPr>
+            <w:r>
+              <w:t xml:space="preserve">Romania</w:t>
+            </w:r>
+          </w:p>
+        </w:tc>
+        <w:tc>
+          <w:p>
+            <w:pPr>
+              <w:pStyle w:val="Compact"/>
+              <w:jc w:val="left"/>
+            </w:pPr>
+            <w:r>
+              <w:t xml:space="preserve">Balkans</w:t>
+            </w:r>
+          </w:p>
+        </w:tc>
+        <w:tc>
+          <w:p>
+            <w:pPr>
+              <w:pStyle w:val="Compact"/>
+              <w:jc w:val="right"/>
+            </w:pPr>
+            <w:r>
+              <w:t xml:space="preserve">7</w:t>
+            </w:r>
+          </w:p>
+        </w:tc>
+        <w:tc>
+          <w:p>
+            <w:pPr>
+              <w:pStyle w:val="Compact"/>
+              <w:jc w:val="right"/>
+            </w:pPr>
+            <w:r>
+              <w:t xml:space="preserve">46.497</w:t>
+            </w:r>
+          </w:p>
+        </w:tc>
+        <w:tc>
+          <w:p>
+            <w:pPr>
+              <w:pStyle w:val="Compact"/>
+              <w:jc w:val="right"/>
+            </w:pPr>
+            <w:r>
+              <w:t xml:space="preserve">24.582</w:t>
+            </w:r>
+          </w:p>
+        </w:tc>
+      </w:tr>
+      <w:tr>
+        <w:tc>
+          <w:p>
+            <w:pPr>
+              <w:pStyle w:val="Compact"/>
+              <w:jc w:val="left"/>
+            </w:pPr>
+            <w:r>
+              <w:t xml:space="preserve">Turkey</w:t>
+            </w:r>
+          </w:p>
+        </w:tc>
+        <w:tc>
+          <w:p>
+            <w:pPr>
+              <w:pStyle w:val="Compact"/>
+              <w:jc w:val="left"/>
+            </w:pPr>
+            <w:r>
+              <w:t xml:space="preserve">Turkey</w:t>
+            </w:r>
+          </w:p>
+        </w:tc>
+        <w:tc>
+          <w:p>
+            <w:pPr>
+              <w:pStyle w:val="Compact"/>
+              <w:jc w:val="right"/>
+            </w:pPr>
+            <w:r>
+              <w:t xml:space="preserve">11</w:t>
+            </w:r>
+          </w:p>
+        </w:tc>
+        <w:tc>
+          <w:p>
+            <w:pPr>
+              <w:pStyle w:val="Compact"/>
+              <w:jc w:val="right"/>
+            </w:pPr>
+            <w:r>
+              <w:t xml:space="preserve">39.464</w:t>
+            </w:r>
+          </w:p>
+        </w:tc>
+        <w:tc>
+          <w:p>
+            <w:pPr>
+              <w:pStyle w:val="Compact"/>
+              <w:jc w:val="right"/>
+            </w:pPr>
+            <w:r>
+              <w:t xml:space="preserve">34.797</w:t>
+            </w:r>
+          </w:p>
+        </w:tc>
+      </w:tr>
+      <w:tr>
+        <w:tc>
+          <w:p>
+            <w:pPr>
+              <w:pStyle w:val="Compact"/>
+              <w:jc w:val="left"/>
+            </w:pPr>
+            <w:r>
+              <w:t xml:space="preserve">Zvenigorod_Russia</w:t>
+            </w:r>
+          </w:p>
+        </w:tc>
+        <w:tc>
+          <w:p>
+            <w:pPr>
+              <w:pStyle w:val="Compact"/>
+              <w:jc w:val="left"/>
+            </w:pPr>
+            <w:r>
+              <w:t xml:space="preserve">Russia</w:t>
+            </w:r>
+          </w:p>
+        </w:tc>
+        <w:tc>
+          <w:p>
+            <w:pPr>
+              <w:pStyle w:val="Compact"/>
+              <w:jc w:val="right"/>
+            </w:pPr>
+            <w:r>
+              <w:t xml:space="preserve">17</w:t>
+            </w:r>
+          </w:p>
+        </w:tc>
+        <w:tc>
+          <w:p>
+            <w:pPr>
+              <w:pStyle w:val="Compact"/>
+              <w:jc w:val="right"/>
+            </w:pPr>
+            <w:r>
+              <w:t xml:space="preserve">55.738</w:t>
+            </w:r>
+          </w:p>
+        </w:tc>
+        <w:tc>
+          <w:p>
+            <w:pPr>
+              <w:pStyle w:val="Compact"/>
+              <w:jc w:val="right"/>
+            </w:pPr>
+            <w:r>
+              <w:t xml:space="preserve">36.857</w:t>
+            </w:r>
+          </w:p>
+        </w:tc>
+      </w:tr>
+      <w:tr>
+        <w:tc>
+          <w:p>
+            <w:pPr>
+              <w:pStyle w:val="Compact"/>
+              <w:jc w:val="left"/>
+            </w:pPr>
+          </w:p>
+        </w:tc>
+        <w:tc>
+          <w:p>
+            <w:pStyle w:val="Compact"/>
+          </w:p>
+        </w:tc>
+        <w:tc>
+          <w:p>
+            <w:pStyle w:val="Compact"/>
+          </w:p>
+        </w:tc>
+        <w:tc>
+          <w:p>
+            <w:pStyle w:val="Compact"/>
+          </w:p>
+        </w:tc>
+        <w:tc>
+          <w:p>
+            <w:pStyle w:val="Compact"/>
+          </w:p>
+        </w:tc>
+      </w:tr>
+    </w:tbl>
+    <w:p>
+      <w:pPr>
+        <w:pStyle w:val="Heading2"/>
+      </w:pPr>
+      <w:bookmarkStart w:id="32" w:name="figure-legends"/>
+      <w:bookmarkEnd w:id="32"/>
+      <w:r>
+        <w:t xml:space="preserve">Figure legends</w:t>
+      </w:r>
+    </w:p>
+    <w:p>
+      <w:pPr>
+        <w:pStyle w:val="FirstParagraph"/>
+      </w:pPr>
+      <w:r>
+        <w:rPr>
+          <w:b/>
+        </w:rPr>
+        <w:t xml:space="preserve">Figure 1</w:t>
+      </w:r>
+      <w:r>
+        <w:t xml:space="preserve"> </w:t>
+      </w:r>
+      <w:r>
+        <w:t xml:space="preserve">Sampling locations, heterozygosity</w:t>
+      </w:r>
+    </w:p>
+    <w:p>
+      <w:pPr>
+        <w:pStyle w:val="BodyText"/>
+      </w:pPr>
+      <w:r>
+        <w:rPr>
+          <w:b/>
+        </w:rPr>
+        <w:t xml:space="preserve">Figure 2</w:t>
+      </w:r>
+      <w:r>
+        <w:t xml:space="preserve"> </w:t>
+      </w:r>
+      <w:r>
+        <w:t xml:space="preserve">Population structure in European Great tit populations.</w:t>
       </w:r>
       <w:r>
         <w:t xml:space="preserve"> </w:t>
@@ -859,7 +2688,33 @@
         <w:t xml:space="preserve"> </w:t>
       </w:r>
       <w:r>
-        <w:t xml:space="preserve">and</w:t>
+        <w:t xml:space="preserve">Pairwise</w:t>
+      </w:r>
+      <w:r>
+        <w:t xml:space="preserve"> </w:t>
+      </w:r>
+      <m:oMath>
+        <m:sSub>
+          <m:e>
+            <m:r>
+              <m:t>F</m:t>
+            </m:r>
+          </m:e>
+          <m:sub>
+            <m:r>
+              <m:t>S</m:t>
+            </m:r>
+            <m:r>
+              <m:t>T</m:t>
+            </m:r>
+          </m:sub>
+        </m:sSub>
+      </m:oMath>
+      <w:r>
+        <w:t xml:space="preserve"> </w:t>
+      </w:r>
+      <w:r>
+        <w:t xml:space="preserve">between all European populations in relation to pairwise geographic distance;</w:t>
       </w:r>
       <w:r>
         <w:t xml:space="preserve"> </w:t>
@@ -874,10 +2729,92 @@
         <w:t xml:space="preserve"> </w:t>
       </w:r>
       <w:r>
+        <w:t xml:space="preserve">pairwise</w:t>
+      </w:r>
+      <w:r>
+        <w:t xml:space="preserve"> </w:t>
+      </w:r>
+      <m:oMath>
+        <m:sSub>
+          <m:e>
+            <m:r>
+              <m:t>F</m:t>
+            </m:r>
+          </m:e>
+          <m:sub>
+            <m:r>
+              <m:t>S</m:t>
+            </m:r>
+            <m:r>
+              <m:t>T</m:t>
+            </m:r>
+          </m:sub>
+        </m:sSub>
+      </m:oMath>
+      <w:r>
+        <w:t xml:space="preserve"> </w:t>
+      </w:r>
+      <w:r>
+        <w:t xml:space="preserve">between a proposed refugial population in Turkey and all other populations, in relation to geographic distance from the refugia. Blue points in</w:t>
+      </w:r>
+      <w:r>
+        <w:t xml:space="preserve"> </w:t>
+      </w:r>
+      <w:r>
+        <w:rPr>
+          <w:b/>
+        </w:rPr>
+        <w:t xml:space="preserve">A</w:t>
+      </w:r>
+      <w:r>
+        <w:t xml:space="preserve"> </w:t>
+      </w:r>
+      <w:r>
+        <w:t xml:space="preserve">and</w:t>
+      </w:r>
+      <w:r>
+        <w:t xml:space="preserve"> </w:t>
+      </w:r>
+      <w:r>
+        <w:rPr>
+          <w:b/>
+        </w:rPr>
+        <w:t xml:space="preserve">B</w:t>
+      </w:r>
+      <w:r>
+        <w:t xml:space="preserve"> </w:t>
+      </w:r>
+      <w:r>
         <w:t xml:space="preserve">are comparisons involving the island populations of Corsica, Sardinia and Crete, while grey points represent all other comparisons.</w:t>
       </w:r>
       <w:r>
         <w:t xml:space="preserve"> </w:t>
+      </w:r>
+      <w:r>
+        <w:rPr>
+          <w:b/>
+        </w:rPr>
+        <w:t xml:space="preserve">C,D</w:t>
+      </w:r>
+      <w:r>
+        <w:t xml:space="preserve"> </w:t>
+      </w:r>
+      <w:r>
+        <w:t xml:space="preserve">Output from admixture analysis at</w:t>
+      </w:r>
+      <w:r>
+        <w:t xml:space="preserve"> </w:t>
+      </w:r>
+      <m:oMath>
+        <m:r>
+          <m:t>K</m:t>
+        </m:r>
+      </m:oMath>
+      <w:r>
+        <w:t xml:space="preserve"> </w:t>
+      </w:r>
+      <w:r>
+        <w:t xml:space="preserve">= 3, (</w:t>
       </w:r>
       <w:r>
         <w:rPr>
@@ -886,25 +2823,30 @@
         <w:t xml:space="preserve">C</w:t>
       </w:r>
       <w:r>
-        <w:t xml:space="preserve"> </w:t>
-      </w:r>
-      <w:r>
-        <w:t xml:space="preserve">Output from admixture analysis at</w:t>
-      </w:r>
-      <w:r>
-        <w:t xml:space="preserve"> </w:t>
+        <w:t xml:space="preserve">) and</w:t>
+      </w:r>
+      <w:r>
+        <w:t xml:space="preserve"> </w:t>
+      </w:r>
+      <m:oMath>
+        <m:r>
+          <m:t>K</m:t>
+        </m:r>
+      </m:oMath>
+      <w:r>
+        <w:t xml:space="preserve"> </w:t>
+      </w:r>
+      <w:r>
+        <w:t xml:space="preserve">= 8 (</w:t>
       </w:r>
       <w:r>
         <w:rPr>
-          <w:i/>
+          <w:b/>
         </w:rPr>
-        <w:t xml:space="preserve">K</w:t>
-      </w:r>
-      <w:r>
-        <w:t xml:space="preserve"> </w:t>
-      </w:r>
-      <w:r>
-        <w:t xml:space="preserve">= 6.</w:t>
+        <w:t xml:space="preserve">D</w:t>
+      </w:r>
+      <w:r>
+        <w:t xml:space="preserve">).</w:t>
       </w:r>
     </w:p>
     <w:p>
@@ -977,7 +2919,7 @@
                     </pic:cNvPicPr>
                   </pic:nvPicPr>
                   <pic:blipFill>
-                    <a:blip r:embed="rId32"/>
+                    <a:blip r:embed="rId33"/>
                     <a:stretch>
                       <a:fillRect/>
                     </a:stretch>
@@ -1040,7 +2982,7 @@
                     </pic:cNvPicPr>
                   </pic:nvPicPr>
                   <pic:blipFill>
-                    <a:blip r:embed="rId33"/>
+                    <a:blip r:embed="rId34"/>
                     <a:stretch>
                       <a:fillRect/>
                     </a:stretch>
@@ -1175,7 +3117,7 @@
     </w:lvl>
   </w:abstractNum>
   <w:abstractNum w:abstractNumId="990">
-    <w:nsid w:val="c2a5eda6"/>
+    <w:nsid w:val="97e7a97f"/>
     <w:multiLevelType w:val="multilevel"/>
     <w:lvl w:ilvl="0">
       <w:numFmt w:val="bullet"/>

--- a/Manuscript/SpurginBosse_Hapmap_MS.docx
+++ b/Manuscript/SpurginBosse_Hapmap_MS.docx
@@ -444,13 +444,46 @@
         <w:t xml:space="preserve">(Pickrell &amp; Pritchard 2012)</w:t>
       </w:r>
       <w:r>
-        <w:t xml:space="preserve">. We fitted models allowing for range of migration events (XX-YY), and used a jackknife approach to determine whether migration events significantly improved model fit</w:t>
+        <w:t xml:space="preserve">. We rooted the tree using a sample of</w:t>
+      </w:r>
+      <w:r>
+        <w:t xml:space="preserve"> </w:t>
+      </w:r>
+      <w:r>
+        <w:rPr>
+          <w:i/>
+        </w:rPr>
+        <w:t xml:space="preserve">P. minor</w:t>
+      </w:r>
+      <w:r>
+        <w:t xml:space="preserve"> </w:t>
+      </w:r>
+      <w:r>
+        <w:t xml:space="preserve">individuals (n = ) sampled from Amur, Russia. We fitted models allowing for range of migration events (0-10), and used a window size of 500 SNPs</w:t>
       </w:r>
       <w:r>
         <w:t xml:space="preserve"> </w:t>
       </w:r>
       <w:r>
         <w:t xml:space="preserve">(Pickrell &amp; Pritchard 2012)</w:t>
+      </w:r>
+      <w:r>
+        <w:t xml:space="preserve">. To assess model fit, we calculated the proportion of variance relatedness betweened populations explained by each model, using the equation 30 in Pickrell</w:t>
+      </w:r>
+      <w:r>
+        <w:t xml:space="preserve"> </w:t>
+      </w:r>
+      <w:r>
+        <w:rPr>
+          <w:i/>
+        </w:rPr>
+        <w:t xml:space="preserve">et al.</w:t>
+      </w:r>
+      <w:r>
+        <w:t xml:space="preserve"> </w:t>
+      </w:r>
+      <w:r>
+        <w:t xml:space="preserve">(2012)</w:t>
       </w:r>
       <w:r>
         <w:t xml:space="preserve">.</w:t>
@@ -480,6 +513,16 @@
       <w:bookmarkEnd w:id="28"/>
       <w:r>
         <w:t xml:space="preserve">Results</w:t>
+      </w:r>
+    </w:p>
+    <w:p>
+      <w:pPr>
+        <w:pStyle w:val="Heading4"/>
+      </w:pPr>
+      <w:bookmarkStart w:id="29" w:name="genetic-diversity-and-population-history"/>
+      <w:bookmarkEnd w:id="29"/>
+      <w:r>
+        <w:t xml:space="preserve">Genetic diversity and population history</w:t>
       </w:r>
     </w:p>
     <w:p>
@@ -547,7 +590,7 @@
         <w:t xml:space="preserve"> </w:t>
       </w:r>
       <w:r>
-        <w:t xml:space="preserve">was still not related to related to geographic distance (r = 0.14, p = 0.19). We then examined genetic structure in relation to distance from potential refugial populations (only including mainland populations), and found that</w:t>
+        <w:t xml:space="preserve">was still not related to related to geographic distance (r = 0.14, p = 0.15). We then examined genetic structure in relation to distance from potential refugial populations (only including mainland populations), and found that</w:t>
       </w:r>
       <w:r>
         <w:t xml:space="preserve"> </w:t>
@@ -670,7 +713,7 @@
         <w:t xml:space="preserve"> </w:t>
       </w:r>
       <w:r>
-        <w:t xml:space="preserve">= 7 ) and England (</w:t>
+        <w:t xml:space="preserve">= 7) and England (</w:t>
       </w:r>
       <m:oMath>
         <m:r>
@@ -717,15 +760,22 @@
         <w:pStyle w:val="BodyText"/>
       </w:pPr>
       <w:r>
-        <w:t xml:space="preserve">Maximum likelihood analyses implemented in Treemix showed that...</w:t>
-      </w:r>
+        <w:t xml:space="preserve">Maximum likelihood analyses implemented in Treemix showed that a model with no migration explained 97.8% of variance in relatedness between populations; increasing the number of migration events substantially improved the percentage of relatedness explained, up to 99.7% when 10 migration events were fitted (Fig. S4). The maximum likelihood tree with 10 migration events (Fig. 3) is generally characterised by short branch lengths, with the exception of the island populations of Sardinia and Crete. Populations in Vlieland, Spain, Corsica and the UK were also placed on longer terminal branches. Branches were generally too shallow be able to identify discrete population groupings, with the exepction of one grouping of populations in the Balkans, Turkey, Sardinia and Crete, and a second group consisting of England and Scotland (Fig. 3). Migration events were widespread across the population tree, with little evidence that individual populations have acted as notable sources or sinks for migration events.</w:t>
+      </w:r>
+    </w:p>
+    <w:p>
+      <w:pPr>
+        <w:pStyle w:val="Heading4"/>
+      </w:pPr>
+      <w:bookmarkStart w:id="30" w:name="section"/>
+      <w:bookmarkEnd w:id="30"/>
     </w:p>
     <w:p>
       <w:pPr>
         <w:pStyle w:val="Heading2"/>
       </w:pPr>
-      <w:bookmarkStart w:id="29" w:name="discussion"/>
-      <w:bookmarkEnd w:id="29"/>
+      <w:bookmarkStart w:id="31" w:name="discussion"/>
+      <w:bookmarkEnd w:id="31"/>
       <w:r>
         <w:t xml:space="preserve">Discussion</w:t>
       </w:r>
@@ -734,8 +784,8 @@
       <w:pPr>
         <w:pStyle w:val="Heading2"/>
       </w:pPr>
-      <w:bookmarkStart w:id="30" w:name="references"/>
-      <w:bookmarkEnd w:id="30"/>
+      <w:bookmarkStart w:id="32" w:name="references"/>
+      <w:bookmarkEnd w:id="32"/>
       <w:r>
         <w:t xml:space="preserve">References</w:t>
       </w:r>
@@ -885,8 +935,8 @@
       <w:pPr>
         <w:pStyle w:val="Heading2"/>
       </w:pPr>
-      <w:bookmarkStart w:id="31" w:name="tables-and-figures"/>
-      <w:bookmarkEnd w:id="31"/>
+      <w:bookmarkStart w:id="33" w:name="tables-and-figures"/>
+      <w:bookmarkEnd w:id="33"/>
       <w:r>
         <w:t xml:space="preserve">Tables and Figures</w:t>
       </w:r>
@@ -2636,8 +2686,8 @@
       <w:pPr>
         <w:pStyle w:val="Heading2"/>
       </w:pPr>
-      <w:bookmarkStart w:id="32" w:name="figure-legends"/>
-      <w:bookmarkEnd w:id="32"/>
+      <w:bookmarkStart w:id="34" w:name="figure-legends"/>
+      <w:bookmarkEnd w:id="34"/>
       <w:r>
         <w:t xml:space="preserve">Figure legends</w:t>
       </w:r>
@@ -2863,24 +2913,7 @@
         <w:t xml:space="preserve"> </w:t>
       </w:r>
       <w:r>
-        <w:t xml:space="preserve">Manhattan plots</w:t>
-      </w:r>
-    </w:p>
-    <w:p>
-      <w:pPr>
-        <w:pStyle w:val="BodyText"/>
-      </w:pPr>
-      <w:r>
-        <w:rPr>
-          <w:b/>
-        </w:rPr>
-        <w:t xml:space="preserve">Figure 4</w:t>
-      </w:r>
-      <w:r>
-        <w:t xml:space="preserve"> </w:t>
-      </w:r>
-      <w:r>
-        <w:t xml:space="preserve">Bayenv analyses</w:t>
+        <w:t xml:space="preserve">Maximum likelihood tree inferred by Treemix, allowing ten migration events. Migrations events (arrows) are coloured according to their weight (red = higher migration), and horizontal branch lengths are proportional to the amount of genetic drift that has occurred along the branch.</w:t>
       </w:r>
     </w:p>
     <w:p>
@@ -2919,7 +2952,7 @@
                     </pic:cNvPicPr>
                   </pic:nvPicPr>
                   <pic:blipFill>
-                    <a:blip r:embed="rId33"/>
+                    <a:blip r:embed="rId35"/>
                     <a:stretch>
                       <a:fillRect/>
                     </a:stretch>
@@ -2982,7 +3015,7 @@
                     </pic:cNvPicPr>
                   </pic:nvPicPr>
                   <pic:blipFill>
-                    <a:blip r:embed="rId34"/>
+                    <a:blip r:embed="rId36"/>
                     <a:stretch>
                       <a:fillRect/>
                     </a:stretch>
@@ -3009,6 +3042,64 @@
         </w:drawing>
       </w:r>
     </w:p>
+    <w:p>
+      <w:pPr>
+        <w:pStyle w:val="BodyText"/>
+      </w:pPr>
+      <w:r>
+        <w:rPr>
+          <w:b/>
+        </w:rPr>
+        <w:t xml:space="preserve">Figure 3</w:t>
+      </w:r>
+    </w:p>
+    <w:p>
+      <w:pPr>
+        <w:pStyle w:val="BodyText"/>
+      </w:pPr>
+      <w:r>
+        <w:drawing>
+          <wp:inline>
+            <wp:extent cx="5334000" cy="5334000"/>
+            <wp:effectExtent b="0" l="0" r="0" t="0"/>
+            <wp:docPr descr="" id="1" name="Picture"/>
+            <a:graphic>
+              <a:graphicData uri="http://schemas.openxmlformats.org/drawingml/2006/picture">
+                <pic:pic>
+                  <pic:nvPicPr>
+                    <pic:cNvPr descr="SpurginBosse_Hapmap_MS_files/figure-docx/Figure%203-1.png" id="0" name="Picture"/>
+                    <pic:cNvPicPr>
+                      <a:picLocks noChangeArrowheads="1" noChangeAspect="1"/>
+                    </pic:cNvPicPr>
+                  </pic:nvPicPr>
+                  <pic:blipFill>
+                    <a:blip r:embed="rId37"/>
+                    <a:stretch>
+                      <a:fillRect/>
+                    </a:stretch>
+                  </pic:blipFill>
+                  <pic:spPr bwMode="auto">
+                    <a:xfrm>
+                      <a:off x="0" y="0"/>
+                      <a:ext cx="5334000" cy="5334000"/>
+                    </a:xfrm>
+                    <a:prstGeom prst="rect">
+                      <a:avLst/>
+                    </a:prstGeom>
+                    <a:noFill/>
+                    <a:ln w="9525">
+                      <a:noFill/>
+                      <a:headEnd/>
+                      <a:tailEnd/>
+                    </a:ln>
+                  </pic:spPr>
+                </pic:pic>
+              </a:graphicData>
+            </a:graphic>
+          </wp:inline>
+        </w:drawing>
+      </w:r>
+    </w:p>
     <w:sectPr/>
   </w:body>
 </w:document>
@@ -3117,7 +3208,7 @@
     </w:lvl>
   </w:abstractNum>
   <w:abstractNum w:abstractNumId="990">
-    <w:nsid w:val="97e7a97f"/>
+    <w:nsid w:val="98e59f54"/>
     <w:multiLevelType w:val="multilevel"/>
     <w:lvl w:ilvl="0">
       <w:numFmt w:val="bullet"/>

--- a/Manuscript/SpurginBosse_Hapmap_MS.docx
+++ b/Manuscript/SpurginBosse_Hapmap_MS.docx
@@ -231,10 +231,10 @@
       <w:pPr>
         <w:pStyle w:val="Heading4"/>
       </w:pPr>
-      <w:bookmarkStart w:id="27" w:name="analysis"/>
+      <w:bookmarkStart w:id="27" w:name="analyses"/>
       <w:bookmarkEnd w:id="27"/>
       <w:r>
-        <w:t xml:space="preserve">Analysis</w:t>
+        <w:t xml:space="preserve">Analyses</w:t>
       </w:r>
     </w:p>
     <w:p>
@@ -538,7 +538,7 @@
         <w:pStyle w:val="BodyText"/>
       </w:pPr>
       <w:r>
-        <w:t xml:space="preserve">Considering all European great tit populations, there was no significant pattern of isolation-by-distance (Mantel test; r = 0.14, p = 0.15). Instead, the highest levels of</w:t>
+        <w:t xml:space="preserve">Considering all European great tit populations, there was no significant pattern of isolation-by-distance (Mantel test; r = 0.14, p = 0.18). Instead, the highest levels of</w:t>
       </w:r>
       <w:r>
         <w:t xml:space="preserve"> </w:t>
@@ -590,7 +590,7 @@
         <w:t xml:space="preserve"> </w:t>
       </w:r>
       <w:r>
-        <w:t xml:space="preserve">was still not related to related to geographic distance (r = 0.14, p = 0.15). We then examined genetic structure in relation to distance from potential refugial populations (only including mainland populations), and found that</w:t>
+        <w:t xml:space="preserve">was still not related to related to geographic distance (r = 0.14, p = 0.16). We then examined genetic structure in relation to distance from potential refugial populations (only including mainland populations), and found that</w:t>
       </w:r>
       <w:r>
         <w:t xml:space="preserve"> </w:t>
@@ -767,8 +767,11 @@
       <w:pPr>
         <w:pStyle w:val="Heading4"/>
       </w:pPr>
-      <w:bookmarkStart w:id="30" w:name="section"/>
+      <w:bookmarkStart w:id="30" w:name="genomic-landscapes-of-differentiation"/>
       <w:bookmarkEnd w:id="30"/>
+      <w:r>
+        <w:t xml:space="preserve">Genomic landscapes of differentiation</w:t>
+      </w:r>
     </w:p>
     <w:p>
       <w:pPr>
@@ -3208,7 +3211,7 @@
     </w:lvl>
   </w:abstractNum>
   <w:abstractNum w:abstractNumId="990">
-    <w:nsid w:val="98e59f54"/>
+    <w:nsid w:val="7fd6b7c9"/>
     <w:multiLevelType w:val="multilevel"/>
     <w:lvl w:ilvl="0">
       <w:numFmt w:val="bullet"/>

--- a/Manuscript/SpurginBosse_Hapmap_MS.docx
+++ b/Manuscript/SpurginBosse_Hapmap_MS.docx
@@ -224,7 +224,7 @@
         <w:pStyle w:val="FirstParagraph"/>
       </w:pPr>
       <w:r>
-        <w:t xml:space="preserve">Samples were collected from 28 populations from 22 countries across Europe (Fig. 1A; Table 1). Birds were trapped from nest boxes, or using mist nets, and ringed with a uniquely numbered aliminium ring. Blood was taken via brachial venipuncture, and stored in either 1 ml Cell Lysis Solution (Gentra Puregene Kit, Qiagen, USA) or Queen’s buffer. All samples were genotyped using a custom-made Affymetrix® great tit 650K SNP chip at Edinburgh Genomics (Edinburgh, United Kingdom). After filtering, a total of 647 samples typed at 483888 SNPs were retained for analysis (Table 1).</w:t>
+        <w:t xml:space="preserve">Samples were collected from 28 populations from 22 countries across Europe (Fig. 1A; Table 1). Birds were trapped from nest boxes, or using mist nets, and ringed with a uniquely numbered aluminium ring. Blood was taken via brachial venipuncture, and stored in either 1 ml Cell Lysis Solution (Gentra Puregene Kit, Qiagen, USA) or Queen’s buffer. All samples were genotyped using a custom-made Affymetrix® great tit 650K SNP chip at Edinburgh Genomics (Edinburgh, United Kingdom). After filtering, a total of 647 samples typed at 483888 SNPs were retained for analysis (Table 1).</w:t>
       </w:r>
     </w:p>
     <w:p>
@@ -275,7 +275,7 @@
         <w:t xml:space="preserve">(R Development Core Team 2011)</w:t>
       </w:r>
       <w:r>
-        <w:t xml:space="preserve">. In each population, we estimated linkge disequilibrium (</w:t>
+        <w:t xml:space="preserve">. In each population, we estimated linkage disequilibrium (</w:t>
       </w:r>
       <m:oMath>
         <m:sSup>
@@ -292,7 +292,7 @@
         </m:sSup>
       </m:oMath>
       <w:r>
-        <w:t xml:space="preserve">) for each pair of markers within 50kb on the same chromosome, and compared this to physical distance between marker pairs. For a simple comparison of short-range LD among populationas, we also calculated, for each population, mean LD between all pairs of markers within 1kb. We then calculated observed heterozygosity for each SNP and population using a reduced SNP dataset, which was pruned based on linkage disequilibrium to remove all markers with</w:t>
+        <w:t xml:space="preserve">) for each pair of markers within 50kb on the same chromosome, and compared this to physical distance between marker pairs. For a simple comparison of short-range LD among populations, we also calculated, for each population, mean LD between all pairs of markers within 1kb. We then calculated observed heterozygosity for each SNP and population using a reduced SNP dataset, which was pruned based on linkage disequilibrium to remove all markers with</w:t>
       </w:r>
       <w:r>
         <w:t xml:space="preserve"> </w:t>
@@ -468,7 +468,7 @@
         <w:t xml:space="preserve">(Pickrell &amp; Pritchard 2012)</w:t>
       </w:r>
       <w:r>
-        <w:t xml:space="preserve">. To assess model fit, we calculated the proportion of variance relatedness betweened populations explained by each model, using the equation 30 in Pickrell</w:t>
+        <w:t xml:space="preserve">. To assess model fit, we calculated the proportion of variance relatedness between populations explained by each model, using the equation 30 in Pickrell</w:t>
       </w:r>
       <w:r>
         <w:t xml:space="preserve"> </w:t>
@@ -530,7 +530,7 @@
         <w:pStyle w:val="FirstParagraph"/>
       </w:pPr>
       <w:r>
-        <w:t xml:space="preserve">Sampling locations and sample sizes for each population are given in Table 1. For ease of presentation, we grouped populations into "regions" for plots and anlalyses (see Table 1 for details). Levels of genetic diversity were generally high and LD declined rapidly in all populations, but we observed substantial differences in genetic diversity among populations. Highest levels of LD were observed in the island populations of Crete (Greece), Sardinia (Italy), Corsica (France) and Vlieland (Netherlands) with lowest levels of LD in central Europe, Turkey and Spain (Fig. 1A; Fig. S1). Similarly, heterozygosity was highest in central Europe, and lowest in Crete, Sardinia and the Balkans (Fig. 1B).</w:t>
+        <w:t xml:space="preserve">Sampling locations and sample sizes for each population are given in Table 1. For ease of presentation, we grouped populations into "regions" for plots and analyses (see Table 1 for details). Levels of genetic diversity were generally high and LD declined rapidly in all populations, but we observed substantial differences in genetic diversity among populations. Highest levels of LD were observed in the island populations of Crete (Greece), Sardinia (Italy), Corsica (France) and Vlieland (Netherlands) with lowest levels of LD in central Europe, Turkey and Spain (Fig. 1A; Fig. S1). Similarly, heterozygosity was highest in central Europe, and lowest in Crete, Sardinia and the Balkans (Fig. 1B).</w:t>
       </w:r>
     </w:p>
     <w:p>
@@ -538,7 +538,7 @@
         <w:pStyle w:val="BodyText"/>
       </w:pPr>
       <w:r>
-        <w:t xml:space="preserve">Considering all European great tit populations, there was no significant pattern of isolation-by-distance (Mantel test; r = 0.14, p = 0.18). Instead, the highest levels of</w:t>
+        <w:t xml:space="preserve">Considering all European great tit populations, there was no significant pattern of isolation-by-distance (Mantel test; r = 0.14, p = 0.16). Instead, the highest levels of</w:t>
       </w:r>
       <w:r>
         <w:t xml:space="preserve"> </w:t>
@@ -590,7 +590,7 @@
         <w:t xml:space="preserve"> </w:t>
       </w:r>
       <w:r>
-        <w:t xml:space="preserve">was still not related to related to geographic distance (r = 0.14, p = 0.16). We then examined genetic structure in relation to distance from potential refugial populations (only including mainland populations), and found that</w:t>
+        <w:t xml:space="preserve">was still not related to related to geographic distance (r = 0.17, p = 0.12). We then examined genetic structure in relation to distance from potential refugial populations (only including mainland populations), and found that</w:t>
       </w:r>
       <w:r>
         <w:t xml:space="preserve"> </w:t>
@@ -616,7 +616,7 @@
         <w:t xml:space="preserve"> </w:t>
       </w:r>
       <w:r>
-        <w:t xml:space="preserve">was significantly related to distance from Turkey (r = 0.83, p &lt; 0.001; Fig. 2B), but not to distance from Spain (r = 0.07, p = 0.76), or from Italy (r = 0.13, p = 0.55).</w:t>
+        <w:t xml:space="preserve">was significantly related to distance from Turkey (r = 0.83, p &lt; 0.001; Fig. 2B), but not to distance from Spain (r = 0.08, p = 0.71), or from Italy (r = 0.14, p = 0.55).</w:t>
       </w:r>
     </w:p>
     <w:p>
@@ -638,7 +638,7 @@
         <w:t xml:space="preserve"> </w:t>
       </w:r>
       <w:r>
-        <w:t xml:space="preserve">= 2 analysis assigned individuals in Sardinia and Corsica to one genetic cluster, and the reamining populations to the second. At</w:t>
+        <w:t xml:space="preserve">= 2 analysis assigned individuals in Sardinia and Corsica to one genetic cluster, and the remaining populations to the second. At</w:t>
       </w:r>
       <w:r>
         <w:t xml:space="preserve"> </w:t>
@@ -652,7 +652,7 @@
         <w:t xml:space="preserve"> </w:t>
       </w:r>
       <w:r>
-        <w:t xml:space="preserve">= 3 (the model that best fitted the great tit data; Fig. S3), Spain was separated from the rest of mainland Europe (Fig. 2C). Increasing values of</w:t>
+        <w:t xml:space="preserve">= 3 (the model that best fitted the great tit data; Fig. S3), Spain was separated from the rest of mainland Europe. Increasing values of</w:t>
       </w:r>
       <w:r>
         <w:t xml:space="preserve"> </w:t>
@@ -738,7 +738,7 @@
         <w:t xml:space="preserve"> </w:t>
       </w:r>
       <w:r>
-        <w:t xml:space="preserve">= 8 is dsplayed in Fig. 2D; further increases in</w:t>
+        <w:t xml:space="preserve">= 8 is displayed in Fig. 2C; further increases in</w:t>
       </w:r>
       <w:r>
         <w:t xml:space="preserve"> </w:t>
@@ -760,7 +760,7 @@
         <w:pStyle w:val="BodyText"/>
       </w:pPr>
       <w:r>
-        <w:t xml:space="preserve">Maximum likelihood analyses implemented in Treemix showed that a model with no migration explained 97.8% of variance in relatedness between populations; increasing the number of migration events substantially improved the percentage of relatedness explained, up to 99.7% when 10 migration events were fitted (Fig. S4). The maximum likelihood tree with 10 migration events (Fig. 3) is generally characterised by short branch lengths, with the exception of the island populations of Sardinia and Crete. Populations in Vlieland, Spain, Corsica and the UK were also placed on longer terminal branches. Branches were generally too shallow be able to identify discrete population groupings, with the exepction of one grouping of populations in the Balkans, Turkey, Sardinia and Crete, and a second group consisting of England and Scotland (Fig. 3). Migration events were widespread across the population tree, with little evidence that individual populations have acted as notable sources or sinks for migration events.</w:t>
+        <w:t xml:space="preserve">Maximum likelihood analyses implemented in Treemix showed that a model with no migration explained 97.8% of variance in relatedness between populations; increasing the number of migration events substantially improved the percentage of relatedness explained, up to 99.7% when 10 migration events were fitted (Fig. S4). In Figure 3 we display maximum likelihood tree with 2 migration events, after which the variance in relatedness explained plateaued when more migration events were added (Fig. S4). The tree was generally characterised by short branch lengths, with the exception of the island populations of Sardinia and Crete, which were grouped with the population from mainland Italy. The Spanish and Corsican populations were also grouped together, and were populations from Turkey and the Balkans, and populations from England and Scotland (Fig. 3). The two fitted migration edges both involved Sardinia, involving migration from eastern Europe, and to Corsica (Fig. 3).</w:t>
       </w:r>
     </w:p>
     <w:p>
@@ -771,6 +771,54 @@
       <w:bookmarkEnd w:id="30"/>
       <w:r>
         <w:t xml:space="preserve">Genomic landscapes of differentiation</w:t>
+      </w:r>
+    </w:p>
+    <w:p>
+      <w:pPr>
+        <w:pStyle w:val="FirstParagraph"/>
+      </w:pPr>
+      <w:r>
+        <w:t xml:space="preserve">We first explored patterns of genomic differentiation between populations assigned by Admixture analyses (at</w:t>
+      </w:r>
+      <w:r>
+        <w:t xml:space="preserve"> </w:t>
+      </w:r>
+      <m:oMath>
+        <m:r>
+          <m:t>K</m:t>
+        </m:r>
+      </m:oMath>
+      <w:r>
+        <w:t xml:space="preserve"> </w:t>
+      </w:r>
+      <w:r>
+        <w:t xml:space="preserve">= 8), and found that</w:t>
+      </w:r>
+      <w:r>
+        <w:t xml:space="preserve"> </w:t>
+      </w:r>
+      <m:oMath>
+        <m:sSub>
+          <m:e>
+            <m:r>
+              <m:t>F</m:t>
+            </m:r>
+          </m:e>
+          <m:sub>
+            <m:r>
+              <m:t>S</m:t>
+            </m:r>
+            <m:r>
+              <m:t>T</m:t>
+            </m:r>
+          </m:sub>
+        </m:sSub>
+      </m:oMath>
+      <w:r>
+        <w:t xml:space="preserve"> </w:t>
+      </w:r>
+      <w:r>
+        <w:t xml:space="preserve">varied markedly across the genome (Fig. 4A).</w:t>
       </w:r>
     </w:p>
     <w:p>
@@ -3005,7 +3053,7 @@
       <w:r>
         <w:drawing>
           <wp:inline>
-            <wp:extent cx="5334000" cy="5334000"/>
+            <wp:extent cx="5334000" cy="8890000"/>
             <wp:effectExtent b="0" l="0" r="0" t="0"/>
             <wp:docPr descr="" id="1" name="Picture"/>
             <a:graphic>
@@ -3026,7 +3074,7 @@
                   <pic:spPr bwMode="auto">
                     <a:xfrm>
                       <a:off x="0" y="0"/>
-                      <a:ext cx="5334000" cy="5334000"/>
+                      <a:ext cx="5334000" cy="8890000"/>
                     </a:xfrm>
                     <a:prstGeom prst="rect">
                       <a:avLst/>
@@ -3103,6 +3151,62 @@
         </w:drawing>
       </w:r>
     </w:p>
+    <w:p>
+      <w:pPr>
+        <w:pStyle w:val="BodyText"/>
+      </w:pPr>
+      <w:r>
+        <w:rPr>
+          <w:b/>
+        </w:rPr>
+        <w:t xml:space="preserve">Figure 4</w:t>
+      </w:r>
+      <w:r>
+        <w:t xml:space="preserve"> </w:t>
+      </w:r>
+      <w:r>
+        <w:drawing>
+          <wp:inline>
+            <wp:extent cx="5334000" cy="4000500"/>
+            <wp:effectExtent b="0" l="0" r="0" t="0"/>
+            <wp:docPr descr="" id="1" name="Picture"/>
+            <a:graphic>
+              <a:graphicData uri="http://schemas.openxmlformats.org/drawingml/2006/picture">
+                <pic:pic>
+                  <pic:nvPicPr>
+                    <pic:cNvPr descr="SpurginBosse_Hapmap_MS_files/figure-docx/Figure%204-1.png" id="0" name="Picture"/>
+                    <pic:cNvPicPr>
+                      <a:picLocks noChangeArrowheads="1" noChangeAspect="1"/>
+                    </pic:cNvPicPr>
+                  </pic:nvPicPr>
+                  <pic:blipFill>
+                    <a:blip r:embed="rId38"/>
+                    <a:stretch>
+                      <a:fillRect/>
+                    </a:stretch>
+                  </pic:blipFill>
+                  <pic:spPr bwMode="auto">
+                    <a:xfrm>
+                      <a:off x="0" y="0"/>
+                      <a:ext cx="5334000" cy="4000500"/>
+                    </a:xfrm>
+                    <a:prstGeom prst="rect">
+                      <a:avLst/>
+                    </a:prstGeom>
+                    <a:noFill/>
+                    <a:ln w="9525">
+                      <a:noFill/>
+                      <a:headEnd/>
+                      <a:tailEnd/>
+                    </a:ln>
+                  </pic:spPr>
+                </pic:pic>
+              </a:graphicData>
+            </a:graphic>
+          </wp:inline>
+        </w:drawing>
+      </w:r>
+    </w:p>
     <w:sectPr/>
   </w:body>
 </w:document>
@@ -3211,7 +3315,7 @@
     </w:lvl>
   </w:abstractNum>
   <w:abstractNum w:abstractNumId="990">
-    <w:nsid w:val="7fd6b7c9"/>
+    <w:nsid w:val="d2878a12"/>
     <w:multiLevelType w:val="multilevel"/>
     <w:lvl w:ilvl="0">
       <w:numFmt w:val="bullet"/>

--- a/Manuscript/SpurginBosse_Hapmap_MS.docx
+++ b/Manuscript/SpurginBosse_Hapmap_MS.docx
@@ -494,51 +494,7 @@
         <w:pStyle w:val="BodyText"/>
       </w:pPr>
       <w:r>
-        <w:t xml:space="preserve">Marker-based FST</w:t>
-      </w:r>
-    </w:p>
-    <w:p>
-      <w:pPr>
-        <w:pStyle w:val="BodyText"/>
-      </w:pPr>
-      <w:r>
-        <w:t xml:space="preserve">Recombination</w:t>
-      </w:r>
-    </w:p>
-    <w:p>
-      <w:pPr>
-        <w:pStyle w:val="Heading2"/>
-      </w:pPr>
-      <w:bookmarkStart w:id="28" w:name="results"/>
-      <w:bookmarkEnd w:id="28"/>
-      <w:r>
-        <w:t xml:space="preserve">Results</w:t>
-      </w:r>
-    </w:p>
-    <w:p>
-      <w:pPr>
-        <w:pStyle w:val="Heading4"/>
-      </w:pPr>
-      <w:bookmarkStart w:id="29" w:name="genetic-diversity-and-population-history"/>
-      <w:bookmarkEnd w:id="29"/>
-      <w:r>
-        <w:t xml:space="preserve">Genetic diversity and population history</w:t>
-      </w:r>
-    </w:p>
-    <w:p>
-      <w:pPr>
-        <w:pStyle w:val="FirstParagraph"/>
-      </w:pPr>
-      <w:r>
-        <w:t xml:space="preserve">Sampling locations and sample sizes for each population are given in Table 1. For ease of presentation, we grouped populations into "regions" for plots and analyses (see Table 1 for details). Levels of genetic diversity were generally high and LD declined rapidly in all populations, but we observed substantial differences in genetic diversity among populations. Highest levels of LD were observed in the island populations of Crete (Greece), Sardinia (Italy), Corsica (France) and Vlieland (Netherlands) with lowest levels of LD in central Europe, Turkey and Spain (Fig. 1A; Fig. S1). Similarly, heterozygosity was highest in central Europe, and lowest in Crete, Sardinia and the Balkans (Fig. 1B).</w:t>
-      </w:r>
-    </w:p>
-    <w:p>
-      <w:pPr>
-        <w:pStyle w:val="BodyText"/>
-      </w:pPr>
-      <w:r>
-        <w:t xml:space="preserve">Considering all European great tit populations, there was no significant pattern of isolation-by-distance (Mantel test; r = 0.14, p = 0.16). Instead, the highest levels of</w:t>
+        <w:t xml:space="preserve">We examined the genomic landscape of differentiation across European great tit populations by calculating marker-based</w:t>
       </w:r>
       <w:r>
         <w:t xml:space="preserve"> </w:t>
@@ -564,7 +520,7 @@
         <w:t xml:space="preserve"> </w:t>
       </w:r>
       <w:r>
-        <w:t xml:space="preserve">were found in comparisons involving island the populations of Corsica, Sardinia and Crete (Fig. 2A). Considering only comparisons involving mainland populations, pairwise</w:t>
+        <w:t xml:space="preserve">in Plink. For plotting and analysis, we calculted mean</w:t>
       </w:r>
       <w:r>
         <w:t xml:space="preserve"> </w:t>
@@ -590,7 +546,285 @@
         <w:t xml:space="preserve"> </w:t>
       </w:r>
       <w:r>
-        <w:t xml:space="preserve">was still not related to related to geographic distance (r = 0.17, p = 0.12). We then examined genetic structure in relation to distance from potential refugial populations (only including mainland populations), and found that</w:t>
+        <w:t xml:space="preserve">values in 200kb bins, using custom R and python scripts. We first calculated windowed</w:t>
+      </w:r>
+      <w:r>
+        <w:t xml:space="preserve"> </w:t>
+      </w:r>
+      <m:oMath>
+        <m:sSub>
+          <m:e>
+            <m:r>
+              <m:t>F</m:t>
+            </m:r>
+          </m:e>
+          <m:sub>
+            <m:r>
+              <m:t>S</m:t>
+            </m:r>
+            <m:r>
+              <m:t>T</m:t>
+            </m:r>
+          </m:sub>
+        </m:sSub>
+      </m:oMath>
+      <w:r>
+        <w:t xml:space="preserve"> </w:t>
+      </w:r>
+      <w:r>
+        <w:t xml:space="preserve">between the most structured populations, as defined by Admixture analysis (hereafter "marginal populations"), and between populations within a panmictic cluster in central Europe (hereafter "central European populations"). We tested whether the same regions of the genome were highly structured among these different sets of populations by comaparing windowed</w:t>
+      </w:r>
+      <w:r>
+        <w:t xml:space="preserve"> </w:t>
+      </w:r>
+      <m:oMath>
+        <m:sSub>
+          <m:e>
+            <m:r>
+              <m:t>F</m:t>
+            </m:r>
+          </m:e>
+          <m:sub>
+            <m:r>
+              <m:t>S</m:t>
+            </m:r>
+            <m:r>
+              <m:t>T</m:t>
+            </m:r>
+          </m:sub>
+        </m:sSub>
+      </m:oMath>
+      <w:r>
+        <w:t xml:space="preserve"> </w:t>
+      </w:r>
+      <w:r>
+        <w:t xml:space="preserve">values, using Pearson correlations.</w:t>
+      </w:r>
+    </w:p>
+    <w:p>
+      <w:pPr>
+        <w:pStyle w:val="BodyText"/>
+      </w:pPr>
+      <w:r>
+        <w:t xml:space="preserve">Numerous studies have shown that the genomic landscape of diffentiation is related to recombination rate variation (REFS). We tested whether this was the case using a recombination map preivously developed for the great tit using a 10K SNP chip</w:t>
+      </w:r>
+      <w:r>
+        <w:t xml:space="preserve"> </w:t>
+      </w:r>
+      <w:r>
+        <w:t xml:space="preserve">(</w:t>
+      </w:r>
+      <w:r>
+        <w:rPr>
+          <w:b/>
+        </w:rPr>
+        <w:t xml:space="preserve">???</w:t>
+      </w:r>
+      <w:r>
+        <w:t xml:space="preserve">)</w:t>
+      </w:r>
+      <w:r>
+        <w:t xml:space="preserve">. We imputed recombination rates for all SNPs in our dataset based on genetic distance to markers with known recombination rates, and from this calculated mean recombination rates in 200kb non-overlapping windows. We then compared 200kb averaged recombination rates with 20kkb averaged</w:t>
+      </w:r>
+      <w:r>
+        <w:t xml:space="preserve"> </w:t>
+      </w:r>
+      <m:oMath>
+        <m:sSub>
+          <m:e>
+            <m:r>
+              <m:t>F</m:t>
+            </m:r>
+          </m:e>
+          <m:sub>
+            <m:r>
+              <m:t>S</m:t>
+            </m:r>
+            <m:r>
+              <m:t>T</m:t>
+            </m:r>
+          </m:sub>
+        </m:sSub>
+      </m:oMath>
+      <w:r>
+        <w:t xml:space="preserve"> </w:t>
+      </w:r>
+      <w:r>
+        <w:t xml:space="preserve">values, using Pearson correlations. We also specifically tested whether</w:t>
+      </w:r>
+      <w:r>
+        <w:t xml:space="preserve"> </w:t>
+      </w:r>
+      <m:oMath>
+        <m:sSub>
+          <m:e>
+            <m:r>
+              <m:t>F</m:t>
+            </m:r>
+          </m:e>
+          <m:sub>
+            <m:r>
+              <m:t>S</m:t>
+            </m:r>
+            <m:r>
+              <m:t>T</m:t>
+            </m:r>
+          </m:sub>
+        </m:sSub>
+      </m:oMath>
+      <w:r>
+        <w:t xml:space="preserve"> </w:t>
+      </w:r>
+      <w:r>
+        <w:t xml:space="preserve">outliers were more likely to occur in regions of low recombination; we defined outlier regions as 200kb bins with mean</w:t>
+      </w:r>
+      <w:r>
+        <w:t xml:space="preserve"> </w:t>
+      </w:r>
+      <m:oMath>
+        <m:sSub>
+          <m:e>
+            <m:r>
+              <m:t>F</m:t>
+            </m:r>
+          </m:e>
+          <m:sub>
+            <m:r>
+              <m:t>S</m:t>
+            </m:r>
+            <m:r>
+              <m:t>T</m:t>
+            </m:r>
+          </m:sub>
+        </m:sSub>
+      </m:oMath>
+      <w:r>
+        <w:t xml:space="preserve"> </w:t>
+      </w:r>
+      <w:r>
+        <w:t xml:space="preserve">values greater than the 95th percentile, and tested whether outlier presence/absence was related to recombination rate, using logistic regression.</w:t>
+      </w:r>
+    </w:p>
+    <w:p>
+      <w:pPr>
+        <w:pStyle w:val="BodyText"/>
+      </w:pPr>
+      <w:r>
+        <w:t xml:space="preserve">Finally, we explored how the relationship between genomic differentiation and recombination rate variation was related to geography. We calculated genome-wide differentiation in 200kb bins for all 378 population pairs, and identified</w:t>
+      </w:r>
+      <w:r>
+        <w:t xml:space="preserve"> </w:t>
+      </w:r>
+      <m:oMath>
+        <m:sSub>
+          <m:e>
+            <m:r>
+              <m:t>F</m:t>
+            </m:r>
+          </m:e>
+          <m:sub>
+            <m:r>
+              <m:t>S</m:t>
+            </m:r>
+            <m:r>
+              <m:t>T</m:t>
+            </m:r>
+          </m:sub>
+        </m:sSub>
+      </m:oMath>
+      <w:r>
+        <w:t xml:space="preserve"> </w:t>
+      </w:r>
+      <w:r>
+        <w:t xml:space="preserve">outlier regions as above. Then for every pair of populations we performed a logistic regression of outler presence/absence against recombination rate, and extracted the slope of this relationship. We tested whether variation in this slope was related to pairwise geographic distance between populations, using a Mantel test. We also tested whether this relationship was greater in pairwise comparisons involving island populations, were gene flow is assumed to be reduced, using a randomisation test.</w:t>
+      </w:r>
+    </w:p>
+    <w:p>
+      <w:pPr>
+        <w:pStyle w:val="Heading2"/>
+      </w:pPr>
+      <w:bookmarkStart w:id="28" w:name="results"/>
+      <w:bookmarkEnd w:id="28"/>
+      <w:r>
+        <w:t xml:space="preserve">Results</w:t>
+      </w:r>
+    </w:p>
+    <w:p>
+      <w:pPr>
+        <w:pStyle w:val="Heading4"/>
+      </w:pPr>
+      <w:bookmarkStart w:id="29" w:name="genetic-diversity-and-population-history"/>
+      <w:bookmarkEnd w:id="29"/>
+      <w:r>
+        <w:t xml:space="preserve">Genetic diversity and population history</w:t>
+      </w:r>
+    </w:p>
+    <w:p>
+      <w:pPr>
+        <w:pStyle w:val="FirstParagraph"/>
+      </w:pPr>
+      <w:r>
+        <w:t xml:space="preserve">Sampling locations and sample sizes for each population are given in Table 1. For ease of presentation, we grouped populations into "regions" for plots and analyses (see Table 1 for details). Levels of genetic diversity were generally high and LD declined rapidly in all populations, but we observed substantial differences in genetic diversity among populations. Highest levels of LD were observed in the island populations of Crete (Greece), Sardinia (Italy), Corsica (France) and Vlieland (Netherlands) with lowest levels of LD in central Europe, Turkey and Spain (Fig. 1A; Fig. S1). Similarly, heterozygosity was highest in central Europe, and lowest in Crete, Sardinia and the Balkans (Fig. 1B).</w:t>
+      </w:r>
+    </w:p>
+    <w:p>
+      <w:pPr>
+        <w:pStyle w:val="BodyText"/>
+      </w:pPr>
+      <w:r>
+        <w:t xml:space="preserve">Considering all European great tit populations, there was no significant pattern of isolation-by-distance (Mantel test; r = 0.14, p = 0.17). Instead, the highest levels of</w:t>
+      </w:r>
+      <w:r>
+        <w:t xml:space="preserve"> </w:t>
+      </w:r>
+      <m:oMath>
+        <m:sSub>
+          <m:e>
+            <m:r>
+              <m:t>F</m:t>
+            </m:r>
+          </m:e>
+          <m:sub>
+            <m:r>
+              <m:t>S</m:t>
+            </m:r>
+            <m:r>
+              <m:t>T</m:t>
+            </m:r>
+          </m:sub>
+        </m:sSub>
+      </m:oMath>
+      <w:r>
+        <w:t xml:space="preserve"> </w:t>
+      </w:r>
+      <w:r>
+        <w:t xml:space="preserve">were found in comparisons involving island the populations of Corsica, Sardinia and Crete (Fig. 2A). Considering only comparisons involving mainland populations, pairwise</w:t>
+      </w:r>
+      <w:r>
+        <w:t xml:space="preserve"> </w:t>
+      </w:r>
+      <m:oMath>
+        <m:sSub>
+          <m:e>
+            <m:r>
+              <m:t>F</m:t>
+            </m:r>
+          </m:e>
+          <m:sub>
+            <m:r>
+              <m:t>S</m:t>
+            </m:r>
+            <m:r>
+              <m:t>T</m:t>
+            </m:r>
+          </m:sub>
+        </m:sSub>
+      </m:oMath>
+      <w:r>
+        <w:t xml:space="preserve"> </w:t>
+      </w:r>
+      <w:r>
+        <w:t xml:space="preserve">was still not related to related to geographic distance (r = 0.17, p = 0.14). We then examined genetic structure in relation to distance from potential refugial populations (only including mainland populations), and found that</w:t>
       </w:r>
       <w:r>
         <w:t xml:space="preserve"> </w:t>
@@ -3053,7 +3287,7 @@
       <w:r>
         <w:drawing>
           <wp:inline>
-            <wp:extent cx="5334000" cy="8890000"/>
+            <wp:extent cx="5334000" cy="6667500"/>
             <wp:effectExtent b="0" l="0" r="0" t="0"/>
             <wp:docPr descr="" id="1" name="Picture"/>
             <a:graphic>
@@ -3074,7 +3308,7 @@
                   <pic:spPr bwMode="auto">
                     <a:xfrm>
                       <a:off x="0" y="0"/>
-                      <a:ext cx="5334000" cy="8890000"/>
+                      <a:ext cx="5334000" cy="6667500"/>
                     </a:xfrm>
                     <a:prstGeom prst="rect">
                       <a:avLst/>
@@ -3207,6 +3441,62 @@
         </w:drawing>
       </w:r>
     </w:p>
+    <w:p>
+      <w:pPr>
+        <w:pStyle w:val="BodyText"/>
+      </w:pPr>
+      <w:r>
+        <w:rPr>
+          <w:b/>
+        </w:rPr>
+        <w:t xml:space="preserve">Figure 5</w:t>
+      </w:r>
+      <w:r>
+        <w:t xml:space="preserve"> </w:t>
+      </w:r>
+      <w:r>
+        <w:drawing>
+          <wp:inline>
+            <wp:extent cx="5334000" cy="5334000"/>
+            <wp:effectExtent b="0" l="0" r="0" t="0"/>
+            <wp:docPr descr="" id="1" name="Picture"/>
+            <a:graphic>
+              <a:graphicData uri="http://schemas.openxmlformats.org/drawingml/2006/picture">
+                <pic:pic>
+                  <pic:nvPicPr>
+                    <pic:cNvPr descr="SpurginBosse_Hapmap_MS_files/figure-docx/Figure%205-1.png" id="0" name="Picture"/>
+                    <pic:cNvPicPr>
+                      <a:picLocks noChangeArrowheads="1" noChangeAspect="1"/>
+                    </pic:cNvPicPr>
+                  </pic:nvPicPr>
+                  <pic:blipFill>
+                    <a:blip r:embed="rId39"/>
+                    <a:stretch>
+                      <a:fillRect/>
+                    </a:stretch>
+                  </pic:blipFill>
+                  <pic:spPr bwMode="auto">
+                    <a:xfrm>
+                      <a:off x="0" y="0"/>
+                      <a:ext cx="5334000" cy="5334000"/>
+                    </a:xfrm>
+                    <a:prstGeom prst="rect">
+                      <a:avLst/>
+                    </a:prstGeom>
+                    <a:noFill/>
+                    <a:ln w="9525">
+                      <a:noFill/>
+                      <a:headEnd/>
+                      <a:tailEnd/>
+                    </a:ln>
+                  </pic:spPr>
+                </pic:pic>
+              </a:graphicData>
+            </a:graphic>
+          </wp:inline>
+        </w:drawing>
+      </w:r>
+    </w:p>
     <w:sectPr/>
   </w:body>
 </w:document>
@@ -3315,7 +3605,7 @@
     </w:lvl>
   </w:abstractNum>
   <w:abstractNum w:abstractNumId="990">
-    <w:nsid w:val="d2878a12"/>
+    <w:nsid w:val="73dc8597"/>
     <w:multiLevelType w:val="multilevel"/>
     <w:lvl w:ilvl="0">
       <w:numFmt w:val="bullet"/>

--- a/Manuscript/SpurginBosse_Hapmap_MS.docx
+++ b/Manuscript/SpurginBosse_Hapmap_MS.docx
@@ -201,6 +201,77 @@
     </w:p>
     <w:p>
       <w:pPr>
+        <w:pStyle w:val="FirstParagraph"/>
+      </w:pPr>
+      <w:r>
+        <w:t xml:space="preserve">Since the first studies of allozyme variation in humans</w:t>
+      </w:r>
+      <w:r>
+        <w:t xml:space="preserve"> </w:t>
+      </w:r>
+      <w:r>
+        <w:t xml:space="preserve">(</w:t>
+      </w:r>
+      <w:r>
+        <w:rPr>
+          <w:b/>
+        </w:rPr>
+        <w:t xml:space="preserve">???</w:t>
+      </w:r>
+      <w:r>
+        <w:t xml:space="preserve">)</w:t>
+      </w:r>
+      <w:r>
+        <w:t xml:space="preserve"> </w:t>
+      </w:r>
+      <w:r>
+        <w:t xml:space="preserve">and Drosophila</w:t>
+      </w:r>
+      <w:r>
+        <w:t xml:space="preserve"> </w:t>
+      </w:r>
+      <w:r>
+        <w:t xml:space="preserve">(Hubby &amp; Lewontin 1966; Lewontin &amp; Hubby 1966)</w:t>
+      </w:r>
+      <w:r>
+        <w:t xml:space="preserve">, there has been great interest in explaining how evolutionary and ecological processes shape the patterns of genetic variation observed within and among natural populations. One focus of research and debate in this area has beein on quantifying the roles of adaptive and neutral processes in explaining observed levels of genetic variation. However, adaptation does not occur in isolation, but against a background of recombination, gene flow, and genetic drift. More recently there has been increased effort in understanding how these fundamental evolutionary forces operate in concert to generate and maintain the levels of genetic diversity commonly observed in natural populations.</w:t>
+      </w:r>
+    </w:p>
+    <w:p>
+      <w:pPr>
+        <w:pStyle w:val="BodyText"/>
+      </w:pPr>
+      <w:r>
+        <w:t xml:space="preserve">The arrival of high-throughput sequencing and subsequent characterisation of genome-wide variation across large numebrs of individuals has revealed that at the genetic level, patterns of variation and divergence among natural populations and species are highly heterogeneous.</w:t>
+      </w:r>
+    </w:p>
+    <w:p>
+      <w:pPr>
+        <w:pStyle w:val="BodyText"/>
+      </w:pPr>
+      <w:r>
+        <w:t xml:space="preserve">The European great tit (</w:t>
+      </w:r>
+      <w:r>
+        <w:rPr>
+          <w:i/>
+        </w:rPr>
+        <w:t xml:space="preserve">Parus major major</w:t>
+      </w:r>
+      <w:r>
+        <w:t xml:space="preserve">) is an excellent model for ecological and evolutionary study.</w:t>
+      </w:r>
+    </w:p>
+    <w:p>
+      <w:pPr>
+        <w:pStyle w:val="BodyText"/>
+      </w:pPr>
+      <w:r>
+        <w:t xml:space="preserve">In this study we examined how selection, gene flow and population history have shaped patterns of genomic variation across recently colonised European great tit populations. Using a large SNP panel typed across 28 European populations, we first characterise variation within and among populations, in order to infer patterns of population history. We then examine how variation is partitioned across the genome, and test the hypothesis that highly divergent genomic regions have arisen as a result of variation in recombination rate across the genome. Finally, we examine how the relationship between genomic divergence and recombination varies according to geography, with the aim of inferring how gene flow and drift interact with selection to shape genomic landscapes in natural populations.</w:t>
+      </w:r>
+    </w:p>
+    <w:p>
+      <w:pPr>
         <w:pStyle w:val="Heading2"/>
       </w:pPr>
       <w:bookmarkStart w:id="25" w:name="methods"/>
@@ -650,7 +721,7 @@
         <w:t xml:space="preserve"> </w:t>
       </w:r>
       <w:r>
-        <w:t xml:space="preserve">values, using Pearson correlations. We also specifically tested whether</w:t>
+        <w:t xml:space="preserve">values, using linear regression. We also specifically tested whether</w:t>
       </w:r>
       <w:r>
         <w:t xml:space="preserve"> </w:t>
@@ -736,7 +807,30 @@
         <w:t xml:space="preserve"> </w:t>
       </w:r>
       <w:r>
-        <w:t xml:space="preserve">outlier regions as above. Then for every pair of populations we performed a logistic regression of outler presence/absence against recombination rate, and extracted the slope of this relationship. We tested whether variation in this slope was related to pairwise geographic distance between populations, using a Mantel test. We also tested whether this relationship was greater in pairwise comparisons involving island populations, were gene flow is assumed to be reduced, using a randomisation test.</w:t>
+        <w:t xml:space="preserve">outlier regions as above. Then for every pair of populations we performed linear and logistic regressions of</w:t>
+      </w:r>
+      <m:oMath>
+        <m:sSub>
+          <m:e>
+            <m:r>
+              <m:t>F</m:t>
+            </m:r>
+          </m:e>
+          <m:sub>
+            <m:r>
+              <m:t>S</m:t>
+            </m:r>
+            <m:r>
+              <m:t>T</m:t>
+            </m:r>
+          </m:sub>
+        </m:sSub>
+      </m:oMath>
+      <w:r>
+        <w:t xml:space="preserve"> </w:t>
+      </w:r>
+      <w:r>
+        <w:t xml:space="preserve">and outlier presence/absence, respectively, against recombination rate, and extracted the slope of these models. We tested whether variation in these slopes were related to pairwise geographic distance between populations, using a Mantel test. We also tested whether the relationships between divergence and recombination were greater in pairwise comparisons involving island populations, were gene flow is assumed to be reduced, using a randomisation test.</w:t>
       </w:r>
     </w:p>
     <w:p>
@@ -1137,6 +1231,70 @@
       </w:r>
       <w:r>
         <w:t xml:space="preserve">, 1–19.</w:t>
+      </w:r>
+    </w:p>
+    <w:p>
+      <w:pPr>
+        <w:pStyle w:val="BodyText"/>
+      </w:pPr>
+      <w:r>
+        <w:t xml:space="preserve">Hubby, J.L. &amp; Lewontin, R.C. (1966) A molecular approach to the study of genic heterozygosity in natural populations. I. The number of alleles at different loci in Drosophila pseudoobscura.</w:t>
+      </w:r>
+      <w:r>
+        <w:t xml:space="preserve"> </w:t>
+      </w:r>
+      <w:r>
+        <w:rPr>
+          <w:i/>
+        </w:rPr>
+        <w:t xml:space="preserve">Genetics</w:t>
+      </w:r>
+      <w:r>
+        <w:t xml:space="preserve">,</w:t>
+      </w:r>
+      <w:r>
+        <w:t xml:space="preserve"> </w:t>
+      </w:r>
+      <w:r>
+        <w:rPr>
+          <w:b/>
+        </w:rPr>
+        <w:t xml:space="preserve">54</w:t>
+      </w:r>
+      <w:r>
+        <w:t xml:space="preserve">, 577–594.</w:t>
+      </w:r>
+    </w:p>
+    <w:p>
+      <w:pPr>
+        <w:pStyle w:val="BodyText"/>
+      </w:pPr>
+      <w:r>
+        <w:t xml:space="preserve">Lewontin, R.C. &amp; Hubby, J.L. (1966) A molecular approach to the study of genic heterozygosity in natural populations. II. Amount of variation and degree of heterozygosity in natural populations of Drosophila pseudoobscura.</w:t>
+      </w:r>
+      <w:r>
+        <w:t xml:space="preserve"> </w:t>
+      </w:r>
+      <w:r>
+        <w:rPr>
+          <w:i/>
+        </w:rPr>
+        <w:t xml:space="preserve">Genetics</w:t>
+      </w:r>
+      <w:r>
+        <w:t xml:space="preserve">,</w:t>
+      </w:r>
+      <w:r>
+        <w:t xml:space="preserve"> </w:t>
+      </w:r>
+      <w:r>
+        <w:rPr>
+          <w:b/>
+        </w:rPr>
+        <w:t xml:space="preserve">54</w:t>
+      </w:r>
+      <w:r>
+        <w:t xml:space="preserve">, 595–609.</w:t>
       </w:r>
     </w:p>
     <w:p>
@@ -3497,6 +3655,62 @@
         </w:drawing>
       </w:r>
     </w:p>
+    <w:p>
+      <w:pPr>
+        <w:pStyle w:val="BodyText"/>
+      </w:pPr>
+      <w:r>
+        <w:rPr>
+          <w:b/>
+        </w:rPr>
+        <w:t xml:space="preserve">Figure 6</w:t>
+      </w:r>
+      <w:r>
+        <w:t xml:space="preserve"> </w:t>
+      </w:r>
+      <w:r>
+        <w:drawing>
+          <wp:inline>
+            <wp:extent cx="5334000" cy="5334000"/>
+            <wp:effectExtent b="0" l="0" r="0" t="0"/>
+            <wp:docPr descr="" id="1" name="Picture"/>
+            <a:graphic>
+              <a:graphicData uri="http://schemas.openxmlformats.org/drawingml/2006/picture">
+                <pic:pic>
+                  <pic:nvPicPr>
+                    <pic:cNvPr descr="SpurginBosse_Hapmap_MS_files/figure-docx/Figure%206-1.png" id="0" name="Picture"/>
+                    <pic:cNvPicPr>
+                      <a:picLocks noChangeArrowheads="1" noChangeAspect="1"/>
+                    </pic:cNvPicPr>
+                  </pic:nvPicPr>
+                  <pic:blipFill>
+                    <a:blip r:embed="rId40"/>
+                    <a:stretch>
+                      <a:fillRect/>
+                    </a:stretch>
+                  </pic:blipFill>
+                  <pic:spPr bwMode="auto">
+                    <a:xfrm>
+                      <a:off x="0" y="0"/>
+                      <a:ext cx="5334000" cy="5334000"/>
+                    </a:xfrm>
+                    <a:prstGeom prst="rect">
+                      <a:avLst/>
+                    </a:prstGeom>
+                    <a:noFill/>
+                    <a:ln w="9525">
+                      <a:noFill/>
+                      <a:headEnd/>
+                      <a:tailEnd/>
+                    </a:ln>
+                  </pic:spPr>
+                </pic:pic>
+              </a:graphicData>
+            </a:graphic>
+          </wp:inline>
+        </w:drawing>
+      </w:r>
+    </w:p>
     <w:sectPr/>
   </w:body>
 </w:document>
@@ -3605,7 +3819,7 @@
     </w:lvl>
   </w:abstractNum>
   <w:abstractNum w:abstractNumId="990">
-    <w:nsid w:val="73dc8597"/>
+    <w:nsid w:val="829a1af2"/>
     <w:multiLevelType w:val="multilevel"/>
     <w:lvl w:ilvl="0">
       <w:numFmt w:val="bullet"/>

--- a/Manuscript/SpurginBosse_Hapmap_MS.docx
+++ b/Manuscript/SpurginBosse_Hapmap_MS.docx
@@ -242,7 +242,15 @@
         <w:pStyle w:val="BodyText"/>
       </w:pPr>
       <w:r>
-        <w:t xml:space="preserve">The arrival of high-throughput sequencing and subsequent characterisation of genome-wide variation across large numebrs of individuals has revealed that at the genetic level, patterns of variation and divergence among natural populations and species are highly heterogeneous.</w:t>
+        <w:t xml:space="preserve">The arrival of high-throughput sequencing and subsequent characterisation of genome-wide variation across large numebrs of individuals has revealed that at the genetic level, patterns of variation and divergence among natural populations and species are highly heterogeneous. A feature of these "genomic landscapes" of differentiaiton that has received particular attention is the presence of so-called "islands of divergence" (also called "islands of differentiation" and "islands of speciation"), which are assumed to arise as a resuls of divergent seleciton on genetic variants and closely linked genomic regions.</w:t>
+      </w:r>
+    </w:p>
+    <w:p>
+      <w:pPr>
+        <w:pStyle w:val="BodyText"/>
+      </w:pPr>
+      <w:r>
+        <w:t xml:space="preserve">Recent research in birds has revealed that differentiation landscapes are conserved across populations, species and even across avian families. This striking pattern has arisen, at least in part, as a result of a highly conserved recombination landscape in birds.</w:t>
       </w:r>
     </w:p>
     <w:p>
@@ -1106,21 +1114,7 @@
         <w:pStyle w:val="FirstParagraph"/>
       </w:pPr>
       <w:r>
-        <w:t xml:space="preserve">We first explored patterns of genomic differentiation between populations assigned by Admixture analyses (at</w:t>
-      </w:r>
-      <w:r>
-        <w:t xml:space="preserve"> </w:t>
-      </w:r>
-      <m:oMath>
-        <m:r>
-          <m:t>K</m:t>
-        </m:r>
-      </m:oMath>
-      <w:r>
-        <w:t xml:space="preserve"> </w:t>
-      </w:r>
-      <w:r>
-        <w:t xml:space="preserve">= 8), and found that</w:t>
+        <w:t xml:space="preserve">We found that</w:t>
       </w:r>
       <w:r>
         <w:t xml:space="preserve"> </w:t>
@@ -1146,7 +1140,130 @@
         <w:t xml:space="preserve"> </w:t>
       </w:r>
       <w:r>
-        <w:t xml:space="preserve">varied markedly across the genome (Fig. 4A).</w:t>
+        <w:t xml:space="preserve">varied markedly across the genome, regardless of whether we considered marginal populations across which structure was higher or across central European populations with very low structure (Fig. 4A). Many of the same regions of high differentiation were observed across the central and marginal populations (Fig. A), and windowed</w:t>
+      </w:r>
+      <w:r>
+        <w:t xml:space="preserve"> </w:t>
+      </w:r>
+      <m:oMath>
+        <m:sSub>
+          <m:e>
+            <m:r>
+              <m:t>F</m:t>
+            </m:r>
+          </m:e>
+          <m:sub>
+            <m:r>
+              <m:t>S</m:t>
+            </m:r>
+            <m:r>
+              <m:t>T</m:t>
+            </m:r>
+          </m:sub>
+        </m:sSub>
+      </m:oMath>
+      <w:r>
+        <w:t xml:space="preserve"> </w:t>
+      </w:r>
+      <w:r>
+        <w:t xml:space="preserve">values were correlated across these two sets of populations (R^2 = 0.02</w:t>
+      </w:r>
+      <w:r>
+        <w:t xml:space="preserve"> </w:t>
+      </w:r>
+      <w:r>
+        <w:rPr>
+          <w:i/>
+        </w:rPr>
+        <w:t xml:space="preserve">P</w:t>
+      </w:r>
+      <w:r>
+        <w:t xml:space="preserve"> </w:t>
+      </w:r>
+      <w:r>
+        <w:t xml:space="preserve">&lt; 0.001; Fig. 4B). Across the marginal populations,</w:t>
+      </w:r>
+      <w:r>
+        <w:t xml:space="preserve"> </w:t>
+      </w:r>
+      <m:oMath>
+        <m:sSub>
+          <m:e>
+            <m:r>
+              <m:t>F</m:t>
+            </m:r>
+          </m:e>
+          <m:sub>
+            <m:r>
+              <m:t>S</m:t>
+            </m:r>
+            <m:r>
+              <m:t>T</m:t>
+            </m:r>
+          </m:sub>
+        </m:sSub>
+      </m:oMath>
+      <w:r>
+        <w:t xml:space="preserve"> </w:t>
+      </w:r>
+      <w:r>
+        <w:t xml:space="preserve">was strongly and negatively related to variation in recombination rate (R^2 = 0.03</w:t>
+      </w:r>
+      <w:r>
+        <w:t xml:space="preserve"> </w:t>
+      </w:r>
+      <w:r>
+        <w:rPr>
+          <w:i/>
+        </w:rPr>
+        <w:t xml:space="preserve">P</w:t>
+      </w:r>
+      <w:r>
+        <w:t xml:space="preserve"> </w:t>
+      </w:r>
+      <w:r>
+        <w:t xml:space="preserve">&lt; 0.001; Fig. 4C). A similar, albeit slightly weaker relationship between</w:t>
+      </w:r>
+      <w:r>
+        <w:t xml:space="preserve"> </w:t>
+      </w:r>
+      <m:oMath>
+        <m:sSub>
+          <m:e>
+            <m:r>
+              <m:t>F</m:t>
+            </m:r>
+          </m:e>
+          <m:sub>
+            <m:r>
+              <m:t>S</m:t>
+            </m:r>
+            <m:r>
+              <m:t>T</m:t>
+            </m:r>
+          </m:sub>
+        </m:sSub>
+      </m:oMath>
+      <w:r>
+        <w:t xml:space="preserve"> </w:t>
+      </w:r>
+      <w:r>
+        <w:t xml:space="preserve">and recombination rate across the central populations (R^2 = 0.01</w:t>
+      </w:r>
+      <w:r>
+        <w:t xml:space="preserve"> </w:t>
+      </w:r>
+      <w:r>
+        <w:rPr>
+          <w:i/>
+        </w:rPr>
+        <w:t xml:space="preserve">P</w:t>
+      </w:r>
+      <w:r>
+        <w:t xml:space="preserve"> </w:t>
+      </w:r>
+      <w:r>
+        <w:t xml:space="preserve">&lt; 0.001; Fig. 4D).</w:t>
       </w:r>
     </w:p>
     <w:p>
@@ -1962,51 +2079,51 @@
               <w:jc w:val="left"/>
             </w:pPr>
             <w:r>
-              <w:t xml:space="preserve">Westerheide</w:t>
-            </w:r>
-          </w:p>
-        </w:tc>
-        <w:tc>
-          <w:p>
-            <w:pPr>
-              <w:pStyle w:val="Compact"/>
-              <w:jc w:val="left"/>
-            </w:pPr>
-            <w:r>
-              <w:t xml:space="preserve">Netherlands</w:t>
-            </w:r>
-          </w:p>
-        </w:tc>
-        <w:tc>
-          <w:p>
-            <w:pPr>
-              <w:pStyle w:val="Compact"/>
-              <w:jc w:val="right"/>
-            </w:pPr>
-            <w:r>
-              <w:t xml:space="preserve">50</w:t>
-            </w:r>
-          </w:p>
-        </w:tc>
-        <w:tc>
-          <w:p>
-            <w:pPr>
-              <w:pStyle w:val="Compact"/>
-              <w:jc w:val="right"/>
-            </w:pPr>
-            <w:r>
-              <w:t xml:space="preserve">52.250</w:t>
-            </w:r>
-          </w:p>
-        </w:tc>
-        <w:tc>
-          <w:p>
-            <w:pPr>
-              <w:pStyle w:val="Compact"/>
-              <w:jc w:val="right"/>
-            </w:pPr>
-            <w:r>
-              <w:t xml:space="preserve">5.190</w:t>
+              <w:t xml:space="preserve">Zurich_Switzerland</w:t>
+            </w:r>
+          </w:p>
+        </w:tc>
+        <w:tc>
+          <w:p>
+            <w:pPr>
+              <w:pStyle w:val="Compact"/>
+              <w:jc w:val="left"/>
+            </w:pPr>
+            <w:r>
+              <w:t xml:space="preserve">Switzerland</w:t>
+            </w:r>
+          </w:p>
+        </w:tc>
+        <w:tc>
+          <w:p>
+            <w:pPr>
+              <w:pStyle w:val="Compact"/>
+              <w:jc w:val="right"/>
+            </w:pPr>
+            <w:r>
+              <w:t xml:space="preserve">22</w:t>
+            </w:r>
+          </w:p>
+        </w:tc>
+        <w:tc>
+          <w:p>
+            <w:pPr>
+              <w:pStyle w:val="Compact"/>
+              <w:jc w:val="right"/>
+            </w:pPr>
+            <w:r>
+              <w:t xml:space="preserve">47.383</w:t>
+            </w:r>
+          </w:p>
+        </w:tc>
+        <w:tc>
+          <w:p>
+            <w:pPr>
+              <w:pStyle w:val="Compact"/>
+              <w:jc w:val="right"/>
+            </w:pPr>
+            <w:r>
+              <w:t xml:space="preserve">8.523</w:t>
             </w:r>
           </w:p>
         </w:tc>
@@ -2019,51 +2136,51 @@
               <w:jc w:val="left"/>
             </w:pPr>
             <w:r>
-              <w:t xml:space="preserve">Vlieland_NL</w:t>
-            </w:r>
-          </w:p>
-        </w:tc>
-        <w:tc>
-          <w:p>
-            <w:pPr>
-              <w:pStyle w:val="Compact"/>
-              <w:jc w:val="left"/>
-            </w:pPr>
-            <w:r>
-              <w:t xml:space="preserve">Netherlands (Vlieland)</w:t>
-            </w:r>
-          </w:p>
-        </w:tc>
-        <w:tc>
-          <w:p>
-            <w:pPr>
-              <w:pStyle w:val="Compact"/>
-              <w:jc w:val="right"/>
-            </w:pPr>
-            <w:r>
-              <w:t xml:space="preserve">15</w:t>
-            </w:r>
-          </w:p>
-        </w:tc>
-        <w:tc>
-          <w:p>
-            <w:pPr>
-              <w:pStyle w:val="Compact"/>
-              <w:jc w:val="right"/>
-            </w:pPr>
-            <w:r>
-              <w:t xml:space="preserve">53.238</w:t>
-            </w:r>
-          </w:p>
-        </w:tc>
-        <w:tc>
-          <w:p>
-            <w:pPr>
-              <w:pStyle w:val="Compact"/>
-              <w:jc w:val="right"/>
-            </w:pPr>
-            <w:r>
-              <w:t xml:space="preserve">4.932</w:t>
+              <w:t xml:space="preserve">Radolfzell_Germany</w:t>
+            </w:r>
+          </w:p>
+        </w:tc>
+        <w:tc>
+          <w:p>
+            <w:pPr>
+              <w:pStyle w:val="Compact"/>
+              <w:jc w:val="left"/>
+            </w:pPr>
+            <w:r>
+              <w:t xml:space="preserve">Germany</w:t>
+            </w:r>
+          </w:p>
+        </w:tc>
+        <w:tc>
+          <w:p>
+            <w:pPr>
+              <w:pStyle w:val="Compact"/>
+              <w:jc w:val="right"/>
+            </w:pPr>
+            <w:r>
+              <w:t xml:space="preserve">18</w:t>
+            </w:r>
+          </w:p>
+        </w:tc>
+        <w:tc>
+          <w:p>
+            <w:pPr>
+              <w:pStyle w:val="Compact"/>
+              <w:jc w:val="right"/>
+            </w:pPr>
+            <w:r>
+              <w:t xml:space="preserve">47.759</w:t>
+            </w:r>
+          </w:p>
+        </w:tc>
+        <w:tc>
+          <w:p>
+            <w:pPr>
+              <w:pStyle w:val="Compact"/>
+              <w:jc w:val="right"/>
+            </w:pPr>
+            <w:r>
+              <w:t xml:space="preserve">8.957</w:t>
             </w:r>
           </w:p>
         </w:tc>
@@ -2076,51 +2193,51 @@
               <w:jc w:val="left"/>
             </w:pPr>
             <w:r>
-              <w:t xml:space="preserve">Zurich_Switzerland</w:t>
-            </w:r>
-          </w:p>
-        </w:tc>
-        <w:tc>
-          <w:p>
-            <w:pPr>
-              <w:pStyle w:val="Compact"/>
-              <w:jc w:val="left"/>
-            </w:pPr>
-            <w:r>
-              <w:t xml:space="preserve">Switzerland</w:t>
-            </w:r>
-          </w:p>
-        </w:tc>
-        <w:tc>
-          <w:p>
-            <w:pPr>
-              <w:pStyle w:val="Compact"/>
-              <w:jc w:val="right"/>
-            </w:pPr>
-            <w:r>
-              <w:t xml:space="preserve">22</w:t>
-            </w:r>
-          </w:p>
-        </w:tc>
-        <w:tc>
-          <w:p>
-            <w:pPr>
-              <w:pStyle w:val="Compact"/>
-              <w:jc w:val="right"/>
-            </w:pPr>
-            <w:r>
-              <w:t xml:space="preserve">47.383</w:t>
-            </w:r>
-          </w:p>
-        </w:tc>
-        <w:tc>
-          <w:p>
-            <w:pPr>
-              <w:pStyle w:val="Compact"/>
-              <w:jc w:val="right"/>
-            </w:pPr>
-            <w:r>
-              <w:t xml:space="preserve">8.523</w:t>
+              <w:t xml:space="preserve">Seewisen_Germany</w:t>
+            </w:r>
+          </w:p>
+        </w:tc>
+        <w:tc>
+          <w:p>
+            <w:pPr>
+              <w:pStyle w:val="Compact"/>
+              <w:jc w:val="left"/>
+            </w:pPr>
+            <w:r>
+              <w:t xml:space="preserve">Germany</w:t>
+            </w:r>
+          </w:p>
+        </w:tc>
+        <w:tc>
+          <w:p>
+            <w:pPr>
+              <w:pStyle w:val="Compact"/>
+              <w:jc w:val="right"/>
+            </w:pPr>
+            <w:r>
+              <w:t xml:space="preserve">30</w:t>
+            </w:r>
+          </w:p>
+        </w:tc>
+        <w:tc>
+          <w:p>
+            <w:pPr>
+              <w:pStyle w:val="Compact"/>
+              <w:jc w:val="right"/>
+            </w:pPr>
+            <w:r>
+              <w:t xml:space="preserve">47.978</w:t>
+            </w:r>
+          </w:p>
+        </w:tc>
+        <w:tc>
+          <w:p>
+            <w:pPr>
+              <w:pStyle w:val="Compact"/>
+              <w:jc w:val="right"/>
+            </w:pPr>
+            <w:r>
+              <w:t xml:space="preserve">11.233</w:t>
             </w:r>
           </w:p>
         </w:tc>
@@ -2133,51 +2250,51 @@
               <w:jc w:val="left"/>
             </w:pPr>
             <w:r>
-              <w:t xml:space="preserve">Radolfzell_Germany</w:t>
-            </w:r>
-          </w:p>
-        </w:tc>
-        <w:tc>
-          <w:p>
-            <w:pPr>
-              <w:pStyle w:val="Compact"/>
-              <w:jc w:val="left"/>
-            </w:pPr>
-            <w:r>
-              <w:t xml:space="preserve">Germany</w:t>
-            </w:r>
-          </w:p>
-        </w:tc>
-        <w:tc>
-          <w:p>
-            <w:pPr>
-              <w:pStyle w:val="Compact"/>
-              <w:jc w:val="right"/>
-            </w:pPr>
-            <w:r>
-              <w:t xml:space="preserve">18</w:t>
-            </w:r>
-          </w:p>
-        </w:tc>
-        <w:tc>
-          <w:p>
-            <w:pPr>
-              <w:pStyle w:val="Compact"/>
-              <w:jc w:val="right"/>
-            </w:pPr>
-            <w:r>
-              <w:t xml:space="preserve">47.759</w:t>
-            </w:r>
-          </w:p>
-        </w:tc>
-        <w:tc>
-          <w:p>
-            <w:pPr>
-              <w:pStyle w:val="Compact"/>
-              <w:jc w:val="right"/>
-            </w:pPr>
-            <w:r>
-              <w:t xml:space="preserve">8.957</w:t>
+              <w:t xml:space="preserve">Pirio_Muro_Corsica</w:t>
+            </w:r>
+          </w:p>
+        </w:tc>
+        <w:tc>
+          <w:p>
+            <w:pPr>
+              <w:pStyle w:val="Compact"/>
+              <w:jc w:val="left"/>
+            </w:pPr>
+            <w:r>
+              <w:t xml:space="preserve">Corsica</w:t>
+            </w:r>
+          </w:p>
+        </w:tc>
+        <w:tc>
+          <w:p>
+            <w:pPr>
+              <w:pStyle w:val="Compact"/>
+              <w:jc w:val="right"/>
+            </w:pPr>
+            <w:r>
+              <w:t xml:space="preserve">27</w:t>
+            </w:r>
+          </w:p>
+        </w:tc>
+        <w:tc>
+          <w:p>
+            <w:pPr>
+              <w:pStyle w:val="Compact"/>
+              <w:jc w:val="right"/>
+            </w:pPr>
+            <w:r>
+              <w:t xml:space="preserve">42.110</w:t>
+            </w:r>
+          </w:p>
+        </w:tc>
+        <w:tc>
+          <w:p>
+            <w:pPr>
+              <w:pStyle w:val="Compact"/>
+              <w:jc w:val="right"/>
+            </w:pPr>
+            <w:r>
+              <w:t xml:space="preserve">9.104</w:t>
             </w:r>
           </w:p>
         </w:tc>
@@ -2190,51 +2307,51 @@
               <w:jc w:val="left"/>
             </w:pPr>
             <w:r>
-              <w:t xml:space="preserve">Seewisen_Germany</w:t>
-            </w:r>
-          </w:p>
-        </w:tc>
-        <w:tc>
-          <w:p>
-            <w:pPr>
-              <w:pStyle w:val="Compact"/>
-              <w:jc w:val="left"/>
-            </w:pPr>
-            <w:r>
-              <w:t xml:space="preserve">Germany</w:t>
-            </w:r>
-          </w:p>
-        </w:tc>
-        <w:tc>
-          <w:p>
-            <w:pPr>
-              <w:pStyle w:val="Compact"/>
-              <w:jc w:val="right"/>
-            </w:pPr>
-            <w:r>
-              <w:t xml:space="preserve">30</w:t>
-            </w:r>
-          </w:p>
-        </w:tc>
-        <w:tc>
-          <w:p>
-            <w:pPr>
-              <w:pStyle w:val="Compact"/>
-              <w:jc w:val="right"/>
-            </w:pPr>
-            <w:r>
-              <w:t xml:space="preserve">47.978</w:t>
-            </w:r>
-          </w:p>
-        </w:tc>
-        <w:tc>
-          <w:p>
-            <w:pPr>
-              <w:pStyle w:val="Compact"/>
-              <w:jc w:val="right"/>
-            </w:pPr>
-            <w:r>
-              <w:t xml:space="preserve">11.233</w:t>
+              <w:t xml:space="preserve">Sardinia</w:t>
+            </w:r>
+          </w:p>
+        </w:tc>
+        <w:tc>
+          <w:p>
+            <w:pPr>
+              <w:pStyle w:val="Compact"/>
+              <w:jc w:val="left"/>
+            </w:pPr>
+            <w:r>
+              <w:t xml:space="preserve">Sardinia</w:t>
+            </w:r>
+          </w:p>
+        </w:tc>
+        <w:tc>
+          <w:p>
+            <w:pPr>
+              <w:pStyle w:val="Compact"/>
+              <w:jc w:val="right"/>
+            </w:pPr>
+            <w:r>
+              <w:t xml:space="preserve">9</w:t>
+            </w:r>
+          </w:p>
+        </w:tc>
+        <w:tc>
+          <w:p>
+            <w:pPr>
+              <w:pStyle w:val="Compact"/>
+              <w:jc w:val="right"/>
+            </w:pPr>
+            <w:r>
+              <w:t xml:space="preserve">40.056</w:t>
+            </w:r>
+          </w:p>
+        </w:tc>
+        <w:tc>
+          <w:p>
+            <w:pPr>
+              <w:pStyle w:val="Compact"/>
+              <w:jc w:val="right"/>
+            </w:pPr>
+            <w:r>
+              <w:t xml:space="preserve">9.025</w:t>
             </w:r>
           </w:p>
         </w:tc>
@@ -2247,51 +2364,51 @@
               <w:jc w:val="left"/>
             </w:pPr>
             <w:r>
-              <w:t xml:space="preserve">Pirio_Muro_Corsica</w:t>
-            </w:r>
-          </w:p>
-        </w:tc>
-        <w:tc>
-          <w:p>
-            <w:pPr>
-              <w:pStyle w:val="Compact"/>
-              <w:jc w:val="left"/>
-            </w:pPr>
-            <w:r>
-              <w:t xml:space="preserve">Corsica</w:t>
-            </w:r>
-          </w:p>
-        </w:tc>
-        <w:tc>
-          <w:p>
-            <w:pPr>
-              <w:pStyle w:val="Compact"/>
-              <w:jc w:val="right"/>
-            </w:pPr>
-            <w:r>
-              <w:t xml:space="preserve">27</w:t>
-            </w:r>
-          </w:p>
-        </w:tc>
-        <w:tc>
-          <w:p>
-            <w:pPr>
-              <w:pStyle w:val="Compact"/>
-              <w:jc w:val="right"/>
-            </w:pPr>
-            <w:r>
-              <w:t xml:space="preserve">42.110</w:t>
-            </w:r>
-          </w:p>
-        </w:tc>
-        <w:tc>
-          <w:p>
-            <w:pPr>
-              <w:pStyle w:val="Compact"/>
-              <w:jc w:val="right"/>
-            </w:pPr>
-            <w:r>
-              <w:t xml:space="preserve">9.104</w:t>
+              <w:t xml:space="preserve">Italy</w:t>
+            </w:r>
+          </w:p>
+        </w:tc>
+        <w:tc>
+          <w:p>
+            <w:pPr>
+              <w:pStyle w:val="Compact"/>
+              <w:jc w:val="left"/>
+            </w:pPr>
+            <w:r>
+              <w:t xml:space="preserve">Italy</w:t>
+            </w:r>
+          </w:p>
+        </w:tc>
+        <w:tc>
+          <w:p>
+            <w:pPr>
+              <w:pStyle w:val="Compact"/>
+              <w:jc w:val="right"/>
+            </w:pPr>
+            <w:r>
+              <w:t xml:space="preserve">13</w:t>
+            </w:r>
+          </w:p>
+        </w:tc>
+        <w:tc>
+          <w:p>
+            <w:pPr>
+              <w:pStyle w:val="Compact"/>
+              <w:jc w:val="right"/>
+            </w:pPr>
+            <w:r>
+              <w:t xml:space="preserve">42.386</w:t>
+            </w:r>
+          </w:p>
+        </w:tc>
+        <w:tc>
+          <w:p>
+            <w:pPr>
+              <w:pStyle w:val="Compact"/>
+              <w:jc w:val="right"/>
+            </w:pPr>
+            <w:r>
+              <w:t xml:space="preserve">13.354</w:t>
             </w:r>
           </w:p>
         </w:tc>
@@ -2304,51 +2421,51 @@
               <w:jc w:val="left"/>
             </w:pPr>
             <w:r>
-              <w:t xml:space="preserve">Sardinia</w:t>
-            </w:r>
-          </w:p>
-        </w:tc>
-        <w:tc>
-          <w:p>
-            <w:pPr>
-              <w:pStyle w:val="Compact"/>
-              <w:jc w:val="left"/>
-            </w:pPr>
-            <w:r>
-              <w:t xml:space="preserve">Sardinia</w:t>
-            </w:r>
-          </w:p>
-        </w:tc>
-        <w:tc>
-          <w:p>
-            <w:pPr>
-              <w:pStyle w:val="Compact"/>
-              <w:jc w:val="right"/>
-            </w:pPr>
-            <w:r>
-              <w:t xml:space="preserve">9</w:t>
-            </w:r>
-          </w:p>
-        </w:tc>
-        <w:tc>
-          <w:p>
-            <w:pPr>
-              <w:pStyle w:val="Compact"/>
-              <w:jc w:val="right"/>
-            </w:pPr>
-            <w:r>
-              <w:t xml:space="preserve">40.056</w:t>
-            </w:r>
-          </w:p>
-        </w:tc>
-        <w:tc>
-          <w:p>
-            <w:pPr>
-              <w:pStyle w:val="Compact"/>
-              <w:jc w:val="right"/>
-            </w:pPr>
-            <w:r>
-              <w:t xml:space="preserve">9.025</w:t>
+              <w:t xml:space="preserve">Vienna_Austria</w:t>
+            </w:r>
+          </w:p>
+        </w:tc>
+        <w:tc>
+          <w:p>
+            <w:pPr>
+              <w:pStyle w:val="Compact"/>
+              <w:jc w:val="left"/>
+            </w:pPr>
+            <w:r>
+              <w:t xml:space="preserve">Austria</w:t>
+            </w:r>
+          </w:p>
+        </w:tc>
+        <w:tc>
+          <w:p>
+            <w:pPr>
+              <w:pStyle w:val="Compact"/>
+              <w:jc w:val="right"/>
+            </w:pPr>
+            <w:r>
+              <w:t xml:space="preserve">27</w:t>
+            </w:r>
+          </w:p>
+        </w:tc>
+        <w:tc>
+          <w:p>
+            <w:pPr>
+              <w:pStyle w:val="Compact"/>
+              <w:jc w:val="right"/>
+            </w:pPr>
+            <w:r>
+              <w:t xml:space="preserve">48.239</w:t>
+            </w:r>
+          </w:p>
+        </w:tc>
+        <w:tc>
+          <w:p>
+            <w:pPr>
+              <w:pStyle w:val="Compact"/>
+              <w:jc w:val="right"/>
+            </w:pPr>
+            <w:r>
+              <w:t xml:space="preserve">16.347</w:t>
             </w:r>
           </w:p>
         </w:tc>
@@ -2361,51 +2478,51 @@
               <w:jc w:val="left"/>
             </w:pPr>
             <w:r>
-              <w:t xml:space="preserve">Italy</w:t>
-            </w:r>
-          </w:p>
-        </w:tc>
-        <w:tc>
-          <w:p>
-            <w:pPr>
-              <w:pStyle w:val="Compact"/>
-              <w:jc w:val="left"/>
-            </w:pPr>
-            <w:r>
-              <w:t xml:space="preserve">Italy</w:t>
-            </w:r>
-          </w:p>
-        </w:tc>
-        <w:tc>
-          <w:p>
-            <w:pPr>
-              <w:pStyle w:val="Compact"/>
-              <w:jc w:val="right"/>
-            </w:pPr>
-            <w:r>
-              <w:t xml:space="preserve">13</w:t>
-            </w:r>
-          </w:p>
-        </w:tc>
-        <w:tc>
-          <w:p>
-            <w:pPr>
-              <w:pStyle w:val="Compact"/>
-              <w:jc w:val="right"/>
-            </w:pPr>
-            <w:r>
-              <w:t xml:space="preserve">42.386</w:t>
-            </w:r>
-          </w:p>
-        </w:tc>
-        <w:tc>
-          <w:p>
-            <w:pPr>
-              <w:pStyle w:val="Compact"/>
-              <w:jc w:val="right"/>
-            </w:pPr>
-            <w:r>
-              <w:t xml:space="preserve">13.354</w:t>
+              <w:t xml:space="preserve">Velky_Kosir_Czech_Republic</w:t>
+            </w:r>
+          </w:p>
+        </w:tc>
+        <w:tc>
+          <w:p>
+            <w:pPr>
+              <w:pStyle w:val="Compact"/>
+              <w:jc w:val="left"/>
+            </w:pPr>
+            <w:r>
+              <w:t xml:space="preserve">Czech Republic</w:t>
+            </w:r>
+          </w:p>
+        </w:tc>
+        <w:tc>
+          <w:p>
+            <w:pPr>
+              <w:pStyle w:val="Compact"/>
+              <w:jc w:val="right"/>
+            </w:pPr>
+            <w:r>
+              <w:t xml:space="preserve">22</w:t>
+            </w:r>
+          </w:p>
+        </w:tc>
+        <w:tc>
+          <w:p>
+            <w:pPr>
+              <w:pStyle w:val="Compact"/>
+              <w:jc w:val="right"/>
+            </w:pPr>
+            <w:r>
+              <w:t xml:space="preserve">49.547</w:t>
+            </w:r>
+          </w:p>
+        </w:tc>
+        <w:tc>
+          <w:p>
+            <w:pPr>
+              <w:pStyle w:val="Compact"/>
+              <w:jc w:val="right"/>
+            </w:pPr>
+            <w:r>
+              <w:t xml:space="preserve">17.062</w:t>
             </w:r>
           </w:p>
         </w:tc>
@@ -2418,51 +2535,51 @@
               <w:jc w:val="left"/>
             </w:pPr>
             <w:r>
-              <w:t xml:space="preserve">Vienna_Austria</w:t>
-            </w:r>
-          </w:p>
-        </w:tc>
-        <w:tc>
-          <w:p>
-            <w:pPr>
-              <w:pStyle w:val="Compact"/>
-              <w:jc w:val="left"/>
-            </w:pPr>
-            <w:r>
-              <w:t xml:space="preserve">Austria</w:t>
-            </w:r>
-          </w:p>
-        </w:tc>
-        <w:tc>
-          <w:p>
-            <w:pPr>
-              <w:pStyle w:val="Compact"/>
-              <w:jc w:val="right"/>
-            </w:pPr>
-            <w:r>
-              <w:t xml:space="preserve">27</w:t>
-            </w:r>
-          </w:p>
-        </w:tc>
-        <w:tc>
-          <w:p>
-            <w:pPr>
-              <w:pStyle w:val="Compact"/>
-              <w:jc w:val="right"/>
-            </w:pPr>
-            <w:r>
-              <w:t xml:space="preserve">48.239</w:t>
-            </w:r>
-          </w:p>
-        </w:tc>
-        <w:tc>
-          <w:p>
-            <w:pPr>
-              <w:pStyle w:val="Compact"/>
-              <w:jc w:val="right"/>
-            </w:pPr>
-            <w:r>
-              <w:t xml:space="preserve">16.347</w:t>
+              <w:t xml:space="preserve">Pilis_Mountains_Hungary</w:t>
+            </w:r>
+          </w:p>
+        </w:tc>
+        <w:tc>
+          <w:p>
+            <w:pPr>
+              <w:pStyle w:val="Compact"/>
+              <w:jc w:val="left"/>
+            </w:pPr>
+            <w:r>
+              <w:t xml:space="preserve">Hungary</w:t>
+            </w:r>
+          </w:p>
+        </w:tc>
+        <w:tc>
+          <w:p>
+            <w:pPr>
+              <w:pStyle w:val="Compact"/>
+              <w:jc w:val="right"/>
+            </w:pPr>
+            <w:r>
+              <w:t xml:space="preserve">28</w:t>
+            </w:r>
+          </w:p>
+        </w:tc>
+        <w:tc>
+          <w:p>
+            <w:pPr>
+              <w:pStyle w:val="Compact"/>
+              <w:jc w:val="right"/>
+            </w:pPr>
+            <w:r>
+              <w:t xml:space="preserve">47.733</w:t>
+            </w:r>
+          </w:p>
+        </w:tc>
+        <w:tc>
+          <w:p>
+            <w:pPr>
+              <w:pStyle w:val="Compact"/>
+              <w:jc w:val="right"/>
+            </w:pPr>
+            <w:r>
+              <w:t xml:space="preserve">18.917</w:t>
             </w:r>
           </w:p>
         </w:tc>
@@ -2475,51 +2592,51 @@
               <w:jc w:val="left"/>
             </w:pPr>
             <w:r>
-              <w:t xml:space="preserve">Velky_Kosir_Czech_Republic</w:t>
-            </w:r>
-          </w:p>
-        </w:tc>
-        <w:tc>
-          <w:p>
-            <w:pPr>
-              <w:pStyle w:val="Compact"/>
-              <w:jc w:val="left"/>
-            </w:pPr>
-            <w:r>
-              <w:t xml:space="preserve">Czech Republic</w:t>
-            </w:r>
-          </w:p>
-        </w:tc>
-        <w:tc>
-          <w:p>
-            <w:pPr>
-              <w:pStyle w:val="Compact"/>
-              <w:jc w:val="right"/>
-            </w:pPr>
-            <w:r>
-              <w:t xml:space="preserve">22</w:t>
-            </w:r>
-          </w:p>
-        </w:tc>
-        <w:tc>
-          <w:p>
-            <w:pPr>
-              <w:pStyle w:val="Compact"/>
-              <w:jc w:val="right"/>
-            </w:pPr>
-            <w:r>
-              <w:t xml:space="preserve">49.547</w:t>
-            </w:r>
-          </w:p>
-        </w:tc>
-        <w:tc>
-          <w:p>
-            <w:pPr>
-              <w:pStyle w:val="Compact"/>
-              <w:jc w:val="right"/>
-            </w:pPr>
-            <w:r>
-              <w:t xml:space="preserve">17.062</w:t>
+              <w:t xml:space="preserve">Gotland_Sweden</w:t>
+            </w:r>
+          </w:p>
+        </w:tc>
+        <w:tc>
+          <w:p>
+            <w:pPr>
+              <w:pStyle w:val="Compact"/>
+              <w:jc w:val="left"/>
+            </w:pPr>
+            <w:r>
+              <w:t xml:space="preserve">Sweden</w:t>
+            </w:r>
+          </w:p>
+        </w:tc>
+        <w:tc>
+          <w:p>
+            <w:pPr>
+              <w:pStyle w:val="Compact"/>
+              <w:jc w:val="right"/>
+            </w:pPr>
+            <w:r>
+              <w:t xml:space="preserve">32</w:t>
+            </w:r>
+          </w:p>
+        </w:tc>
+        <w:tc>
+          <w:p>
+            <w:pPr>
+              <w:pStyle w:val="Compact"/>
+              <w:jc w:val="right"/>
+            </w:pPr>
+            <w:r>
+              <w:t xml:space="preserve">57.504</w:t>
+            </w:r>
+          </w:p>
+        </w:tc>
+        <w:tc>
+          <w:p>
+            <w:pPr>
+              <w:pStyle w:val="Compact"/>
+              <w:jc w:val="right"/>
+            </w:pPr>
+            <w:r>
+              <w:t xml:space="preserve">18.466</w:t>
             </w:r>
           </w:p>
         </w:tc>
@@ -2532,51 +2649,51 @@
               <w:jc w:val="left"/>
             </w:pPr>
             <w:r>
-              <w:t xml:space="preserve">Pilis_Mountains_Hungary</w:t>
-            </w:r>
-          </w:p>
-        </w:tc>
-        <w:tc>
-          <w:p>
-            <w:pPr>
-              <w:pStyle w:val="Compact"/>
-              <w:jc w:val="left"/>
-            </w:pPr>
-            <w:r>
-              <w:t xml:space="preserve">Hungary</w:t>
-            </w:r>
-          </w:p>
-        </w:tc>
-        <w:tc>
-          <w:p>
-            <w:pPr>
-              <w:pStyle w:val="Compact"/>
-              <w:jc w:val="right"/>
-            </w:pPr>
-            <w:r>
-              <w:t xml:space="preserve">28</w:t>
-            </w:r>
-          </w:p>
-        </w:tc>
-        <w:tc>
-          <w:p>
-            <w:pPr>
-              <w:pStyle w:val="Compact"/>
-              <w:jc w:val="right"/>
-            </w:pPr>
-            <w:r>
-              <w:t xml:space="preserve">47.733</w:t>
-            </w:r>
-          </w:p>
-        </w:tc>
-        <w:tc>
-          <w:p>
-            <w:pPr>
-              <w:pStyle w:val="Compact"/>
-              <w:jc w:val="right"/>
-            </w:pPr>
-            <w:r>
-              <w:t xml:space="preserve">18.917</w:t>
+              <w:t xml:space="preserve">Harjavalta_Finland</w:t>
+            </w:r>
+          </w:p>
+        </w:tc>
+        <w:tc>
+          <w:p>
+            <w:pPr>
+              <w:pStyle w:val="Compact"/>
+              <w:jc w:val="left"/>
+            </w:pPr>
+            <w:r>
+              <w:t xml:space="preserve">Finland</w:t>
+            </w:r>
+          </w:p>
+        </w:tc>
+        <w:tc>
+          <w:p>
+            <w:pPr>
+              <w:pStyle w:val="Compact"/>
+              <w:jc w:val="right"/>
+            </w:pPr>
+            <w:r>
+              <w:t xml:space="preserve">44</w:t>
+            </w:r>
+          </w:p>
+        </w:tc>
+        <w:tc>
+          <w:p>
+            <w:pPr>
+              <w:pStyle w:val="Compact"/>
+              <w:jc w:val="right"/>
+            </w:pPr>
+            <w:r>
+              <w:t xml:space="preserve">61.314</w:t>
+            </w:r>
+          </w:p>
+        </w:tc>
+        <w:tc>
+          <w:p>
+            <w:pPr>
+              <w:pStyle w:val="Compact"/>
+              <w:jc w:val="right"/>
+            </w:pPr>
+            <w:r>
+              <w:t xml:space="preserve">22.139</w:t>
             </w:r>
           </w:p>
         </w:tc>
@@ -2589,51 +2706,51 @@
               <w:jc w:val="left"/>
             </w:pPr>
             <w:r>
-              <w:t xml:space="preserve">Gotland_Sweden</w:t>
-            </w:r>
-          </w:p>
-        </w:tc>
-        <w:tc>
-          <w:p>
-            <w:pPr>
-              <w:pStyle w:val="Compact"/>
-              <w:jc w:val="left"/>
-            </w:pPr>
-            <w:r>
-              <w:t xml:space="preserve">Sweden</w:t>
-            </w:r>
-          </w:p>
-        </w:tc>
-        <w:tc>
-          <w:p>
-            <w:pPr>
-              <w:pStyle w:val="Compact"/>
-              <w:jc w:val="right"/>
-            </w:pPr>
-            <w:r>
-              <w:t xml:space="preserve">32</w:t>
-            </w:r>
-          </w:p>
-        </w:tc>
-        <w:tc>
-          <w:p>
-            <w:pPr>
-              <w:pStyle w:val="Compact"/>
-              <w:jc w:val="right"/>
-            </w:pPr>
-            <w:r>
-              <w:t xml:space="preserve">57.504</w:t>
-            </w:r>
-          </w:p>
-        </w:tc>
-        <w:tc>
-          <w:p>
-            <w:pPr>
-              <w:pStyle w:val="Compact"/>
-              <w:jc w:val="right"/>
-            </w:pPr>
-            <w:r>
-              <w:t xml:space="preserve">18.466</w:t>
+              <w:t xml:space="preserve">Oulu_Finland</w:t>
+            </w:r>
+          </w:p>
+        </w:tc>
+        <w:tc>
+          <w:p>
+            <w:pPr>
+              <w:pStyle w:val="Compact"/>
+              <w:jc w:val="left"/>
+            </w:pPr>
+            <w:r>
+              <w:t xml:space="preserve">Finland</w:t>
+            </w:r>
+          </w:p>
+        </w:tc>
+        <w:tc>
+          <w:p>
+            <w:pPr>
+              <w:pStyle w:val="Compact"/>
+              <w:jc w:val="right"/>
+            </w:pPr>
+            <w:r>
+              <w:t xml:space="preserve">29</w:t>
+            </w:r>
+          </w:p>
+        </w:tc>
+        <w:tc>
+          <w:p>
+            <w:pPr>
+              <w:pStyle w:val="Compact"/>
+              <w:jc w:val="right"/>
+            </w:pPr>
+            <w:r>
+              <w:t xml:space="preserve">65.013</w:t>
+            </w:r>
+          </w:p>
+        </w:tc>
+        <w:tc>
+          <w:p>
+            <w:pPr>
+              <w:pStyle w:val="Compact"/>
+              <w:jc w:val="right"/>
+            </w:pPr>
+            <w:r>
+              <w:t xml:space="preserve">25.468</w:t>
             </w:r>
           </w:p>
         </w:tc>
@@ -2646,51 +2763,51 @@
               <w:jc w:val="left"/>
             </w:pPr>
             <w:r>
-              <w:t xml:space="preserve">Harjavalta_Finland</w:t>
-            </w:r>
-          </w:p>
-        </w:tc>
-        <w:tc>
-          <w:p>
-            <w:pPr>
-              <w:pStyle w:val="Compact"/>
-              <w:jc w:val="left"/>
-            </w:pPr>
-            <w:r>
-              <w:t xml:space="preserve">Finland</w:t>
-            </w:r>
-          </w:p>
-        </w:tc>
-        <w:tc>
-          <w:p>
-            <w:pPr>
-              <w:pStyle w:val="Compact"/>
-              <w:jc w:val="right"/>
-            </w:pPr>
-            <w:r>
-              <w:t xml:space="preserve">44</w:t>
-            </w:r>
-          </w:p>
-        </w:tc>
-        <w:tc>
-          <w:p>
-            <w:pPr>
-              <w:pStyle w:val="Compact"/>
-              <w:jc w:val="right"/>
-            </w:pPr>
-            <w:r>
-              <w:t xml:space="preserve">61.314</w:t>
-            </w:r>
-          </w:p>
-        </w:tc>
-        <w:tc>
-          <w:p>
-            <w:pPr>
-              <w:pStyle w:val="Compact"/>
-              <w:jc w:val="right"/>
-            </w:pPr>
-            <w:r>
-              <w:t xml:space="preserve">22.139</w:t>
+              <w:t xml:space="preserve">Tartu_Estonia</w:t>
+            </w:r>
+          </w:p>
+        </w:tc>
+        <w:tc>
+          <w:p>
+            <w:pPr>
+              <w:pStyle w:val="Compact"/>
+              <w:jc w:val="left"/>
+            </w:pPr>
+            <w:r>
+              <w:t xml:space="preserve">Estonia</w:t>
+            </w:r>
+          </w:p>
+        </w:tc>
+        <w:tc>
+          <w:p>
+            <w:pPr>
+              <w:pStyle w:val="Compact"/>
+              <w:jc w:val="right"/>
+            </w:pPr>
+            <w:r>
+              <w:t xml:space="preserve">32</w:t>
+            </w:r>
+          </w:p>
+        </w:tc>
+        <w:tc>
+          <w:p>
+            <w:pPr>
+              <w:pStyle w:val="Compact"/>
+              <w:jc w:val="right"/>
+            </w:pPr>
+            <w:r>
+              <w:t xml:space="preserve">58.375</w:t>
+            </w:r>
+          </w:p>
+        </w:tc>
+        <w:tc>
+          <w:p>
+            <w:pPr>
+              <w:pStyle w:val="Compact"/>
+              <w:jc w:val="right"/>
+            </w:pPr>
+            <w:r>
+              <w:t xml:space="preserve">26.739</w:t>
             </w:r>
           </w:p>
         </w:tc>
@@ -2703,51 +2820,51 @@
               <w:jc w:val="left"/>
             </w:pPr>
             <w:r>
-              <w:t xml:space="preserve">Oulu_Finland</w:t>
-            </w:r>
-          </w:p>
-        </w:tc>
-        <w:tc>
-          <w:p>
-            <w:pPr>
-              <w:pStyle w:val="Compact"/>
-              <w:jc w:val="left"/>
-            </w:pPr>
-            <w:r>
-              <w:t xml:space="preserve">Finland</w:t>
-            </w:r>
-          </w:p>
-        </w:tc>
-        <w:tc>
-          <w:p>
-            <w:pPr>
-              <w:pStyle w:val="Compact"/>
-              <w:jc w:val="right"/>
-            </w:pPr>
-            <w:r>
-              <w:t xml:space="preserve">29</w:t>
-            </w:r>
-          </w:p>
-        </w:tc>
-        <w:tc>
-          <w:p>
-            <w:pPr>
-              <w:pStyle w:val="Compact"/>
-              <w:jc w:val="right"/>
-            </w:pPr>
-            <w:r>
-              <w:t xml:space="preserve">65.013</w:t>
-            </w:r>
-          </w:p>
-        </w:tc>
-        <w:tc>
-          <w:p>
-            <w:pPr>
-              <w:pStyle w:val="Compact"/>
-              <w:jc w:val="right"/>
-            </w:pPr>
-            <w:r>
-              <w:t xml:space="preserve">25.468</w:t>
+              <w:t xml:space="preserve">Crete</w:t>
+            </w:r>
+          </w:p>
+        </w:tc>
+        <w:tc>
+          <w:p>
+            <w:pPr>
+              <w:pStyle w:val="Compact"/>
+              <w:jc w:val="left"/>
+            </w:pPr>
+            <w:r>
+              <w:t xml:space="preserve">Crete</w:t>
+            </w:r>
+          </w:p>
+        </w:tc>
+        <w:tc>
+          <w:p>
+            <w:pPr>
+              <w:pStyle w:val="Compact"/>
+              <w:jc w:val="right"/>
+            </w:pPr>
+            <w:r>
+              <w:t xml:space="preserve">4</w:t>
+            </w:r>
+          </w:p>
+        </w:tc>
+        <w:tc>
+          <w:p>
+            <w:pPr>
+              <w:pStyle w:val="Compact"/>
+              <w:jc w:val="right"/>
+            </w:pPr>
+            <w:r>
+              <w:t xml:space="preserve">35.183</w:t>
+            </w:r>
+          </w:p>
+        </w:tc>
+        <w:tc>
+          <w:p>
+            <w:pPr>
+              <w:pStyle w:val="Compact"/>
+              <w:jc w:val="right"/>
+            </w:pPr>
+            <w:r>
+              <w:t xml:space="preserve">24.960</w:t>
             </w:r>
           </w:p>
         </w:tc>
@@ -2760,51 +2877,51 @@
               <w:jc w:val="left"/>
             </w:pPr>
             <w:r>
-              <w:t xml:space="preserve">Tartu_Estonia</w:t>
-            </w:r>
-          </w:p>
-        </w:tc>
-        <w:tc>
-          <w:p>
-            <w:pPr>
-              <w:pStyle w:val="Compact"/>
-              <w:jc w:val="left"/>
-            </w:pPr>
-            <w:r>
-              <w:t xml:space="preserve">Estonia</w:t>
-            </w:r>
-          </w:p>
-        </w:tc>
-        <w:tc>
-          <w:p>
-            <w:pPr>
-              <w:pStyle w:val="Compact"/>
-              <w:jc w:val="right"/>
-            </w:pPr>
-            <w:r>
-              <w:t xml:space="preserve">32</w:t>
-            </w:r>
-          </w:p>
-        </w:tc>
-        <w:tc>
-          <w:p>
-            <w:pPr>
-              <w:pStyle w:val="Compact"/>
-              <w:jc w:val="right"/>
-            </w:pPr>
-            <w:r>
-              <w:t xml:space="preserve">58.375</w:t>
-            </w:r>
-          </w:p>
-        </w:tc>
-        <w:tc>
-          <w:p>
-            <w:pPr>
-              <w:pStyle w:val="Compact"/>
-              <w:jc w:val="right"/>
-            </w:pPr>
-            <w:r>
-              <w:t xml:space="preserve">26.739</w:t>
+              <w:t xml:space="preserve">Bulgaria</w:t>
+            </w:r>
+          </w:p>
+        </w:tc>
+        <w:tc>
+          <w:p>
+            <w:pPr>
+              <w:pStyle w:val="Compact"/>
+              <w:jc w:val="left"/>
+            </w:pPr>
+            <w:r>
+              <w:t xml:space="preserve">Balkans</w:t>
+            </w:r>
+          </w:p>
+        </w:tc>
+        <w:tc>
+          <w:p>
+            <w:pPr>
+              <w:pStyle w:val="Compact"/>
+              <w:jc w:val="right"/>
+            </w:pPr>
+            <w:r>
+              <w:t xml:space="preserve">3</w:t>
+            </w:r>
+          </w:p>
+        </w:tc>
+        <w:tc>
+          <w:p>
+            <w:pPr>
+              <w:pStyle w:val="Compact"/>
+              <w:jc w:val="right"/>
+            </w:pPr>
+            <w:r>
+              <w:t xml:space="preserve">42.852</w:t>
+            </w:r>
+          </w:p>
+        </w:tc>
+        <w:tc>
+          <w:p>
+            <w:pPr>
+              <w:pStyle w:val="Compact"/>
+              <w:jc w:val="right"/>
+            </w:pPr>
+            <w:r>
+              <w:t xml:space="preserve">24.986</w:t>
             </w:r>
           </w:p>
         </w:tc>
@@ -2817,51 +2934,51 @@
               <w:jc w:val="left"/>
             </w:pPr>
             <w:r>
-              <w:t xml:space="preserve">Crete</w:t>
-            </w:r>
-          </w:p>
-        </w:tc>
-        <w:tc>
-          <w:p>
-            <w:pPr>
-              <w:pStyle w:val="Compact"/>
-              <w:jc w:val="left"/>
-            </w:pPr>
-            <w:r>
-              <w:t xml:space="preserve">Crete</w:t>
-            </w:r>
-          </w:p>
-        </w:tc>
-        <w:tc>
-          <w:p>
-            <w:pPr>
-              <w:pStyle w:val="Compact"/>
-              <w:jc w:val="right"/>
-            </w:pPr>
-            <w:r>
-              <w:t xml:space="preserve">4</w:t>
-            </w:r>
-          </w:p>
-        </w:tc>
-        <w:tc>
-          <w:p>
-            <w:pPr>
-              <w:pStyle w:val="Compact"/>
-              <w:jc w:val="right"/>
-            </w:pPr>
-            <w:r>
-              <w:t xml:space="preserve">35.183</w:t>
-            </w:r>
-          </w:p>
-        </w:tc>
-        <w:tc>
-          <w:p>
-            <w:pPr>
-              <w:pStyle w:val="Compact"/>
-              <w:jc w:val="right"/>
-            </w:pPr>
-            <w:r>
-              <w:t xml:space="preserve">24.960</w:t>
+              <w:t xml:space="preserve">Romania</w:t>
+            </w:r>
+          </w:p>
+        </w:tc>
+        <w:tc>
+          <w:p>
+            <w:pPr>
+              <w:pStyle w:val="Compact"/>
+              <w:jc w:val="left"/>
+            </w:pPr>
+            <w:r>
+              <w:t xml:space="preserve">Balkans</w:t>
+            </w:r>
+          </w:p>
+        </w:tc>
+        <w:tc>
+          <w:p>
+            <w:pPr>
+              <w:pStyle w:val="Compact"/>
+              <w:jc w:val="right"/>
+            </w:pPr>
+            <w:r>
+              <w:t xml:space="preserve">7</w:t>
+            </w:r>
+          </w:p>
+        </w:tc>
+        <w:tc>
+          <w:p>
+            <w:pPr>
+              <w:pStyle w:val="Compact"/>
+              <w:jc w:val="right"/>
+            </w:pPr>
+            <w:r>
+              <w:t xml:space="preserve">46.497</w:t>
+            </w:r>
+          </w:p>
+        </w:tc>
+        <w:tc>
+          <w:p>
+            <w:pPr>
+              <w:pStyle w:val="Compact"/>
+              <w:jc w:val="right"/>
+            </w:pPr>
+            <w:r>
+              <w:t xml:space="preserve">24.582</w:t>
             </w:r>
           </w:p>
         </w:tc>
@@ -2874,51 +2991,51 @@
               <w:jc w:val="left"/>
             </w:pPr>
             <w:r>
-              <w:t xml:space="preserve">Bulgaria</w:t>
-            </w:r>
-          </w:p>
-        </w:tc>
-        <w:tc>
-          <w:p>
-            <w:pPr>
-              <w:pStyle w:val="Compact"/>
-              <w:jc w:val="left"/>
-            </w:pPr>
-            <w:r>
-              <w:t xml:space="preserve">Balkans</w:t>
-            </w:r>
-          </w:p>
-        </w:tc>
-        <w:tc>
-          <w:p>
-            <w:pPr>
-              <w:pStyle w:val="Compact"/>
-              <w:jc w:val="right"/>
-            </w:pPr>
-            <w:r>
-              <w:t xml:space="preserve">3</w:t>
-            </w:r>
-          </w:p>
-        </w:tc>
-        <w:tc>
-          <w:p>
-            <w:pPr>
-              <w:pStyle w:val="Compact"/>
-              <w:jc w:val="right"/>
-            </w:pPr>
-            <w:r>
-              <w:t xml:space="preserve">42.852</w:t>
-            </w:r>
-          </w:p>
-        </w:tc>
-        <w:tc>
-          <w:p>
-            <w:pPr>
-              <w:pStyle w:val="Compact"/>
-              <w:jc w:val="right"/>
-            </w:pPr>
-            <w:r>
-              <w:t xml:space="preserve">24.986</w:t>
+              <w:t xml:space="preserve">Turkey</w:t>
+            </w:r>
+          </w:p>
+        </w:tc>
+        <w:tc>
+          <w:p>
+            <w:pPr>
+              <w:pStyle w:val="Compact"/>
+              <w:jc w:val="left"/>
+            </w:pPr>
+            <w:r>
+              <w:t xml:space="preserve">Turkey</w:t>
+            </w:r>
+          </w:p>
+        </w:tc>
+        <w:tc>
+          <w:p>
+            <w:pPr>
+              <w:pStyle w:val="Compact"/>
+              <w:jc w:val="right"/>
+            </w:pPr>
+            <w:r>
+              <w:t xml:space="preserve">11</w:t>
+            </w:r>
+          </w:p>
+        </w:tc>
+        <w:tc>
+          <w:p>
+            <w:pPr>
+              <w:pStyle w:val="Compact"/>
+              <w:jc w:val="right"/>
+            </w:pPr>
+            <w:r>
+              <w:t xml:space="preserve">39.464</w:t>
+            </w:r>
+          </w:p>
+        </w:tc>
+        <w:tc>
+          <w:p>
+            <w:pPr>
+              <w:pStyle w:val="Compact"/>
+              <w:jc w:val="right"/>
+            </w:pPr>
+            <w:r>
+              <w:t xml:space="preserve">34.797</w:t>
             </w:r>
           </w:p>
         </w:tc>
@@ -2931,51 +3048,51 @@
               <w:jc w:val="left"/>
             </w:pPr>
             <w:r>
-              <w:t xml:space="preserve">Romania</w:t>
-            </w:r>
-          </w:p>
-        </w:tc>
-        <w:tc>
-          <w:p>
-            <w:pPr>
-              <w:pStyle w:val="Compact"/>
-              <w:jc w:val="left"/>
-            </w:pPr>
-            <w:r>
-              <w:t xml:space="preserve">Balkans</w:t>
-            </w:r>
-          </w:p>
-        </w:tc>
-        <w:tc>
-          <w:p>
-            <w:pPr>
-              <w:pStyle w:val="Compact"/>
-              <w:jc w:val="right"/>
-            </w:pPr>
-            <w:r>
-              <w:t xml:space="preserve">7</w:t>
-            </w:r>
-          </w:p>
-        </w:tc>
-        <w:tc>
-          <w:p>
-            <w:pPr>
-              <w:pStyle w:val="Compact"/>
-              <w:jc w:val="right"/>
-            </w:pPr>
-            <w:r>
-              <w:t xml:space="preserve">46.497</w:t>
-            </w:r>
-          </w:p>
-        </w:tc>
-        <w:tc>
-          <w:p>
-            <w:pPr>
-              <w:pStyle w:val="Compact"/>
-              <w:jc w:val="right"/>
-            </w:pPr>
-            <w:r>
-              <w:t xml:space="preserve">24.582</w:t>
+              <w:t xml:space="preserve">Zvenigorod_Russia</w:t>
+            </w:r>
+          </w:p>
+        </w:tc>
+        <w:tc>
+          <w:p>
+            <w:pPr>
+              <w:pStyle w:val="Compact"/>
+              <w:jc w:val="left"/>
+            </w:pPr>
+            <w:r>
+              <w:t xml:space="preserve">Russia</w:t>
+            </w:r>
+          </w:p>
+        </w:tc>
+        <w:tc>
+          <w:p>
+            <w:pPr>
+              <w:pStyle w:val="Compact"/>
+              <w:jc w:val="right"/>
+            </w:pPr>
+            <w:r>
+              <w:t xml:space="preserve">17</w:t>
+            </w:r>
+          </w:p>
+        </w:tc>
+        <w:tc>
+          <w:p>
+            <w:pPr>
+              <w:pStyle w:val="Compact"/>
+              <w:jc w:val="right"/>
+            </w:pPr>
+            <w:r>
+              <w:t xml:space="preserve">55.738</w:t>
+            </w:r>
+          </w:p>
+        </w:tc>
+        <w:tc>
+          <w:p>
+            <w:pPr>
+              <w:pStyle w:val="Compact"/>
+              <w:jc w:val="right"/>
+            </w:pPr>
+            <w:r>
+              <w:t xml:space="preserve">36.857</w:t>
             </w:r>
           </w:p>
         </w:tc>
@@ -2988,51 +3105,51 @@
               <w:jc w:val="left"/>
             </w:pPr>
             <w:r>
-              <w:t xml:space="preserve">Turkey</w:t>
-            </w:r>
-          </w:p>
-        </w:tc>
-        <w:tc>
-          <w:p>
-            <w:pPr>
-              <w:pStyle w:val="Compact"/>
-              <w:jc w:val="left"/>
-            </w:pPr>
-            <w:r>
-              <w:t xml:space="preserve">Turkey</w:t>
-            </w:r>
-          </w:p>
-        </w:tc>
-        <w:tc>
-          <w:p>
-            <w:pPr>
-              <w:pStyle w:val="Compact"/>
-              <w:jc w:val="right"/>
-            </w:pPr>
-            <w:r>
-              <w:t xml:space="preserve">11</w:t>
-            </w:r>
-          </w:p>
-        </w:tc>
-        <w:tc>
-          <w:p>
-            <w:pPr>
-              <w:pStyle w:val="Compact"/>
-              <w:jc w:val="right"/>
-            </w:pPr>
-            <w:r>
-              <w:t xml:space="preserve">39.464</w:t>
-            </w:r>
-          </w:p>
-        </w:tc>
-        <w:tc>
-          <w:p>
-            <w:pPr>
-              <w:pStyle w:val="Compact"/>
-              <w:jc w:val="right"/>
-            </w:pPr>
-            <w:r>
-              <w:t xml:space="preserve">34.797</w:t>
+              <w:t xml:space="preserve">Vlieland_Netherlands</w:t>
+            </w:r>
+          </w:p>
+        </w:tc>
+        <w:tc>
+          <w:p>
+            <w:pPr>
+              <w:pStyle w:val="Compact"/>
+              <w:jc w:val="left"/>
+            </w:pPr>
+            <w:r>
+              <w:t xml:space="preserve">NA</w:t>
+            </w:r>
+          </w:p>
+        </w:tc>
+        <w:tc>
+          <w:p>
+            <w:pPr>
+              <w:pStyle w:val="Compact"/>
+              <w:jc w:val="right"/>
+            </w:pPr>
+            <w:r>
+              <w:t xml:space="preserve">15</w:t>
+            </w:r>
+          </w:p>
+        </w:tc>
+        <w:tc>
+          <w:p>
+            <w:pPr>
+              <w:pStyle w:val="Compact"/>
+              <w:jc w:val="right"/>
+            </w:pPr>
+            <w:r>
+              <w:t xml:space="preserve">53.238</w:t>
+            </w:r>
+          </w:p>
+        </w:tc>
+        <w:tc>
+          <w:p>
+            <w:pPr>
+              <w:pStyle w:val="Compact"/>
+              <w:jc w:val="right"/>
+            </w:pPr>
+            <w:r>
+              <w:t xml:space="preserve">4.932</w:t>
             </w:r>
           </w:p>
         </w:tc>
@@ -3045,51 +3162,51 @@
               <w:jc w:val="left"/>
             </w:pPr>
             <w:r>
-              <w:t xml:space="preserve">Zvenigorod_Russia</w:t>
-            </w:r>
-          </w:p>
-        </w:tc>
-        <w:tc>
-          <w:p>
-            <w:pPr>
-              <w:pStyle w:val="Compact"/>
-              <w:jc w:val="left"/>
-            </w:pPr>
-            <w:r>
-              <w:t xml:space="preserve">Russia</w:t>
-            </w:r>
-          </w:p>
-        </w:tc>
-        <w:tc>
-          <w:p>
-            <w:pPr>
-              <w:pStyle w:val="Compact"/>
-              <w:jc w:val="right"/>
-            </w:pPr>
-            <w:r>
-              <w:t xml:space="preserve">17</w:t>
-            </w:r>
-          </w:p>
-        </w:tc>
-        <w:tc>
-          <w:p>
-            <w:pPr>
-              <w:pStyle w:val="Compact"/>
-              <w:jc w:val="right"/>
-            </w:pPr>
-            <w:r>
-              <w:t xml:space="preserve">55.738</w:t>
-            </w:r>
-          </w:p>
-        </w:tc>
-        <w:tc>
-          <w:p>
-            <w:pPr>
-              <w:pStyle w:val="Compact"/>
-              <w:jc w:val="right"/>
-            </w:pPr>
-            <w:r>
-              <w:t xml:space="preserve">36.857</w:t>
+              <w:t xml:space="preserve">Westerheide_Netherlands</w:t>
+            </w:r>
+          </w:p>
+        </w:tc>
+        <w:tc>
+          <w:p>
+            <w:pPr>
+              <w:pStyle w:val="Compact"/>
+              <w:jc w:val="left"/>
+            </w:pPr>
+            <w:r>
+              <w:t xml:space="preserve">NA</w:t>
+            </w:r>
+          </w:p>
+        </w:tc>
+        <w:tc>
+          <w:p>
+            <w:pPr>
+              <w:pStyle w:val="Compact"/>
+              <w:jc w:val="right"/>
+            </w:pPr>
+            <w:r>
+              <w:t xml:space="preserve">50</w:t>
+            </w:r>
+          </w:p>
+        </w:tc>
+        <w:tc>
+          <w:p>
+            <w:pPr>
+              <w:pStyle w:val="Compact"/>
+              <w:jc w:val="right"/>
+            </w:pPr>
+            <w:r>
+              <w:t xml:space="preserve">52.250</w:t>
+            </w:r>
+          </w:p>
+        </w:tc>
+        <w:tc>
+          <w:p>
+            <w:pPr>
+              <w:pStyle w:val="Compact"/>
+              <w:jc w:val="right"/>
+            </w:pPr>
+            <w:r>
+              <w:t xml:space="preserve">5.190</w:t>
             </w:r>
           </w:p>
         </w:tc>
@@ -3559,7 +3676,7 @@
       <w:r>
         <w:drawing>
           <wp:inline>
-            <wp:extent cx="5334000" cy="4000500"/>
+            <wp:extent cx="5334000" cy="4667250"/>
             <wp:effectExtent b="0" l="0" r="0" t="0"/>
             <wp:docPr descr="" id="1" name="Picture"/>
             <a:graphic>
@@ -3580,7 +3697,7 @@
                   <pic:spPr bwMode="auto">
                     <a:xfrm>
                       <a:off x="0" y="0"/>
-                      <a:ext cx="5334000" cy="4000500"/>
+                      <a:ext cx="5334000" cy="4667250"/>
                     </a:xfrm>
                     <a:prstGeom prst="rect">
                       <a:avLst/>
@@ -3819,7 +3936,7 @@
     </w:lvl>
   </w:abstractNum>
   <w:abstractNum w:abstractNumId="990">
-    <w:nsid w:val="829a1af2"/>
+    <w:nsid w:val="3bc1fbe6"/>
     <w:multiLevelType w:val="multilevel"/>
     <w:lvl w:ilvl="0">
       <w:numFmt w:val="bullet"/>

--- a/Manuscript/SpurginBosse_Hapmap_MS.docx
+++ b/Manuscript/SpurginBosse_Hapmap_MS.docx
@@ -1207,7 +1207,7 @@
         <w:t xml:space="preserve"> </w:t>
       </w:r>
       <w:r>
-        <w:t xml:space="preserve">was strongly and negatively related to variation in recombination rate (R^2 = 0.03</w:t>
+        <w:t xml:space="preserve">was strongly and negatively related to variation in recombination rate (R^2 = 0.02</w:t>
       </w:r>
       <w:r>
         <w:t xml:space="preserve"> </w:t>
@@ -1222,7 +1222,7 @@
         <w:t xml:space="preserve"> </w:t>
       </w:r>
       <w:r>
-        <w:t xml:space="preserve">&lt; 0.001; Fig. 4C). A similar, albeit slightly weaker relationship between</w:t>
+        <w:t xml:space="preserve">&lt; 0.001; Fig. 4C). However, no such relationship between</w:t>
       </w:r>
       <w:r>
         <w:t xml:space="preserve"> </w:t>
@@ -1248,7 +1248,7 @@
         <w:t xml:space="preserve"> </w:t>
       </w:r>
       <w:r>
-        <w:t xml:space="preserve">and recombination rate across the central populations (R^2 = 0.01</w:t>
+        <w:t xml:space="preserve">and recombination rate was found across the central populations (R^2 = 0.00</w:t>
       </w:r>
       <w:r>
         <w:t xml:space="preserve"> </w:t>
@@ -1263,7 +1263,7 @@
         <w:t xml:space="preserve"> </w:t>
       </w:r>
       <w:r>
-        <w:t xml:space="preserve">&lt; 0.001; Fig. 4D).</w:t>
+        <w:t xml:space="preserve">0.137; Fig. 4D).</w:t>
       </w:r>
     </w:p>
     <w:p>
@@ -3474,6 +3474,31 @@
       </w:r>
       <w:r>
         <w:t xml:space="preserve">Maximum likelihood tree inferred by Treemix, allowing ten migration events. Migrations events (arrows) are coloured according to their weight (red = higher migration), and horizontal branch lengths are proportional to the amount of genetic drift that has occurred along the branch.</w:t>
+      </w:r>
+    </w:p>
+    <w:p>
+      <w:pPr>
+        <w:pStyle w:val="BodyText"/>
+      </w:pPr>
+      <w:r>
+        <w:t xml:space="preserve">*</w:t>
+      </w:r>
+      <w:r>
+        <w:rPr>
+          <w:b/>
+        </w:rPr>
+        <w:t xml:space="preserve">Figure 4</w:t>
+      </w:r>
+    </w:p>
+    <w:p>
+      <w:pPr>
+        <w:pStyle w:val="BodyText"/>
+      </w:pPr>
+      <w:r>
+        <w:rPr>
+          <w:b/>
+        </w:rPr>
+        <w:t xml:space="preserve">Figure 5</w:t>
       </w:r>
     </w:p>
     <w:p>
@@ -3777,55 +3802,19 @@
         <w:pStyle w:val="BodyText"/>
       </w:pPr>
       <w:r>
-        <w:rPr>
-          <w:b/>
-        </w:rPr>
-        <w:t xml:space="preserve">Figure 6</w:t>
-      </w:r>
-      <w:r>
-        <w:t xml:space="preserve"> </w:t>
-      </w:r>
-      <w:r>
-        <w:drawing>
-          <wp:inline>
-            <wp:extent cx="5334000" cy="5334000"/>
-            <wp:effectExtent b="0" l="0" r="0" t="0"/>
-            <wp:docPr descr="" id="1" name="Picture"/>
-            <a:graphic>
-              <a:graphicData uri="http://schemas.openxmlformats.org/drawingml/2006/picture">
-                <pic:pic>
-                  <pic:nvPicPr>
-                    <pic:cNvPr descr="SpurginBosse_Hapmap_MS_files/figure-docx/Figure%206-1.png" id="0" name="Picture"/>
-                    <pic:cNvPicPr>
-                      <a:picLocks noChangeArrowheads="1" noChangeAspect="1"/>
-                    </pic:cNvPicPr>
-                  </pic:nvPicPr>
-                  <pic:blipFill>
-                    <a:blip r:embed="rId40"/>
-                    <a:stretch>
-                      <a:fillRect/>
-                    </a:stretch>
-                  </pic:blipFill>
-                  <pic:spPr bwMode="auto">
-                    <a:xfrm>
-                      <a:off x="0" y="0"/>
-                      <a:ext cx="5334000" cy="5334000"/>
-                    </a:xfrm>
-                    <a:prstGeom prst="rect">
-                      <a:avLst/>
-                    </a:prstGeom>
-                    <a:noFill/>
-                    <a:ln w="9525">
-                      <a:noFill/>
-                      <a:headEnd/>
-                      <a:tailEnd/>
-                    </a:ln>
-                  </pic:spPr>
-                </pic:pic>
-              </a:graphicData>
-            </a:graphic>
-          </wp:inline>
-        </w:drawing>
+        <w:t xml:space="preserve">subset(pd,p1 == "Turkey" | p2 == "Turkey") %&gt;%</w:t>
+      </w:r>
+      <w:r>
+        <w:t xml:space="preserve"> </w:t>
+      </w:r>
+      <w:r>
+        <w:t xml:space="preserve">ggplot(aes(x = dist/1000,y = fst_slope))+</w:t>
+      </w:r>
+      <w:r>
+        <w:t xml:space="preserve"> </w:t>
+      </w:r>
+      <w:r>
+        <w:t xml:space="preserve">geom_point(col = "grey")</w:t>
       </w:r>
     </w:p>
     <w:sectPr/>
@@ -3936,7 +3925,7 @@
     </w:lvl>
   </w:abstractNum>
   <w:abstractNum w:abstractNumId="990">
-    <w:nsid w:val="3bc1fbe6"/>
+    <w:nsid w:val="989ec80e"/>
     <w:multiLevelType w:val="multilevel"/>
     <w:lvl w:ilvl="0">
       <w:numFmt w:val="bullet"/>

--- a/Manuscript/SpurginBosse_Hapmap_MS.docx
+++ b/Manuscript/SpurginBosse_Hapmap_MS.docx
@@ -1166,17 +1166,16 @@
         <w:t xml:space="preserve"> </w:t>
       </w:r>
       <w:r>
-        <w:t xml:space="preserve">values were correlated across these two sets of populations (R^2 = 0.02</w:t>
-      </w:r>
-      <w:r>
-        <w:t xml:space="preserve"> </w:t>
-      </w:r>
-      <w:r>
-        <w:rPr>
-          <w:i/>
-        </w:rPr>
-        <w:t xml:space="preserve">P</w:t>
-      </w:r>
+        <w:t xml:space="preserve">values were correlated across these two sets of populations (R = 0.16</w:t>
+      </w:r>
+      <w:r>
+        <w:t xml:space="preserve"> </w:t>
+      </w:r>
+      <m:oMath>
+        <m:r>
+          <m:t>P</m:t>
+        </m:r>
+      </m:oMath>
       <w:r>
         <w:t xml:space="preserve"> </w:t>
       </w:r>
@@ -1207,17 +1206,28 @@
         <w:t xml:space="preserve"> </w:t>
       </w:r>
       <w:r>
-        <w:t xml:space="preserve">was strongly and negatively related to variation in recombination rate (R^2 = 0.02</w:t>
-      </w:r>
-      <w:r>
-        <w:t xml:space="preserve"> </w:t>
+        <w:t xml:space="preserve">was strongly and negatively related to variation in recombination rate (R</w:t>
       </w:r>
       <w:r>
         <w:rPr>
-          <w:i/>
+          <w:vertAlign w:val="superscript"/>
         </w:rPr>
-        <w:t xml:space="preserve">P</w:t>
-      </w:r>
+        <w:t xml:space="preserve">2</w:t>
+      </w:r>
+      <w:r>
+        <w:t xml:space="preserve"> </w:t>
+      </w:r>
+      <w:r>
+        <w:t xml:space="preserve">= 0.02,</w:t>
+      </w:r>
+      <w:r>
+        <w:t xml:space="preserve"> </w:t>
+      </w:r>
+      <m:oMath>
+        <m:r>
+          <m:t>P</m:t>
+        </m:r>
+      </m:oMath>
       <w:r>
         <w:t xml:space="preserve"> </w:t>
       </w:r>
@@ -1248,22 +1258,370 @@
         <w:t xml:space="preserve"> </w:t>
       </w:r>
       <w:r>
-        <w:t xml:space="preserve">and recombination rate was found across the central populations (R^2 = 0.00</w:t>
-      </w:r>
-      <w:r>
-        <w:t xml:space="preserve"> </w:t>
-      </w:r>
-      <w:r>
-        <w:rPr>
-          <w:i/>
-        </w:rPr>
-        <w:t xml:space="preserve">P</w:t>
-      </w:r>
-      <w:r>
-        <w:t xml:space="preserve"> </w:t>
-      </w:r>
-      <w:r>
-        <w:t xml:space="preserve">0.137; Fig. 4D).</w:t>
+        <w:t xml:space="preserve">and recombination rate was found across the central populations (</w:t>
+      </w:r>
+      <m:oMath>
+        <m:sSup>
+          <m:e>
+            <m:r>
+              <m:t>R</m:t>
+            </m:r>
+          </m:e>
+          <m:sup>
+            <m:r>
+              <m:t>2</m:t>
+            </m:r>
+          </m:sup>
+        </m:sSup>
+      </m:oMath>
+      <w:r>
+        <w:t xml:space="preserve"> </w:t>
+      </w:r>
+      <w:r>
+        <w:t xml:space="preserve">= &lt; 0.001,</w:t>
+      </w:r>
+      <w:r>
+        <w:t xml:space="preserve"> </w:t>
+      </w:r>
+      <m:oMath>
+        <m:r>
+          <m:t>P</m:t>
+        </m:r>
+      </m:oMath>
+      <w:r>
+        <w:t xml:space="preserve"> </w:t>
+      </w:r>
+      <w:r>
+        <w:t xml:space="preserve">= 0.14; Fig. 4D). Similarly,</w:t>
+      </w:r>
+      <w:r>
+        <w:t xml:space="preserve"> </w:t>
+      </w:r>
+      <m:oMath>
+        <m:sSub>
+          <m:e>
+            <m:r>
+              <m:t>F</m:t>
+            </m:r>
+          </m:e>
+          <m:sub>
+            <m:r>
+              <m:t>S</m:t>
+            </m:r>
+            <m:r>
+              <m:t>T</m:t>
+            </m:r>
+          </m:sub>
+        </m:sSub>
+      </m:oMath>
+      <w:r>
+        <w:t xml:space="preserve"> </w:t>
+      </w:r>
+      <w:r>
+        <w:t xml:space="preserve">outliers were likely to be found in the same regions across the marginal and central populations (R = 0.18</w:t>
+      </w:r>
+      <w:r>
+        <w:t xml:space="preserve"> </w:t>
+      </w:r>
+      <m:oMath>
+        <m:r>
+          <m:t>P</m:t>
+        </m:r>
+      </m:oMath>
+      <w:r>
+        <w:t xml:space="preserve"> </w:t>
+      </w:r>
+      <w:r>
+        <w:t xml:space="preserve">&lt; 0.001).</w:t>
+      </w:r>
+      <w:r>
+        <w:t xml:space="preserve"> </w:t>
+      </w:r>
+      <m:oMath>
+        <m:sSub>
+          <m:e>
+            <m:r>
+              <m:t>F</m:t>
+            </m:r>
+          </m:e>
+          <m:sub>
+            <m:r>
+              <m:t>S</m:t>
+            </m:r>
+            <m:r>
+              <m:t>T</m:t>
+            </m:r>
+          </m:sub>
+        </m:sSub>
+      </m:oMath>
+      <w:r>
+        <w:t xml:space="preserve"> </w:t>
+      </w:r>
+      <w:r>
+        <w:t xml:space="preserve">outliers were more likely to be found in regions of low recombination across the marginal (GLM;</w:t>
+      </w:r>
+      <w:r>
+        <w:t xml:space="preserve"> </w:t>
+      </w:r>
+      <m:oMath>
+        <m:r>
+          <m:t>P</m:t>
+        </m:r>
+      </m:oMath>
+      <w:r>
+        <w:t xml:space="preserve"> </w:t>
+      </w:r>
+      <w:r>
+        <w:t xml:space="preserve">= 0.002), but not central (</w:t>
+      </w:r>
+      <m:oMath>
+        <m:r>
+          <m:t>P</m:t>
+        </m:r>
+      </m:oMath>
+      <w:r>
+        <w:t xml:space="preserve"> </w:t>
+      </w:r>
+      <w:r>
+        <w:t xml:space="preserve">= 1), populations.</w:t>
+      </w:r>
+    </w:p>
+    <w:p>
+      <w:pPr>
+        <w:pStyle w:val="BodyText"/>
+      </w:pPr>
+      <w:r>
+        <w:t xml:space="preserve">We next quantified how the landscape of genomic differentiation was related to recombination rate for all 378 pairs of populations. We found substantial variation in the slope of the relationship between</w:t>
+      </w:r>
+      <w:r>
+        <w:t xml:space="preserve"> </w:t>
+      </w:r>
+      <m:oMath>
+        <m:sSub>
+          <m:e>
+            <m:r>
+              <m:t>F</m:t>
+            </m:r>
+          </m:e>
+          <m:sub>
+            <m:r>
+              <m:t>S</m:t>
+            </m:r>
+            <m:r>
+              <m:t>T</m:t>
+            </m:r>
+          </m:sub>
+        </m:sSub>
+      </m:oMath>
+      <w:r>
+        <w:t xml:space="preserve"> </w:t>
+      </w:r>
+      <w:r>
+        <w:t xml:space="preserve">and recombination rate (Fig. 5A), although the slope was negative in the majority (70%) of cases. Importantly, the relationship between</w:t>
+      </w:r>
+      <w:r>
+        <w:t xml:space="preserve"> </w:t>
+      </w:r>
+      <m:oMath>
+        <m:sSub>
+          <m:e>
+            <m:r>
+              <m:t>F</m:t>
+            </m:r>
+          </m:e>
+          <m:sub>
+            <m:r>
+              <m:t>S</m:t>
+            </m:r>
+            <m:r>
+              <m:t>T</m:t>
+            </m:r>
+          </m:sub>
+        </m:sSub>
+      </m:oMath>
+      <w:r>
+        <w:t xml:space="preserve"> </w:t>
+      </w:r>
+      <w:r>
+        <w:t xml:space="preserve">and recombination rate was non-random with respect to population ID. Nine of the 10 most negative slopes were from pairwise comparisons involving Sardinia, with comparisons involving Corsica and Crete also exhibiting more negative relaitonships between</w:t>
+      </w:r>
+      <w:r>
+        <w:t xml:space="preserve"> </w:t>
+      </w:r>
+      <m:oMath>
+        <m:sSub>
+          <m:e>
+            <m:r>
+              <m:t>F</m:t>
+            </m:r>
+          </m:e>
+          <m:sub>
+            <m:r>
+              <m:t>S</m:t>
+            </m:r>
+            <m:r>
+              <m:t>T</m:t>
+            </m:r>
+          </m:sub>
+        </m:sSub>
+      </m:oMath>
+      <w:r>
+        <w:t xml:space="preserve"> </w:t>
+      </w:r>
+      <w:r>
+        <w:t xml:space="preserve">and recombination rate. Accordingly, pairwise comparisons involving island populations had significantly lower slopes than comparisons involving only mainland populations (</w:t>
+      </w:r>
+      <m:oMath>
+        <m:r>
+          <m:t>P</m:t>
+        </m:r>
+      </m:oMath>
+      <w:r>
+        <w:t xml:space="preserve"> </w:t>
+      </w:r>
+      <w:r>
+        <w:t xml:space="preserve">&lt; 0.001; Fig. 5B). The relationship between</w:t>
+      </w:r>
+      <w:r>
+        <w:t xml:space="preserve"> </w:t>
+      </w:r>
+      <m:oMath>
+        <m:sSub>
+          <m:e>
+            <m:r>
+              <m:t>F</m:t>
+            </m:r>
+          </m:e>
+          <m:sub>
+            <m:r>
+              <m:t>S</m:t>
+            </m:r>
+            <m:r>
+              <m:t>T</m:t>
+            </m:r>
+          </m:sub>
+        </m:sSub>
+      </m:oMath>
+      <w:r>
+        <w:t xml:space="preserve"> </w:t>
+      </w:r>
+      <w:r>
+        <w:t xml:space="preserve">and recombination rate did not vary according to the geographical distance between populations (r = -0.08, p = 0.47; Fig. 5C). The relationship between</w:t>
+      </w:r>
+      <w:r>
+        <w:t xml:space="preserve"> </w:t>
+      </w:r>
+      <m:oMath>
+        <m:sSub>
+          <m:e>
+            <m:r>
+              <m:t>F</m:t>
+            </m:r>
+          </m:e>
+          <m:sub>
+            <m:r>
+              <m:t>S</m:t>
+            </m:r>
+            <m:r>
+              <m:t>T</m:t>
+            </m:r>
+          </m:sub>
+        </m:sSub>
+      </m:oMath>
+      <w:r>
+        <w:t xml:space="preserve"> </w:t>
+      </w:r>
+      <w:r>
+        <w:t xml:space="preserve">outliers and recombination rate showed a similar pattern to that when</w:t>
+      </w:r>
+      <w:r>
+        <w:t xml:space="preserve"> </w:t>
+      </w:r>
+      <m:oMath>
+        <m:sSub>
+          <m:e>
+            <m:r>
+              <m:t>F</m:t>
+            </m:r>
+          </m:e>
+          <m:sub>
+            <m:r>
+              <m:t>S</m:t>
+            </m:r>
+            <m:r>
+              <m:t>T</m:t>
+            </m:r>
+          </m:sub>
+        </m:sSub>
+      </m:oMath>
+      <w:r>
+        <w:t xml:space="preserve"> </w:t>
+      </w:r>
+      <w:r>
+        <w:t xml:space="preserve">was modeled as a linear variable (Fig. S5).</w:t>
+      </w:r>
+      <w:r>
+        <w:t xml:space="preserve"> </w:t>
+      </w:r>
+      <m:oMath>
+        <m:sSub>
+          <m:e>
+            <m:r>
+              <m:t>F</m:t>
+            </m:r>
+          </m:e>
+          <m:sub>
+            <m:r>
+              <m:t>S</m:t>
+            </m:r>
+            <m:r>
+              <m:t>T</m:t>
+            </m:r>
+          </m:sub>
+        </m:sSub>
+      </m:oMath>
+      <w:r>
+        <w:t xml:space="preserve"> </w:t>
+      </w:r>
+      <w:r>
+        <w:t xml:space="preserve">outliers were more likely to be found in regions of low recombination in pairwise comparisons involving island populations (</w:t>
+      </w:r>
+      <m:oMath>
+        <m:r>
+          <m:t>P</m:t>
+        </m:r>
+      </m:oMath>
+      <w:r>
+        <w:t xml:space="preserve"> </w:t>
+      </w:r>
+      <w:r>
+        <w:t xml:space="preserve">&lt; 0.001; Fig. S5B). However, the relationship between</w:t>
+      </w:r>
+      <w:r>
+        <w:t xml:space="preserve"> </w:t>
+      </w:r>
+      <m:oMath>
+        <m:sSub>
+          <m:e>
+            <m:r>
+              <m:t>F</m:t>
+            </m:r>
+          </m:e>
+          <m:sub>
+            <m:r>
+              <m:t>S</m:t>
+            </m:r>
+            <m:r>
+              <m:t>T</m:t>
+            </m:r>
+          </m:sub>
+        </m:sSub>
+      </m:oMath>
+      <w:r>
+        <w:t xml:space="preserve"> </w:t>
+      </w:r>
+      <w:r>
+        <w:t xml:space="preserve">outliers and recombination rate did not vary according to the geographical distance between populations (r = -0.13, p = 0.23; Fig. S5C).</w:t>
       </w:r>
     </w:p>
     <w:p>
@@ -3797,26 +4155,6 @@
         </w:drawing>
       </w:r>
     </w:p>
-    <w:p>
-      <w:pPr>
-        <w:pStyle w:val="BodyText"/>
-      </w:pPr>
-      <w:r>
-        <w:t xml:space="preserve">subset(pd,p1 == "Turkey" | p2 == "Turkey") %&gt;%</w:t>
-      </w:r>
-      <w:r>
-        <w:t xml:space="preserve"> </w:t>
-      </w:r>
-      <w:r>
-        <w:t xml:space="preserve">ggplot(aes(x = dist/1000,y = fst_slope))+</w:t>
-      </w:r>
-      <w:r>
-        <w:t xml:space="preserve"> </w:t>
-      </w:r>
-      <w:r>
-        <w:t xml:space="preserve">geom_point(col = "grey")</w:t>
-      </w:r>
-    </w:p>
     <w:sectPr/>
   </w:body>
 </w:document>
@@ -3925,7 +4263,7 @@
     </w:lvl>
   </w:abstractNum>
   <w:abstractNum w:abstractNumId="990">
-    <w:nsid w:val="989ec80e"/>
+    <w:nsid w:val="553628f6"/>
     <w:multiLevelType w:val="multilevel"/>
     <w:lvl w:ilvl="0">
       <w:numFmt w:val="bullet"/>

--- a/Manuscript/SpurginBosse_Hapmap_MS.docx
+++ b/Manuscript/SpurginBosse_Hapmap_MS.docx
@@ -210,16 +210,7 @@
         <w:t xml:space="preserve"> </w:t>
       </w:r>
       <w:r>
-        <w:t xml:space="preserve">(</w:t>
-      </w:r>
-      <w:r>
-        <w:rPr>
-          <w:b/>
-        </w:rPr>
-        <w:t xml:space="preserve">???</w:t>
-      </w:r>
-      <w:r>
-        <w:t xml:space="preserve">)</w:t>
+        <w:t xml:space="preserve">(Harris 1966)</w:t>
       </w:r>
       <w:r>
         <w:t xml:space="preserve"> </w:t>
@@ -234,7 +225,7 @@
         <w:t xml:space="preserve">(Hubby &amp; Lewontin 1966; Lewontin &amp; Hubby 1966)</w:t>
       </w:r>
       <w:r>
-        <w:t xml:space="preserve">, there has been great interest in explaining how evolutionary and ecological processes shape the patterns of genetic variation observed within and among natural populations. One focus of research and debate in this area has beein on quantifying the roles of adaptive and neutral processes in explaining observed levels of genetic variation. However, adaptation does not occur in isolation, but against a background of recombination, gene flow, and genetic drift. More recently there has been increased effort in understanding how these fundamental evolutionary forces operate in concert to generate and maintain the levels of genetic diversity commonly observed in natural populations.</w:t>
+        <w:t xml:space="preserve">, there has been great interest in explaining how evolutionary and ecological processes shape the patterns of genetic variation observed within and among natural populations. One focus of research and debate in this area has been on quantifying the roles of adaptive and neutral processes in explaining observed levels of genetic variation. However, adaptation does not occur in isolation, but against a background of recombination, gene flow, and genetic drift. More recently there has been increased effort in understanding how these fundamental evolutionary forces operate in concert to generate and maintain the levels of genetic diversity commonly observed in natural populations.</w:t>
       </w:r>
     </w:p>
     <w:p>
@@ -242,7 +233,155 @@
         <w:pStyle w:val="BodyText"/>
       </w:pPr>
       <w:r>
-        <w:t xml:space="preserve">The arrival of high-throughput sequencing and subsequent characterisation of genome-wide variation across large numebrs of individuals has revealed that at the genetic level, patterns of variation and divergence among natural populations and species are highly heterogeneous. A feature of these "genomic landscapes" of differentiaiton that has received particular attention is the presence of so-called "islands of divergence" (also called "islands of differentiation" and "islands of speciation"), which are assumed to arise as a resuls of divergent seleciton on genetic variants and closely linked genomic regions.</w:t>
+        <w:t xml:space="preserve">The arrival of high-throughput sequencing and subsequent characterisation of genome-wide variation across large numbers of individuals has revealed that at the genetic level, patterns of variation and divergence among natural populations and species are highly heterogeneous. A feature of these "genomic landscapes" of differentiaiton that has received particular attention is the presence of so-called "islands of divergence"; outlier regions of the genome with high levels of divergence estimated from statistics such as</w:t>
+      </w:r>
+      <w:r>
+        <w:t xml:space="preserve"> </w:t>
+      </w:r>
+      <m:oMath>
+        <m:sSub>
+          <m:e>
+            <m:r>
+              <m:t>F</m:t>
+            </m:r>
+          </m:e>
+          <m:sub>
+            <m:r>
+              <m:t>S</m:t>
+            </m:r>
+            <m:r>
+              <m:t>T</m:t>
+            </m:r>
+          </m:sub>
+        </m:sSub>
+      </m:oMath>
+      <w:r>
+        <w:t xml:space="preserve"> </w:t>
+      </w:r>
+      <w:r>
+        <w:t xml:space="preserve">or</w:t>
+      </w:r>
+      <w:r>
+        <w:t xml:space="preserve"> </w:t>
+      </w:r>
+      <m:oMath>
+        <m:sSub>
+          <m:e>
+            <m:r>
+              <m:t>d</m:t>
+            </m:r>
+          </m:e>
+          <m:sub>
+            <m:r>
+              <m:t>x</m:t>
+            </m:r>
+            <m:r>
+              <m:t>y</m:t>
+            </m:r>
+          </m:sub>
+        </m:sSub>
+      </m:oMath>
+      <w:r>
+        <w:t xml:space="preserve"> </w:t>
+      </w:r>
+      <w:r>
+        <w:t xml:space="preserve">(e.g. Turner</w:t>
+      </w:r>
+      <w:r>
+        <w:t xml:space="preserve"> </w:t>
+      </w:r>
+      <w:r>
+        <w:rPr>
+          <w:i/>
+        </w:rPr>
+        <w:t xml:space="preserve">et al.</w:t>
+      </w:r>
+      <w:r>
+        <w:t xml:space="preserve"> </w:t>
+      </w:r>
+      <w:r>
+        <w:t xml:space="preserve">2005; Nadeau</w:t>
+      </w:r>
+      <w:r>
+        <w:t xml:space="preserve"> </w:t>
+      </w:r>
+      <w:r>
+        <w:rPr>
+          <w:i/>
+        </w:rPr>
+        <w:t xml:space="preserve">et al.</w:t>
+      </w:r>
+      <w:r>
+        <w:t xml:space="preserve"> </w:t>
+      </w:r>
+      <w:r>
+        <w:t xml:space="preserve">2011; Renaut</w:t>
+      </w:r>
+      <w:r>
+        <w:t xml:space="preserve"> </w:t>
+      </w:r>
+      <w:r>
+        <w:rPr>
+          <w:i/>
+        </w:rPr>
+        <w:t xml:space="preserve">et al.</w:t>
+      </w:r>
+      <w:r>
+        <w:t xml:space="preserve"> </w:t>
+      </w:r>
+      <w:r>
+        <w:t xml:space="preserve">2013; Poelstra</w:t>
+      </w:r>
+      <w:r>
+        <w:t xml:space="preserve"> </w:t>
+      </w:r>
+      <w:r>
+        <w:rPr>
+          <w:i/>
+        </w:rPr>
+        <w:t xml:space="preserve">et al.</w:t>
+      </w:r>
+      <w:r>
+        <w:t xml:space="preserve"> </w:t>
+      </w:r>
+      <w:r>
+        <w:t xml:space="preserve">2014)</w:t>
+      </w:r>
+      <w:r>
+        <w:t xml:space="preserve">. Initially these regions were termed "islands of speciation", and were thought to arise as a result of reduced gene flow in genomic regions associated with reproductive isolation</w:t>
+      </w:r>
+      <w:r>
+        <w:t xml:space="preserve"> </w:t>
+      </w:r>
+      <w:r>
+        <w:t xml:space="preserve">(Turner</w:t>
+      </w:r>
+      <w:r>
+        <w:t xml:space="preserve"> </w:t>
+      </w:r>
+      <w:r>
+        <w:rPr>
+          <w:i/>
+        </w:rPr>
+        <w:t xml:space="preserve">et al.</w:t>
+      </w:r>
+      <w:r>
+        <w:t xml:space="preserve"> </w:t>
+      </w:r>
+      <w:r>
+        <w:t xml:space="preserve">2005)</w:t>
+      </w:r>
+      <w:r>
+        <w:t xml:space="preserve">. Subsequent modelling and analysis revealed that highly heterogeneous patterns of genomic divergence in the complete absence of gene flow, as a result of linked selection on beneficial or deleterious mutations</w:t>
+      </w:r>
+      <w:r>
+        <w:t xml:space="preserve"> </w:t>
+      </w:r>
+      <w:r>
+        <w:t xml:space="preserve">(Noor &amp; Bennett 2009; Cruickshank &amp; Hahn 2014)</w:t>
+      </w:r>
+      <w:r>
+        <w:t xml:space="preserve">.</w:t>
       </w:r>
     </w:p>
     <w:p>
@@ -250,7 +389,69 @@
         <w:pStyle w:val="BodyText"/>
       </w:pPr>
       <w:r>
-        <w:t xml:space="preserve">Recent research in birds has revealed that differentiation landscapes are conserved across populations, species and even across avian families. This striking pattern has arisen, at least in part, as a result of a highly conserved recombination landscape in birds.</w:t>
+        <w:t xml:space="preserve">Comparing patterns of genomic differentiation among sets of populations and/or species at different stages of the speciation continuum is a powerful way of disentangling the forces that shape variation among populations.</w:t>
+      </w:r>
+    </w:p>
+    <w:p>
+      <w:pPr>
+        <w:pStyle w:val="BodyText"/>
+      </w:pPr>
+      <w:r>
+        <w:t xml:space="preserve">Recent research in birds has revealed that differentiation landscapes are conserved across populations, species and even across avian families</w:t>
+      </w:r>
+      <w:r>
+        <w:t xml:space="preserve"> </w:t>
+      </w:r>
+      <w:r>
+        <w:t xml:space="preserve">(Burri</w:t>
+      </w:r>
+      <w:r>
+        <w:t xml:space="preserve"> </w:t>
+      </w:r>
+      <w:r>
+        <w:rPr>
+          <w:i/>
+        </w:rPr>
+        <w:t xml:space="preserve">et al.</w:t>
+      </w:r>
+      <w:r>
+        <w:t xml:space="preserve"> </w:t>
+      </w:r>
+      <w:r>
+        <w:t xml:space="preserve">2015; Van Doren</w:t>
+      </w:r>
+      <w:r>
+        <w:t xml:space="preserve"> </w:t>
+      </w:r>
+      <w:r>
+        <w:rPr>
+          <w:i/>
+        </w:rPr>
+        <w:t xml:space="preserve">et al.</w:t>
+      </w:r>
+      <w:r>
+        <w:t xml:space="preserve"> </w:t>
+      </w:r>
+      <w:r>
+        <w:t xml:space="preserve">2017; Vijay</w:t>
+      </w:r>
+      <w:r>
+        <w:t xml:space="preserve"> </w:t>
+      </w:r>
+      <w:r>
+        <w:rPr>
+          <w:i/>
+        </w:rPr>
+        <w:t xml:space="preserve">et al.</w:t>
+      </w:r>
+      <w:r>
+        <w:t xml:space="preserve"> </w:t>
+      </w:r>
+      <w:r>
+        <w:t xml:space="preserve">2017)</w:t>
+      </w:r>
+      <w:r>
+        <w:t xml:space="preserve">. This striking pattern has arisen, at least in part, as a result of a highly conserved recombination landscape in birds.</w:t>
       </w:r>
     </w:p>
     <w:p>
@@ -538,7 +739,7 @@
         <w:t xml:space="preserve"> </w:t>
       </w:r>
       <w:r>
-        <w:t xml:space="preserve">individuals (n = ) sampled from Amur, Russia. We fitted models allowing for range of migration events (0-10), and used a window size of 500 SNPs</w:t>
+        <w:t xml:space="preserve">individuals sampled from Amur, Russia. We fitted models allowing for range of migration events (0-10), and used a window size of 500 SNPs</w:t>
       </w:r>
       <w:r>
         <w:t xml:space="preserve"> </w:t>
@@ -1626,6 +1827,14 @@
     </w:p>
     <w:p>
       <w:pPr>
+        <w:pStyle w:val="BodyText"/>
+      </w:pPr>
+      <w:r>
+        <w:t xml:space="preserve">NEED TO LOOK AT RELATIONSHIP BETWEEN FST SLOPE AND FST</w:t>
+      </w:r>
+    </w:p>
+    <w:p>
+      <w:pPr>
         <w:pStyle w:val="Heading2"/>
       </w:pPr>
       <w:bookmarkStart w:id="31" w:name="discussion"/>
@@ -1681,6 +1890,70 @@
         <w:pStyle w:val="BodyText"/>
       </w:pPr>
       <w:r>
+        <w:t xml:space="preserve">Burri, R., Nater, A., Kawakami, T., Mugal, C.F., Olason, P.I., Smeds, L., Suh, A., Dutoit, L., Bureš, S., Garamszegi, L.Z., Hogner, S., Moreno, J., Qvarnström, A., Ružić, M., Sæther, S.-A., Sætre, G.-P., Török, J. &amp; Ellegren, H. (2015) Linked selection and recombination rate variation drive the evolution of the genomic landscape of differentiation across the speciation continuum of Ficedula flycatchers.</w:t>
+      </w:r>
+      <w:r>
+        <w:t xml:space="preserve"> </w:t>
+      </w:r>
+      <w:r>
+        <w:rPr>
+          <w:i/>
+        </w:rPr>
+        <w:t xml:space="preserve">Genome research</w:t>
+      </w:r>
+      <w:r>
+        <w:t xml:space="preserve">,</w:t>
+      </w:r>
+      <w:r>
+        <w:t xml:space="preserve"> </w:t>
+      </w:r>
+      <w:r>
+        <w:rPr>
+          <w:b/>
+        </w:rPr>
+        <w:t xml:space="preserve">25</w:t>
+      </w:r>
+      <w:r>
+        <w:t xml:space="preserve">, 1656–65.</w:t>
+      </w:r>
+    </w:p>
+    <w:p>
+      <w:pPr>
+        <w:pStyle w:val="BodyText"/>
+      </w:pPr>
+      <w:r>
+        <w:t xml:space="preserve">Cruickshank, T.E. &amp; Hahn, M.W. (2014) Reanalysis suggests that genomic islands of speciation are due to reduced diversity, not reduced gene flow.</w:t>
+      </w:r>
+      <w:r>
+        <w:t xml:space="preserve"> </w:t>
+      </w:r>
+      <w:r>
+        <w:rPr>
+          <w:i/>
+        </w:rPr>
+        <w:t xml:space="preserve">Molecular Ecology</w:t>
+      </w:r>
+      <w:r>
+        <w:t xml:space="preserve">,</w:t>
+      </w:r>
+      <w:r>
+        <w:t xml:space="preserve"> </w:t>
+      </w:r>
+      <w:r>
+        <w:rPr>
+          <w:b/>
+        </w:rPr>
+        <w:t xml:space="preserve">23</w:t>
+      </w:r>
+      <w:r>
+        <w:t xml:space="preserve">, 3133–3157.</w:t>
+      </w:r>
+    </w:p>
+    <w:p>
+      <w:pPr>
+        <w:pStyle w:val="BodyText"/>
+      </w:pPr>
+      <w:r>
         <w:t xml:space="preserve">Goslee, S.C. &amp; Urban, D.L. (2007) The ecodist package for dissimilarity-based analysis of ecological data.</w:t>
       </w:r>
       <w:r>
@@ -1713,6 +1986,38 @@
         <w:pStyle w:val="BodyText"/>
       </w:pPr>
       <w:r>
+        <w:t xml:space="preserve">Harris, H. (1966) Enzyme Polymorphisms in Man.</w:t>
+      </w:r>
+      <w:r>
+        <w:t xml:space="preserve"> </w:t>
+      </w:r>
+      <w:r>
+        <w:rPr>
+          <w:i/>
+        </w:rPr>
+        <w:t xml:space="preserve">Proceedings of the Royal Society B: Biological Sciences</w:t>
+      </w:r>
+      <w:r>
+        <w:t xml:space="preserve">,</w:t>
+      </w:r>
+      <w:r>
+        <w:t xml:space="preserve"> </w:t>
+      </w:r>
+      <w:r>
+        <w:rPr>
+          <w:b/>
+        </w:rPr>
+        <w:t xml:space="preserve">164</w:t>
+      </w:r>
+      <w:r>
+        <w:t xml:space="preserve">, 298–310.</w:t>
+      </w:r>
+    </w:p>
+    <w:p>
+      <w:pPr>
+        <w:pStyle w:val="BodyText"/>
+      </w:pPr>
+      <w:r>
         <w:t xml:space="preserve">Hubby, J.L. &amp; Lewontin, R.C. (1966) A molecular approach to the study of genic heterozygosity in natural populations. I. The number of alleles at different loci in Drosophila pseudoobscura.</w:t>
       </w:r>
       <w:r>
@@ -1777,6 +2082,70 @@
         <w:pStyle w:val="BodyText"/>
       </w:pPr>
       <w:r>
+        <w:t xml:space="preserve">Nadeau, N.J., Whibley, A., Jones, R.T., Davey, J.W., Dasmahapatra, K.K., Baxter, S.W., Quail, M.A., Joron, M., Ffrench-Constant, R.H., Blaxter, M.L., Mallet, J. &amp; Jiggins, C.D. (2011) Genomic islands of divergence in hybridizing Heliconius butterflies identified by large-scale targeted sequencing.</w:t>
+      </w:r>
+      <w:r>
+        <w:t xml:space="preserve"> </w:t>
+      </w:r>
+      <w:r>
+        <w:rPr>
+          <w:i/>
+        </w:rPr>
+        <w:t xml:space="preserve">Philosophical Transactions of the Royal Society of London B: Biological Sciences</w:t>
+      </w:r>
+      <w:r>
+        <w:t xml:space="preserve">,</w:t>
+      </w:r>
+      <w:r>
+        <w:t xml:space="preserve"> </w:t>
+      </w:r>
+      <w:r>
+        <w:rPr>
+          <w:b/>
+        </w:rPr>
+        <w:t xml:space="preserve">367</w:t>
+      </w:r>
+      <w:r>
+        <w:t xml:space="preserve">.</w:t>
+      </w:r>
+    </w:p>
+    <w:p>
+      <w:pPr>
+        <w:pStyle w:val="BodyText"/>
+      </w:pPr>
+      <w:r>
+        <w:t xml:space="preserve">Noor, M.A.F. &amp; Bennett, S.M. (2009) Islands of speciation or mirages in the desert? Examining the role of restricted recombination in maintaining species.</w:t>
+      </w:r>
+      <w:r>
+        <w:t xml:space="preserve"> </w:t>
+      </w:r>
+      <w:r>
+        <w:rPr>
+          <w:i/>
+        </w:rPr>
+        <w:t xml:space="preserve">Heredity</w:t>
+      </w:r>
+      <w:r>
+        <w:t xml:space="preserve">,</w:t>
+      </w:r>
+      <w:r>
+        <w:t xml:space="preserve"> </w:t>
+      </w:r>
+      <w:r>
+        <w:rPr>
+          <w:b/>
+        </w:rPr>
+        <w:t xml:space="preserve">103</w:t>
+      </w:r>
+      <w:r>
+        <w:t xml:space="preserve">, 439–444.</w:t>
+      </w:r>
+    </w:p>
+    <w:p>
+      <w:pPr>
+        <w:pStyle w:val="BodyText"/>
+      </w:pPr>
+      <w:r>
         <w:t xml:space="preserve">Pickrell, J.K. &amp; Pritchard, J.K. (2012) Inference of Population Splits and Mixtures from Genome-Wide Allele Frequency Data.</w:t>
       </w:r>
       <w:r>
@@ -1809,6 +2178,38 @@
         <w:pStyle w:val="BodyText"/>
       </w:pPr>
       <w:r>
+        <w:t xml:space="preserve">Poelstra, J.W., Vijay, N., Bossu, C.M., Lantz, H., Ryll, B., Müller, I., Baglione, V., Unneberg, P., Wikelski, M., Grabherr, M.G. &amp; Wolf, J.B.W. (2014) The genomic landscape underlying phenotypic integrity in the face of gene flow in crows.</w:t>
+      </w:r>
+      <w:r>
+        <w:t xml:space="preserve"> </w:t>
+      </w:r>
+      <w:r>
+        <w:rPr>
+          <w:i/>
+        </w:rPr>
+        <w:t xml:space="preserve">Science</w:t>
+      </w:r>
+      <w:r>
+        <w:t xml:space="preserve">,</w:t>
+      </w:r>
+      <w:r>
+        <w:t xml:space="preserve"> </w:t>
+      </w:r>
+      <w:r>
+        <w:rPr>
+          <w:b/>
+        </w:rPr>
+        <w:t xml:space="preserve">344</w:t>
+      </w:r>
+      <w:r>
+        <w:t xml:space="preserve">.</w:t>
+      </w:r>
+    </w:p>
+    <w:p>
+      <w:pPr>
+        <w:pStyle w:val="BodyText"/>
+      </w:pPr>
+      <w:r>
         <w:t xml:space="preserve">Purcell, S., Neale, B., Todd-Brown, K., Thomas, L., Ferreira, M.A., Bender, D., Maller, J., Sklar, P., Bakker, P.I. de, Daly, M.J. &amp; Sham, P.C. (2007) PLINK: A Tool Set for Whole-Genome Association and Population-Based Linkage Analyses.</w:t>
       </w:r>
       <w:r>
@@ -1842,6 +2243,134 @@
       </w:pPr>
       <w:r>
         <w:t xml:space="preserve">R Development Core Team. (2011) R: A Language and Environment for Statistical Computing (ed RDC Team).</w:t>
+      </w:r>
+    </w:p>
+    <w:p>
+      <w:pPr>
+        <w:pStyle w:val="BodyText"/>
+      </w:pPr>
+      <w:r>
+        <w:t xml:space="preserve">Renaut, S., Grassa, C.J., Yeaman, S., Moyers, B.T., Lai, Z., Kane, N.C., Bowers, J.E., Burke, J.M. &amp; Rieseberg, L.H. (2013) Genomic islands of divergence are not affected by geography of speciation in sunflowers.</w:t>
+      </w:r>
+      <w:r>
+        <w:t xml:space="preserve"> </w:t>
+      </w:r>
+      <w:r>
+        <w:rPr>
+          <w:i/>
+        </w:rPr>
+        <w:t xml:space="preserve">Nature Communications</w:t>
+      </w:r>
+      <w:r>
+        <w:t xml:space="preserve">,</w:t>
+      </w:r>
+      <w:r>
+        <w:t xml:space="preserve"> </w:t>
+      </w:r>
+      <w:r>
+        <w:rPr>
+          <w:b/>
+        </w:rPr>
+        <w:t xml:space="preserve">4</w:t>
+      </w:r>
+      <w:r>
+        <w:t xml:space="preserve">, 1827.</w:t>
+      </w:r>
+    </w:p>
+    <w:p>
+      <w:pPr>
+        <w:pStyle w:val="BodyText"/>
+      </w:pPr>
+      <w:r>
+        <w:t xml:space="preserve">Turner, T.L., Hahn, M.W., Nuzhdin, S.V., Mitchison, G. &amp; Spencer, F. (2005) Genomic Islands of Speciation in Anopheles gambiae (ed N Barton).</w:t>
+      </w:r>
+      <w:r>
+        <w:t xml:space="preserve"> </w:t>
+      </w:r>
+      <w:r>
+        <w:rPr>
+          <w:i/>
+        </w:rPr>
+        <w:t xml:space="preserve">PLoS Biology</w:t>
+      </w:r>
+      <w:r>
+        <w:t xml:space="preserve">,</w:t>
+      </w:r>
+      <w:r>
+        <w:t xml:space="preserve"> </w:t>
+      </w:r>
+      <w:r>
+        <w:rPr>
+          <w:b/>
+        </w:rPr>
+        <w:t xml:space="preserve">3</w:t>
+      </w:r>
+      <w:r>
+        <w:t xml:space="preserve">, e285.</w:t>
+      </w:r>
+    </w:p>
+    <w:p>
+      <w:pPr>
+        <w:pStyle w:val="BodyText"/>
+      </w:pPr>
+      <w:r>
+        <w:t xml:space="preserve">Van Doren, B.M., Campagna, L., Helm, B., Illera, J.C., Lovette, I.J. &amp; Liedvogel, M. (2017) Correlated patterns of genetic diversity and differentiation across an avian family.</w:t>
+      </w:r>
+      <w:r>
+        <w:t xml:space="preserve"> </w:t>
+      </w:r>
+      <w:r>
+        <w:rPr>
+          <w:i/>
+        </w:rPr>
+        <w:t xml:space="preserve">Molecular Ecology</w:t>
+      </w:r>
+      <w:r>
+        <w:t xml:space="preserve">,</w:t>
+      </w:r>
+      <w:r>
+        <w:t xml:space="preserve"> </w:t>
+      </w:r>
+      <w:r>
+        <w:rPr>
+          <w:b/>
+        </w:rPr>
+        <w:t xml:space="preserve">26</w:t>
+      </w:r>
+      <w:r>
+        <w:t xml:space="preserve">, 3982–3997.</w:t>
+      </w:r>
+    </w:p>
+    <w:p>
+      <w:pPr>
+        <w:pStyle w:val="BodyText"/>
+      </w:pPr>
+      <w:r>
+        <w:t xml:space="preserve">Vijay, N., Weissensteiner, M., Burri, R., Kawakami, T., Ellegren, H. &amp; Wolf, J.B.W. (2017) Genomewide patterns of variation in genetic diversity are shared among populations, species and higher-order taxa.</w:t>
+      </w:r>
+      <w:r>
+        <w:t xml:space="preserve"> </w:t>
+      </w:r>
+      <w:r>
+        <w:rPr>
+          <w:i/>
+        </w:rPr>
+        <w:t xml:space="preserve">Molecular Ecology</w:t>
+      </w:r>
+      <w:r>
+        <w:t xml:space="preserve">,</w:t>
+      </w:r>
+      <w:r>
+        <w:t xml:space="preserve"> </w:t>
+      </w:r>
+      <w:r>
+        <w:rPr>
+          <w:b/>
+        </w:rPr>
+        <w:t xml:space="preserve">26</w:t>
+      </w:r>
+      <w:r>
+        <w:t xml:space="preserve">, 4284–4295.</w:t>
       </w:r>
     </w:p>
     <w:p>
@@ -4263,7 +4792,7 @@
     </w:lvl>
   </w:abstractNum>
   <w:abstractNum w:abstractNumId="990">
-    <w:nsid w:val="553628f6"/>
+    <w:nsid w:val="48709579"/>
     <w:multiLevelType w:val="multilevel"/>
     <w:lvl w:ilvl="0">
       <w:numFmt w:val="bullet"/>

--- a/Manuscript/SpurginBosse_Hapmap_MS.docx
+++ b/Manuscript/SpurginBosse_Hapmap_MS.docx
@@ -191,6 +191,23 @@
     </w:p>
     <w:p>
       <w:pPr>
+        <w:pStyle w:val="FirstParagraph"/>
+      </w:pPr>
+      <w:r>
+        <w:t xml:space="preserve">A major aim of evolutionary biology is to understand why patterns of genetic variation difffer within genomes, and among populations and species. Widespread continental species are interesting models for studying how evolution shapes patterns of genomic divergence, as they are associated with recent and rapid colonisations, large population sizes and high levels of gene flow. We studied patterns of genomic variation among 28 great tit (</w:t>
+      </w:r>
+      <w:r>
+        <w:rPr>
+          <w:i/>
+        </w:rPr>
+        <w:t xml:space="preserve">Parus major</w:t>
+      </w:r>
+      <w:r>
+        <w:t xml:space="preserve">) in Europe. We found that genome-wide variation was consistent with a recent colonisation across Europe from a single refugium in the Balkans and/or Turkey. The highest levels of genome-wide structure were found between island populations in Crete, Sardinia and Corsica, most likely as a resut of mild bottlenecks and reduced gene flow among these populations. We then found that the landscape of genomic differentiation was highly heterogeneous, with clear "islands of divergence" among both closely related and structured great tit populations.</w:t>
+      </w:r>
+    </w:p>
+    <w:p>
+      <w:pPr>
         <w:pStyle w:val="Heading2"/>
       </w:pPr>
       <w:bookmarkStart w:id="24" w:name="introduction"/>
@@ -1341,10 +1358,7 @@
         <w:t xml:space="preserve"> </w:t>
       </w:r>
       <w:r>
-        <w:t xml:space="preserve">varied markedly across the genome, regardless of whether we considered marginal populations across which structure was higher or across central European populations with very low structure (Fig. 4A). Many of the same regions of high differentiation were observed across the central and marginal populations (Fig. A), and windowed</w:t>
-      </w:r>
-      <w:r>
-        <w:t xml:space="preserve"> </w:t>
+        <w:t xml:space="preserve">varied markedly across the genome, regardless of whether we considered marginal populations across which structure was higher or across central European populations with very low structure (Fig. 4A).</w:t>
       </w:r>
       <m:oMath>
         <m:sSub>
@@ -1367,7 +1381,7 @@
         <w:t xml:space="preserve"> </w:t>
       </w:r>
       <w:r>
-        <w:t xml:space="preserve">values were correlated across these two sets of populations (R = 0.16</w:t>
+        <w:t xml:space="preserve">outliers were likely to be found in the same regions across the marginal and central populations (R = 0.18</w:t>
       </w:r>
       <w:r>
         <w:t xml:space="preserve"> </w:t>
@@ -1381,7 +1395,7 @@
         <w:t xml:space="preserve"> </w:t>
       </w:r>
       <w:r>
-        <w:t xml:space="preserve">&lt; 0.001; Fig. 4B). Across the marginal populations,</w:t>
+        <w:t xml:space="preserve">&lt; 0.001).</w:t>
       </w:r>
       <w:r>
         <w:t xml:space="preserve"> </w:t>
@@ -1407,19 +1421,7 @@
         <w:t xml:space="preserve"> </w:t>
       </w:r>
       <w:r>
-        <w:t xml:space="preserve">was strongly and negatively related to variation in recombination rate (R</w:t>
-      </w:r>
-      <w:r>
-        <w:rPr>
-          <w:vertAlign w:val="superscript"/>
-        </w:rPr>
-        <w:t xml:space="preserve">2</w:t>
-      </w:r>
-      <w:r>
-        <w:t xml:space="preserve"> </w:t>
-      </w:r>
-      <w:r>
-        <w:t xml:space="preserve">= 0.02,</w:t>
+        <w:t xml:space="preserve">outliers were more likely to be found in regions of low recombination across the marginal (GLM;</w:t>
       </w:r>
       <w:r>
         <w:t xml:space="preserve"> </w:t>
@@ -1433,56 +1435,7 @@
         <w:t xml:space="preserve"> </w:t>
       </w:r>
       <w:r>
-        <w:t xml:space="preserve">&lt; 0.001; Fig. 4C). However, no such relationship between</w:t>
-      </w:r>
-      <w:r>
-        <w:t xml:space="preserve"> </w:t>
-      </w:r>
-      <m:oMath>
-        <m:sSub>
-          <m:e>
-            <m:r>
-              <m:t>F</m:t>
-            </m:r>
-          </m:e>
-          <m:sub>
-            <m:r>
-              <m:t>S</m:t>
-            </m:r>
-            <m:r>
-              <m:t>T</m:t>
-            </m:r>
-          </m:sub>
-        </m:sSub>
-      </m:oMath>
-      <w:r>
-        <w:t xml:space="preserve"> </w:t>
-      </w:r>
-      <w:r>
-        <w:t xml:space="preserve">and recombination rate was found across the central populations (</w:t>
-      </w:r>
-      <m:oMath>
-        <m:sSup>
-          <m:e>
-            <m:r>
-              <m:t>R</m:t>
-            </m:r>
-          </m:e>
-          <m:sup>
-            <m:r>
-              <m:t>2</m:t>
-            </m:r>
-          </m:sup>
-        </m:sSup>
-      </m:oMath>
-      <w:r>
-        <w:t xml:space="preserve"> </w:t>
-      </w:r>
-      <w:r>
-        <w:t xml:space="preserve">= &lt; 0.001,</w:t>
-      </w:r>
-      <w:r>
-        <w:t xml:space="preserve"> </w:t>
+        <w:t xml:space="preserve">= 0.002), but not central (</w:t>
       </w:r>
       <m:oMath>
         <m:r>
@@ -1493,7 +1446,7 @@
         <w:t xml:space="preserve"> </w:t>
       </w:r>
       <w:r>
-        <w:t xml:space="preserve">= 0.14; Fig. 4D). Similarly,</w:t>
+        <w:t xml:space="preserve">= 1), populations. We found similar results when look at at mean windowed</w:t>
       </w:r>
       <w:r>
         <w:t xml:space="preserve"> </w:t>
@@ -1519,7 +1472,33 @@
         <w:t xml:space="preserve"> </w:t>
       </w:r>
       <w:r>
-        <w:t xml:space="preserve">outliers were likely to be found in the same regions across the marginal and central populations (R = 0.18</w:t>
+        <w:t xml:space="preserve">values, rather than presence/absence of outliers. Mean windowed</w:t>
+      </w:r>
+      <w:r>
+        <w:t xml:space="preserve"> </w:t>
+      </w:r>
+      <m:oMath>
+        <m:sSub>
+          <m:e>
+            <m:r>
+              <m:t>F</m:t>
+            </m:r>
+          </m:e>
+          <m:sub>
+            <m:r>
+              <m:t>S</m:t>
+            </m:r>
+            <m:r>
+              <m:t>T</m:t>
+            </m:r>
+          </m:sub>
+        </m:sSub>
+      </m:oMath>
+      <w:r>
+        <w:t xml:space="preserve"> </w:t>
+      </w:r>
+      <w:r>
+        <w:t xml:space="preserve">was correlated across these two sets of populations (R = 0.16</w:t>
       </w:r>
       <w:r>
         <w:t xml:space="preserve"> </w:t>
@@ -1559,7 +1538,19 @@
         <w:t xml:space="preserve"> </w:t>
       </w:r>
       <w:r>
-        <w:t xml:space="preserve">outliers were more likely to be found in regions of low recombination across the marginal (GLM;</w:t>
+        <w:t xml:space="preserve">was negatively related to variation in recombination rate across the marginal populations (R</w:t>
+      </w:r>
+      <w:r>
+        <w:rPr>
+          <w:vertAlign w:val="superscript"/>
+        </w:rPr>
+        <w:t xml:space="preserve">2</w:t>
+      </w:r>
+      <w:r>
+        <w:t xml:space="preserve"> </w:t>
+      </w:r>
+      <w:r>
+        <w:t xml:space="preserve">= 0.02,</w:t>
       </w:r>
       <w:r>
         <w:t xml:space="preserve"> </w:t>
@@ -1573,7 +1564,30 @@
         <w:t xml:space="preserve"> </w:t>
       </w:r>
       <w:r>
-        <w:t xml:space="preserve">= 0.002), but not central (</w:t>
+        <w:t xml:space="preserve">&lt; 0.001; Fig. 4C), but no such relationship was found across the central populations (</w:t>
+      </w:r>
+      <m:oMath>
+        <m:sSup>
+          <m:e>
+            <m:r>
+              <m:t>R</m:t>
+            </m:r>
+          </m:e>
+          <m:sup>
+            <m:r>
+              <m:t>2</m:t>
+            </m:r>
+          </m:sup>
+        </m:sSup>
+      </m:oMath>
+      <w:r>
+        <w:t xml:space="preserve"> </w:t>
+      </w:r>
+      <w:r>
+        <w:t xml:space="preserve">= &lt; 0.001,</w:t>
+      </w:r>
+      <w:r>
+        <w:t xml:space="preserve"> </w:t>
       </w:r>
       <m:oMath>
         <m:r>
@@ -1584,7 +1598,7 @@
         <w:t xml:space="preserve"> </w:t>
       </w:r>
       <w:r>
-        <w:t xml:space="preserve">= 1), populations.</w:t>
+        <w:t xml:space="preserve">= 0.14; Fig. 4D).</w:t>
       </w:r>
     </w:p>
     <w:p>
@@ -1592,7 +1606,7 @@
         <w:pStyle w:val="BodyText"/>
       </w:pPr>
       <w:r>
-        <w:t xml:space="preserve">We next quantified how the landscape of genomic differentiation was related to recombination rate for all 378 pairs of populations. We found substantial variation in the slope of the relationship between</w:t>
+        <w:t xml:space="preserve">We next quantified how the landscape of genomic differentiation was related to recombination rate for all 378 pairs of populations.</w:t>
       </w:r>
       <w:r>
         <w:t xml:space="preserve"> </w:t>
@@ -1618,59 +1632,7 @@
         <w:t xml:space="preserve"> </w:t>
       </w:r>
       <w:r>
-        <w:t xml:space="preserve">and recombination rate (Fig. 5A), although the slope was negative in the majority (70%) of cases. Importantly, the relationship between</w:t>
-      </w:r>
-      <w:r>
-        <w:t xml:space="preserve"> </w:t>
-      </w:r>
-      <m:oMath>
-        <m:sSub>
-          <m:e>
-            <m:r>
-              <m:t>F</m:t>
-            </m:r>
-          </m:e>
-          <m:sub>
-            <m:r>
-              <m:t>S</m:t>
-            </m:r>
-            <m:r>
-              <m:t>T</m:t>
-            </m:r>
-          </m:sub>
-        </m:sSub>
-      </m:oMath>
-      <w:r>
-        <w:t xml:space="preserve"> </w:t>
-      </w:r>
-      <w:r>
-        <w:t xml:space="preserve">and recombination rate was non-random with respect to population ID. Nine of the 10 most negative slopes were from pairwise comparisons involving Sardinia, with comparisons involving Corsica and Crete also exhibiting more negative relaitonships between</w:t>
-      </w:r>
-      <w:r>
-        <w:t xml:space="preserve"> </w:t>
-      </w:r>
-      <m:oMath>
-        <m:sSub>
-          <m:e>
-            <m:r>
-              <m:t>F</m:t>
-            </m:r>
-          </m:e>
-          <m:sub>
-            <m:r>
-              <m:t>S</m:t>
-            </m:r>
-            <m:r>
-              <m:t>T</m:t>
-            </m:r>
-          </m:sub>
-        </m:sSub>
-      </m:oMath>
-      <w:r>
-        <w:t xml:space="preserve"> </w:t>
-      </w:r>
-      <w:r>
-        <w:t xml:space="preserve">and recombination rate. Accordingly, pairwise comparisons involving island populations had significantly lower slopes than comparisons involving only mainland populations (</w:t>
+        <w:t xml:space="preserve">outliers were more likely to be found in regions of low recombination in pairwise comparisons involving island populations (</w:t>
       </w:r>
       <m:oMath>
         <m:r>
@@ -1681,7 +1643,7 @@
         <w:t xml:space="preserve"> </w:t>
       </w:r>
       <w:r>
-        <w:t xml:space="preserve">&lt; 0.001; Fig. 5B). The relationship between</w:t>
+        <w:t xml:space="preserve">&lt; 0.001; Fig. S5B). However, the relationship between</w:t>
       </w:r>
       <w:r>
         <w:t xml:space="preserve"> </w:t>
@@ -1707,7 +1669,7 @@
         <w:t xml:space="preserve"> </w:t>
       </w:r>
       <w:r>
-        <w:t xml:space="preserve">and recombination rate did not vary according to the geographical distance between populations (r = -0.08, p = 0.47; Fig. 5C). The relationship between</w:t>
+        <w:t xml:space="preserve">outliers and recombination rate did not vary according to the geographical distance between populations (r = -0.13, p = 0.23). We found substantial variation in the slope of the relationship between</w:t>
       </w:r>
       <w:r>
         <w:t xml:space="preserve"> </w:t>
@@ -1733,7 +1695,7 @@
         <w:t xml:space="preserve"> </w:t>
       </w:r>
       <w:r>
-        <w:t xml:space="preserve">outliers and recombination rate showed a similar pattern to that when</w:t>
+        <w:t xml:space="preserve">and recombination rate (Fig. 5A), although the slope was negative in the majority (70%) of cases. Importantly, the relationship between</w:t>
       </w:r>
       <w:r>
         <w:t xml:space="preserve"> </w:t>
@@ -1759,7 +1721,7 @@
         <w:t xml:space="preserve"> </w:t>
       </w:r>
       <w:r>
-        <w:t xml:space="preserve">was modeled as a linear variable (Fig. S5).</w:t>
+        <w:t xml:space="preserve">and recombination rate was non-random with respect to population ID. Nine of the 10 most negative slopes were from pairwise comparisons involving Sardinia, with comparisons involving Corsica and Crete also exhibiting more negative relaitonships between</w:t>
       </w:r>
       <w:r>
         <w:t xml:space="preserve"> </w:t>
@@ -1785,7 +1747,7 @@
         <w:t xml:space="preserve"> </w:t>
       </w:r>
       <w:r>
-        <w:t xml:space="preserve">outliers were more likely to be found in regions of low recombination in pairwise comparisons involving island populations (</w:t>
+        <w:t xml:space="preserve">and recombination rate. Accordingly, pairwise comparisons involving island populations had significantly lower slopes than comparisons involving only mainland populations (</w:t>
       </w:r>
       <m:oMath>
         <m:r>
@@ -1796,7 +1758,7 @@
         <w:t xml:space="preserve"> </w:t>
       </w:r>
       <w:r>
-        <w:t xml:space="preserve">&lt; 0.001; Fig. S5B). However, the relationship between</w:t>
+        <w:t xml:space="preserve">&lt; 0.001; Fig. 5B). The relationship between</w:t>
       </w:r>
       <w:r>
         <w:t xml:space="preserve"> </w:t>
@@ -1822,7 +1784,7 @@
         <w:t xml:space="preserve"> </w:t>
       </w:r>
       <w:r>
-        <w:t xml:space="preserve">outliers and recombination rate did not vary according to the geographical distance between populations (r = -0.13, p = 0.23; Fig. S5C).</w:t>
+        <w:t xml:space="preserve">and recombination rate did not vary according to the geographical distance between populations (r = -0.08, p = 0.45).</w:t>
       </w:r>
     </w:p>
     <w:p>
@@ -1830,7 +1792,108 @@
         <w:pStyle w:val="BodyText"/>
       </w:pPr>
       <w:r>
-        <w:t xml:space="preserve">NEED TO LOOK AT RELATIONSHIP BETWEEN FST SLOPE AND FST</w:t>
+        <w:t xml:space="preserve">Finally, we tested how the relationship between</w:t>
+      </w:r>
+      <w:r>
+        <w:t xml:space="preserve"> </w:t>
+      </w:r>
+      <m:oMath>
+        <m:sSub>
+          <m:e>
+            <m:r>
+              <m:t>F</m:t>
+            </m:r>
+          </m:e>
+          <m:sub>
+            <m:r>
+              <m:t>S</m:t>
+            </m:r>
+            <m:r>
+              <m:t>T</m:t>
+            </m:r>
+          </m:sub>
+        </m:sSub>
+      </m:oMath>
+      <w:r>
+        <w:t xml:space="preserve"> </w:t>
+      </w:r>
+      <w:r>
+        <w:t xml:space="preserve">and recombination rate scaled with genome-wide variaiton in</w:t>
+      </w:r>
+      <w:r>
+        <w:t xml:space="preserve"> </w:t>
+      </w:r>
+      <m:oMath>
+        <m:sSub>
+          <m:e>
+            <m:r>
+              <m:t>F</m:t>
+            </m:r>
+          </m:e>
+          <m:sub>
+            <m:r>
+              <m:t>S</m:t>
+            </m:r>
+            <m:r>
+              <m:t>T</m:t>
+            </m:r>
+          </m:sub>
+        </m:sSub>
+      </m:oMath>
+      <w:r>
+        <w:t xml:space="preserve"> </w:t>
+      </w:r>
+      <w:r>
+        <w:t xml:space="preserve">among pairs of populations. We found a strong negative relationship between the</w:t>
+      </w:r>
+      <w:r>
+        <w:t xml:space="preserve"> </w:t>
+      </w:r>
+      <m:oMath>
+        <m:sSub>
+          <m:e>
+            <m:r>
+              <m:t>F</m:t>
+            </m:r>
+          </m:e>
+          <m:sub>
+            <m:r>
+              <m:t>S</m:t>
+            </m:r>
+            <m:r>
+              <m:t>T</m:t>
+            </m:r>
+          </m:sub>
+        </m:sSub>
+      </m:oMath>
+      <w:r>
+        <w:t xml:space="preserve">/recombination slope and genome-wide</w:t>
+      </w:r>
+      <w:r>
+        <w:t xml:space="preserve"> </w:t>
+      </w:r>
+      <m:oMath>
+        <m:sSub>
+          <m:e>
+            <m:r>
+              <m:t>F</m:t>
+            </m:r>
+          </m:e>
+          <m:sub>
+            <m:r>
+              <m:t>S</m:t>
+            </m:r>
+            <m:r>
+              <m:t>T</m:t>
+            </m:r>
+          </m:sub>
+        </m:sSub>
+      </m:oMath>
+      <w:r>
+        <w:t xml:space="preserve"> </w:t>
+      </w:r>
+      <w:r>
+        <w:t xml:space="preserve">(r = -0.57, p &lt; 0.001; Fig. 5C).</w:t>
       </w:r>
     </w:p>
     <w:p>
@@ -4792,7 +4855,7 @@
     </w:lvl>
   </w:abstractNum>
   <w:abstractNum w:abstractNumId="990">
-    <w:nsid w:val="48709579"/>
+    <w:nsid w:val="96470a13"/>
     <w:multiLevelType w:val="multilevel"/>
     <w:lvl w:ilvl="0">
       <w:numFmt w:val="bullet"/>

--- a/Manuscript/SpurginBosse_Hapmap_MS.docx
+++ b/Manuscript/SpurginBosse_Hapmap_MS.docx
@@ -406,7 +406,124 @@
         <w:pStyle w:val="BodyText"/>
       </w:pPr>
       <w:r>
-        <w:t xml:space="preserve">Comparing patterns of genomic differentiation among sets of populations and/or species at different stages of the speciation continuum is a powerful way of disentangling the forces that shape variation among populations.</w:t>
+        <w:t xml:space="preserve">Comparing patterns of genomic differentiation among sets of populations and/or species at different stages of the speciation continuum is a powerful way of disentangling the forces that shape variation among populations. Martin et al.</w:t>
+      </w:r>
+      <w:r>
+        <w:t xml:space="preserve"> </w:t>
+      </w:r>
+      <w:r>
+        <w:t xml:space="preserve">(</w:t>
+      </w:r>
+      <w:r>
+        <w:rPr>
+          <w:b/>
+        </w:rPr>
+        <w:t xml:space="preserve">???</w:t>
+      </w:r>
+      <w:r>
+        <w:t xml:space="preserve">)</w:t>
+      </w:r>
+      <w:r>
+        <w:t xml:space="preserve"> </w:t>
+      </w:r>
+      <w:r>
+        <w:t xml:space="preserve">showed that, across multiple</w:t>
+      </w:r>
+      <w:r>
+        <w:t xml:space="preserve"> </w:t>
+      </w:r>
+      <w:r>
+        <w:rPr>
+          <w:i/>
+        </w:rPr>
+        <w:t xml:space="preserve">Heliconius</w:t>
+      </w:r>
+      <w:r>
+        <w:t xml:space="preserve"> </w:t>
+      </w:r>
+      <w:r>
+        <w:t xml:space="preserve">butterfly populations and species, patterns of genomic variation were shaped by a combination gene flow and selection, particularly genomic regions harbouring genes involved in wing patterning. In contrast, Renaut et al.</w:t>
+      </w:r>
+      <w:r>
+        <w:t xml:space="preserve"> </w:t>
+      </w:r>
+      <w:r>
+        <w:t xml:space="preserve">(2013)</w:t>
+      </w:r>
+      <w:r>
+        <w:t xml:space="preserve"> </w:t>
+      </w:r>
+      <w:r>
+        <w:t xml:space="preserve">showed that in</w:t>
+      </w:r>
+      <w:r>
+        <w:t xml:space="preserve"> </w:t>
+      </w:r>
+      <w:r>
+        <w:rPr>
+          <w:i/>
+        </w:rPr>
+        <w:t xml:space="preserve">Helianthus</w:t>
+      </w:r>
+      <w:r>
+        <w:t xml:space="preserve"> </w:t>
+      </w:r>
+      <w:r>
+        <w:t xml:space="preserve">sunflowers, genomic architecture was the main driver of genomic differentiation across sets of populations. Similarly, recent research in birds has revealed that differentiation landscapes are conserved across populations, species and even across avian families</w:t>
+      </w:r>
+      <w:r>
+        <w:t xml:space="preserve"> </w:t>
+      </w:r>
+      <w:r>
+        <w:t xml:space="preserve">(Burri</w:t>
+      </w:r>
+      <w:r>
+        <w:t xml:space="preserve"> </w:t>
+      </w:r>
+      <w:r>
+        <w:rPr>
+          <w:i/>
+        </w:rPr>
+        <w:t xml:space="preserve">et al.</w:t>
+      </w:r>
+      <w:r>
+        <w:t xml:space="preserve"> </w:t>
+      </w:r>
+      <w:r>
+        <w:t xml:space="preserve">2015; Van Doren</w:t>
+      </w:r>
+      <w:r>
+        <w:t xml:space="preserve"> </w:t>
+      </w:r>
+      <w:r>
+        <w:rPr>
+          <w:i/>
+        </w:rPr>
+        <w:t xml:space="preserve">et al.</w:t>
+      </w:r>
+      <w:r>
+        <w:t xml:space="preserve"> </w:t>
+      </w:r>
+      <w:r>
+        <w:t xml:space="preserve">2017; Vijay</w:t>
+      </w:r>
+      <w:r>
+        <w:t xml:space="preserve"> </w:t>
+      </w:r>
+      <w:r>
+        <w:rPr>
+          <w:i/>
+        </w:rPr>
+        <w:t xml:space="preserve">et al.</w:t>
+      </w:r>
+      <w:r>
+        <w:t xml:space="preserve"> </w:t>
+      </w:r>
+      <w:r>
+        <w:t xml:space="preserve">2017)</w:t>
+      </w:r>
+      <w:r>
+        <w:t xml:space="preserve">. This latter pattern appearts to have arisen, at least in part, as a result of a highly conserved recombination landscape in birds.</w:t>
       </w:r>
     </w:p>
     <w:p>
@@ -414,78 +531,78 @@
         <w:pStyle w:val="BodyText"/>
       </w:pPr>
       <w:r>
-        <w:t xml:space="preserve">Recent research in birds has revealed that differentiation landscapes are conserved across populations, species and even across avian families</w:t>
-      </w:r>
-      <w:r>
-        <w:t xml:space="preserve"> </w:t>
-      </w:r>
-      <w:r>
-        <w:t xml:space="preserve">(Burri</w:t>
-      </w:r>
-      <w:r>
-        <w:t xml:space="preserve"> </w:t>
+        <w:t xml:space="preserve">It is now clear that the recombination landscape is a key driver of genomic variation, but we are only just beginning to understand how this recombination rate variation interacts with other evolutionary forces to shape patterns of differentiation across natural populations and species</w:t>
+      </w:r>
+      <w:r>
+        <w:t xml:space="preserve"> </w:t>
+      </w:r>
+      <w:r>
+        <w:t xml:space="preserve">(</w:t>
+      </w:r>
+      <w:r>
+        <w:rPr>
+          <w:b/>
+        </w:rPr>
+        <w:t xml:space="preserve">???</w:t>
+      </w:r>
+      <w:r>
+        <w:t xml:space="preserve">)</w:t>
+      </w:r>
+      <w:r>
+        <w:t xml:space="preserve">. A recent, large-scale analysis in sticklebacks showed that, like in many other studies, islands of differentiation were most likely to be found in regions of low recombination, but by looking this relationship across many pairs of populations they showed that outlier genomic regions were more likely to arise in low recombination regions when gene flow occurred between populations. There is also a significant impact of how recently separated populations are, and it is expected that in very recently separated populations the differentiation landscape is most likely to reflect selective sweeps, then as divergence accumulates, genomic architecture plays an increasingly important role</w:t>
+      </w:r>
+      <w:r>
+        <w:t xml:space="preserve"> </w:t>
+      </w:r>
+      <w:r>
+        <w:t xml:space="preserve">(</w:t>
+      </w:r>
+      <w:r>
+        <w:rPr>
+          <w:b/>
+        </w:rPr>
+        <w:t xml:space="preserve">???</w:t>
+      </w:r>
+      <w:r>
+        <w:t xml:space="preserve">)</w:t>
+      </w:r>
+      <w:r>
+        <w:t xml:space="preserve">. More studies of genomic differentiation across very recently separated populations are now required to examine i) how rapidly divergence can accumulate in low recombining regions, and ii) how selection, gene flow and genomic architecture interact to shape genomic divergence in the early stages of the differentiation process.</w:t>
+      </w:r>
+    </w:p>
+    <w:p>
+      <w:pPr>
+        <w:pStyle w:val="BodyText"/>
+      </w:pPr>
+      <w:r>
+        <w:t xml:space="preserve">The European great tit (</w:t>
       </w:r>
       <w:r>
         <w:rPr>
           <w:i/>
         </w:rPr>
-        <w:t xml:space="preserve">et al.</w:t>
-      </w:r>
-      <w:r>
-        <w:t xml:space="preserve"> </w:t>
-      </w:r>
-      <w:r>
-        <w:t xml:space="preserve">2015; Van Doren</w:t>
-      </w:r>
-      <w:r>
-        <w:t xml:space="preserve"> </w:t>
-      </w:r>
-      <w:r>
-        <w:rPr>
-          <w:i/>
-        </w:rPr>
-        <w:t xml:space="preserve">et al.</w:t>
-      </w:r>
-      <w:r>
-        <w:t xml:space="preserve"> </w:t>
-      </w:r>
-      <w:r>
-        <w:t xml:space="preserve">2017; Vijay</w:t>
-      </w:r>
-      <w:r>
-        <w:t xml:space="preserve"> </w:t>
-      </w:r>
-      <w:r>
-        <w:rPr>
-          <w:i/>
-        </w:rPr>
-        <w:t xml:space="preserve">et al.</w:t>
-      </w:r>
-      <w:r>
-        <w:t xml:space="preserve"> </w:t>
-      </w:r>
-      <w:r>
-        <w:t xml:space="preserve">2017)</w:t>
-      </w:r>
-      <w:r>
-        <w:t xml:space="preserve">. This striking pattern has arisen, at least in part, as a result of a highly conserved recombination landscape in birds.</w:t>
-      </w:r>
-    </w:p>
-    <w:p>
-      <w:pPr>
-        <w:pStyle w:val="BodyText"/>
-      </w:pPr>
-      <w:r>
-        <w:t xml:space="preserve">The European great tit (</w:t>
-      </w:r>
-      <w:r>
-        <w:rPr>
-          <w:i/>
-        </w:rPr>
         <w:t xml:space="preserve">Parus major major</w:t>
       </w:r>
       <w:r>
-        <w:t xml:space="preserve">) is an excellent model for ecological and evolutionary study.</w:t>
+        <w:t xml:space="preserve">) is an excellent model for ecological and evolutionary study. Phyleogeographic research using mitochondrial and microsatellite loci suggests that this species has has recently expanded across its European range, possible from a single refugium in the Balkans. Contemporary populations are characterised by large effective population sizes and high levels of gene flow among populations, resulting in low levels of genetic differentiation. The genome of the great tit has recently been sequences, and a high density (650K) panel of SNP markers has been developed. A recent study of two European populations using this marker panel suggests that rapid adaptation has occurred at the genomic and phenotypic levels</w:t>
+      </w:r>
+      <w:r>
+        <w:t xml:space="preserve"> </w:t>
+      </w:r>
+      <w:r>
+        <w:t xml:space="preserve">(</w:t>
+      </w:r>
+      <w:r>
+        <w:rPr>
+          <w:b/>
+        </w:rPr>
+        <w:t xml:space="preserve">???</w:t>
+      </w:r>
+      <w:r>
+        <w:t xml:space="preserve">)</w:t>
+      </w:r>
+      <w:r>
+        <w:t xml:space="preserve">. A wealth of ecological data also exists acros multiple great tit populations, enabling us to generate informed hypotheses about selection in this system.</w:t>
       </w:r>
     </w:p>
     <w:p>
@@ -1360,6 +1477,9 @@
       <w:r>
         <w:t xml:space="preserve">varied markedly across the genome, regardless of whether we considered marginal populations across which structure was higher or across central European populations with very low structure (Fig. 4A).</w:t>
       </w:r>
+      <w:r>
+        <w:t xml:space="preserve"> </w:t>
+      </w:r>
       <m:oMath>
         <m:sSub>
           <m:e>
@@ -1381,7 +1501,7 @@
         <w:t xml:space="preserve"> </w:t>
       </w:r>
       <w:r>
-        <w:t xml:space="preserve">outliers were likely to be found in the same regions across the marginal and central populations (R = 0.18</w:t>
+        <w:t xml:space="preserve">outliers were likely to be found in the same regions across the marginal and central populations (R = 0.19</w:t>
       </w:r>
       <w:r>
         <w:t xml:space="preserve"> </w:t>
@@ -1395,7 +1515,7 @@
         <w:t xml:space="preserve"> </w:t>
       </w:r>
       <w:r>
-        <w:t xml:space="preserve">&lt; 0.001).</w:t>
+        <w:t xml:space="preserve">&lt; 0.001). In addition,</w:t>
       </w:r>
       <w:r>
         <w:t xml:space="preserve"> </w:t>
@@ -1435,7 +1555,7 @@
         <w:t xml:space="preserve"> </w:t>
       </w:r>
       <w:r>
-        <w:t xml:space="preserve">= 0.002), but not central (</w:t>
+        <w:t xml:space="preserve">= &lt; 0.001), but not central (</w:t>
       </w:r>
       <m:oMath>
         <m:r>
@@ -1446,7 +1566,7 @@
         <w:t xml:space="preserve"> </w:t>
       </w:r>
       <w:r>
-        <w:t xml:space="preserve">= 1), populations. We found similar results when look at at mean windowed</w:t>
+        <w:t xml:space="preserve">= 0.003), populations. We found similar results when look at at mean windowed</w:t>
       </w:r>
       <w:r>
         <w:t xml:space="preserve"> </w:t>
@@ -1498,7 +1618,7 @@
         <w:t xml:space="preserve"> </w:t>
       </w:r>
       <w:r>
-        <w:t xml:space="preserve">was correlated across these two sets of populations (R = 0.16</w:t>
+        <w:t xml:space="preserve">was correlated across these two sets of populations (R = 0.11</w:t>
       </w:r>
       <w:r>
         <w:t xml:space="preserve"> </w:t>
@@ -1512,7 +1632,7 @@
         <w:t xml:space="preserve"> </w:t>
       </w:r>
       <w:r>
-        <w:t xml:space="preserve">&lt; 0.001).</w:t>
+        <w:t xml:space="preserve">0.001).</w:t>
       </w:r>
       <w:r>
         <w:t xml:space="preserve"> </w:t>
@@ -1550,7 +1670,7 @@
         <w:t xml:space="preserve"> </w:t>
       </w:r>
       <w:r>
-        <w:t xml:space="preserve">= 0.02,</w:t>
+        <w:t xml:space="preserve">= 0.005,</w:t>
       </w:r>
       <w:r>
         <w:t xml:space="preserve"> </w:t>
@@ -1564,7 +1684,7 @@
         <w:t xml:space="preserve"> </w:t>
       </w:r>
       <w:r>
-        <w:t xml:space="preserve">&lt; 0.001; Fig. 4C), but no such relationship was found across the central populations (</w:t>
+        <w:t xml:space="preserve">0.041; Fig. 4C), and across the central populations (</w:t>
       </w:r>
       <m:oMath>
         <m:sSup>
@@ -1584,7 +1704,7 @@
         <w:t xml:space="preserve"> </w:t>
       </w:r>
       <w:r>
-        <w:t xml:space="preserve">= &lt; 0.001,</w:t>
+        <w:t xml:space="preserve">= 0.016,</w:t>
       </w:r>
       <w:r>
         <w:t xml:space="preserve"> </w:t>
@@ -1598,7 +1718,7 @@
         <w:t xml:space="preserve"> </w:t>
       </w:r>
       <w:r>
-        <w:t xml:space="preserve">= 0.14; Fig. 4D).</w:t>
+        <w:t xml:space="preserve">= &lt; 0.001; Fig. 4D).</w:t>
       </w:r>
     </w:p>
     <w:p>
@@ -1606,7 +1726,7 @@
         <w:pStyle w:val="BodyText"/>
       </w:pPr>
       <w:r>
-        <w:t xml:space="preserve">We next quantified how the landscape of genomic differentiation was related to recombination rate for all 378 pairs of populations.</w:t>
+        <w:t xml:space="preserve">We next quantified how the landscape of genomic differentiation was related to recombination rate for all 378 pairs of populations. The slope of the relationship between oresence/absence of FST outliers and recombination rate was negative in the majority (75%) of cases.</w:t>
       </w:r>
       <w:r>
         <w:t xml:space="preserve"> </w:t>
@@ -1632,7 +1752,33 @@
         <w:t xml:space="preserve"> </w:t>
       </w:r>
       <w:r>
-        <w:t xml:space="preserve">outliers were more likely to be found in regions of low recombination in pairwise comparisons involving island populations (</w:t>
+        <w:t xml:space="preserve">outliers were most likely to be found in regions of low recombination in pairwise comparisons involving the island populations of Corsica, Sardinia and Crete, as well as marginal populations in the UK and Spain; meanwhile, outliers were found in regions with higher recombination rates in pairwise comparisons involving central European populations (Fig. 5A). There was no significant difference between the relationship between</w:t>
+      </w:r>
+      <w:r>
+        <w:t xml:space="preserve"> </w:t>
+      </w:r>
+      <m:oMath>
+        <m:sSub>
+          <m:e>
+            <m:r>
+              <m:t>F</m:t>
+            </m:r>
+          </m:e>
+          <m:sub>
+            <m:r>
+              <m:t>S</m:t>
+            </m:r>
+            <m:r>
+              <m:t>T</m:t>
+            </m:r>
+          </m:sub>
+        </m:sSub>
+      </m:oMath>
+      <w:r>
+        <w:t xml:space="preserve"> </w:t>
+      </w:r>
+      <w:r>
+        <w:t xml:space="preserve">outliers and recombination rate across pairwise comparisons involving mainlands and islands (</w:t>
       </w:r>
       <m:oMath>
         <m:r>
@@ -1643,7 +1789,7 @@
         <w:t xml:space="preserve"> </w:t>
       </w:r>
       <w:r>
-        <w:t xml:space="preserve">&lt; 0.001; Fig. S5B). However, the relationship between</w:t>
+        <w:t xml:space="preserve">0.015; Fig. 5B), and the relationship between</w:t>
       </w:r>
       <w:r>
         <w:t xml:space="preserve"> </w:t>
@@ -1669,7 +1815,7 @@
         <w:t xml:space="preserve"> </w:t>
       </w:r>
       <w:r>
-        <w:t xml:space="preserve">outliers and recombination rate did not vary according to the geographical distance between populations (r = -0.13, p = 0.23). We found substantial variation in the slope of the relationship between</w:t>
+        <w:t xml:space="preserve">outliers and recombination rate did not vary according to the geographical distance between populations (r = -0.06, p = 0.39).Finally, we tested how the relationship between</w:t>
       </w:r>
       <w:r>
         <w:t xml:space="preserve"> </w:t>
@@ -1695,7 +1841,7 @@
         <w:t xml:space="preserve"> </w:t>
       </w:r>
       <w:r>
-        <w:t xml:space="preserve">and recombination rate (Fig. 5A), although the slope was negative in the majority (70%) of cases. Importantly, the relationship between</w:t>
+        <w:t xml:space="preserve">and recombination rate scaled with genome-wide variaiton in</w:t>
       </w:r>
       <w:r>
         <w:t xml:space="preserve"> </w:t>
@@ -1721,7 +1867,7 @@
         <w:t xml:space="preserve"> </w:t>
       </w:r>
       <w:r>
-        <w:t xml:space="preserve">and recombination rate was non-random with respect to population ID. Nine of the 10 most negative slopes were from pairwise comparisons involving Sardinia, with comparisons involving Corsica and Crete also exhibiting more negative relaitonships between</w:t>
+        <w:t xml:space="preserve">among pairs of populations. We found a negative relationship between the</w:t>
       </w:r>
       <w:r>
         <w:t xml:space="preserve"> </w:t>
@@ -1744,21 +1890,7 @@
         </m:sSub>
       </m:oMath>
       <w:r>
-        <w:t xml:space="preserve"> </w:t>
-      </w:r>
-      <w:r>
-        <w:t xml:space="preserve">and recombination rate. Accordingly, pairwise comparisons involving island populations had significantly lower slopes than comparisons involving only mainland populations (</w:t>
-      </w:r>
-      <m:oMath>
-        <m:r>
-          <m:t>P</m:t>
-        </m:r>
-      </m:oMath>
-      <w:r>
-        <w:t xml:space="preserve"> </w:t>
-      </w:r>
-      <w:r>
-        <w:t xml:space="preserve">&lt; 0.001; Fig. 5B). The relationship between</w:t>
+        <w:t xml:space="preserve">/recombination slope and genome-wide</w:t>
       </w:r>
       <w:r>
         <w:t xml:space="preserve"> </w:t>
@@ -1784,15 +1916,7 @@
         <w:t xml:space="preserve"> </w:t>
       </w:r>
       <w:r>
-        <w:t xml:space="preserve">and recombination rate did not vary according to the geographical distance between populations (r = -0.08, p = 0.45).</w:t>
-      </w:r>
-    </w:p>
-    <w:p>
-      <w:pPr>
-        <w:pStyle w:val="BodyText"/>
-      </w:pPr>
-      <w:r>
-        <w:t xml:space="preserve">Finally, we tested how the relationship between</w:t>
+        <w:t xml:space="preserve">(r = -0.22, p &lt; &lt; 0.001), and this effect was particularly pronounced in comparisons involving mainland and island populations were analysed separately (mainland populations: r = -0.26, p &lt; &lt; 0.001; island popularions: r = -0.22, p &lt; 0.012; Fig. 5C). We found almost identical patterns when we modeled</w:t>
       </w:r>
       <w:r>
         <w:t xml:space="preserve"> </w:t>
@@ -1818,7 +1942,7 @@
         <w:t xml:space="preserve"> </w:t>
       </w:r>
       <w:r>
-        <w:t xml:space="preserve">and recombination rate scaled with genome-wide variaiton in</w:t>
+        <w:t xml:space="preserve">as a continuous variable, rather than presence/absence of</w:t>
       </w:r>
       <w:r>
         <w:t xml:space="preserve"> </w:t>
@@ -1844,56 +1968,7 @@
         <w:t xml:space="preserve"> </w:t>
       </w:r>
       <w:r>
-        <w:t xml:space="preserve">among pairs of populations. We found a strong negative relationship between the</w:t>
-      </w:r>
-      <w:r>
-        <w:t xml:space="preserve"> </w:t>
-      </w:r>
-      <m:oMath>
-        <m:sSub>
-          <m:e>
-            <m:r>
-              <m:t>F</m:t>
-            </m:r>
-          </m:e>
-          <m:sub>
-            <m:r>
-              <m:t>S</m:t>
-            </m:r>
-            <m:r>
-              <m:t>T</m:t>
-            </m:r>
-          </m:sub>
-        </m:sSub>
-      </m:oMath>
-      <w:r>
-        <w:t xml:space="preserve">/recombination slope and genome-wide</w:t>
-      </w:r>
-      <w:r>
-        <w:t xml:space="preserve"> </w:t>
-      </w:r>
-      <m:oMath>
-        <m:sSub>
-          <m:e>
-            <m:r>
-              <m:t>F</m:t>
-            </m:r>
-          </m:e>
-          <m:sub>
-            <m:r>
-              <m:t>S</m:t>
-            </m:r>
-            <m:r>
-              <m:t>T</m:t>
-            </m:r>
-          </m:sub>
-        </m:sSub>
-      </m:oMath>
-      <w:r>
-        <w:t xml:space="preserve"> </w:t>
-      </w:r>
-      <w:r>
-        <w:t xml:space="preserve">(r = -0.57, p &lt; 0.001; Fig. 5C).</w:t>
+        <w:t xml:space="preserve">outliers (Fig. S5).</w:t>
       </w:r>
     </w:p>
     <w:p>
@@ -3029,7 +3104,7 @@
               <w:jc w:val="left"/>
             </w:pPr>
             <w:r>
-              <w:t xml:space="preserve">Zurich_Switzerland</w:t>
+              <w:t xml:space="preserve">Westerheide_Netherlands</w:t>
             </w:r>
           </w:p>
         </w:tc>
@@ -3040,40 +3115,40 @@
               <w:jc w:val="left"/>
             </w:pPr>
             <w:r>
-              <w:t xml:space="preserve">Switzerland</w:t>
-            </w:r>
-          </w:p>
-        </w:tc>
-        <w:tc>
-          <w:p>
-            <w:pPr>
-              <w:pStyle w:val="Compact"/>
-              <w:jc w:val="right"/>
-            </w:pPr>
-            <w:r>
-              <w:t xml:space="preserve">22</w:t>
-            </w:r>
-          </w:p>
-        </w:tc>
-        <w:tc>
-          <w:p>
-            <w:pPr>
-              <w:pStyle w:val="Compact"/>
-              <w:jc w:val="right"/>
-            </w:pPr>
-            <w:r>
-              <w:t xml:space="preserve">47.383</w:t>
-            </w:r>
-          </w:p>
-        </w:tc>
-        <w:tc>
-          <w:p>
-            <w:pPr>
-              <w:pStyle w:val="Compact"/>
-              <w:jc w:val="right"/>
-            </w:pPr>
-            <w:r>
-              <w:t xml:space="preserve">8.523</w:t>
+              <w:t xml:space="preserve">Netherlands</w:t>
+            </w:r>
+          </w:p>
+        </w:tc>
+        <w:tc>
+          <w:p>
+            <w:pPr>
+              <w:pStyle w:val="Compact"/>
+              <w:jc w:val="right"/>
+            </w:pPr>
+            <w:r>
+              <w:t xml:space="preserve">50</w:t>
+            </w:r>
+          </w:p>
+        </w:tc>
+        <w:tc>
+          <w:p>
+            <w:pPr>
+              <w:pStyle w:val="Compact"/>
+              <w:jc w:val="right"/>
+            </w:pPr>
+            <w:r>
+              <w:t xml:space="preserve">52.250</w:t>
+            </w:r>
+          </w:p>
+        </w:tc>
+        <w:tc>
+          <w:p>
+            <w:pPr>
+              <w:pStyle w:val="Compact"/>
+              <w:jc w:val="right"/>
+            </w:pPr>
+            <w:r>
+              <w:t xml:space="preserve">5.190</w:t>
             </w:r>
           </w:p>
         </w:tc>
@@ -3086,7 +3161,7 @@
               <w:jc w:val="left"/>
             </w:pPr>
             <w:r>
-              <w:t xml:space="preserve">Radolfzell_Germany</w:t>
+              <w:t xml:space="preserve">Vlieland_Netherlands</w:t>
             </w:r>
           </w:p>
         </w:tc>
@@ -3097,40 +3172,40 @@
               <w:jc w:val="left"/>
             </w:pPr>
             <w:r>
-              <w:t xml:space="preserve">Germany</w:t>
-            </w:r>
-          </w:p>
-        </w:tc>
-        <w:tc>
-          <w:p>
-            <w:pPr>
-              <w:pStyle w:val="Compact"/>
-              <w:jc w:val="right"/>
-            </w:pPr>
-            <w:r>
-              <w:t xml:space="preserve">18</w:t>
-            </w:r>
-          </w:p>
-        </w:tc>
-        <w:tc>
-          <w:p>
-            <w:pPr>
-              <w:pStyle w:val="Compact"/>
-              <w:jc w:val="right"/>
-            </w:pPr>
-            <w:r>
-              <w:t xml:space="preserve">47.759</w:t>
-            </w:r>
-          </w:p>
-        </w:tc>
-        <w:tc>
-          <w:p>
-            <w:pPr>
-              <w:pStyle w:val="Compact"/>
-              <w:jc w:val="right"/>
-            </w:pPr>
-            <w:r>
-              <w:t xml:space="preserve">8.957</w:t>
+              <w:t xml:space="preserve">Netherlands (Vlieland)</w:t>
+            </w:r>
+          </w:p>
+        </w:tc>
+        <w:tc>
+          <w:p>
+            <w:pPr>
+              <w:pStyle w:val="Compact"/>
+              <w:jc w:val="right"/>
+            </w:pPr>
+            <w:r>
+              <w:t xml:space="preserve">15</w:t>
+            </w:r>
+          </w:p>
+        </w:tc>
+        <w:tc>
+          <w:p>
+            <w:pPr>
+              <w:pStyle w:val="Compact"/>
+              <w:jc w:val="right"/>
+            </w:pPr>
+            <w:r>
+              <w:t xml:space="preserve">53.238</w:t>
+            </w:r>
+          </w:p>
+        </w:tc>
+        <w:tc>
+          <w:p>
+            <w:pPr>
+              <w:pStyle w:val="Compact"/>
+              <w:jc w:val="right"/>
+            </w:pPr>
+            <w:r>
+              <w:t xml:space="preserve">4.932</w:t>
             </w:r>
           </w:p>
         </w:tc>
@@ -3143,7 +3218,7 @@
               <w:jc w:val="left"/>
             </w:pPr>
             <w:r>
-              <w:t xml:space="preserve">Seewisen_Germany</w:t>
+              <w:t xml:space="preserve">Zurich_Switzerland</w:t>
             </w:r>
           </w:p>
         </w:tc>
@@ -3154,40 +3229,40 @@
               <w:jc w:val="left"/>
             </w:pPr>
             <w:r>
-              <w:t xml:space="preserve">Germany</w:t>
-            </w:r>
-          </w:p>
-        </w:tc>
-        <w:tc>
-          <w:p>
-            <w:pPr>
-              <w:pStyle w:val="Compact"/>
-              <w:jc w:val="right"/>
-            </w:pPr>
-            <w:r>
-              <w:t xml:space="preserve">30</w:t>
-            </w:r>
-          </w:p>
-        </w:tc>
-        <w:tc>
-          <w:p>
-            <w:pPr>
-              <w:pStyle w:val="Compact"/>
-              <w:jc w:val="right"/>
-            </w:pPr>
-            <w:r>
-              <w:t xml:space="preserve">47.978</w:t>
-            </w:r>
-          </w:p>
-        </w:tc>
-        <w:tc>
-          <w:p>
-            <w:pPr>
-              <w:pStyle w:val="Compact"/>
-              <w:jc w:val="right"/>
-            </w:pPr>
-            <w:r>
-              <w:t xml:space="preserve">11.233</w:t>
+              <w:t xml:space="preserve">Switzerland</w:t>
+            </w:r>
+          </w:p>
+        </w:tc>
+        <w:tc>
+          <w:p>
+            <w:pPr>
+              <w:pStyle w:val="Compact"/>
+              <w:jc w:val="right"/>
+            </w:pPr>
+            <w:r>
+              <w:t xml:space="preserve">22</w:t>
+            </w:r>
+          </w:p>
+        </w:tc>
+        <w:tc>
+          <w:p>
+            <w:pPr>
+              <w:pStyle w:val="Compact"/>
+              <w:jc w:val="right"/>
+            </w:pPr>
+            <w:r>
+              <w:t xml:space="preserve">47.383</w:t>
+            </w:r>
+          </w:p>
+        </w:tc>
+        <w:tc>
+          <w:p>
+            <w:pPr>
+              <w:pStyle w:val="Compact"/>
+              <w:jc w:val="right"/>
+            </w:pPr>
+            <w:r>
+              <w:t xml:space="preserve">8.523</w:t>
             </w:r>
           </w:p>
         </w:tc>
@@ -3200,7 +3275,7 @@
               <w:jc w:val="left"/>
             </w:pPr>
             <w:r>
-              <w:t xml:space="preserve">Pirio_Muro_Corsica</w:t>
+              <w:t xml:space="preserve">Radolfzell_Germany</w:t>
             </w:r>
           </w:p>
         </w:tc>
@@ -3211,40 +3286,40 @@
               <w:jc w:val="left"/>
             </w:pPr>
             <w:r>
-              <w:t xml:space="preserve">Corsica</w:t>
-            </w:r>
-          </w:p>
-        </w:tc>
-        <w:tc>
-          <w:p>
-            <w:pPr>
-              <w:pStyle w:val="Compact"/>
-              <w:jc w:val="right"/>
-            </w:pPr>
-            <w:r>
-              <w:t xml:space="preserve">27</w:t>
-            </w:r>
-          </w:p>
-        </w:tc>
-        <w:tc>
-          <w:p>
-            <w:pPr>
-              <w:pStyle w:val="Compact"/>
-              <w:jc w:val="right"/>
-            </w:pPr>
-            <w:r>
-              <w:t xml:space="preserve">42.110</w:t>
-            </w:r>
-          </w:p>
-        </w:tc>
-        <w:tc>
-          <w:p>
-            <w:pPr>
-              <w:pStyle w:val="Compact"/>
-              <w:jc w:val="right"/>
-            </w:pPr>
-            <w:r>
-              <w:t xml:space="preserve">9.104</w:t>
+              <w:t xml:space="preserve">Germany</w:t>
+            </w:r>
+          </w:p>
+        </w:tc>
+        <w:tc>
+          <w:p>
+            <w:pPr>
+              <w:pStyle w:val="Compact"/>
+              <w:jc w:val="right"/>
+            </w:pPr>
+            <w:r>
+              <w:t xml:space="preserve">18</w:t>
+            </w:r>
+          </w:p>
+        </w:tc>
+        <w:tc>
+          <w:p>
+            <w:pPr>
+              <w:pStyle w:val="Compact"/>
+              <w:jc w:val="right"/>
+            </w:pPr>
+            <w:r>
+              <w:t xml:space="preserve">47.759</w:t>
+            </w:r>
+          </w:p>
+        </w:tc>
+        <w:tc>
+          <w:p>
+            <w:pPr>
+              <w:pStyle w:val="Compact"/>
+              <w:jc w:val="right"/>
+            </w:pPr>
+            <w:r>
+              <w:t xml:space="preserve">8.957</w:t>
             </w:r>
           </w:p>
         </w:tc>
@@ -3257,7 +3332,7 @@
               <w:jc w:val="left"/>
             </w:pPr>
             <w:r>
-              <w:t xml:space="preserve">Sardinia</w:t>
+              <w:t xml:space="preserve">Seewisen_Germany</w:t>
             </w:r>
           </w:p>
         </w:tc>
@@ -3268,40 +3343,40 @@
               <w:jc w:val="left"/>
             </w:pPr>
             <w:r>
-              <w:t xml:space="preserve">Sardinia</w:t>
-            </w:r>
-          </w:p>
-        </w:tc>
-        <w:tc>
-          <w:p>
-            <w:pPr>
-              <w:pStyle w:val="Compact"/>
-              <w:jc w:val="right"/>
-            </w:pPr>
-            <w:r>
-              <w:t xml:space="preserve">9</w:t>
-            </w:r>
-          </w:p>
-        </w:tc>
-        <w:tc>
-          <w:p>
-            <w:pPr>
-              <w:pStyle w:val="Compact"/>
-              <w:jc w:val="right"/>
-            </w:pPr>
-            <w:r>
-              <w:t xml:space="preserve">40.056</w:t>
-            </w:r>
-          </w:p>
-        </w:tc>
-        <w:tc>
-          <w:p>
-            <w:pPr>
-              <w:pStyle w:val="Compact"/>
-              <w:jc w:val="right"/>
-            </w:pPr>
-            <w:r>
-              <w:t xml:space="preserve">9.025</w:t>
+              <w:t xml:space="preserve">Germany</w:t>
+            </w:r>
+          </w:p>
+        </w:tc>
+        <w:tc>
+          <w:p>
+            <w:pPr>
+              <w:pStyle w:val="Compact"/>
+              <w:jc w:val="right"/>
+            </w:pPr>
+            <w:r>
+              <w:t xml:space="preserve">30</w:t>
+            </w:r>
+          </w:p>
+        </w:tc>
+        <w:tc>
+          <w:p>
+            <w:pPr>
+              <w:pStyle w:val="Compact"/>
+              <w:jc w:val="right"/>
+            </w:pPr>
+            <w:r>
+              <w:t xml:space="preserve">47.978</w:t>
+            </w:r>
+          </w:p>
+        </w:tc>
+        <w:tc>
+          <w:p>
+            <w:pPr>
+              <w:pStyle w:val="Compact"/>
+              <w:jc w:val="right"/>
+            </w:pPr>
+            <w:r>
+              <w:t xml:space="preserve">11.233</w:t>
             </w:r>
           </w:p>
         </w:tc>
@@ -3314,7 +3389,7 @@
               <w:jc w:val="left"/>
             </w:pPr>
             <w:r>
-              <w:t xml:space="preserve">Italy</w:t>
+              <w:t xml:space="preserve">Pirio_Muro_Corsica</w:t>
             </w:r>
           </w:p>
         </w:tc>
@@ -3325,40 +3400,40 @@
               <w:jc w:val="left"/>
             </w:pPr>
             <w:r>
-              <w:t xml:space="preserve">Italy</w:t>
-            </w:r>
-          </w:p>
-        </w:tc>
-        <w:tc>
-          <w:p>
-            <w:pPr>
-              <w:pStyle w:val="Compact"/>
-              <w:jc w:val="right"/>
-            </w:pPr>
-            <w:r>
-              <w:t xml:space="preserve">13</w:t>
-            </w:r>
-          </w:p>
-        </w:tc>
-        <w:tc>
-          <w:p>
-            <w:pPr>
-              <w:pStyle w:val="Compact"/>
-              <w:jc w:val="right"/>
-            </w:pPr>
-            <w:r>
-              <w:t xml:space="preserve">42.386</w:t>
-            </w:r>
-          </w:p>
-        </w:tc>
-        <w:tc>
-          <w:p>
-            <w:pPr>
-              <w:pStyle w:val="Compact"/>
-              <w:jc w:val="right"/>
-            </w:pPr>
-            <w:r>
-              <w:t xml:space="preserve">13.354</w:t>
+              <w:t xml:space="preserve">Corsica</w:t>
+            </w:r>
+          </w:p>
+        </w:tc>
+        <w:tc>
+          <w:p>
+            <w:pPr>
+              <w:pStyle w:val="Compact"/>
+              <w:jc w:val="right"/>
+            </w:pPr>
+            <w:r>
+              <w:t xml:space="preserve">27</w:t>
+            </w:r>
+          </w:p>
+        </w:tc>
+        <w:tc>
+          <w:p>
+            <w:pPr>
+              <w:pStyle w:val="Compact"/>
+              <w:jc w:val="right"/>
+            </w:pPr>
+            <w:r>
+              <w:t xml:space="preserve">42.110</w:t>
+            </w:r>
+          </w:p>
+        </w:tc>
+        <w:tc>
+          <w:p>
+            <w:pPr>
+              <w:pStyle w:val="Compact"/>
+              <w:jc w:val="right"/>
+            </w:pPr>
+            <w:r>
+              <w:t xml:space="preserve">9.104</w:t>
             </w:r>
           </w:p>
         </w:tc>
@@ -3371,7 +3446,7 @@
               <w:jc w:val="left"/>
             </w:pPr>
             <w:r>
-              <w:t xml:space="preserve">Vienna_Austria</w:t>
+              <w:t xml:space="preserve">Sardinia</w:t>
             </w:r>
           </w:p>
         </w:tc>
@@ -3382,40 +3457,40 @@
               <w:jc w:val="left"/>
             </w:pPr>
             <w:r>
-              <w:t xml:space="preserve">Austria</w:t>
-            </w:r>
-          </w:p>
-        </w:tc>
-        <w:tc>
-          <w:p>
-            <w:pPr>
-              <w:pStyle w:val="Compact"/>
-              <w:jc w:val="right"/>
-            </w:pPr>
-            <w:r>
-              <w:t xml:space="preserve">27</w:t>
-            </w:r>
-          </w:p>
-        </w:tc>
-        <w:tc>
-          <w:p>
-            <w:pPr>
-              <w:pStyle w:val="Compact"/>
-              <w:jc w:val="right"/>
-            </w:pPr>
-            <w:r>
-              <w:t xml:space="preserve">48.239</w:t>
-            </w:r>
-          </w:p>
-        </w:tc>
-        <w:tc>
-          <w:p>
-            <w:pPr>
-              <w:pStyle w:val="Compact"/>
-              <w:jc w:val="right"/>
-            </w:pPr>
-            <w:r>
-              <w:t xml:space="preserve">16.347</w:t>
+              <w:t xml:space="preserve">Sardinia</w:t>
+            </w:r>
+          </w:p>
+        </w:tc>
+        <w:tc>
+          <w:p>
+            <w:pPr>
+              <w:pStyle w:val="Compact"/>
+              <w:jc w:val="right"/>
+            </w:pPr>
+            <w:r>
+              <w:t xml:space="preserve">9</w:t>
+            </w:r>
+          </w:p>
+        </w:tc>
+        <w:tc>
+          <w:p>
+            <w:pPr>
+              <w:pStyle w:val="Compact"/>
+              <w:jc w:val="right"/>
+            </w:pPr>
+            <w:r>
+              <w:t xml:space="preserve">40.056</w:t>
+            </w:r>
+          </w:p>
+        </w:tc>
+        <w:tc>
+          <w:p>
+            <w:pPr>
+              <w:pStyle w:val="Compact"/>
+              <w:jc w:val="right"/>
+            </w:pPr>
+            <w:r>
+              <w:t xml:space="preserve">9.025</w:t>
             </w:r>
           </w:p>
         </w:tc>
@@ -3428,7 +3503,7 @@
               <w:jc w:val="left"/>
             </w:pPr>
             <w:r>
-              <w:t xml:space="preserve">Velky_Kosir_Czech_Republic</w:t>
+              <w:t xml:space="preserve">Italy</w:t>
             </w:r>
           </w:p>
         </w:tc>
@@ -3439,40 +3514,40 @@
               <w:jc w:val="left"/>
             </w:pPr>
             <w:r>
-              <w:t xml:space="preserve">Czech Republic</w:t>
-            </w:r>
-          </w:p>
-        </w:tc>
-        <w:tc>
-          <w:p>
-            <w:pPr>
-              <w:pStyle w:val="Compact"/>
-              <w:jc w:val="right"/>
-            </w:pPr>
-            <w:r>
-              <w:t xml:space="preserve">22</w:t>
-            </w:r>
-          </w:p>
-        </w:tc>
-        <w:tc>
-          <w:p>
-            <w:pPr>
-              <w:pStyle w:val="Compact"/>
-              <w:jc w:val="right"/>
-            </w:pPr>
-            <w:r>
-              <w:t xml:space="preserve">49.547</w:t>
-            </w:r>
-          </w:p>
-        </w:tc>
-        <w:tc>
-          <w:p>
-            <w:pPr>
-              <w:pStyle w:val="Compact"/>
-              <w:jc w:val="right"/>
-            </w:pPr>
-            <w:r>
-              <w:t xml:space="preserve">17.062</w:t>
+              <w:t xml:space="preserve">Italy</w:t>
+            </w:r>
+          </w:p>
+        </w:tc>
+        <w:tc>
+          <w:p>
+            <w:pPr>
+              <w:pStyle w:val="Compact"/>
+              <w:jc w:val="right"/>
+            </w:pPr>
+            <w:r>
+              <w:t xml:space="preserve">13</w:t>
+            </w:r>
+          </w:p>
+        </w:tc>
+        <w:tc>
+          <w:p>
+            <w:pPr>
+              <w:pStyle w:val="Compact"/>
+              <w:jc w:val="right"/>
+            </w:pPr>
+            <w:r>
+              <w:t xml:space="preserve">42.386</w:t>
+            </w:r>
+          </w:p>
+        </w:tc>
+        <w:tc>
+          <w:p>
+            <w:pPr>
+              <w:pStyle w:val="Compact"/>
+              <w:jc w:val="right"/>
+            </w:pPr>
+            <w:r>
+              <w:t xml:space="preserve">13.354</w:t>
             </w:r>
           </w:p>
         </w:tc>
@@ -3485,7 +3560,7 @@
               <w:jc w:val="left"/>
             </w:pPr>
             <w:r>
-              <w:t xml:space="preserve">Pilis_Mountains_Hungary</w:t>
+              <w:t xml:space="preserve">Vienna_Austria</w:t>
             </w:r>
           </w:p>
         </w:tc>
@@ -3496,40 +3571,40 @@
               <w:jc w:val="left"/>
             </w:pPr>
             <w:r>
-              <w:t xml:space="preserve">Hungary</w:t>
-            </w:r>
-          </w:p>
-        </w:tc>
-        <w:tc>
-          <w:p>
-            <w:pPr>
-              <w:pStyle w:val="Compact"/>
-              <w:jc w:val="right"/>
-            </w:pPr>
-            <w:r>
-              <w:t xml:space="preserve">28</w:t>
-            </w:r>
-          </w:p>
-        </w:tc>
-        <w:tc>
-          <w:p>
-            <w:pPr>
-              <w:pStyle w:val="Compact"/>
-              <w:jc w:val="right"/>
-            </w:pPr>
-            <w:r>
-              <w:t xml:space="preserve">47.733</w:t>
-            </w:r>
-          </w:p>
-        </w:tc>
-        <w:tc>
-          <w:p>
-            <w:pPr>
-              <w:pStyle w:val="Compact"/>
-              <w:jc w:val="right"/>
-            </w:pPr>
-            <w:r>
-              <w:t xml:space="preserve">18.917</w:t>
+              <w:t xml:space="preserve">Austria</w:t>
+            </w:r>
+          </w:p>
+        </w:tc>
+        <w:tc>
+          <w:p>
+            <w:pPr>
+              <w:pStyle w:val="Compact"/>
+              <w:jc w:val="right"/>
+            </w:pPr>
+            <w:r>
+              <w:t xml:space="preserve">27</w:t>
+            </w:r>
+          </w:p>
+        </w:tc>
+        <w:tc>
+          <w:p>
+            <w:pPr>
+              <w:pStyle w:val="Compact"/>
+              <w:jc w:val="right"/>
+            </w:pPr>
+            <w:r>
+              <w:t xml:space="preserve">48.239</w:t>
+            </w:r>
+          </w:p>
+        </w:tc>
+        <w:tc>
+          <w:p>
+            <w:pPr>
+              <w:pStyle w:val="Compact"/>
+              <w:jc w:val="right"/>
+            </w:pPr>
+            <w:r>
+              <w:t xml:space="preserve">16.347</w:t>
             </w:r>
           </w:p>
         </w:tc>
@@ -3542,7 +3617,7 @@
               <w:jc w:val="left"/>
             </w:pPr>
             <w:r>
-              <w:t xml:space="preserve">Gotland_Sweden</w:t>
+              <w:t xml:space="preserve">Velky_Kosir_Czech_Republic</w:t>
             </w:r>
           </w:p>
         </w:tc>
@@ -3553,40 +3628,40 @@
               <w:jc w:val="left"/>
             </w:pPr>
             <w:r>
-              <w:t xml:space="preserve">Sweden</w:t>
-            </w:r>
-          </w:p>
-        </w:tc>
-        <w:tc>
-          <w:p>
-            <w:pPr>
-              <w:pStyle w:val="Compact"/>
-              <w:jc w:val="right"/>
-            </w:pPr>
-            <w:r>
-              <w:t xml:space="preserve">32</w:t>
-            </w:r>
-          </w:p>
-        </w:tc>
-        <w:tc>
-          <w:p>
-            <w:pPr>
-              <w:pStyle w:val="Compact"/>
-              <w:jc w:val="right"/>
-            </w:pPr>
-            <w:r>
-              <w:t xml:space="preserve">57.504</w:t>
-            </w:r>
-          </w:p>
-        </w:tc>
-        <w:tc>
-          <w:p>
-            <w:pPr>
-              <w:pStyle w:val="Compact"/>
-              <w:jc w:val="right"/>
-            </w:pPr>
-            <w:r>
-              <w:t xml:space="preserve">18.466</w:t>
+              <w:t xml:space="preserve">Czech Republic</w:t>
+            </w:r>
+          </w:p>
+        </w:tc>
+        <w:tc>
+          <w:p>
+            <w:pPr>
+              <w:pStyle w:val="Compact"/>
+              <w:jc w:val="right"/>
+            </w:pPr>
+            <w:r>
+              <w:t xml:space="preserve">22</w:t>
+            </w:r>
+          </w:p>
+        </w:tc>
+        <w:tc>
+          <w:p>
+            <w:pPr>
+              <w:pStyle w:val="Compact"/>
+              <w:jc w:val="right"/>
+            </w:pPr>
+            <w:r>
+              <w:t xml:space="preserve">49.547</w:t>
+            </w:r>
+          </w:p>
+        </w:tc>
+        <w:tc>
+          <w:p>
+            <w:pPr>
+              <w:pStyle w:val="Compact"/>
+              <w:jc w:val="right"/>
+            </w:pPr>
+            <w:r>
+              <w:t xml:space="preserve">17.062</w:t>
             </w:r>
           </w:p>
         </w:tc>
@@ -3599,7 +3674,7 @@
               <w:jc w:val="left"/>
             </w:pPr>
             <w:r>
-              <w:t xml:space="preserve">Harjavalta_Finland</w:t>
+              <w:t xml:space="preserve">Pilis_Mountains_Hungary</w:t>
             </w:r>
           </w:p>
         </w:tc>
@@ -3610,40 +3685,40 @@
               <w:jc w:val="left"/>
             </w:pPr>
             <w:r>
-              <w:t xml:space="preserve">Finland</w:t>
-            </w:r>
-          </w:p>
-        </w:tc>
-        <w:tc>
-          <w:p>
-            <w:pPr>
-              <w:pStyle w:val="Compact"/>
-              <w:jc w:val="right"/>
-            </w:pPr>
-            <w:r>
-              <w:t xml:space="preserve">44</w:t>
-            </w:r>
-          </w:p>
-        </w:tc>
-        <w:tc>
-          <w:p>
-            <w:pPr>
-              <w:pStyle w:val="Compact"/>
-              <w:jc w:val="right"/>
-            </w:pPr>
-            <w:r>
-              <w:t xml:space="preserve">61.314</w:t>
-            </w:r>
-          </w:p>
-        </w:tc>
-        <w:tc>
-          <w:p>
-            <w:pPr>
-              <w:pStyle w:val="Compact"/>
-              <w:jc w:val="right"/>
-            </w:pPr>
-            <w:r>
-              <w:t xml:space="preserve">22.139</w:t>
+              <w:t xml:space="preserve">Hungary</w:t>
+            </w:r>
+          </w:p>
+        </w:tc>
+        <w:tc>
+          <w:p>
+            <w:pPr>
+              <w:pStyle w:val="Compact"/>
+              <w:jc w:val="right"/>
+            </w:pPr>
+            <w:r>
+              <w:t xml:space="preserve">28</w:t>
+            </w:r>
+          </w:p>
+        </w:tc>
+        <w:tc>
+          <w:p>
+            <w:pPr>
+              <w:pStyle w:val="Compact"/>
+              <w:jc w:val="right"/>
+            </w:pPr>
+            <w:r>
+              <w:t xml:space="preserve">47.733</w:t>
+            </w:r>
+          </w:p>
+        </w:tc>
+        <w:tc>
+          <w:p>
+            <w:pPr>
+              <w:pStyle w:val="Compact"/>
+              <w:jc w:val="right"/>
+            </w:pPr>
+            <w:r>
+              <w:t xml:space="preserve">18.917</w:t>
             </w:r>
           </w:p>
         </w:tc>
@@ -3656,7 +3731,7 @@
               <w:jc w:val="left"/>
             </w:pPr>
             <w:r>
-              <w:t xml:space="preserve">Oulu_Finland</w:t>
+              <w:t xml:space="preserve">Gotland_Sweden</w:t>
             </w:r>
           </w:p>
         </w:tc>
@@ -3667,40 +3742,40 @@
               <w:jc w:val="left"/>
             </w:pPr>
             <w:r>
-              <w:t xml:space="preserve">Finland</w:t>
-            </w:r>
-          </w:p>
-        </w:tc>
-        <w:tc>
-          <w:p>
-            <w:pPr>
-              <w:pStyle w:val="Compact"/>
-              <w:jc w:val="right"/>
-            </w:pPr>
-            <w:r>
-              <w:t xml:space="preserve">29</w:t>
-            </w:r>
-          </w:p>
-        </w:tc>
-        <w:tc>
-          <w:p>
-            <w:pPr>
-              <w:pStyle w:val="Compact"/>
-              <w:jc w:val="right"/>
-            </w:pPr>
-            <w:r>
-              <w:t xml:space="preserve">65.013</w:t>
-            </w:r>
-          </w:p>
-        </w:tc>
-        <w:tc>
-          <w:p>
-            <w:pPr>
-              <w:pStyle w:val="Compact"/>
-              <w:jc w:val="right"/>
-            </w:pPr>
-            <w:r>
-              <w:t xml:space="preserve">25.468</w:t>
+              <w:t xml:space="preserve">Sweden</w:t>
+            </w:r>
+          </w:p>
+        </w:tc>
+        <w:tc>
+          <w:p>
+            <w:pPr>
+              <w:pStyle w:val="Compact"/>
+              <w:jc w:val="right"/>
+            </w:pPr>
+            <w:r>
+              <w:t xml:space="preserve">32</w:t>
+            </w:r>
+          </w:p>
+        </w:tc>
+        <w:tc>
+          <w:p>
+            <w:pPr>
+              <w:pStyle w:val="Compact"/>
+              <w:jc w:val="right"/>
+            </w:pPr>
+            <w:r>
+              <w:t xml:space="preserve">57.504</w:t>
+            </w:r>
+          </w:p>
+        </w:tc>
+        <w:tc>
+          <w:p>
+            <w:pPr>
+              <w:pStyle w:val="Compact"/>
+              <w:jc w:val="right"/>
+            </w:pPr>
+            <w:r>
+              <w:t xml:space="preserve">18.466</w:t>
             </w:r>
           </w:p>
         </w:tc>
@@ -3713,7 +3788,7 @@
               <w:jc w:val="left"/>
             </w:pPr>
             <w:r>
-              <w:t xml:space="preserve">Tartu_Estonia</w:t>
+              <w:t xml:space="preserve">Harjavalta_Finland</w:t>
             </w:r>
           </w:p>
         </w:tc>
@@ -3724,40 +3799,40 @@
               <w:jc w:val="left"/>
             </w:pPr>
             <w:r>
-              <w:t xml:space="preserve">Estonia</w:t>
-            </w:r>
-          </w:p>
-        </w:tc>
-        <w:tc>
-          <w:p>
-            <w:pPr>
-              <w:pStyle w:val="Compact"/>
-              <w:jc w:val="right"/>
-            </w:pPr>
-            <w:r>
-              <w:t xml:space="preserve">32</w:t>
-            </w:r>
-          </w:p>
-        </w:tc>
-        <w:tc>
-          <w:p>
-            <w:pPr>
-              <w:pStyle w:val="Compact"/>
-              <w:jc w:val="right"/>
-            </w:pPr>
-            <w:r>
-              <w:t xml:space="preserve">58.375</w:t>
-            </w:r>
-          </w:p>
-        </w:tc>
-        <w:tc>
-          <w:p>
-            <w:pPr>
-              <w:pStyle w:val="Compact"/>
-              <w:jc w:val="right"/>
-            </w:pPr>
-            <w:r>
-              <w:t xml:space="preserve">26.739</w:t>
+              <w:t xml:space="preserve">Finland</w:t>
+            </w:r>
+          </w:p>
+        </w:tc>
+        <w:tc>
+          <w:p>
+            <w:pPr>
+              <w:pStyle w:val="Compact"/>
+              <w:jc w:val="right"/>
+            </w:pPr>
+            <w:r>
+              <w:t xml:space="preserve">44</w:t>
+            </w:r>
+          </w:p>
+        </w:tc>
+        <w:tc>
+          <w:p>
+            <w:pPr>
+              <w:pStyle w:val="Compact"/>
+              <w:jc w:val="right"/>
+            </w:pPr>
+            <w:r>
+              <w:t xml:space="preserve">61.314</w:t>
+            </w:r>
+          </w:p>
+        </w:tc>
+        <w:tc>
+          <w:p>
+            <w:pPr>
+              <w:pStyle w:val="Compact"/>
+              <w:jc w:val="right"/>
+            </w:pPr>
+            <w:r>
+              <w:t xml:space="preserve">22.139</w:t>
             </w:r>
           </w:p>
         </w:tc>
@@ -3770,7 +3845,7 @@
               <w:jc w:val="left"/>
             </w:pPr>
             <w:r>
-              <w:t xml:space="preserve">Crete</w:t>
+              <w:t xml:space="preserve">Oulu_Finland</w:t>
             </w:r>
           </w:p>
         </w:tc>
@@ -3781,40 +3856,40 @@
               <w:jc w:val="left"/>
             </w:pPr>
             <w:r>
-              <w:t xml:space="preserve">Crete</w:t>
-            </w:r>
-          </w:p>
-        </w:tc>
-        <w:tc>
-          <w:p>
-            <w:pPr>
-              <w:pStyle w:val="Compact"/>
-              <w:jc w:val="right"/>
-            </w:pPr>
-            <w:r>
-              <w:t xml:space="preserve">4</w:t>
-            </w:r>
-          </w:p>
-        </w:tc>
-        <w:tc>
-          <w:p>
-            <w:pPr>
-              <w:pStyle w:val="Compact"/>
-              <w:jc w:val="right"/>
-            </w:pPr>
-            <w:r>
-              <w:t xml:space="preserve">35.183</w:t>
-            </w:r>
-          </w:p>
-        </w:tc>
-        <w:tc>
-          <w:p>
-            <w:pPr>
-              <w:pStyle w:val="Compact"/>
-              <w:jc w:val="right"/>
-            </w:pPr>
-            <w:r>
-              <w:t xml:space="preserve">24.960</w:t>
+              <w:t xml:space="preserve">Finland</w:t>
+            </w:r>
+          </w:p>
+        </w:tc>
+        <w:tc>
+          <w:p>
+            <w:pPr>
+              <w:pStyle w:val="Compact"/>
+              <w:jc w:val="right"/>
+            </w:pPr>
+            <w:r>
+              <w:t xml:space="preserve">29</w:t>
+            </w:r>
+          </w:p>
+        </w:tc>
+        <w:tc>
+          <w:p>
+            <w:pPr>
+              <w:pStyle w:val="Compact"/>
+              <w:jc w:val="right"/>
+            </w:pPr>
+            <w:r>
+              <w:t xml:space="preserve">65.013</w:t>
+            </w:r>
+          </w:p>
+        </w:tc>
+        <w:tc>
+          <w:p>
+            <w:pPr>
+              <w:pStyle w:val="Compact"/>
+              <w:jc w:val="right"/>
+            </w:pPr>
+            <w:r>
+              <w:t xml:space="preserve">25.468</w:t>
             </w:r>
           </w:p>
         </w:tc>
@@ -3827,7 +3902,7 @@
               <w:jc w:val="left"/>
             </w:pPr>
             <w:r>
-              <w:t xml:space="preserve">Bulgaria</w:t>
+              <w:t xml:space="preserve">Tartu_Estonia</w:t>
             </w:r>
           </w:p>
         </w:tc>
@@ -3838,40 +3913,40 @@
               <w:jc w:val="left"/>
             </w:pPr>
             <w:r>
-              <w:t xml:space="preserve">Balkans</w:t>
-            </w:r>
-          </w:p>
-        </w:tc>
-        <w:tc>
-          <w:p>
-            <w:pPr>
-              <w:pStyle w:val="Compact"/>
-              <w:jc w:val="right"/>
-            </w:pPr>
-            <w:r>
-              <w:t xml:space="preserve">3</w:t>
-            </w:r>
-          </w:p>
-        </w:tc>
-        <w:tc>
-          <w:p>
-            <w:pPr>
-              <w:pStyle w:val="Compact"/>
-              <w:jc w:val="right"/>
-            </w:pPr>
-            <w:r>
-              <w:t xml:space="preserve">42.852</w:t>
-            </w:r>
-          </w:p>
-        </w:tc>
-        <w:tc>
-          <w:p>
-            <w:pPr>
-              <w:pStyle w:val="Compact"/>
-              <w:jc w:val="right"/>
-            </w:pPr>
-            <w:r>
-              <w:t xml:space="preserve">24.986</w:t>
+              <w:t xml:space="preserve">Estonia</w:t>
+            </w:r>
+          </w:p>
+        </w:tc>
+        <w:tc>
+          <w:p>
+            <w:pPr>
+              <w:pStyle w:val="Compact"/>
+              <w:jc w:val="right"/>
+            </w:pPr>
+            <w:r>
+              <w:t xml:space="preserve">32</w:t>
+            </w:r>
+          </w:p>
+        </w:tc>
+        <w:tc>
+          <w:p>
+            <w:pPr>
+              <w:pStyle w:val="Compact"/>
+              <w:jc w:val="right"/>
+            </w:pPr>
+            <w:r>
+              <w:t xml:space="preserve">58.375</w:t>
+            </w:r>
+          </w:p>
+        </w:tc>
+        <w:tc>
+          <w:p>
+            <w:pPr>
+              <w:pStyle w:val="Compact"/>
+              <w:jc w:val="right"/>
+            </w:pPr>
+            <w:r>
+              <w:t xml:space="preserve">26.739</w:t>
             </w:r>
           </w:p>
         </w:tc>
@@ -3884,7 +3959,7 @@
               <w:jc w:val="left"/>
             </w:pPr>
             <w:r>
-              <w:t xml:space="preserve">Romania</w:t>
+              <w:t xml:space="preserve">Crete</w:t>
             </w:r>
           </w:p>
         </w:tc>
@@ -3895,40 +3970,40 @@
               <w:jc w:val="left"/>
             </w:pPr>
             <w:r>
-              <w:t xml:space="preserve">Balkans</w:t>
-            </w:r>
-          </w:p>
-        </w:tc>
-        <w:tc>
-          <w:p>
-            <w:pPr>
-              <w:pStyle w:val="Compact"/>
-              <w:jc w:val="right"/>
-            </w:pPr>
-            <w:r>
-              <w:t xml:space="preserve">7</w:t>
-            </w:r>
-          </w:p>
-        </w:tc>
-        <w:tc>
-          <w:p>
-            <w:pPr>
-              <w:pStyle w:val="Compact"/>
-              <w:jc w:val="right"/>
-            </w:pPr>
-            <w:r>
-              <w:t xml:space="preserve">46.497</w:t>
-            </w:r>
-          </w:p>
-        </w:tc>
-        <w:tc>
-          <w:p>
-            <w:pPr>
-              <w:pStyle w:val="Compact"/>
-              <w:jc w:val="right"/>
-            </w:pPr>
-            <w:r>
-              <w:t xml:space="preserve">24.582</w:t>
+              <w:t xml:space="preserve">Crete</w:t>
+            </w:r>
+          </w:p>
+        </w:tc>
+        <w:tc>
+          <w:p>
+            <w:pPr>
+              <w:pStyle w:val="Compact"/>
+              <w:jc w:val="right"/>
+            </w:pPr>
+            <w:r>
+              <w:t xml:space="preserve">4</w:t>
+            </w:r>
+          </w:p>
+        </w:tc>
+        <w:tc>
+          <w:p>
+            <w:pPr>
+              <w:pStyle w:val="Compact"/>
+              <w:jc w:val="right"/>
+            </w:pPr>
+            <w:r>
+              <w:t xml:space="preserve">35.183</w:t>
+            </w:r>
+          </w:p>
+        </w:tc>
+        <w:tc>
+          <w:p>
+            <w:pPr>
+              <w:pStyle w:val="Compact"/>
+              <w:jc w:val="right"/>
+            </w:pPr>
+            <w:r>
+              <w:t xml:space="preserve">24.960</w:t>
             </w:r>
           </w:p>
         </w:tc>
@@ -3941,7 +4016,7 @@
               <w:jc w:val="left"/>
             </w:pPr>
             <w:r>
-              <w:t xml:space="preserve">Turkey</w:t>
+              <w:t xml:space="preserve">Bulgaria</w:t>
             </w:r>
           </w:p>
         </w:tc>
@@ -3952,40 +4027,40 @@
               <w:jc w:val="left"/>
             </w:pPr>
             <w:r>
-              <w:t xml:space="preserve">Turkey</w:t>
-            </w:r>
-          </w:p>
-        </w:tc>
-        <w:tc>
-          <w:p>
-            <w:pPr>
-              <w:pStyle w:val="Compact"/>
-              <w:jc w:val="right"/>
-            </w:pPr>
-            <w:r>
-              <w:t xml:space="preserve">11</w:t>
-            </w:r>
-          </w:p>
-        </w:tc>
-        <w:tc>
-          <w:p>
-            <w:pPr>
-              <w:pStyle w:val="Compact"/>
-              <w:jc w:val="right"/>
-            </w:pPr>
-            <w:r>
-              <w:t xml:space="preserve">39.464</w:t>
-            </w:r>
-          </w:p>
-        </w:tc>
-        <w:tc>
-          <w:p>
-            <w:pPr>
-              <w:pStyle w:val="Compact"/>
-              <w:jc w:val="right"/>
-            </w:pPr>
-            <w:r>
-              <w:t xml:space="preserve">34.797</w:t>
+              <w:t xml:space="preserve">Balkans</w:t>
+            </w:r>
+          </w:p>
+        </w:tc>
+        <w:tc>
+          <w:p>
+            <w:pPr>
+              <w:pStyle w:val="Compact"/>
+              <w:jc w:val="right"/>
+            </w:pPr>
+            <w:r>
+              <w:t xml:space="preserve">3</w:t>
+            </w:r>
+          </w:p>
+        </w:tc>
+        <w:tc>
+          <w:p>
+            <w:pPr>
+              <w:pStyle w:val="Compact"/>
+              <w:jc w:val="right"/>
+            </w:pPr>
+            <w:r>
+              <w:t xml:space="preserve">42.852</w:t>
+            </w:r>
+          </w:p>
+        </w:tc>
+        <w:tc>
+          <w:p>
+            <w:pPr>
+              <w:pStyle w:val="Compact"/>
+              <w:jc w:val="right"/>
+            </w:pPr>
+            <w:r>
+              <w:t xml:space="preserve">24.986</w:t>
             </w:r>
           </w:p>
         </w:tc>
@@ -3998,7 +4073,7 @@
               <w:jc w:val="left"/>
             </w:pPr>
             <w:r>
-              <w:t xml:space="preserve">Zvenigorod_Russia</w:t>
+              <w:t xml:space="preserve">Romania</w:t>
             </w:r>
           </w:p>
         </w:tc>
@@ -4009,40 +4084,40 @@
               <w:jc w:val="left"/>
             </w:pPr>
             <w:r>
-              <w:t xml:space="preserve">Russia</w:t>
-            </w:r>
-          </w:p>
-        </w:tc>
-        <w:tc>
-          <w:p>
-            <w:pPr>
-              <w:pStyle w:val="Compact"/>
-              <w:jc w:val="right"/>
-            </w:pPr>
-            <w:r>
-              <w:t xml:space="preserve">17</w:t>
-            </w:r>
-          </w:p>
-        </w:tc>
-        <w:tc>
-          <w:p>
-            <w:pPr>
-              <w:pStyle w:val="Compact"/>
-              <w:jc w:val="right"/>
-            </w:pPr>
-            <w:r>
-              <w:t xml:space="preserve">55.738</w:t>
-            </w:r>
-          </w:p>
-        </w:tc>
-        <w:tc>
-          <w:p>
-            <w:pPr>
-              <w:pStyle w:val="Compact"/>
-              <w:jc w:val="right"/>
-            </w:pPr>
-            <w:r>
-              <w:t xml:space="preserve">36.857</w:t>
+              <w:t xml:space="preserve">Balkans</w:t>
+            </w:r>
+          </w:p>
+        </w:tc>
+        <w:tc>
+          <w:p>
+            <w:pPr>
+              <w:pStyle w:val="Compact"/>
+              <w:jc w:val="right"/>
+            </w:pPr>
+            <w:r>
+              <w:t xml:space="preserve">7</w:t>
+            </w:r>
+          </w:p>
+        </w:tc>
+        <w:tc>
+          <w:p>
+            <w:pPr>
+              <w:pStyle w:val="Compact"/>
+              <w:jc w:val="right"/>
+            </w:pPr>
+            <w:r>
+              <w:t xml:space="preserve">46.497</w:t>
+            </w:r>
+          </w:p>
+        </w:tc>
+        <w:tc>
+          <w:p>
+            <w:pPr>
+              <w:pStyle w:val="Compact"/>
+              <w:jc w:val="right"/>
+            </w:pPr>
+            <w:r>
+              <w:t xml:space="preserve">24.582</w:t>
             </w:r>
           </w:p>
         </w:tc>
@@ -4055,7 +4130,7 @@
               <w:jc w:val="left"/>
             </w:pPr>
             <w:r>
-              <w:t xml:space="preserve">Vlieland_Netherlands</w:t>
+              <w:t xml:space="preserve">Turkey</w:t>
             </w:r>
           </w:p>
         </w:tc>
@@ -4066,40 +4141,40 @@
               <w:jc w:val="left"/>
             </w:pPr>
             <w:r>
-              <w:t xml:space="preserve">NA</w:t>
-            </w:r>
-          </w:p>
-        </w:tc>
-        <w:tc>
-          <w:p>
-            <w:pPr>
-              <w:pStyle w:val="Compact"/>
-              <w:jc w:val="right"/>
-            </w:pPr>
-            <w:r>
-              <w:t xml:space="preserve">15</w:t>
-            </w:r>
-          </w:p>
-        </w:tc>
-        <w:tc>
-          <w:p>
-            <w:pPr>
-              <w:pStyle w:val="Compact"/>
-              <w:jc w:val="right"/>
-            </w:pPr>
-            <w:r>
-              <w:t xml:space="preserve">53.238</w:t>
-            </w:r>
-          </w:p>
-        </w:tc>
-        <w:tc>
-          <w:p>
-            <w:pPr>
-              <w:pStyle w:val="Compact"/>
-              <w:jc w:val="right"/>
-            </w:pPr>
-            <w:r>
-              <w:t xml:space="preserve">4.932</w:t>
+              <w:t xml:space="preserve">Turkey</w:t>
+            </w:r>
+          </w:p>
+        </w:tc>
+        <w:tc>
+          <w:p>
+            <w:pPr>
+              <w:pStyle w:val="Compact"/>
+              <w:jc w:val="right"/>
+            </w:pPr>
+            <w:r>
+              <w:t xml:space="preserve">11</w:t>
+            </w:r>
+          </w:p>
+        </w:tc>
+        <w:tc>
+          <w:p>
+            <w:pPr>
+              <w:pStyle w:val="Compact"/>
+              <w:jc w:val="right"/>
+            </w:pPr>
+            <w:r>
+              <w:t xml:space="preserve">39.464</w:t>
+            </w:r>
+          </w:p>
+        </w:tc>
+        <w:tc>
+          <w:p>
+            <w:pPr>
+              <w:pStyle w:val="Compact"/>
+              <w:jc w:val="right"/>
+            </w:pPr>
+            <w:r>
+              <w:t xml:space="preserve">34.797</w:t>
             </w:r>
           </w:p>
         </w:tc>
@@ -4112,7 +4187,7 @@
               <w:jc w:val="left"/>
             </w:pPr>
             <w:r>
-              <w:t xml:space="preserve">Westerheide_Netherlands</w:t>
+              <w:t xml:space="preserve">Zvenigorod_Russia</w:t>
             </w:r>
           </w:p>
         </w:tc>
@@ -4123,40 +4198,40 @@
               <w:jc w:val="left"/>
             </w:pPr>
             <w:r>
-              <w:t xml:space="preserve">NA</w:t>
-            </w:r>
-          </w:p>
-        </w:tc>
-        <w:tc>
-          <w:p>
-            <w:pPr>
-              <w:pStyle w:val="Compact"/>
-              <w:jc w:val="right"/>
-            </w:pPr>
-            <w:r>
-              <w:t xml:space="preserve">50</w:t>
-            </w:r>
-          </w:p>
-        </w:tc>
-        <w:tc>
-          <w:p>
-            <w:pPr>
-              <w:pStyle w:val="Compact"/>
-              <w:jc w:val="right"/>
-            </w:pPr>
-            <w:r>
-              <w:t xml:space="preserve">52.250</w:t>
-            </w:r>
-          </w:p>
-        </w:tc>
-        <w:tc>
-          <w:p>
-            <w:pPr>
-              <w:pStyle w:val="Compact"/>
-              <w:jc w:val="right"/>
-            </w:pPr>
-            <w:r>
-              <w:t xml:space="preserve">5.190</w:t>
+              <w:t xml:space="preserve">Russia</w:t>
+            </w:r>
+          </w:p>
+        </w:tc>
+        <w:tc>
+          <w:p>
+            <w:pPr>
+              <w:pStyle w:val="Compact"/>
+              <w:jc w:val="right"/>
+            </w:pPr>
+            <w:r>
+              <w:t xml:space="preserve">17</w:t>
+            </w:r>
+          </w:p>
+        </w:tc>
+        <w:tc>
+          <w:p>
+            <w:pPr>
+              <w:pStyle w:val="Compact"/>
+              <w:jc w:val="right"/>
+            </w:pPr>
+            <w:r>
+              <w:t xml:space="preserve">55.738</w:t>
+            </w:r>
+          </w:p>
+        </w:tc>
+        <w:tc>
+          <w:p>
+            <w:pPr>
+              <w:pStyle w:val="Compact"/>
+              <w:jc w:val="right"/>
+            </w:pPr>
+            <w:r>
+              <w:t xml:space="preserve">36.857</w:t>
             </w:r>
           </w:p>
         </w:tc>
@@ -4855,7 +4930,7 @@
     </w:lvl>
   </w:abstractNum>
   <w:abstractNum w:abstractNumId="990">
-    <w:nsid w:val="96470a13"/>
+    <w:nsid w:val="78bd8c01"/>
     <w:multiLevelType w:val="multilevel"/>
     <w:lvl w:ilvl="0">
       <w:numFmt w:val="bullet"/>

--- a/Manuscript/SpurginBosse_Hapmap_MS.docx
+++ b/Manuscript/SpurginBosse_Hapmap_MS.docx
@@ -1983,11 +1983,45 @@
     </w:p>
     <w:p>
       <w:pPr>
+        <w:pStyle w:val="FirstParagraph"/>
+      </w:pPr>
+      <w:r>
+        <w:t xml:space="preserve">In this study we use a large panel of genetic markers to provide insight into the evolutionary history of the great tit in Europe. We found that, consistent with previous research in this species, levels of genomic variation were consistent with a large effective population and substantial levels of gene flow among populations. We then examine how genomic landscapes of differentiation vary among different sets of populations, and find that i) islands of differentiation arise among extremely closely related populations, ii) these same islands of differentiation arise in more distantly related populations, iii) islands of differentiation arise in regions of low recombination, iv) the relationship between recombination rate and the genomic landscape of differentiation varies substantially among populations. These findings have several implicaitons for how we interpret patterns of genomic variation among natural populations.</w:t>
+      </w:r>
+    </w:p>
+    <w:p>
+      <w:pPr>
+        <w:pStyle w:val="BodyText"/>
+      </w:pPr>
+      <w:r>
+        <w:t xml:space="preserve">Our results are consistent with great tits having colonised Europe from a single refugium in the balkans. This scenario has been suggested before, and or observed pattern of increasing genome-wide divergence from the Turkish and Balkan populations lends this hypothesis empirical support. Treemix and admixture results.</w:t>
+      </w:r>
+    </w:p>
+    <w:p>
+      <w:pPr>
         <w:pStyle w:val="Heading2"/>
       </w:pPr>
-      <w:bookmarkStart w:id="32" w:name="references"/>
+      <w:bookmarkStart w:id="32" w:name="acknowledgements"/>
       <w:bookmarkEnd w:id="32"/>
       <w:r>
+        <w:t xml:space="preserve">Acknowledgements</w:t>
+      </w:r>
+    </w:p>
+    <w:p>
+      <w:pPr>
+        <w:pStyle w:val="FirstParagraph"/>
+      </w:pPr>
+      <w:r>
+        <w:t xml:space="preserve">We thank</w:t>
+      </w:r>
+    </w:p>
+    <w:p>
+      <w:pPr>
+        <w:pStyle w:val="Heading2"/>
+      </w:pPr>
+      <w:bookmarkStart w:id="33" w:name="references"/>
+      <w:bookmarkEnd w:id="33"/>
+      <w:r>
         <w:t xml:space="preserve">References</w:t>
       </w:r>
     </w:p>
@@ -2520,8 +2554,8 @@
       <w:pPr>
         <w:pStyle w:val="Heading2"/>
       </w:pPr>
-      <w:bookmarkStart w:id="33" w:name="tables-and-figures"/>
-      <w:bookmarkEnd w:id="33"/>
+      <w:bookmarkStart w:id="34" w:name="tables-and-figures"/>
+      <w:bookmarkEnd w:id="34"/>
       <w:r>
         <w:t xml:space="preserve">Tables and Figures</w:t>
       </w:r>
@@ -4271,8 +4305,8 @@
       <w:pPr>
         <w:pStyle w:val="Heading2"/>
       </w:pPr>
-      <w:bookmarkStart w:id="34" w:name="figure-legends"/>
-      <w:bookmarkEnd w:id="34"/>
+      <w:bookmarkStart w:id="35" w:name="figure-legends"/>
+      <w:bookmarkEnd w:id="35"/>
       <w:r>
         <w:t xml:space="preserve">Figure legends</w:t>
       </w:r>
@@ -4562,7 +4596,7 @@
                     </pic:cNvPicPr>
                   </pic:nvPicPr>
                   <pic:blipFill>
-                    <a:blip r:embed="rId35"/>
+                    <a:blip r:embed="rId36"/>
                     <a:stretch>
                       <a:fillRect/>
                     </a:stretch>
@@ -4625,7 +4659,7 @@
                     </pic:cNvPicPr>
                   </pic:nvPicPr>
                   <pic:blipFill>
-                    <a:blip r:embed="rId36"/>
+                    <a:blip r:embed="rId37"/>
                     <a:stretch>
                       <a:fillRect/>
                     </a:stretch>
@@ -4683,7 +4717,7 @@
                     </pic:cNvPicPr>
                   </pic:nvPicPr>
                   <pic:blipFill>
-                    <a:blip r:embed="rId37"/>
+                    <a:blip r:embed="rId38"/>
                     <a:stretch>
                       <a:fillRect/>
                     </a:stretch>
@@ -4739,7 +4773,7 @@
                     </pic:cNvPicPr>
                   </pic:nvPicPr>
                   <pic:blipFill>
-                    <a:blip r:embed="rId38"/>
+                    <a:blip r:embed="rId39"/>
                     <a:stretch>
                       <a:fillRect/>
                     </a:stretch>
@@ -4795,7 +4829,7 @@
                     </pic:cNvPicPr>
                   </pic:nvPicPr>
                   <pic:blipFill>
-                    <a:blip r:embed="rId39"/>
+                    <a:blip r:embed="rId40"/>
                     <a:stretch>
                       <a:fillRect/>
                     </a:stretch>
@@ -4930,7 +4964,7 @@
     </w:lvl>
   </w:abstractNum>
   <w:abstractNum w:abstractNumId="990">
-    <w:nsid w:val="78bd8c01"/>
+    <w:nsid w:val="311fb37a"/>
     <w:multiLevelType w:val="multilevel"/>
     <w:lvl w:ilvl="0">
       <w:numFmt w:val="bullet"/>

--- a/Manuscript/SpurginBosse_Hapmap_MS.docx
+++ b/Manuscript/SpurginBosse_Hapmap_MS.docx
@@ -4964,7 +4964,7 @@
     </w:lvl>
   </w:abstractNum>
   <w:abstractNum w:abstractNumId="990">
-    <w:nsid w:val="311fb37a"/>
+    <w:nsid w:val="45d3f171"/>
     <w:multiLevelType w:val="multilevel"/>
     <w:lvl w:ilvl="0">
       <w:numFmt w:val="bullet"/>

--- a/Manuscript/SpurginBosse_Hapmap_MS.docx
+++ b/Manuscript/SpurginBosse_Hapmap_MS.docx
@@ -1726,7 +1726,7 @@
         <w:pStyle w:val="BodyText"/>
       </w:pPr>
       <w:r>
-        <w:t xml:space="preserve">We next quantified how the landscape of genomic differentiation was related to recombination rate for all 378 pairs of populations. The slope of the relationship between oresence/absence of FST outliers and recombination rate was negative in the majority (75%) of cases.</w:t>
+        <w:t xml:space="preserve">We next quantified how the landscape of genomic differentiation was related to recombination rate for all 378 pairs of populations. The slope of the relationship between oresence/absence of FST outliers and recombination rate was negative in the majority (86%) of cases.</w:t>
       </w:r>
       <w:r>
         <w:t xml:space="preserve"> </w:t>
@@ -1789,7 +1789,7 @@
         <w:t xml:space="preserve"> </w:t>
       </w:r>
       <w:r>
-        <w:t xml:space="preserve">0.015; Fig. 5B), and the relationship between</w:t>
+        <w:t xml:space="preserve">0.149; Fig. 5B), and the relationship between</w:t>
       </w:r>
       <w:r>
         <w:t xml:space="preserve"> </w:t>
@@ -1815,7 +1815,7 @@
         <w:t xml:space="preserve"> </w:t>
       </w:r>
       <w:r>
-        <w:t xml:space="preserve">outliers and recombination rate did not vary according to the geographical distance between populations (r = -0.06, p = 0.39).Finally, we tested how the relationship between</w:t>
+        <w:t xml:space="preserve">outliers and recombination rate did not vary according to the geographical distance between populations (r = -0.13, p = 0.10).Finally, we tested how the relationship between</w:t>
       </w:r>
       <w:r>
         <w:t xml:space="preserve"> </w:t>
@@ -1916,7 +1916,7 @@
         <w:t xml:space="preserve"> </w:t>
       </w:r>
       <w:r>
-        <w:t xml:space="preserve">(r = -0.22, p &lt; &lt; 0.001), and this effect was particularly pronounced in comparisons involving mainland and island populations were analysed separately (mainland populations: r = -0.26, p &lt; &lt; 0.001; island popularions: r = -0.22, p &lt; 0.012; Fig. 5C). We found almost identical patterns when we modeled</w:t>
+        <w:t xml:space="preserve">(r = -0.17, p &lt; &lt; 0.001), and this effect was particularly pronounced in comparisons involving mainland and island populations were analysed separately (mainland populations: r = -0.31, p &lt; &lt; 0.001; island popularions: r = -0.25, p &lt; 0.006; Fig. 5C). We found almost identical patterns when we modeled</w:t>
       </w:r>
       <w:r>
         <w:t xml:space="preserve"> </w:t>
@@ -1986,7 +1986,31 @@
         <w:pStyle w:val="FirstParagraph"/>
       </w:pPr>
       <w:r>
-        <w:t xml:space="preserve">In this study we use a large panel of genetic markers to provide insight into the evolutionary history of the great tit in Europe. We found that, consistent with previous research in this species, levels of genomic variation were consistent with a large effective population and substantial levels of gene flow among populations. We then examine how genomic landscapes of differentiation vary among different sets of populations, and find that i) islands of differentiation arise among extremely closely related populations, ii) these same islands of differentiation arise in more distantly related populations, iii) islands of differentiation arise in regions of low recombination, iv) the relationship between recombination rate and the genomic landscape of differentiation varies substantially among populations. These findings have several implicaitons for how we interpret patterns of genomic variation among natural populations.</w:t>
+        <w:t xml:space="preserve">In this study we use a large panel of genetic markers to provide insight into the evolutionary history of the great tit in Europe. We found that, consistent with previous research in this species, levels of genomic variation were consistent with a large effective population and substantial levels of gene flow among populations</w:t>
+      </w:r>
+      <w:r>
+        <w:t xml:space="preserve"> </w:t>
+      </w:r>
+      <w:r>
+        <w:t xml:space="preserve">(Kvist</w:t>
+      </w:r>
+      <w:r>
+        <w:t xml:space="preserve"> </w:t>
+      </w:r>
+      <w:r>
+        <w:rPr>
+          <w:i/>
+        </w:rPr>
+        <w:t xml:space="preserve">et al.</w:t>
+      </w:r>
+      <w:r>
+        <w:t xml:space="preserve"> </w:t>
+      </w:r>
+      <w:r>
+        <w:t xml:space="preserve">2003)</w:t>
+      </w:r>
+      <w:r>
+        <w:t xml:space="preserve">. We then examine how genomic landscapes of differentiation vary among different sets of populations, and find that i) islands of differentiation arise among extremely closely related populations, ii) these same islands of differentiation arise in more distantly related populations, iii) islands of differentiation arise in regions of low recombination, iv) the relationship between recombination rate and the genomic landscape of differentiation varies substantially among populations. These findings have several implicaitons for how we interpret patterns of genomic variation among natural populations.</w:t>
       </w:r>
     </w:p>
     <w:p>
@@ -1994,7 +2018,31 @@
         <w:pStyle w:val="BodyText"/>
       </w:pPr>
       <w:r>
-        <w:t xml:space="preserve">Our results are consistent with great tits having colonised Europe from a single refugium in the balkans. This scenario has been suggested before, and or observed pattern of increasing genome-wide divergence from the Turkish and Balkan populations lends this hypothesis empirical support. Treemix and admixture results.</w:t>
+        <w:t xml:space="preserve">Our results are consistent with great tits having colonised Europe from a single refugium in the balkans. This scenario has been suggested before</w:t>
+      </w:r>
+      <w:r>
+        <w:t xml:space="preserve"> </w:t>
+      </w:r>
+      <w:r>
+        <w:t xml:space="preserve">(Kvist</w:t>
+      </w:r>
+      <w:r>
+        <w:t xml:space="preserve"> </w:t>
+      </w:r>
+      <w:r>
+        <w:rPr>
+          <w:i/>
+        </w:rPr>
+        <w:t xml:space="preserve">et al.</w:t>
+      </w:r>
+      <w:r>
+        <w:t xml:space="preserve"> </w:t>
+      </w:r>
+      <w:r>
+        <w:t xml:space="preserve">1999)</w:t>
+      </w:r>
+      <w:r>
+        <w:t xml:space="preserve">, and our observed pattern of increasing genome-wide divergence from the Turkish and Balkan populations lends this hypothesis empirical support. Treemix and admixture results.</w:t>
       </w:r>
     </w:p>
     <w:p>
@@ -2215,6 +2263,70 @@
       </w:r>
       <w:r>
         <w:t xml:space="preserve">, 577–594.</w:t>
+      </w:r>
+    </w:p>
+    <w:p>
+      <w:pPr>
+        <w:pStyle w:val="BodyText"/>
+      </w:pPr>
+      <w:r>
+        <w:t xml:space="preserve">Kvist, L., Martens, J., Higuchi, H., Nazarenko, A.A., Valchuk, O.P. &amp; Orell, M. (2003) Evolution and genetic structure of the great tit (Parus major) complex.</w:t>
+      </w:r>
+      <w:r>
+        <w:t xml:space="preserve"> </w:t>
+      </w:r>
+      <w:r>
+        <w:rPr>
+          <w:i/>
+        </w:rPr>
+        <w:t xml:space="preserve">Proceedings. Biological sciences / The Royal Society</w:t>
+      </w:r>
+      <w:r>
+        <w:t xml:space="preserve">,</w:t>
+      </w:r>
+      <w:r>
+        <w:t xml:space="preserve"> </w:t>
+      </w:r>
+      <w:r>
+        <w:rPr>
+          <w:b/>
+        </w:rPr>
+        <w:t xml:space="preserve">270</w:t>
+      </w:r>
+      <w:r>
+        <w:t xml:space="preserve">, 1447–54.</w:t>
+      </w:r>
+    </w:p>
+    <w:p>
+      <w:pPr>
+        <w:pStyle w:val="BodyText"/>
+      </w:pPr>
+      <w:r>
+        <w:t xml:space="preserve">Kvist, L., Ruokonen, M., Lumme, J. &amp; Orell, M. (1999) The colonization history and present-day population structure of the European great tit (Parus major major).</w:t>
+      </w:r>
+      <w:r>
+        <w:t xml:space="preserve"> </w:t>
+      </w:r>
+      <w:r>
+        <w:rPr>
+          <w:i/>
+        </w:rPr>
+        <w:t xml:space="preserve">Heredity</w:t>
+      </w:r>
+      <w:r>
+        <w:t xml:space="preserve">,</w:t>
+      </w:r>
+      <w:r>
+        <w:t xml:space="preserve"> </w:t>
+      </w:r>
+      <w:r>
+        <w:rPr>
+          <w:b/>
+        </w:rPr>
+        <w:t xml:space="preserve">82</w:t>
+      </w:r>
+      <w:r>
+        <w:t xml:space="preserve">, 495–502.</w:t>
       </w:r>
     </w:p>
     <w:p>
@@ -4964,7 +5076,7 @@
     </w:lvl>
   </w:abstractNum>
   <w:abstractNum w:abstractNumId="990">
-    <w:nsid w:val="45d3f171"/>
+    <w:nsid w:val="17b2eb8b"/>
     <w:multiLevelType w:val="multilevel"/>
     <w:lvl w:ilvl="0">
       <w:numFmt w:val="bullet"/>

--- a/Manuscript/SpurginBosse_Hapmap_MS.docx
+++ b/Manuscript/SpurginBosse_Hapmap_MS.docx
@@ -1209,7 +1209,7 @@
         <w:pStyle w:val="BodyText"/>
       </w:pPr>
       <w:r>
-        <w:t xml:space="preserve">Considering all European great tit populations, there was no significant pattern of isolation-by-distance (Mantel test; r = 0.14, p = 0.17). Instead, the highest levels of</w:t>
+        <w:t xml:space="preserve">Considering all European great tit populations, there was no significant pattern of isolation-by-distance (Mantel test; r = 0.14, p = 0.16). Instead, the highest levels of</w:t>
       </w:r>
       <w:r>
         <w:t xml:space="preserve"> </w:t>
@@ -1261,7 +1261,7 @@
         <w:t xml:space="preserve"> </w:t>
       </w:r>
       <w:r>
-        <w:t xml:space="preserve">was still not related to related to geographic distance (r = 0.17, p = 0.14). We then examined genetic structure in relation to distance from potential refugial populations (only including mainland populations), and found that</w:t>
+        <w:t xml:space="preserve">was still not related to related to geographic distance (r = 0.18, p = 0.13). We then examined genetic structure in relation to distance from potential refugial populations (only including mainland populations), and found that</w:t>
       </w:r>
       <w:r>
         <w:t xml:space="preserve"> </w:t>
@@ -1287,7 +1287,7 @@
         <w:t xml:space="preserve"> </w:t>
       </w:r>
       <w:r>
-        <w:t xml:space="preserve">was significantly related to distance from Turkey (r = 0.83, p &lt; 0.001; Fig. 2B), but not to distance from Spain (r = 0.08, p = 0.71), or from Italy (r = 0.14, p = 0.55).</w:t>
+        <w:t xml:space="preserve">was significantly related to distance from Turkey (r = 0.83, p &lt; 0.001; Fig. 2B), but not to distance from Spain (r = 0.09, p = 0.69), or from Italy (r = 0.16, p = 0.48).</w:t>
       </w:r>
     </w:p>
     <w:p>
@@ -1726,7 +1726,7 @@
         <w:pStyle w:val="BodyText"/>
       </w:pPr>
       <w:r>
-        <w:t xml:space="preserve">We next quantified how the landscape of genomic differentiation was related to recombination rate for all 378 pairs of populations. The slope of the relationship between oresence/absence of FST outliers and recombination rate was negative in the majority (86%) of cases.</w:t>
+        <w:t xml:space="preserve">We next quantified how the landscape of genomic differentiation was related to recombination rate for all 378 pairs of populations. The slope of the relationship between oresence/absence of FST outliers and recombination rate was negative in the majority (81%) of cases.</w:t>
       </w:r>
       <w:r>
         <w:t xml:space="preserve"> </w:t>
@@ -1789,7 +1789,7 @@
         <w:t xml:space="preserve"> </w:t>
       </w:r>
       <w:r>
-        <w:t xml:space="preserve">0.149; Fig. 5B), and the relationship between</w:t>
+        <w:t xml:space="preserve">0.157; Fig. 5B), and the relationship between</w:t>
       </w:r>
       <w:r>
         <w:t xml:space="preserve"> </w:t>
@@ -1815,7 +1815,7 @@
         <w:t xml:space="preserve"> </w:t>
       </w:r>
       <w:r>
-        <w:t xml:space="preserve">outliers and recombination rate did not vary according to the geographical distance between populations (r = -0.13, p = 0.10).Finally, we tested how the relationship between</w:t>
+        <w:t xml:space="preserve">outliers and recombination rate did not vary according to the geographical distance between populations (r = -0.14, p = 0.21).Finally, we tested how the relationship between</w:t>
       </w:r>
       <w:r>
         <w:t xml:space="preserve"> </w:t>
@@ -1916,7 +1916,7 @@
         <w:t xml:space="preserve"> </w:t>
       </w:r>
       <w:r>
-        <w:t xml:space="preserve">(r = -0.17, p &lt; &lt; 0.001), and this effect was particularly pronounced in comparisons involving mainland and island populations were analysed separately (mainland populations: r = -0.31, p &lt; &lt; 0.001; island popularions: r = -0.25, p &lt; 0.006; Fig. 5C). We found almost identical patterns when we modeled</w:t>
+        <w:t xml:space="preserve">(r = -0.24, p &lt; &lt; 0.001), and this effect was particularly pronounced in comparisons involving mainland and island populations were analysed separately (mainland populations: r = -0.65, p &lt; &lt; 0.001; island popularions: r = -0.21, p &lt; 0.017; Fig. 5C). We found almost identical patterns when we modeled</w:t>
       </w:r>
       <w:r>
         <w:t xml:space="preserve"> </w:t>
@@ -5076,7 +5076,7 @@
     </w:lvl>
   </w:abstractNum>
   <w:abstractNum w:abstractNumId="990">
-    <w:nsid w:val="17b2eb8b"/>
+    <w:nsid w:val="39b09527"/>
     <w:multiLevelType w:val="multilevel"/>
     <w:lvl w:ilvl="0">
       <w:numFmt w:val="bullet"/>

--- a/Manuscript/SpurginBosse_Hapmap_MS.docx
+++ b/Manuscript/SpurginBosse_Hapmap_MS.docx
@@ -1395,7 +1395,7 @@
         <w:t xml:space="preserve"> </w:t>
       </w:r>
       <w:r>
-        <w:t xml:space="preserve">= 8). The admixture output at</w:t>
+        <w:t xml:space="preserve">= 8). The Admixture output at</w:t>
       </w:r>
       <w:r>
         <w:t xml:space="preserve"> </w:t>
@@ -1752,7 +1752,7 @@
         <w:t xml:space="preserve"> </w:t>
       </w:r>
       <w:r>
-        <w:t xml:space="preserve">outliers were most likely to be found in regions of low recombination in pairwise comparisons involving the island populations of Corsica, Sardinia and Crete, as well as marginal populations in the UK and Spain; meanwhile, outliers were found in regions with higher recombination rates in pairwise comparisons involving central European populations (Fig. 5A). There was no significant difference between the relationship between</w:t>
+        <w:t xml:space="preserve">outliers were most likely to be found in regions of low recombination in pairwise comparisons involving marginal populations in the UK and Spain, as well as comparisons involving Corsica and Sardina (Fig. 5A). Outliers were found in regions with higher recombination rates in pairwise comparisons involving eastern and central European populations (Fig. 5A). There was no significant difference between the relationship between</w:t>
       </w:r>
       <w:r>
         <w:t xml:space="preserve"> </w:t>
@@ -1789,7 +1789,7 @@
         <w:t xml:space="preserve"> </w:t>
       </w:r>
       <w:r>
-        <w:t xml:space="preserve">0.157; Fig. 5B), and the relationship between</w:t>
+        <w:t xml:space="preserve">0.16; Fig. 5B), and the relationship between</w:t>
       </w:r>
       <w:r>
         <w:t xml:space="preserve"> </w:t>
@@ -1815,7 +1815,7 @@
         <w:t xml:space="preserve"> </w:t>
       </w:r>
       <w:r>
-        <w:t xml:space="preserve">outliers and recombination rate did not vary according to the geographical distance between populations (r = -0.14, p = 0.21).Finally, we tested how the relationship between</w:t>
+        <w:t xml:space="preserve">outliers and recombination rate did not vary according to the geographical distance between populations (r = -0.14, p = 0.21). We found a negative relationship between the</w:t>
       </w:r>
       <w:r>
         <w:t xml:space="preserve"> </w:t>
@@ -1838,10 +1838,7 @@
         </m:sSub>
       </m:oMath>
       <w:r>
-        <w:t xml:space="preserve"> </w:t>
-      </w:r>
-      <w:r>
-        <w:t xml:space="preserve">and recombination rate scaled with genome-wide variaiton in</w:t>
+        <w:t xml:space="preserve">/recombination slope and genome-wide</w:t>
       </w:r>
       <w:r>
         <w:t xml:space="preserve"> </w:t>
@@ -1867,7 +1864,73 @@
         <w:t xml:space="preserve"> </w:t>
       </w:r>
       <w:r>
-        <w:t xml:space="preserve">among pairs of populations. We found a negative relationship between the</w:t>
+        <w:t xml:space="preserve">(</w:t>
+      </w:r>
+      <m:oMath>
+        <m:r>
+          <m:t>r</m:t>
+        </m:r>
+      </m:oMath>
+      <w:r>
+        <w:t xml:space="preserve"> </w:t>
+      </w:r>
+      <w:r>
+        <w:t xml:space="preserve">= -0.24,</w:t>
+      </w:r>
+      <w:r>
+        <w:t xml:space="preserve"> </w:t>
+      </w:r>
+      <m:oMath>
+        <m:r>
+          <m:t>P</m:t>
+        </m:r>
+      </m:oMath>
+      <w:r>
+        <w:t xml:space="preserve"> </w:t>
+      </w:r>
+      <w:r>
+        <w:t xml:space="preserve">&lt; &lt; 0.001).</w:t>
+      </w:r>
+    </w:p>
+    <w:p>
+      <w:pPr>
+        <w:pStyle w:val="BodyText"/>
+      </w:pPr>
+      <w:r>
+        <w:t xml:space="preserve">Finally, we considered (</w:t>
+      </w:r>
+      <m:oMath>
+        <m:r>
+          <m:t>r</m:t>
+        </m:r>
+      </m:oMath>
+      <w:r>
+        <w:t xml:space="preserve"> </w:t>
+      </w:r>
+      <w:r>
+        <w:t xml:space="preserve">= -0.65,</w:t>
+      </w:r>
+      <w:r>
+        <w:t xml:space="preserve"> </w:t>
+      </w:r>
+      <m:oMath>
+        <m:r>
+          <m:t>P</m:t>
+        </m:r>
+      </m:oMath>
+      <w:r>
+        <w:t xml:space="preserve"> </w:t>
+      </w:r>
+      <w:r>
+        <w:t xml:space="preserve">= 0.001; Fig. 2B).</w:t>
+      </w:r>
+    </w:p>
+    <w:p>
+      <w:pPr>
+        <w:pStyle w:val="BodyText"/>
+      </w:pPr>
+      <w:r>
+        <w:t xml:space="preserve">For all analyses of genomic landscapes of differentiation, we found almost identical patterns when we modeled</w:t>
       </w:r>
       <w:r>
         <w:t xml:space="preserve"> </w:t>
@@ -1890,7 +1953,10 @@
         </m:sSub>
       </m:oMath>
       <w:r>
-        <w:t xml:space="preserve">/recombination slope and genome-wide</w:t>
+        <w:t xml:space="preserve"> </w:t>
+      </w:r>
+      <w:r>
+        <w:t xml:space="preserve">as a continuous variable, rather than presence/absence of</w:t>
       </w:r>
       <w:r>
         <w:t xml:space="preserve"> </w:t>
@@ -1916,7 +1982,122 @@
         <w:t xml:space="preserve"> </w:t>
       </w:r>
       <w:r>
-        <w:t xml:space="preserve">(r = -0.24, p &lt; &lt; 0.001), and this effect was particularly pronounced in comparisons involving mainland and island populations were analysed separately (mainland populations: r = -0.65, p &lt; &lt; 0.001; island popularions: r = -0.21, p &lt; 0.017; Fig. 5C). We found almost identical patterns when we modeled</w:t>
+        <w:t xml:space="preserve">outliers (Fig. S5).</w:t>
+      </w:r>
+    </w:p>
+    <w:p>
+      <w:pPr>
+        <w:pStyle w:val="Heading2"/>
+      </w:pPr>
+      <w:bookmarkStart w:id="31" w:name="discussion"/>
+      <w:bookmarkEnd w:id="31"/>
+      <w:r>
+        <w:t xml:space="preserve">Discussion</w:t>
+      </w:r>
+    </w:p>
+    <w:p>
+      <w:pPr>
+        <w:pStyle w:val="FirstParagraph"/>
+      </w:pPr>
+      <w:r>
+        <w:t xml:space="preserve">In this study we use a large panel of genetic markers to provide insight into the evolutionary history of the great tit in Europe. We found that, consistent with previous research in this species, levels of genomic variation were consistent with a large effective population and substantial levels of gene flow among populations</w:t>
+      </w:r>
+      <w:r>
+        <w:t xml:space="preserve"> </w:t>
+      </w:r>
+      <w:r>
+        <w:t xml:space="preserve">(Kvist</w:t>
+      </w:r>
+      <w:r>
+        <w:t xml:space="preserve"> </w:t>
+      </w:r>
+      <w:r>
+        <w:rPr>
+          <w:i/>
+        </w:rPr>
+        <w:t xml:space="preserve">et al.</w:t>
+      </w:r>
+      <w:r>
+        <w:t xml:space="preserve"> </w:t>
+      </w:r>
+      <w:r>
+        <w:t xml:space="preserve">2003; Laine</w:t>
+      </w:r>
+      <w:r>
+        <w:t xml:space="preserve"> </w:t>
+      </w:r>
+      <w:r>
+        <w:rPr>
+          <w:i/>
+        </w:rPr>
+        <w:t xml:space="preserve">et al.</w:t>
+      </w:r>
+      <w:r>
+        <w:t xml:space="preserve"> </w:t>
+      </w:r>
+      <w:r>
+        <w:t xml:space="preserve">2016)</w:t>
+      </w:r>
+      <w:r>
+        <w:t xml:space="preserve">. We then examine how genomic landscapes of differentiation vary among different sets of populations, and find that i) islands of differentiation arise among extremely closely related populations, ii) these same islands of differentiation arise in more distantly related populations, iii) islands of differentiation arise in regions of low recombination, iv) the relationship between recombination rate and the genomic landscape of differentiation varies substantially among populations. These findings have several implicaitons for how we interpret patterns of genomic variation among natural populations.</w:t>
+      </w:r>
+    </w:p>
+    <w:p>
+      <w:pPr>
+        <w:pStyle w:val="BodyText"/>
+      </w:pPr>
+      <w:r>
+        <w:t xml:space="preserve">Our results suggest that great tits colonised Europe from a single refugium in the balkans. This scenario has been suggested before</w:t>
+      </w:r>
+      <w:r>
+        <w:t xml:space="preserve"> </w:t>
+      </w:r>
+      <w:r>
+        <w:t xml:space="preserve">(Kvist</w:t>
+      </w:r>
+      <w:r>
+        <w:t xml:space="preserve"> </w:t>
+      </w:r>
+      <w:r>
+        <w:rPr>
+          <w:i/>
+        </w:rPr>
+        <w:t xml:space="preserve">et al.</w:t>
+      </w:r>
+      <w:r>
+        <w:t xml:space="preserve"> </w:t>
+      </w:r>
+      <w:r>
+        <w:t xml:space="preserve">1999)</w:t>
+      </w:r>
+      <w:r>
+        <w:t xml:space="preserve">, and our observed pattern of increasing genome-wide divergence from the Turkish and Balkan populations lends this hypothesis empirical support. Genomic structure among mainland populations is, however, extremely low, and even with hundreds of thousands of markers Admixture was unable to separate the central European populations. Similarly, in the Treemix analysis the central European great tit populations formed a large group characterised by shallow branching, although much of the grouping that did occur (e.g. Findland and Estonia) made geographical sense. Interestingly, Treemix grouped the Spanish and Corsican populations, which is consistent with previous subspecies descriptiions of European great tits (REF). More generally, the highest levels of differentiation were found between island populations, suggesting a reduced effective population size and reduced gene flow in these populations.</w:t>
+      </w:r>
+    </w:p>
+    <w:p>
+      <w:pPr>
+        <w:pStyle w:val="BodyText"/>
+      </w:pPr>
+      <w:r>
+        <w:t xml:space="preserve">It is likely that the many, and perhaps the majority, of wild populations are characterised by highly heterogeneous patterns of differentiation across the genome (REFS). What is not yet clear is how quickly "islands" of differentiation arise, nor how selection, gene flow and drift interact with genomic architecture to shape differentation over shorter and longer evolutionary timescales</w:t>
+      </w:r>
+      <w:r>
+        <w:t xml:space="preserve"> </w:t>
+      </w:r>
+      <w:r>
+        <w:t xml:space="preserve">(</w:t>
+      </w:r>
+      <w:r>
+        <w:rPr>
+          <w:b/>
+        </w:rPr>
+        <w:t xml:space="preserve">???</w:t>
+      </w:r>
+      <w:r>
+        <w:t xml:space="preserve">)</w:t>
+      </w:r>
+      <w:r>
+        <w:t xml:space="preserve">. Our results suggest that islands of differentiation arise in regions of low recombination even among populations that could be considered panmictic. The central European great tit populations have a mean</w:t>
       </w:r>
       <w:r>
         <w:t xml:space="preserve"> </w:t>
@@ -1942,107 +2123,7 @@
         <w:t xml:space="preserve"> </w:t>
       </w:r>
       <w:r>
-        <w:t xml:space="preserve">as a continuous variable, rather than presence/absence of</w:t>
-      </w:r>
-      <w:r>
-        <w:t xml:space="preserve"> </w:t>
-      </w:r>
-      <m:oMath>
-        <m:sSub>
-          <m:e>
-            <m:r>
-              <m:t>F</m:t>
-            </m:r>
-          </m:e>
-          <m:sub>
-            <m:r>
-              <m:t>S</m:t>
-            </m:r>
-            <m:r>
-              <m:t>T</m:t>
-            </m:r>
-          </m:sub>
-        </m:sSub>
-      </m:oMath>
-      <w:r>
-        <w:t xml:space="preserve"> </w:t>
-      </w:r>
-      <w:r>
-        <w:t xml:space="preserve">outliers (Fig. S5).</w:t>
-      </w:r>
-    </w:p>
-    <w:p>
-      <w:pPr>
-        <w:pStyle w:val="Heading2"/>
-      </w:pPr>
-      <w:bookmarkStart w:id="31" w:name="discussion"/>
-      <w:bookmarkEnd w:id="31"/>
-      <w:r>
-        <w:t xml:space="preserve">Discussion</w:t>
-      </w:r>
-    </w:p>
-    <w:p>
-      <w:pPr>
-        <w:pStyle w:val="FirstParagraph"/>
-      </w:pPr>
-      <w:r>
-        <w:t xml:space="preserve">In this study we use a large panel of genetic markers to provide insight into the evolutionary history of the great tit in Europe. We found that, consistent with previous research in this species, levels of genomic variation were consistent with a large effective population and substantial levels of gene flow among populations</w:t>
-      </w:r>
-      <w:r>
-        <w:t xml:space="preserve"> </w:t>
-      </w:r>
-      <w:r>
-        <w:t xml:space="preserve">(Kvist</w:t>
-      </w:r>
-      <w:r>
-        <w:t xml:space="preserve"> </w:t>
-      </w:r>
-      <w:r>
-        <w:rPr>
-          <w:i/>
-        </w:rPr>
-        <w:t xml:space="preserve">et al.</w:t>
-      </w:r>
-      <w:r>
-        <w:t xml:space="preserve"> </w:t>
-      </w:r>
-      <w:r>
-        <w:t xml:space="preserve">2003)</w:t>
-      </w:r>
-      <w:r>
-        <w:t xml:space="preserve">. We then examine how genomic landscapes of differentiation vary among different sets of populations, and find that i) islands of differentiation arise among extremely closely related populations, ii) these same islands of differentiation arise in more distantly related populations, iii) islands of differentiation arise in regions of low recombination, iv) the relationship between recombination rate and the genomic landscape of differentiation varies substantially among populations. These findings have several implicaitons for how we interpret patterns of genomic variation among natural populations.</w:t>
-      </w:r>
-    </w:p>
-    <w:p>
-      <w:pPr>
-        <w:pStyle w:val="BodyText"/>
-      </w:pPr>
-      <w:r>
-        <w:t xml:space="preserve">Our results are consistent with great tits having colonised Europe from a single refugium in the balkans. This scenario has been suggested before</w:t>
-      </w:r>
-      <w:r>
-        <w:t xml:space="preserve"> </w:t>
-      </w:r>
-      <w:r>
-        <w:t xml:space="preserve">(Kvist</w:t>
-      </w:r>
-      <w:r>
-        <w:t xml:space="preserve"> </w:t>
-      </w:r>
-      <w:r>
-        <w:rPr>
-          <w:i/>
-        </w:rPr>
-        <w:t xml:space="preserve">et al.</w:t>
-      </w:r>
-      <w:r>
-        <w:t xml:space="preserve"> </w:t>
-      </w:r>
-      <w:r>
-        <w:t xml:space="preserve">1999)</w:t>
-      </w:r>
-      <w:r>
-        <w:t xml:space="preserve">, and our observed pattern of increasing genome-wide divergence from the Turkish and Balkan populations lends this hypothesis empirical support. Treemix and admixture results.</w:t>
+        <w:t xml:space="preserve">of 0.005, yet islands of divergence can clearly be seen, and these islands of divergence occur almost exclusively in regions of low recombination.</w:t>
       </w:r>
     </w:p>
     <w:p>
@@ -2327,6 +2408,26 @@
       </w:r>
       <w:r>
         <w:t xml:space="preserve">, 495–502.</w:t>
+      </w:r>
+    </w:p>
+    <w:p>
+      <w:pPr>
+        <w:pStyle w:val="BodyText"/>
+      </w:pPr>
+      <w:r>
+        <w:t xml:space="preserve">Laine, V., Gossmann, T., Schachtschneider, K., Garroway, C., Madsen, O., Verhoeven, K., Jager, V. de, Megens, H.-J., Warren, W., Minx, P., Crooijmans, R., Corcoran, P., Consortium, The Great Tit Hapmap Sheldon, B., Slate, J., Zeng, K., Oers, K. van, Visser, M. &amp; Groenen, M. (2016) Evolutionary signals of selection on cognition from the great tit genome and methylome.</w:t>
+      </w:r>
+      <w:r>
+        <w:t xml:space="preserve"> </w:t>
+      </w:r>
+      <w:r>
+        <w:rPr>
+          <w:i/>
+        </w:rPr>
+        <w:t xml:space="preserve">Nature Communications</w:t>
+      </w:r>
+      <w:r>
+        <w:t xml:space="preserve">.</w:t>
       </w:r>
     </w:p>
     <w:p>
@@ -5076,7 +5177,7 @@
     </w:lvl>
   </w:abstractNum>
   <w:abstractNum w:abstractNumId="990">
-    <w:nsid w:val="39b09527"/>
+    <w:nsid w:val="2a21426f"/>
     <w:multiLevelType w:val="multilevel"/>
     <w:lvl w:ilvl="0">
       <w:numFmt w:val="bullet"/>

--- a/Manuscript/SpurginBosse_Hapmap_MS.docx
+++ b/Manuscript/SpurginBosse_Hapmap_MS.docx
@@ -233,7 +233,16 @@
         <w:t xml:space="preserve"> </w:t>
       </w:r>
       <w:r>
-        <w:t xml:space="preserve">and Drosophila</w:t>
+        <w:t xml:space="preserve">and</w:t>
+      </w:r>
+      <w:r>
+        <w:t xml:space="preserve"> </w:t>
+      </w:r>
+      <w:r>
+        <w:rPr>
+          <w:i/>
+        </w:rPr>
+        <w:t xml:space="preserve">Drosophila</w:t>
       </w:r>
       <w:r>
         <w:t xml:space="preserve"> </w:t>
@@ -1173,7 +1182,16 @@
         <w:t xml:space="preserve"> </w:t>
       </w:r>
       <w:r>
-        <w:t xml:space="preserve">and outlier presence/absence, respectively, against recombination rate, and extracted the slope of these models. We tested whether variation in these slopes were related to pairwise geographic distance between populations, using a Mantel test. We also tested whether the relationships between divergence and recombination were greater in pairwise comparisons involving island populations, were gene flow is assumed to be reduced, using a randomisation test.</w:t>
+        <w:t xml:space="preserve">and outlier presence/absence, respectively, against recombination rate, and extracted the slope of these models. We tested whether variation in these slopes were related to pairwise geographic distance and pairwise</w:t>
+      </w:r>
+      <w:r>
+        <w:t xml:space="preserve"> </w:t>
+      </w:r>
+      <w:r>
+        <w:t xml:space="preserve">$F_{ST$</w:t>
+      </w:r>
+      <w:r>
+        <w:t xml:space="preserve">, using Mantel tests. We also tested whether the relationships between divergence and recombination were greater in pairwise comparisons involving island populations, were gene flow is assumed to be reduced, using a randomisation test.</w:t>
       </w:r>
     </w:p>
     <w:p>
@@ -1475,7 +1493,7 @@
         <w:t xml:space="preserve"> </w:t>
       </w:r>
       <w:r>
-        <w:t xml:space="preserve">varied markedly across the genome, regardless of whether we considered marginal populations across which structure was higher or across central European populations with very low structure (Fig. 4A).</w:t>
+        <w:t xml:space="preserve">varied markedly across the genome, regardless of whether we considered marginal populations across which structure was higher or across central European populations with very low structure (Fig. 4A). Mean windowed</w:t>
       </w:r>
       <w:r>
         <w:t xml:space="preserve"> </w:t>
@@ -1501,7 +1519,18 @@
         <w:t xml:space="preserve"> </w:t>
       </w:r>
       <w:r>
-        <w:t xml:space="preserve">outliers were likely to be found in the same regions across the marginal and central populations (R = 0.19</w:t>
+        <w:t xml:space="preserve">values were correlated among the central and marginal populations (</w:t>
+      </w:r>
+      <m:oMath>
+        <m:r>
+          <m:t>r</m:t>
+        </m:r>
+      </m:oMath>
+      <w:r>
+        <w:t xml:space="preserve"> </w:t>
+      </w:r>
+      <w:r>
+        <w:t xml:space="preserve">= 0.11;</w:t>
       </w:r>
       <w:r>
         <w:t xml:space="preserve"> </w:t>
@@ -1515,33 +1544,7 @@
         <w:t xml:space="preserve"> </w:t>
       </w:r>
       <w:r>
-        <w:t xml:space="preserve">&lt; 0.001). In addition,</w:t>
-      </w:r>
-      <w:r>
-        <w:t xml:space="preserve"> </w:t>
-      </w:r>
-      <m:oMath>
-        <m:sSub>
-          <m:e>
-            <m:r>
-              <m:t>F</m:t>
-            </m:r>
-          </m:e>
-          <m:sub>
-            <m:r>
-              <m:t>S</m:t>
-            </m:r>
-            <m:r>
-              <m:t>T</m:t>
-            </m:r>
-          </m:sub>
-        </m:sSub>
-      </m:oMath>
-      <w:r>
-        <w:t xml:space="preserve"> </w:t>
-      </w:r>
-      <w:r>
-        <w:t xml:space="preserve">outliers were more likely to be found in regions of low recombination across the marginal (GLM;</w:t>
+        <w:t xml:space="preserve">= 0.001; Fig. 4B), and outliers were likely to be found in the same regions across the two sets of populations (Chi-squared test,</w:t>
       </w:r>
       <w:r>
         <w:t xml:space="preserve"> </w:t>
@@ -1555,7 +1558,224 @@
         <w:t xml:space="preserve"> </w:t>
       </w:r>
       <w:r>
-        <w:t xml:space="preserve">= &lt; 0.001), but not central (</w:t>
+        <w:t xml:space="preserve">&lt; 0.001; Fig. 4A,B). While</w:t>
+      </w:r>
+      <w:r>
+        <w:t xml:space="preserve"> </w:t>
+      </w:r>
+      <m:oMath>
+        <m:sSub>
+          <m:e>
+            <m:r>
+              <m:t>F</m:t>
+            </m:r>
+          </m:e>
+          <m:sub>
+            <m:r>
+              <m:t>S</m:t>
+            </m:r>
+            <m:r>
+              <m:t>T</m:t>
+            </m:r>
+          </m:sub>
+        </m:sSub>
+      </m:oMath>
+      <w:r>
+        <w:t xml:space="preserve"> </w:t>
+      </w:r>
+      <w:r>
+        <w:t xml:space="preserve">outliers were generally over five times higher in the marginal (mean</w:t>
+      </w:r>
+      <w:r>
+        <w:t xml:space="preserve"> </w:t>
+      </w:r>
+      <m:oMath>
+        <m:sSub>
+          <m:e>
+            <m:r>
+              <m:t>F</m:t>
+            </m:r>
+          </m:e>
+          <m:sub>
+            <m:r>
+              <m:t>S</m:t>
+            </m:r>
+            <m:r>
+              <m:t>T</m:t>
+            </m:r>
+          </m:sub>
+        </m:sSub>
+      </m:oMath>
+      <w:r>
+        <w:t xml:space="preserve"> </w:t>
+      </w:r>
+      <w:r>
+        <w:t xml:space="preserve">in outlier regions = 0.055) compared to the central populations (mean outlier</w:t>
+      </w:r>
+      <w:r>
+        <w:t xml:space="preserve"> </w:t>
+      </w:r>
+      <m:oMath>
+        <m:sSub>
+          <m:e>
+            <m:r>
+              <m:t>F</m:t>
+            </m:r>
+          </m:e>
+          <m:sub>
+            <m:r>
+              <m:t>S</m:t>
+            </m:r>
+            <m:r>
+              <m:t>T</m:t>
+            </m:r>
+          </m:sub>
+        </m:sSub>
+      </m:oMath>
+      <w:r>
+        <w:t xml:space="preserve"> </w:t>
+      </w:r>
+      <w:r>
+        <w:t xml:space="preserve">= 0.009), relative of standardised</w:t>
+      </w:r>
+      <w:r>
+        <w:t xml:space="preserve"> </w:t>
+      </w:r>
+      <m:oMath>
+        <m:sSub>
+          <m:e>
+            <m:r>
+              <m:t>F</m:t>
+            </m:r>
+          </m:e>
+          <m:sub>
+            <m:r>
+              <m:t>S</m:t>
+            </m:r>
+            <m:r>
+              <m:t>T</m:t>
+            </m:r>
+          </m:sub>
+        </m:sSub>
+      </m:oMath>
+      <w:r>
+        <w:t xml:space="preserve"> </w:t>
+      </w:r>
+      <w:r>
+        <w:t xml:space="preserve">in outlier regions were much more similar across the two sets of populations (marginal populations,</w:t>
+      </w:r>
+      <w:r>
+        <w:t xml:space="preserve"> </w:t>
+      </w:r>
+      <m:oMath>
+        <m:r>
+          <m:t>Z</m:t>
+        </m:r>
+        <m:sSub>
+          <m:e>
+            <m:r>
+              <m:t>F</m:t>
+            </m:r>
+          </m:e>
+          <m:sub>
+            <m:r>
+              <m:t>S</m:t>
+            </m:r>
+            <m:r>
+              <m:t>T</m:t>
+            </m:r>
+          </m:sub>
+        </m:sSub>
+      </m:oMath>
+      <w:r>
+        <w:t xml:space="preserve"> </w:t>
+      </w:r>
+      <w:r>
+        <w:t xml:space="preserve">= 3.139; central populations,</w:t>
+      </w:r>
+      <w:r>
+        <w:t xml:space="preserve"> </w:t>
+      </w:r>
+      <m:oMath>
+        <m:r>
+          <m:t>Z</m:t>
+        </m:r>
+        <m:sSub>
+          <m:e>
+            <m:r>
+              <m:t>F</m:t>
+            </m:r>
+          </m:e>
+          <m:sub>
+            <m:r>
+              <m:t>S</m:t>
+            </m:r>
+            <m:r>
+              <m:t>T</m:t>
+            </m:r>
+          </m:sub>
+        </m:sSub>
+      </m:oMath>
+      <w:r>
+        <w:t xml:space="preserve"> </w:t>
+      </w:r>
+      <w:r>
+        <w:t xml:space="preserve">= 2.315), suggesting that although genome-wide levels of</w:t>
+      </w:r>
+      <w:r>
+        <w:t xml:space="preserve"> </w:t>
+      </w:r>
+      <m:oMath>
+        <m:sSub>
+          <m:e>
+            <m:r>
+              <m:t>F</m:t>
+            </m:r>
+          </m:e>
+          <m:sub>
+            <m:r>
+              <m:t>S</m:t>
+            </m:r>
+            <m:r>
+              <m:t>T</m:t>
+            </m:r>
+          </m:sub>
+        </m:sSub>
+      </m:oMath>
+      <w:r>
+        <w:t xml:space="preserve"> </w:t>
+      </w:r>
+      <w:r>
+        <w:t xml:space="preserve">differ across the marginal and central populations, the landscape of genomic differntiation is similarly heterogeneous (Fig. 4A). Finally, we found that</w:t>
+      </w:r>
+      <w:r>
+        <w:t xml:space="preserve"> </w:t>
+      </w:r>
+      <m:oMath>
+        <m:sSub>
+          <m:e>
+            <m:r>
+              <m:t>F</m:t>
+            </m:r>
+          </m:e>
+          <m:sub>
+            <m:r>
+              <m:t>S</m:t>
+            </m:r>
+            <m:r>
+              <m:t>T</m:t>
+            </m:r>
+          </m:sub>
+        </m:sSub>
+      </m:oMath>
+      <w:r>
+        <w:t xml:space="preserve"> </w:t>
+      </w:r>
+      <w:r>
+        <w:t xml:space="preserve">outliers were more likely to be found in regions of low recombination across both the marginal (GLM;</w:t>
+      </w:r>
+      <w:r>
+        <w:t xml:space="preserve"> </w:t>
       </w:r>
       <m:oMath>
         <m:r>
@@ -1566,62 +1786,7 @@
         <w:t xml:space="preserve"> </w:t>
       </w:r>
       <w:r>
-        <w:t xml:space="preserve">= 0.003), populations. We found similar results when look at at mean windowed</w:t>
-      </w:r>
-      <w:r>
-        <w:t xml:space="preserve"> </w:t>
-      </w:r>
-      <m:oMath>
-        <m:sSub>
-          <m:e>
-            <m:r>
-              <m:t>F</m:t>
-            </m:r>
-          </m:e>
-          <m:sub>
-            <m:r>
-              <m:t>S</m:t>
-            </m:r>
-            <m:r>
-              <m:t>T</m:t>
-            </m:r>
-          </m:sub>
-        </m:sSub>
-      </m:oMath>
-      <w:r>
-        <w:t xml:space="preserve"> </w:t>
-      </w:r>
-      <w:r>
-        <w:t xml:space="preserve">values, rather than presence/absence of outliers. Mean windowed</w:t>
-      </w:r>
-      <w:r>
-        <w:t xml:space="preserve"> </w:t>
-      </w:r>
-      <m:oMath>
-        <m:sSub>
-          <m:e>
-            <m:r>
-              <m:t>F</m:t>
-            </m:r>
-          </m:e>
-          <m:sub>
-            <m:r>
-              <m:t>S</m:t>
-            </m:r>
-            <m:r>
-              <m:t>T</m:t>
-            </m:r>
-          </m:sub>
-        </m:sSub>
-      </m:oMath>
-      <w:r>
-        <w:t xml:space="preserve"> </w:t>
-      </w:r>
-      <w:r>
-        <w:t xml:space="preserve">was correlated across these two sets of populations (R = 0.11</w:t>
-      </w:r>
-      <w:r>
-        <w:t xml:space="preserve"> </w:t>
+        <w:t xml:space="preserve">= &lt; 0.001; Fig. 4C), and the central (</w:t>
       </w:r>
       <m:oMath>
         <m:r>
@@ -1632,7 +1797,15 @@
         <w:t xml:space="preserve"> </w:t>
       </w:r>
       <w:r>
-        <w:t xml:space="preserve">0.001).</w:t>
+        <w:t xml:space="preserve">= 0.003; Fig. 4D), populations.</w:t>
+      </w:r>
+    </w:p>
+    <w:p>
+      <w:pPr>
+        <w:pStyle w:val="BodyText"/>
+      </w:pPr>
+      <w:r>
+        <w:t xml:space="preserve">We next quantified how the landscape of genomic differentiation was related to recombination rate for all 378 pairs of populations. The slope of the relationship between presence/absence of FST outliers and recombination rate was negative in the majority (81%) of pairwise comparisons.</w:t>
       </w:r>
       <w:r>
         <w:t xml:space="preserve"> </w:t>
@@ -1658,22 +1831,33 @@
         <w:t xml:space="preserve"> </w:t>
       </w:r>
       <w:r>
-        <w:t xml:space="preserve">was negatively related to variation in recombination rate across the marginal populations (R</w:t>
-      </w:r>
-      <w:r>
-        <w:rPr>
-          <w:vertAlign w:val="superscript"/>
-        </w:rPr>
-        <w:t xml:space="preserve">2</w:t>
-      </w:r>
-      <w:r>
-        <w:t xml:space="preserve"> </w:t>
-      </w:r>
-      <w:r>
-        <w:t xml:space="preserve">= 0.005,</w:t>
-      </w:r>
-      <w:r>
-        <w:t xml:space="preserve"> </w:t>
+        <w:t xml:space="preserve">outliers were most likely to be found in regions of low recombination in pairwise comparisons involving populations in the UK and Spain, as well as comparisons involving Corsica and Sardina (Fig. 5A). Outliers were found in regions with higher recombination rates in pairwise comparisons involving eastern and central European populations, and Crete (Fig. 5A). There was no significant difference between the relationship between</w:t>
+      </w:r>
+      <w:r>
+        <w:t xml:space="preserve"> </w:t>
+      </w:r>
+      <m:oMath>
+        <m:sSub>
+          <m:e>
+            <m:r>
+              <m:t>F</m:t>
+            </m:r>
+          </m:e>
+          <m:sub>
+            <m:r>
+              <m:t>S</m:t>
+            </m:r>
+            <m:r>
+              <m:t>T</m:t>
+            </m:r>
+          </m:sub>
+        </m:sSub>
+      </m:oMath>
+      <w:r>
+        <w:t xml:space="preserve"> </w:t>
+      </w:r>
+      <w:r>
+        <w:t xml:space="preserve">outliers and recombination rate across pairwise comparisons involving mainlands and islands (</w:t>
       </w:r>
       <m:oMath>
         <m:r>
@@ -1684,27 +1868,93 @@
         <w:t xml:space="preserve"> </w:t>
       </w:r>
       <w:r>
-        <w:t xml:space="preserve">0.041; Fig. 4C), and across the central populations (</w:t>
+        <w:t xml:space="preserve">0.16; Fig. 5B), and the relationship between</w:t>
+      </w:r>
+      <w:r>
+        <w:t xml:space="preserve"> </w:t>
       </w:r>
       <m:oMath>
-        <m:sSup>
+        <m:sSub>
           <m:e>
             <m:r>
-              <m:t>R</m:t>
+              <m:t>F</m:t>
             </m:r>
           </m:e>
-          <m:sup>
-            <m:r>
-              <m:t>2</m:t>
-            </m:r>
-          </m:sup>
-        </m:sSup>
+          <m:sub>
+            <m:r>
+              <m:t>S</m:t>
+            </m:r>
+            <m:r>
+              <m:t>T</m:t>
+            </m:r>
+          </m:sub>
+        </m:sSub>
       </m:oMath>
       <w:r>
         <w:t xml:space="preserve"> </w:t>
       </w:r>
       <w:r>
-        <w:t xml:space="preserve">= 0.016,</w:t>
+        <w:t xml:space="preserve">outliers and recombination rate did not vary according to the geographical distance between populations (r = -0.14, p = 0.21). We found a strong, negative relationship between the</w:t>
+      </w:r>
+      <w:r>
+        <w:t xml:space="preserve"> </w:t>
+      </w:r>
+      <m:oMath>
+        <m:sSub>
+          <m:e>
+            <m:r>
+              <m:t>F</m:t>
+            </m:r>
+          </m:e>
+          <m:sub>
+            <m:r>
+              <m:t>S</m:t>
+            </m:r>
+            <m:r>
+              <m:t>T</m:t>
+            </m:r>
+          </m:sub>
+        </m:sSub>
+      </m:oMath>
+      <w:r>
+        <w:t xml:space="preserve">/recombination slope and genome-wide</w:t>
+      </w:r>
+      <w:r>
+        <w:t xml:space="preserve"> </w:t>
+      </w:r>
+      <m:oMath>
+        <m:sSub>
+          <m:e>
+            <m:r>
+              <m:t>F</m:t>
+            </m:r>
+          </m:e>
+          <m:sub>
+            <m:r>
+              <m:t>S</m:t>
+            </m:r>
+            <m:r>
+              <m:t>T</m:t>
+            </m:r>
+          </m:sub>
+        </m:sSub>
+      </m:oMath>
+      <w:r>
+        <w:t xml:space="preserve"> </w:t>
+      </w:r>
+      <w:r>
+        <w:t xml:space="preserve">(</w:t>
+      </w:r>
+      <m:oMath>
+        <m:r>
+          <m:t>r</m:t>
+        </m:r>
+      </m:oMath>
+      <w:r>
+        <w:t xml:space="preserve"> </w:t>
+      </w:r>
+      <w:r>
+        <w:t xml:space="preserve">= -0.24,</w:t>
       </w:r>
       <w:r>
         <w:t xml:space="preserve"> </w:t>
@@ -1718,15 +1968,7 @@
         <w:t xml:space="preserve"> </w:t>
       </w:r>
       <w:r>
-        <w:t xml:space="preserve">= &lt; 0.001; Fig. 4D).</w:t>
-      </w:r>
-    </w:p>
-    <w:p>
-      <w:pPr>
-        <w:pStyle w:val="BodyText"/>
-      </w:pPr>
-      <w:r>
-        <w:t xml:space="preserve">We next quantified how the landscape of genomic differentiation was related to recombination rate for all 378 pairs of populations. The slope of the relationship between oresence/absence of FST outliers and recombination rate was negative in the majority (81%) of cases.</w:t>
+        <w:t xml:space="preserve">&lt; &lt; 0.001). However, we did find that, considering mainland populations, that the relationship between presene/absence of</w:t>
       </w:r>
       <w:r>
         <w:t xml:space="preserve"> </w:t>
@@ -1752,33 +1994,21 @@
         <w:t xml:space="preserve"> </w:t>
       </w:r>
       <w:r>
-        <w:t xml:space="preserve">outliers were most likely to be found in regions of low recombination in pairwise comparisons involving marginal populations in the UK and Spain, as well as comparisons involving Corsica and Sardina (Fig. 5A). Outliers were found in regions with higher recombination rates in pairwise comparisons involving eastern and central European populations (Fig. 5A). There was no significant difference between the relationship between</w:t>
-      </w:r>
-      <w:r>
-        <w:t xml:space="preserve"> </w:t>
+        <w:t xml:space="preserve">outliers and recombination decreased with distance from Turkey (</w:t>
       </w:r>
       <m:oMath>
-        <m:sSub>
-          <m:e>
-            <m:r>
-              <m:t>F</m:t>
-            </m:r>
-          </m:e>
-          <m:sub>
-            <m:r>
-              <m:t>S</m:t>
-            </m:r>
-            <m:r>
-              <m:t>T</m:t>
-            </m:r>
-          </m:sub>
-        </m:sSub>
+        <m:r>
+          <m:t>r</m:t>
+        </m:r>
       </m:oMath>
       <w:r>
         <w:t xml:space="preserve"> </w:t>
       </w:r>
       <w:r>
-        <w:t xml:space="preserve">outliers and recombination rate across pairwise comparisons involving mainlands and islands (</w:t>
+        <w:t xml:space="preserve">= -0.65,</w:t>
+      </w:r>
+      <w:r>
+        <w:t xml:space="preserve"> </w:t>
       </w:r>
       <m:oMath>
         <m:r>
@@ -1789,82 +2019,7 @@
         <w:t xml:space="preserve"> </w:t>
       </w:r>
       <w:r>
-        <w:t xml:space="preserve">0.16; Fig. 5B), and the relationship between</w:t>
-      </w:r>
-      <w:r>
-        <w:t xml:space="preserve"> </w:t>
-      </w:r>
-      <m:oMath>
-        <m:sSub>
-          <m:e>
-            <m:r>
-              <m:t>F</m:t>
-            </m:r>
-          </m:e>
-          <m:sub>
-            <m:r>
-              <m:t>S</m:t>
-            </m:r>
-            <m:r>
-              <m:t>T</m:t>
-            </m:r>
-          </m:sub>
-        </m:sSub>
-      </m:oMath>
-      <w:r>
-        <w:t xml:space="preserve"> </w:t>
-      </w:r>
-      <w:r>
-        <w:t xml:space="preserve">outliers and recombination rate did not vary according to the geographical distance between populations (r = -0.14, p = 0.21). We found a negative relationship between the</w:t>
-      </w:r>
-      <w:r>
-        <w:t xml:space="preserve"> </w:t>
-      </w:r>
-      <m:oMath>
-        <m:sSub>
-          <m:e>
-            <m:r>
-              <m:t>F</m:t>
-            </m:r>
-          </m:e>
-          <m:sub>
-            <m:r>
-              <m:t>S</m:t>
-            </m:r>
-            <m:r>
-              <m:t>T</m:t>
-            </m:r>
-          </m:sub>
-        </m:sSub>
-      </m:oMath>
-      <w:r>
-        <w:t xml:space="preserve">/recombination slope and genome-wide</w:t>
-      </w:r>
-      <w:r>
-        <w:t xml:space="preserve"> </w:t>
-      </w:r>
-      <m:oMath>
-        <m:sSub>
-          <m:e>
-            <m:r>
-              <m:t>F</m:t>
-            </m:r>
-          </m:e>
-          <m:sub>
-            <m:r>
-              <m:t>S</m:t>
-            </m:r>
-            <m:r>
-              <m:t>T</m:t>
-            </m:r>
-          </m:sub>
-        </m:sSub>
-      </m:oMath>
-      <w:r>
-        <w:t xml:space="preserve"> </w:t>
-      </w:r>
-      <w:r>
-        <w:t xml:space="preserve">(</w:t>
+        <w:t xml:space="preserve">= 0.001; Fig. 5B), and with genetic structure with Turkey (</w:t>
       </w:r>
       <m:oMath>
         <m:r>
@@ -1875,7 +2030,7 @@
         <w:t xml:space="preserve"> </w:t>
       </w:r>
       <w:r>
-        <w:t xml:space="preserve">= -0.24,</w:t>
+        <w:t xml:space="preserve">= -0.63,</w:t>
       </w:r>
       <w:r>
         <w:t xml:space="preserve"> </w:t>
@@ -1889,7 +2044,64 @@
         <w:t xml:space="preserve"> </w:t>
       </w:r>
       <w:r>
-        <w:t xml:space="preserve">&lt; &lt; 0.001).</w:t>
+        <w:t xml:space="preserve">= 0.002; Fig. 5C).</w:t>
+      </w:r>
+    </w:p>
+    <w:p>
+      <w:pPr>
+        <w:pStyle w:val="Heading2"/>
+      </w:pPr>
+      <w:bookmarkStart w:id="31" w:name="discussion"/>
+      <w:bookmarkEnd w:id="31"/>
+      <w:r>
+        <w:t xml:space="preserve">Discussion</w:t>
+      </w:r>
+    </w:p>
+    <w:p>
+      <w:pPr>
+        <w:pStyle w:val="FirstParagraph"/>
+      </w:pPr>
+      <w:r>
+        <w:t xml:space="preserve">In this study we use a large panel of genetic markers to provide insight into the evolutionary history of the great tit in Europe. We found that, consistent with previous research in this species, levels of genomic variation were consistent with a large effective population and substantial levels of gene flow among populations</w:t>
+      </w:r>
+      <w:r>
+        <w:t xml:space="preserve"> </w:t>
+      </w:r>
+      <w:r>
+        <w:t xml:space="preserve">(Kvist</w:t>
+      </w:r>
+      <w:r>
+        <w:t xml:space="preserve"> </w:t>
+      </w:r>
+      <w:r>
+        <w:rPr>
+          <w:i/>
+        </w:rPr>
+        <w:t xml:space="preserve">et al.</w:t>
+      </w:r>
+      <w:r>
+        <w:t xml:space="preserve"> </w:t>
+      </w:r>
+      <w:r>
+        <w:t xml:space="preserve">2003; Laine</w:t>
+      </w:r>
+      <w:r>
+        <w:t xml:space="preserve"> </w:t>
+      </w:r>
+      <w:r>
+        <w:rPr>
+          <w:i/>
+        </w:rPr>
+        <w:t xml:space="preserve">et al.</w:t>
+      </w:r>
+      <w:r>
+        <w:t xml:space="preserve"> </w:t>
+      </w:r>
+      <w:r>
+        <w:t xml:space="preserve">2016)</w:t>
+      </w:r>
+      <w:r>
+        <w:t xml:space="preserve">. We then examine how genomic landscapes of differentiation vary among different sets of populations, and find that i) islands of differentiation arise among extremely closely related populations, ii) these same islands of differentiation arise in more distantly related populations, iii) islands of differentiation arise in regions of low recombination, iv) the relationship between recombination rate and the genomic landscape of differentiation varies substantially among populations. These findings have several implications for how we interpret patterns of genomic variation among natural populations.</w:t>
       </w:r>
     </w:p>
     <w:p>
@@ -1897,32 +2109,31 @@
         <w:pStyle w:val="BodyText"/>
       </w:pPr>
       <w:r>
-        <w:t xml:space="preserve">Finally, we considered (</w:t>
-      </w:r>
-      <m:oMath>
-        <m:r>
-          <m:t>r</m:t>
-        </m:r>
-      </m:oMath>
-      <w:r>
-        <w:t xml:space="preserve"> </w:t>
-      </w:r>
-      <w:r>
-        <w:t xml:space="preserve">= -0.65,</w:t>
-      </w:r>
-      <w:r>
-        <w:t xml:space="preserve"> </w:t>
-      </w:r>
-      <m:oMath>
-        <m:r>
-          <m:t>P</m:t>
-        </m:r>
-      </m:oMath>
-      <w:r>
-        <w:t xml:space="preserve"> </w:t>
-      </w:r>
-      <w:r>
-        <w:t xml:space="preserve">= 0.001; Fig. 2B).</w:t>
+        <w:t xml:space="preserve">Our results suggest that great tits colonised Europe from a single refugium in the balkans. This scenario has been suggested before</w:t>
+      </w:r>
+      <w:r>
+        <w:t xml:space="preserve"> </w:t>
+      </w:r>
+      <w:r>
+        <w:t xml:space="preserve">(Kvist</w:t>
+      </w:r>
+      <w:r>
+        <w:t xml:space="preserve"> </w:t>
+      </w:r>
+      <w:r>
+        <w:rPr>
+          <w:i/>
+        </w:rPr>
+        <w:t xml:space="preserve">et al.</w:t>
+      </w:r>
+      <w:r>
+        <w:t xml:space="preserve"> </w:t>
+      </w:r>
+      <w:r>
+        <w:t xml:space="preserve">1999)</w:t>
+      </w:r>
+      <w:r>
+        <w:t xml:space="preserve">, and our observed pattern of increasing genome-wide divergence from the Turkish and Balkan populations lends this hypothesis empirical support. Genomic structure among mainland populations is, however, extremely low, and even with hundreds of thousands of markers Admixture was unable to separate the central European populations. Similarly, in the Treemix analysis the central European great tit populations formed a large group characterised by shallow branching, although much of the grouping that did occur (e.g. Findland and Estonia) made geographical sense. Interestingly, Treemix grouped the Spanish and Corsican populations, which is consistent with previous subspecies descriptiions of European great tits (REF). More generally, the highest levels of differentiation were found between island populations, suggesting a reduced effective population size and reduced gene flow in these populations.</w:t>
       </w:r>
     </w:p>
     <w:p>
@@ -1930,7 +2141,25 @@
         <w:pStyle w:val="BodyText"/>
       </w:pPr>
       <w:r>
-        <w:t xml:space="preserve">For all analyses of genomic landscapes of differentiation, we found almost identical patterns when we modeled</w:t>
+        <w:t xml:space="preserve">It is likely that the many, and perhaps the majority, of wild populations are characterised by highly heterogeneous patterns of differentiation across the genome (see REFS for a recent o). What is not yet clear is how quickly "islands" of differentiation arise, nor how selection, gene flow and drift interact with genomic architecture to shape differentation over shorter and longer evolutionary timescales</w:t>
+      </w:r>
+      <w:r>
+        <w:t xml:space="preserve"> </w:t>
+      </w:r>
+      <w:r>
+        <w:t xml:space="preserve">(</w:t>
+      </w:r>
+      <w:r>
+        <w:rPr>
+          <w:b/>
+        </w:rPr>
+        <w:t xml:space="preserve">???</w:t>
+      </w:r>
+      <w:r>
+        <w:t xml:space="preserve">)</w:t>
+      </w:r>
+      <w:r>
+        <w:t xml:space="preserve">. Our results suggest that islands of differentiation arise in regions of low recombination even among populations that could be considered panmictic. The central European great tit populations have a mean</w:t>
       </w:r>
       <w:r>
         <w:t xml:space="preserve"> </w:t>
@@ -1956,174 +2185,7 @@
         <w:t xml:space="preserve"> </w:t>
       </w:r>
       <w:r>
-        <w:t xml:space="preserve">as a continuous variable, rather than presence/absence of</w:t>
-      </w:r>
-      <w:r>
-        <w:t xml:space="preserve"> </w:t>
-      </w:r>
-      <m:oMath>
-        <m:sSub>
-          <m:e>
-            <m:r>
-              <m:t>F</m:t>
-            </m:r>
-          </m:e>
-          <m:sub>
-            <m:r>
-              <m:t>S</m:t>
-            </m:r>
-            <m:r>
-              <m:t>T</m:t>
-            </m:r>
-          </m:sub>
-        </m:sSub>
-      </m:oMath>
-      <w:r>
-        <w:t xml:space="preserve"> </w:t>
-      </w:r>
-      <w:r>
-        <w:t xml:space="preserve">outliers (Fig. S5).</w:t>
-      </w:r>
-    </w:p>
-    <w:p>
-      <w:pPr>
-        <w:pStyle w:val="Heading2"/>
-      </w:pPr>
-      <w:bookmarkStart w:id="31" w:name="discussion"/>
-      <w:bookmarkEnd w:id="31"/>
-      <w:r>
-        <w:t xml:space="preserve">Discussion</w:t>
-      </w:r>
-    </w:p>
-    <w:p>
-      <w:pPr>
-        <w:pStyle w:val="FirstParagraph"/>
-      </w:pPr>
-      <w:r>
-        <w:t xml:space="preserve">In this study we use a large panel of genetic markers to provide insight into the evolutionary history of the great tit in Europe. We found that, consistent with previous research in this species, levels of genomic variation were consistent with a large effective population and substantial levels of gene flow among populations</w:t>
-      </w:r>
-      <w:r>
-        <w:t xml:space="preserve"> </w:t>
-      </w:r>
-      <w:r>
-        <w:t xml:space="preserve">(Kvist</w:t>
-      </w:r>
-      <w:r>
-        <w:t xml:space="preserve"> </w:t>
-      </w:r>
-      <w:r>
-        <w:rPr>
-          <w:i/>
-        </w:rPr>
-        <w:t xml:space="preserve">et al.</w:t>
-      </w:r>
-      <w:r>
-        <w:t xml:space="preserve"> </w:t>
-      </w:r>
-      <w:r>
-        <w:t xml:space="preserve">2003; Laine</w:t>
-      </w:r>
-      <w:r>
-        <w:t xml:space="preserve"> </w:t>
-      </w:r>
-      <w:r>
-        <w:rPr>
-          <w:i/>
-        </w:rPr>
-        <w:t xml:space="preserve">et al.</w:t>
-      </w:r>
-      <w:r>
-        <w:t xml:space="preserve"> </w:t>
-      </w:r>
-      <w:r>
-        <w:t xml:space="preserve">2016)</w:t>
-      </w:r>
-      <w:r>
-        <w:t xml:space="preserve">. We then examine how genomic landscapes of differentiation vary among different sets of populations, and find that i) islands of differentiation arise among extremely closely related populations, ii) these same islands of differentiation arise in more distantly related populations, iii) islands of differentiation arise in regions of low recombination, iv) the relationship between recombination rate and the genomic landscape of differentiation varies substantially among populations. These findings have several implicaitons for how we interpret patterns of genomic variation among natural populations.</w:t>
-      </w:r>
-    </w:p>
-    <w:p>
-      <w:pPr>
-        <w:pStyle w:val="BodyText"/>
-      </w:pPr>
-      <w:r>
-        <w:t xml:space="preserve">Our results suggest that great tits colonised Europe from a single refugium in the balkans. This scenario has been suggested before</w:t>
-      </w:r>
-      <w:r>
-        <w:t xml:space="preserve"> </w:t>
-      </w:r>
-      <w:r>
-        <w:t xml:space="preserve">(Kvist</w:t>
-      </w:r>
-      <w:r>
-        <w:t xml:space="preserve"> </w:t>
-      </w:r>
-      <w:r>
-        <w:rPr>
-          <w:i/>
-        </w:rPr>
-        <w:t xml:space="preserve">et al.</w:t>
-      </w:r>
-      <w:r>
-        <w:t xml:space="preserve"> </w:t>
-      </w:r>
-      <w:r>
-        <w:t xml:space="preserve">1999)</w:t>
-      </w:r>
-      <w:r>
-        <w:t xml:space="preserve">, and our observed pattern of increasing genome-wide divergence from the Turkish and Balkan populations lends this hypothesis empirical support. Genomic structure among mainland populations is, however, extremely low, and even with hundreds of thousands of markers Admixture was unable to separate the central European populations. Similarly, in the Treemix analysis the central European great tit populations formed a large group characterised by shallow branching, although much of the grouping that did occur (e.g. Findland and Estonia) made geographical sense. Interestingly, Treemix grouped the Spanish and Corsican populations, which is consistent with previous subspecies descriptiions of European great tits (REF). More generally, the highest levels of differentiation were found between island populations, suggesting a reduced effective population size and reduced gene flow in these populations.</w:t>
-      </w:r>
-    </w:p>
-    <w:p>
-      <w:pPr>
-        <w:pStyle w:val="BodyText"/>
-      </w:pPr>
-      <w:r>
-        <w:t xml:space="preserve">It is likely that the many, and perhaps the majority, of wild populations are characterised by highly heterogeneous patterns of differentiation across the genome (REFS). What is not yet clear is how quickly "islands" of differentiation arise, nor how selection, gene flow and drift interact with genomic architecture to shape differentation over shorter and longer evolutionary timescales</w:t>
-      </w:r>
-      <w:r>
-        <w:t xml:space="preserve"> </w:t>
-      </w:r>
-      <w:r>
-        <w:t xml:space="preserve">(</w:t>
-      </w:r>
-      <w:r>
-        <w:rPr>
-          <w:b/>
-        </w:rPr>
-        <w:t xml:space="preserve">???</w:t>
-      </w:r>
-      <w:r>
-        <w:t xml:space="preserve">)</w:t>
-      </w:r>
-      <w:r>
-        <w:t xml:space="preserve">. Our results suggest that islands of differentiation arise in regions of low recombination even among populations that could be considered panmictic. The central European great tit populations have a mean</w:t>
-      </w:r>
-      <w:r>
-        <w:t xml:space="preserve"> </w:t>
-      </w:r>
-      <m:oMath>
-        <m:sSub>
-          <m:e>
-            <m:r>
-              <m:t>F</m:t>
-            </m:r>
-          </m:e>
-          <m:sub>
-            <m:r>
-              <m:t>S</m:t>
-            </m:r>
-            <m:r>
-              <m:t>T</m:t>
-            </m:r>
-          </m:sub>
-        </m:sSub>
-      </m:oMath>
-      <w:r>
-        <w:t xml:space="preserve"> </w:t>
-      </w:r>
-      <w:r>
-        <w:t xml:space="preserve">of 0.005, yet islands of divergence can clearly be seen, and these islands of divergence occur almost exclusively in regions of low recombination.</w:t>
+        <w:t xml:space="preserve">of 0.005, yet islands of divergence can clearly be seen, and occur almost exclusively in regions of low recombination, regardless of which populations were examined (Figs 4,5).</w:t>
       </w:r>
     </w:p>
     <w:p>
@@ -2141,7 +2203,7 @@
         <w:pStyle w:val="FirstParagraph"/>
       </w:pPr>
       <w:r>
-        <w:t xml:space="preserve">We thank</w:t>
+        <w:t xml:space="preserve">PLEASE ADD. LGS was funded by fellowships from the Edward Grey Institute for Ornithology and the BBSRC.</w:t>
       </w:r>
     </w:p>
     <w:p>
@@ -4973,7 +5035,7 @@
       <w:r>
         <w:drawing>
           <wp:inline>
-            <wp:extent cx="5334000" cy="4667250"/>
+            <wp:extent cx="5334000" cy="4000500"/>
             <wp:effectExtent b="0" l="0" r="0" t="0"/>
             <wp:docPr descr="" id="1" name="Picture"/>
             <a:graphic>
@@ -4994,7 +5056,7 @@
                   <pic:spPr bwMode="auto">
                     <a:xfrm>
                       <a:off x="0" y="0"/>
-                      <a:ext cx="5334000" cy="4667250"/>
+                      <a:ext cx="5334000" cy="4000500"/>
                     </a:xfrm>
                     <a:prstGeom prst="rect">
                       <a:avLst/>
@@ -5177,7 +5239,7 @@
     </w:lvl>
   </w:abstractNum>
   <w:abstractNum w:abstractNumId="990">
-    <w:nsid w:val="2a21426f"/>
+    <w:nsid w:val="ee148744"/>
     <w:multiLevelType w:val="multilevel"/>
     <w:lvl w:ilvl="0">
       <w:numFmt w:val="bullet"/>

--- a/Manuscript/SpurginBosse_Hapmap_MS.docx
+++ b/Manuscript/SpurginBosse_Hapmap_MS.docx
@@ -15,6 +15,14 @@
     <w:p>
       <w:pPr>
         <w:pStyle w:val="FirstParagraph"/>
+      </w:pPr>
+      <w:r>
+        <w:t xml:space="preserve">AUTHOR ORDER A SUGGESTION ONLY - PLEASE ADD/CHANGE IF REQUIRED</w:t>
+      </w:r>
+    </w:p>
+    <w:p>
+      <w:pPr>
+        <w:pStyle w:val="BodyText"/>
       </w:pPr>
       <w:r>
         <w:t xml:space="preserve">Lewis G. Spurgin</w:t>
@@ -203,7 +211,7 @@
         <w:t xml:space="preserve">Parus major</w:t>
       </w:r>
       <w:r>
-        <w:t xml:space="preserve">) in Europe. We found that genome-wide variation was consistent with a recent colonisation across Europe from a single refugium in the Balkans and/or Turkey. The highest levels of genome-wide structure were found between island populations in Crete, Sardinia and Corsica, most likely as a resut of mild bottlenecks and reduced gene flow among these populations. We then found that the landscape of genomic differentiation was highly heterogeneous, with clear "islands of divergence" among both closely related and structured great tit populations.</w:t>
+        <w:t xml:space="preserve">) in Europe. We found that genome-wide variation was consistent with a recent colonisation across Europe from a single refugium in the Balkans and/or Turkey. The highest levels of genome-wide structure were found between island populations in Crete, Sardinia and Corsica, most likely as a resut of mild bottlenecks and reduced gene flow among these populations. We then found that the landscape of genomic differentiation was highly heterogeneous, with clear "islands of divergence", even amonf ostensibly panmictic great tit populations. Islands of divergence were consistently found in regions of low recombination, even among the most closely related populations, suggesting that background selection can rapidly promote population differentiation among large, recently colonised populations undergoing gene flow. Finally, we found that the relationship between recombination and the landscape of genomic differentiation mirrored the populaiton history in Europe, with the strongest relationship between populaiton divergence and recombinaiton found among the most distantly related populations. Together, our findings suggest that studies of genomic divergence in the wild should consider population history, demography and genomic architecture, as well as likely patterns of natural selection.</w:t>
       </w:r>
     </w:p>
     <w:p>
@@ -421,6 +429,205 @@
         <w:t xml:space="preserve"> </w:t>
       </w:r>
       <w:r>
+        <w:t xml:space="preserve">(2013)</w:t>
+      </w:r>
+      <w:r>
+        <w:t xml:space="preserve"> </w:t>
+      </w:r>
+      <w:r>
+        <w:t xml:space="preserve">showed that, across multiple</w:t>
+      </w:r>
+      <w:r>
+        <w:t xml:space="preserve"> </w:t>
+      </w:r>
+      <w:r>
+        <w:rPr>
+          <w:i/>
+        </w:rPr>
+        <w:t xml:space="preserve">Heliconius</w:t>
+      </w:r>
+      <w:r>
+        <w:t xml:space="preserve"> </w:t>
+      </w:r>
+      <w:r>
+        <w:t xml:space="preserve">butterfly populations and species, patterns of genomic variation were shaped by a combination gene flow and selection, particularly genomic regions harbouring genes involved in wing patterning. In contrast, Renaut et al.</w:t>
+      </w:r>
+      <w:r>
+        <w:t xml:space="preserve"> </w:t>
+      </w:r>
+      <w:r>
+        <w:t xml:space="preserve">(2013)</w:t>
+      </w:r>
+      <w:r>
+        <w:t xml:space="preserve"> </w:t>
+      </w:r>
+      <w:r>
+        <w:t xml:space="preserve">showed that in</w:t>
+      </w:r>
+      <w:r>
+        <w:t xml:space="preserve"> </w:t>
+      </w:r>
+      <w:r>
+        <w:rPr>
+          <w:i/>
+        </w:rPr>
+        <w:t xml:space="preserve">Helianthus</w:t>
+      </w:r>
+      <w:r>
+        <w:t xml:space="preserve"> </w:t>
+      </w:r>
+      <w:r>
+        <w:t xml:space="preserve">sunflowers, genomic architecture was the main driver of genomic differentiation across sets of populations. Similarly, recent research in birds has revealed that differentiation landscapes are conserved across populations, species and even across avian families</w:t>
+      </w:r>
+      <w:r>
+        <w:t xml:space="preserve"> </w:t>
+      </w:r>
+      <w:r>
+        <w:t xml:space="preserve">(Burri</w:t>
+      </w:r>
+      <w:r>
+        <w:t xml:space="preserve"> </w:t>
+      </w:r>
+      <w:r>
+        <w:rPr>
+          <w:i/>
+        </w:rPr>
+        <w:t xml:space="preserve">et al.</w:t>
+      </w:r>
+      <w:r>
+        <w:t xml:space="preserve"> </w:t>
+      </w:r>
+      <w:r>
+        <w:t xml:space="preserve">2015; Van Doren</w:t>
+      </w:r>
+      <w:r>
+        <w:t xml:space="preserve"> </w:t>
+      </w:r>
+      <w:r>
+        <w:rPr>
+          <w:i/>
+        </w:rPr>
+        <w:t xml:space="preserve">et al.</w:t>
+      </w:r>
+      <w:r>
+        <w:t xml:space="preserve"> </w:t>
+      </w:r>
+      <w:r>
+        <w:t xml:space="preserve">2017; Vijay</w:t>
+      </w:r>
+      <w:r>
+        <w:t xml:space="preserve"> </w:t>
+      </w:r>
+      <w:r>
+        <w:rPr>
+          <w:i/>
+        </w:rPr>
+        <w:t xml:space="preserve">et al.</w:t>
+      </w:r>
+      <w:r>
+        <w:t xml:space="preserve"> </w:t>
+      </w:r>
+      <w:r>
+        <w:t xml:space="preserve">2017)</w:t>
+      </w:r>
+      <w:r>
+        <w:t xml:space="preserve">. This latter pattern appearts to have arisen, at least in part, as a result of a highly conserved recombination landscape in birds.</w:t>
+      </w:r>
+    </w:p>
+    <w:p>
+      <w:pPr>
+        <w:pStyle w:val="BodyText"/>
+      </w:pPr>
+      <w:r>
+        <w:t xml:space="preserve">It is now clear that the recombination landscape is a key driver of genomic variation, but we are only just beginning to understand how this recombination rate variation interacts with other evolutionary forces to shape patterns of differentiation across natural populations and species</w:t>
+      </w:r>
+      <w:r>
+        <w:t xml:space="preserve"> </w:t>
+      </w:r>
+      <w:r>
+        <w:t xml:space="preserve">(Burri 2017; Ellegren &amp; Wolf 2017; Jiggins &amp; Martin 2017; Lohse 2017; Ravinet</w:t>
+      </w:r>
+      <w:r>
+        <w:t xml:space="preserve"> </w:t>
+      </w:r>
+      <w:r>
+        <w:rPr>
+          <w:i/>
+        </w:rPr>
+        <w:t xml:space="preserve">et al.</w:t>
+      </w:r>
+      <w:r>
+        <w:t xml:space="preserve"> </w:t>
+      </w:r>
+      <w:r>
+        <w:t xml:space="preserve">2017)</w:t>
+      </w:r>
+      <w:r>
+        <w:t xml:space="preserve">. A recent, large-scale analysis in sticklebacks showed that, like in many other studies, islands of differentiation were most likely to be found in regions of low recombination, but by looking this relationship across many pairs of populations they showed that outlier genomic regions were more likely to arise in low recombination regions when gene flow occurred between populations</w:t>
+      </w:r>
+      <w:r>
+        <w:t xml:space="preserve"> </w:t>
+      </w:r>
+      <w:r>
+        <w:t xml:space="preserve">(Samuk</w:t>
+      </w:r>
+      <w:r>
+        <w:t xml:space="preserve"> </w:t>
+      </w:r>
+      <w:r>
+        <w:rPr>
+          <w:i/>
+        </w:rPr>
+        <w:t xml:space="preserve">et al.</w:t>
+      </w:r>
+      <w:r>
+        <w:t xml:space="preserve"> </w:t>
+      </w:r>
+      <w:r>
+        <w:t xml:space="preserve">2017)</w:t>
+      </w:r>
+      <w:r>
+        <w:t xml:space="preserve">. There is also a significant impact of how recently separated populations are, and it is expected that in very recently separated populations the differentiation landscape is most likely to reflect selective sweeps, then as divergence accumulates, genomic architecture plays an increasingly important role</w:t>
+      </w:r>
+      <w:r>
+        <w:t xml:space="preserve"> </w:t>
+      </w:r>
+      <w:r>
+        <w:t xml:space="preserve">(Burri 2017)</w:t>
+      </w:r>
+      <w:r>
+        <w:t xml:space="preserve">. More studies of genomic differentiation across very recently separated populations are now required to examine i) how rapidly divergence can accumulate in low recombining regions, and ii) how selection, gene flow and genomic architecture interact to shape genomic divergence in the early stages of the differentiation process.</w:t>
+      </w:r>
+    </w:p>
+    <w:p>
+      <w:pPr>
+        <w:pStyle w:val="BodyText"/>
+      </w:pPr>
+      <w:r>
+        <w:t xml:space="preserve">The European great tit (</w:t>
+      </w:r>
+      <w:r>
+        <w:rPr>
+          <w:i/>
+        </w:rPr>
+        <w:t xml:space="preserve">Parus major major</w:t>
+      </w:r>
+      <w:r>
+        <w:t xml:space="preserve">) is an excellent model for ecological and evolutionary study</w:t>
+      </w:r>
+      <w:r>
+        <w:t xml:space="preserve"> </w:t>
+      </w:r>
+      <w:r>
+        <w:t xml:space="preserve">(Gosler 1993)</w:t>
+      </w:r>
+      <w:r>
+        <w:t xml:space="preserve">. Phyleogeographic research using mitochondrial and microsatellite loci suggests that this species has has recently expanded across its European range, possible from a single refugium in the Balkans</w:t>
+      </w:r>
+      <w:r>
+        <w:t xml:space="preserve"> </w:t>
+      </w:r>
+      <w:r>
         <w:t xml:space="preserve">(</w:t>
       </w:r>
       <w:r>
@@ -433,10 +640,13 @@
         <w:t xml:space="preserve">)</w:t>
       </w:r>
       <w:r>
-        <w:t xml:space="preserve"> </w:t>
-      </w:r>
-      <w:r>
-        <w:t xml:space="preserve">showed that, across multiple</w:t>
+        <w:t xml:space="preserve">. Contemporary populations are characterised by large effective population sizes and high levels of gene flow among populations, resulting in low levels of genetic differentiation</w:t>
+      </w:r>
+      <w:r>
+        <w:t xml:space="preserve"> </w:t>
+      </w:r>
+      <w:r>
+        <w:t xml:space="preserve">(Kvist</w:t>
       </w:r>
       <w:r>
         <w:t xml:space="preserve"> </w:t>
@@ -445,25 +655,13 @@
         <w:rPr>
           <w:i/>
         </w:rPr>
-        <w:t xml:space="preserve">Heliconius</w:t>
-      </w:r>
-      <w:r>
-        <w:t xml:space="preserve"> </w:t>
-      </w:r>
-      <w:r>
-        <w:t xml:space="preserve">butterfly populations and species, patterns of genomic variation were shaped by a combination gene flow and selection, particularly genomic regions harbouring genes involved in wing patterning. In contrast, Renaut et al.</w:t>
-      </w:r>
-      <w:r>
-        <w:t xml:space="preserve"> </w:t>
-      </w:r>
-      <w:r>
-        <w:t xml:space="preserve">(2013)</w:t>
-      </w:r>
-      <w:r>
-        <w:t xml:space="preserve"> </w:t>
-      </w:r>
-      <w:r>
-        <w:t xml:space="preserve">showed that in</w:t>
+        <w:t xml:space="preserve">et al.</w:t>
+      </w:r>
+      <w:r>
+        <w:t xml:space="preserve"> </w:t>
+      </w:r>
+      <w:r>
+        <w:t xml:space="preserve">2003; Lemoine</w:t>
       </w:r>
       <w:r>
         <w:t xml:space="preserve"> </w:t>
@@ -472,19 +670,22 @@
         <w:rPr>
           <w:i/>
         </w:rPr>
-        <w:t xml:space="preserve">Helianthus</w:t>
-      </w:r>
-      <w:r>
-        <w:t xml:space="preserve"> </w:t>
-      </w:r>
-      <w:r>
-        <w:t xml:space="preserve">sunflowers, genomic architecture was the main driver of genomic differentiation across sets of populations. Similarly, recent research in birds has revealed that differentiation landscapes are conserved across populations, species and even across avian families</w:t>
-      </w:r>
-      <w:r>
-        <w:t xml:space="preserve"> </w:t>
-      </w:r>
-      <w:r>
-        <w:t xml:space="preserve">(Burri</w:t>
+        <w:t xml:space="preserve">et al.</w:t>
+      </w:r>
+      <w:r>
+        <w:t xml:space="preserve"> </w:t>
+      </w:r>
+      <w:r>
+        <w:t xml:space="preserve">2016)</w:t>
+      </w:r>
+      <w:r>
+        <w:t xml:space="preserve">. The genome of the great tit has recently been sequenced</w:t>
+      </w:r>
+      <w:r>
+        <w:t xml:space="preserve"> </w:t>
+      </w:r>
+      <w:r>
+        <w:t xml:space="preserve">(Laine</w:t>
       </w:r>
       <w:r>
         <w:t xml:space="preserve"> </w:t>
@@ -499,7 +700,10 @@
         <w:t xml:space="preserve"> </w:t>
       </w:r>
       <w:r>
-        <w:t xml:space="preserve">2015; Van Doren</w:t>
+        <w:t xml:space="preserve">2016)</w:t>
+      </w:r>
+      <w:r>
+        <w:t xml:space="preserve">, and a high density (650K) panel of SNP markers has been developed. A recent study of two European populations using this marker panel suggests that rapid adaptation has occurred at the genomic and phenotypic levels</w:t>
       </w:r>
       <w:r>
         <w:t xml:space="preserve"> </w:t>
@@ -508,107 +712,7 @@
         <w:rPr>
           <w:i/>
         </w:rPr>
-        <w:t xml:space="preserve">et al.</w:t>
-      </w:r>
-      <w:r>
-        <w:t xml:space="preserve"> </w:t>
-      </w:r>
-      <w:r>
-        <w:t xml:space="preserve">2017; Vijay</w:t>
-      </w:r>
-      <w:r>
-        <w:t xml:space="preserve"> </w:t>
-      </w:r>
-      <w:r>
-        <w:rPr>
-          <w:i/>
-        </w:rPr>
-        <w:t xml:space="preserve">et al.</w:t>
-      </w:r>
-      <w:r>
-        <w:t xml:space="preserve"> </w:t>
-      </w:r>
-      <w:r>
-        <w:t xml:space="preserve">2017)</w:t>
-      </w:r>
-      <w:r>
-        <w:t xml:space="preserve">. This latter pattern appearts to have arisen, at least in part, as a result of a highly conserved recombination landscape in birds.</w:t>
-      </w:r>
-    </w:p>
-    <w:p>
-      <w:pPr>
-        <w:pStyle w:val="BodyText"/>
-      </w:pPr>
-      <w:r>
-        <w:t xml:space="preserve">It is now clear that the recombination landscape is a key driver of genomic variation, but we are only just beginning to understand how this recombination rate variation interacts with other evolutionary forces to shape patterns of differentiation across natural populations and species</w:t>
-      </w:r>
-      <w:r>
-        <w:t xml:space="preserve"> </w:t>
-      </w:r>
-      <w:r>
-        <w:t xml:space="preserve">(</w:t>
-      </w:r>
-      <w:r>
-        <w:rPr>
-          <w:b/>
-        </w:rPr>
-        <w:t xml:space="preserve">???</w:t>
-      </w:r>
-      <w:r>
-        <w:t xml:space="preserve">)</w:t>
-      </w:r>
-      <w:r>
-        <w:t xml:space="preserve">. A recent, large-scale analysis in sticklebacks showed that, like in many other studies, islands of differentiation were most likely to be found in regions of low recombination, but by looking this relationship across many pairs of populations they showed that outlier genomic regions were more likely to arise in low recombination regions when gene flow occurred between populations. There is also a significant impact of how recently separated populations are, and it is expected that in very recently separated populations the differentiation landscape is most likely to reflect selective sweeps, then as divergence accumulates, genomic architecture plays an increasingly important role</w:t>
-      </w:r>
-      <w:r>
-        <w:t xml:space="preserve"> </w:t>
-      </w:r>
-      <w:r>
-        <w:t xml:space="preserve">(</w:t>
-      </w:r>
-      <w:r>
-        <w:rPr>
-          <w:b/>
-        </w:rPr>
-        <w:t xml:space="preserve">???</w:t>
-      </w:r>
-      <w:r>
-        <w:t xml:space="preserve">)</w:t>
-      </w:r>
-      <w:r>
-        <w:t xml:space="preserve">. More studies of genomic differentiation across very recently separated populations are now required to examine i) how rapidly divergence can accumulate in low recombining regions, and ii) how selection, gene flow and genomic architecture interact to shape genomic divergence in the early stages of the differentiation process.</w:t>
-      </w:r>
-    </w:p>
-    <w:p>
-      <w:pPr>
-        <w:pStyle w:val="BodyText"/>
-      </w:pPr>
-      <w:r>
-        <w:t xml:space="preserve">The European great tit (</w:t>
-      </w:r>
-      <w:r>
-        <w:rPr>
-          <w:i/>
-        </w:rPr>
-        <w:t xml:space="preserve">Parus major major</w:t>
-      </w:r>
-      <w:r>
-        <w:t xml:space="preserve">) is an excellent model for ecological and evolutionary study. Phyleogeographic research using mitochondrial and microsatellite loci suggests that this species has has recently expanded across its European range, possible from a single refugium in the Balkans. Contemporary populations are characterised by large effective population sizes and high levels of gene flow among populations, resulting in low levels of genetic differentiation. The genome of the great tit has recently been sequences, and a high density (650K) panel of SNP markers has been developed. A recent study of two European populations using this marker panel suggests that rapid adaptation has occurred at the genomic and phenotypic levels</w:t>
-      </w:r>
-      <w:r>
-        <w:t xml:space="preserve"> </w:t>
-      </w:r>
-      <w:r>
-        <w:t xml:space="preserve">(</w:t>
-      </w:r>
-      <w:r>
-        <w:rPr>
-          <w:b/>
-        </w:rPr>
-        <w:t xml:space="preserve">???</w:t>
-      </w:r>
-      <w:r>
-        <w:t xml:space="preserve">)</w:t>
+        <w:t xml:space="preserve">(Bosse et al. 2017)</w:t>
       </w:r>
       <w:r>
         <w:t xml:space="preserve">. A wealth of ecological data also exists acros multiple great tit populations, enabling us to generate informed hypotheses about selection in this system.</w:t>
@@ -715,7 +819,7 @@
         </m:sSup>
       </m:oMath>
       <w:r>
-        <w:t xml:space="preserve">) for each pair of markers within 50kb on the same chromosome, and compared this to physical distance between marker pairs. For a simple comparison of short-range LD among populations, we also calculated, for each population, mean LD between all pairs of markers within 1kb. We then calculated observed heterozygosity for each SNP and population using a reduced SNP dataset, which was pruned based on linkage disequilibrium to remove all markers with</w:t>
+        <w:t xml:space="preserve">) for each pair of markers within 50kb on the same chromosome, and compared this to physical distance between marker pairs. For a simple comparison of short-range LD among populations, we also calculated, for each population, mean LD between all pairs of markers within 1kb. We calculated observed heterozygosity for each SNP and population using a reduced SNP dataset, which was pruned based on linkage disequilibrium to remove all markers with</w:t>
       </w:r>
       <w:r>
         <w:t xml:space="preserve"> </w:t>
@@ -746,7 +850,7 @@
         <w:pStyle w:val="BodyText"/>
       </w:pPr>
       <w:r>
-        <w:t xml:space="preserve">We calculated mean</w:t>
+        <w:t xml:space="preserve">We calculated genome-wide (mean)</w:t>
       </w:r>
       <w:r>
         <w:t xml:space="preserve"> </w:t>
@@ -772,7 +876,7 @@
         <w:t xml:space="preserve"> </w:t>
       </w:r>
       <w:r>
-        <w:t xml:space="preserve">for all loci between each pair of populations using the pruned and thinned dataset described above. Pairwise</w:t>
+        <w:t xml:space="preserve">between each pair of populations using the pruned and thinned dataset described above. Pairwise</w:t>
       </w:r>
       <w:r>
         <w:t xml:space="preserve"> </w:t>
@@ -807,7 +911,7 @@
         <w:t xml:space="preserve">(Goslee &amp; Urban 2007)</w:t>
       </w:r>
       <w:r>
-        <w:t xml:space="preserve">. We also estimated population structure using Admixture version 1.3, with default settings</w:t>
+        <w:t xml:space="preserve">. We tested whether genetic structure We also estimated population structure using Admixture version 1.3, with default settings</w:t>
       </w:r>
       <w:r>
         <w:t xml:space="preserve"> </w:t>
@@ -891,22 +995,13 @@
         <w:t xml:space="preserve">(Pickrell &amp; Pritchard 2012)</w:t>
       </w:r>
       <w:r>
-        <w:t xml:space="preserve">. To assess model fit, we calculated the proportion of variance relatedness between populations explained by each model, using the equation 30 in Pickrell</w:t>
-      </w:r>
-      <w:r>
-        <w:t xml:space="preserve"> </w:t>
-      </w:r>
-      <w:r>
-        <w:rPr>
-          <w:i/>
-        </w:rPr>
-        <w:t xml:space="preserve">et al.</w:t>
-      </w:r>
-      <w:r>
-        <w:t xml:space="preserve"> </w:t>
-      </w:r>
-      <w:r>
-        <w:t xml:space="preserve">(2012)</w:t>
+        <w:t xml:space="preserve">. To assess model fit, we calculated the proportion of variance relatedness between populations explained by each model</w:t>
+      </w:r>
+      <w:r>
+        <w:t xml:space="preserve"> </w:t>
+      </w:r>
+      <w:r>
+        <w:t xml:space="preserve">(equation 30 in Pickrell &amp; Pritchard 2012)</w:t>
       </w:r>
       <w:r>
         <w:t xml:space="preserve">.</w:t>
@@ -917,7 +1012,7 @@
         <w:pStyle w:val="BodyText"/>
       </w:pPr>
       <w:r>
-        <w:t xml:space="preserve">We examined the genomic landscape of differentiation across European great tit populations by calculating marker-based</w:t>
+        <w:t xml:space="preserve">We examined the genomic landscape of differentiation across European great tit populations by calculating</w:t>
       </w:r>
       <w:r>
         <w:t xml:space="preserve"> </w:t>
@@ -943,7 +1038,7 @@
         <w:t xml:space="preserve"> </w:t>
       </w:r>
       <w:r>
-        <w:t xml:space="preserve">in Plink. For plotting and analysis, we calculted mean</w:t>
+        <w:t xml:space="preserve">for all markers in Plink. For plotting and analysis, we calculated mean</w:t>
       </w:r>
       <w:r>
         <w:t xml:space="preserve"> </w:t>
@@ -969,7 +1064,7 @@
         <w:t xml:space="preserve"> </w:t>
       </w:r>
       <w:r>
-        <w:t xml:space="preserve">values in 200kb bins, using custom R and python scripts. We first calculated windowed</w:t>
+        <w:t xml:space="preserve">values in 200kb bins, using custom R and python scripts. We also calculated standardised</w:t>
       </w:r>
       <w:r>
         <w:t xml:space="preserve"> </w:t>
@@ -995,674 +1090,7 @@
         <w:t xml:space="preserve"> </w:t>
       </w:r>
       <w:r>
-        <w:t xml:space="preserve">between the most structured populations, as defined by Admixture analysis (hereafter "marginal populations"), and between populations within a panmictic cluster in central Europe (hereafter "central European populations"). We tested whether the same regions of the genome were highly structured among these different sets of populations by comaparing windowed</w:t>
-      </w:r>
-      <w:r>
-        <w:t xml:space="preserve"> </w:t>
-      </w:r>
-      <m:oMath>
-        <m:sSub>
-          <m:e>
-            <m:r>
-              <m:t>F</m:t>
-            </m:r>
-          </m:e>
-          <m:sub>
-            <m:r>
-              <m:t>S</m:t>
-            </m:r>
-            <m:r>
-              <m:t>T</m:t>
-            </m:r>
-          </m:sub>
-        </m:sSub>
-      </m:oMath>
-      <w:r>
-        <w:t xml:space="preserve"> </w:t>
-      </w:r>
-      <w:r>
-        <w:t xml:space="preserve">values, using Pearson correlations.</w:t>
-      </w:r>
-    </w:p>
-    <w:p>
-      <w:pPr>
-        <w:pStyle w:val="BodyText"/>
-      </w:pPr>
-      <w:r>
-        <w:t xml:space="preserve">Numerous studies have shown that the genomic landscape of diffentiation is related to recombination rate variation (REFS). We tested whether this was the case using a recombination map preivously developed for the great tit using a 10K SNP chip</w:t>
-      </w:r>
-      <w:r>
-        <w:t xml:space="preserve"> </w:t>
-      </w:r>
-      <w:r>
-        <w:t xml:space="preserve">(</w:t>
-      </w:r>
-      <w:r>
-        <w:rPr>
-          <w:b/>
-        </w:rPr>
-        <w:t xml:space="preserve">???</w:t>
-      </w:r>
-      <w:r>
-        <w:t xml:space="preserve">)</w:t>
-      </w:r>
-      <w:r>
-        <w:t xml:space="preserve">. We imputed recombination rates for all SNPs in our dataset based on genetic distance to markers with known recombination rates, and from this calculated mean recombination rates in 200kb non-overlapping windows. We then compared 200kb averaged recombination rates with 20kkb averaged</w:t>
-      </w:r>
-      <w:r>
-        <w:t xml:space="preserve"> </w:t>
-      </w:r>
-      <m:oMath>
-        <m:sSub>
-          <m:e>
-            <m:r>
-              <m:t>F</m:t>
-            </m:r>
-          </m:e>
-          <m:sub>
-            <m:r>
-              <m:t>S</m:t>
-            </m:r>
-            <m:r>
-              <m:t>T</m:t>
-            </m:r>
-          </m:sub>
-        </m:sSub>
-      </m:oMath>
-      <w:r>
-        <w:t xml:space="preserve"> </w:t>
-      </w:r>
-      <w:r>
-        <w:t xml:space="preserve">values, using linear regression. We also specifically tested whether</w:t>
-      </w:r>
-      <w:r>
-        <w:t xml:space="preserve"> </w:t>
-      </w:r>
-      <m:oMath>
-        <m:sSub>
-          <m:e>
-            <m:r>
-              <m:t>F</m:t>
-            </m:r>
-          </m:e>
-          <m:sub>
-            <m:r>
-              <m:t>S</m:t>
-            </m:r>
-            <m:r>
-              <m:t>T</m:t>
-            </m:r>
-          </m:sub>
-        </m:sSub>
-      </m:oMath>
-      <w:r>
-        <w:t xml:space="preserve"> </w:t>
-      </w:r>
-      <w:r>
-        <w:t xml:space="preserve">outliers were more likely to occur in regions of low recombination; we defined outlier regions as 200kb bins with mean</w:t>
-      </w:r>
-      <w:r>
-        <w:t xml:space="preserve"> </w:t>
-      </w:r>
-      <m:oMath>
-        <m:sSub>
-          <m:e>
-            <m:r>
-              <m:t>F</m:t>
-            </m:r>
-          </m:e>
-          <m:sub>
-            <m:r>
-              <m:t>S</m:t>
-            </m:r>
-            <m:r>
-              <m:t>T</m:t>
-            </m:r>
-          </m:sub>
-        </m:sSub>
-      </m:oMath>
-      <w:r>
-        <w:t xml:space="preserve"> </w:t>
-      </w:r>
-      <w:r>
-        <w:t xml:space="preserve">values greater than the 95th percentile, and tested whether outlier presence/absence was related to recombination rate, using logistic regression.</w:t>
-      </w:r>
-    </w:p>
-    <w:p>
-      <w:pPr>
-        <w:pStyle w:val="BodyText"/>
-      </w:pPr>
-      <w:r>
-        <w:t xml:space="preserve">Finally, we explored how the relationship between genomic differentiation and recombination rate variation was related to geography. We calculated genome-wide differentiation in 200kb bins for all 378 population pairs, and identified</w:t>
-      </w:r>
-      <w:r>
-        <w:t xml:space="preserve"> </w:t>
-      </w:r>
-      <m:oMath>
-        <m:sSub>
-          <m:e>
-            <m:r>
-              <m:t>F</m:t>
-            </m:r>
-          </m:e>
-          <m:sub>
-            <m:r>
-              <m:t>S</m:t>
-            </m:r>
-            <m:r>
-              <m:t>T</m:t>
-            </m:r>
-          </m:sub>
-        </m:sSub>
-      </m:oMath>
-      <w:r>
-        <w:t xml:space="preserve"> </w:t>
-      </w:r>
-      <w:r>
-        <w:t xml:space="preserve">outlier regions as above. Then for every pair of populations we performed linear and logistic regressions of</w:t>
-      </w:r>
-      <m:oMath>
-        <m:sSub>
-          <m:e>
-            <m:r>
-              <m:t>F</m:t>
-            </m:r>
-          </m:e>
-          <m:sub>
-            <m:r>
-              <m:t>S</m:t>
-            </m:r>
-            <m:r>
-              <m:t>T</m:t>
-            </m:r>
-          </m:sub>
-        </m:sSub>
-      </m:oMath>
-      <w:r>
-        <w:t xml:space="preserve"> </w:t>
-      </w:r>
-      <w:r>
-        <w:t xml:space="preserve">and outlier presence/absence, respectively, against recombination rate, and extracted the slope of these models. We tested whether variation in these slopes were related to pairwise geographic distance and pairwise</w:t>
-      </w:r>
-      <w:r>
-        <w:t xml:space="preserve"> </w:t>
-      </w:r>
-      <w:r>
-        <w:t xml:space="preserve">$F_{ST$</w:t>
-      </w:r>
-      <w:r>
-        <w:t xml:space="preserve">, using Mantel tests. We also tested whether the relationships between divergence and recombination were greater in pairwise comparisons involving island populations, were gene flow is assumed to be reduced, using a randomisation test.</w:t>
-      </w:r>
-    </w:p>
-    <w:p>
-      <w:pPr>
-        <w:pStyle w:val="Heading2"/>
-      </w:pPr>
-      <w:bookmarkStart w:id="28" w:name="results"/>
-      <w:bookmarkEnd w:id="28"/>
-      <w:r>
-        <w:t xml:space="preserve">Results</w:t>
-      </w:r>
-    </w:p>
-    <w:p>
-      <w:pPr>
-        <w:pStyle w:val="Heading4"/>
-      </w:pPr>
-      <w:bookmarkStart w:id="29" w:name="genetic-diversity-and-population-history"/>
-      <w:bookmarkEnd w:id="29"/>
-      <w:r>
-        <w:t xml:space="preserve">Genetic diversity and population history</w:t>
-      </w:r>
-    </w:p>
-    <w:p>
-      <w:pPr>
-        <w:pStyle w:val="FirstParagraph"/>
-      </w:pPr>
-      <w:r>
-        <w:t xml:space="preserve">Sampling locations and sample sizes for each population are given in Table 1. For ease of presentation, we grouped populations into "regions" for plots and analyses (see Table 1 for details). Levels of genetic diversity were generally high and LD declined rapidly in all populations, but we observed substantial differences in genetic diversity among populations. Highest levels of LD were observed in the island populations of Crete (Greece), Sardinia (Italy), Corsica (France) and Vlieland (Netherlands) with lowest levels of LD in central Europe, Turkey and Spain (Fig. 1A; Fig. S1). Similarly, heterozygosity was highest in central Europe, and lowest in Crete, Sardinia and the Balkans (Fig. 1B).</w:t>
-      </w:r>
-    </w:p>
-    <w:p>
-      <w:pPr>
-        <w:pStyle w:val="BodyText"/>
-      </w:pPr>
-      <w:r>
-        <w:t xml:space="preserve">Considering all European great tit populations, there was no significant pattern of isolation-by-distance (Mantel test; r = 0.14, p = 0.16). Instead, the highest levels of</w:t>
-      </w:r>
-      <w:r>
-        <w:t xml:space="preserve"> </w:t>
-      </w:r>
-      <m:oMath>
-        <m:sSub>
-          <m:e>
-            <m:r>
-              <m:t>F</m:t>
-            </m:r>
-          </m:e>
-          <m:sub>
-            <m:r>
-              <m:t>S</m:t>
-            </m:r>
-            <m:r>
-              <m:t>T</m:t>
-            </m:r>
-          </m:sub>
-        </m:sSub>
-      </m:oMath>
-      <w:r>
-        <w:t xml:space="preserve"> </w:t>
-      </w:r>
-      <w:r>
-        <w:t xml:space="preserve">were found in comparisons involving island the populations of Corsica, Sardinia and Crete (Fig. 2A). Considering only comparisons involving mainland populations, pairwise</w:t>
-      </w:r>
-      <w:r>
-        <w:t xml:space="preserve"> </w:t>
-      </w:r>
-      <m:oMath>
-        <m:sSub>
-          <m:e>
-            <m:r>
-              <m:t>F</m:t>
-            </m:r>
-          </m:e>
-          <m:sub>
-            <m:r>
-              <m:t>S</m:t>
-            </m:r>
-            <m:r>
-              <m:t>T</m:t>
-            </m:r>
-          </m:sub>
-        </m:sSub>
-      </m:oMath>
-      <w:r>
-        <w:t xml:space="preserve"> </w:t>
-      </w:r>
-      <w:r>
-        <w:t xml:space="preserve">was still not related to related to geographic distance (r = 0.18, p = 0.13). We then examined genetic structure in relation to distance from potential refugial populations (only including mainland populations), and found that</w:t>
-      </w:r>
-      <w:r>
-        <w:t xml:space="preserve"> </w:t>
-      </w:r>
-      <m:oMath>
-        <m:sSub>
-          <m:e>
-            <m:r>
-              <m:t>F</m:t>
-            </m:r>
-          </m:e>
-          <m:sub>
-            <m:r>
-              <m:t>S</m:t>
-            </m:r>
-            <m:r>
-              <m:t>T</m:t>
-            </m:r>
-          </m:sub>
-        </m:sSub>
-      </m:oMath>
-      <w:r>
-        <w:t xml:space="preserve"> </w:t>
-      </w:r>
-      <w:r>
-        <w:t xml:space="preserve">was significantly related to distance from Turkey (r = 0.83, p &lt; 0.001; Fig. 2B), but not to distance from Spain (r = 0.09, p = 0.69), or from Italy (r = 0.16, p = 0.48).</w:t>
-      </w:r>
-    </w:p>
-    <w:p>
-      <w:pPr>
-        <w:pStyle w:val="BodyText"/>
-      </w:pPr>
-      <w:r>
-        <w:t xml:space="preserve">Admixture analysis revealed patterns of genetic structure corresponding to geographical variation in European great tits (Fig. S2). The</w:t>
-      </w:r>
-      <w:r>
-        <w:t xml:space="preserve"> </w:t>
-      </w:r>
-      <m:oMath>
-        <m:r>
-          <m:t>K</m:t>
-        </m:r>
-      </m:oMath>
-      <w:r>
-        <w:t xml:space="preserve"> </w:t>
-      </w:r>
-      <w:r>
-        <w:t xml:space="preserve">= 2 analysis assigned individuals in Sardinia and Corsica to one genetic cluster, and the remaining populations to the second. At</w:t>
-      </w:r>
-      <w:r>
-        <w:t xml:space="preserve"> </w:t>
-      </w:r>
-      <m:oMath>
-        <m:r>
-          <m:t>K</m:t>
-        </m:r>
-      </m:oMath>
-      <w:r>
-        <w:t xml:space="preserve"> </w:t>
-      </w:r>
-      <w:r>
-        <w:t xml:space="preserve">= 3 (the model that best fitted the great tit data; Fig. S3), Spain was separated from the rest of mainland Europe. Increasing values of</w:t>
-      </w:r>
-      <w:r>
-        <w:t xml:space="preserve"> </w:t>
-      </w:r>
-      <m:oMath>
-        <m:r>
-          <m:t>K</m:t>
-        </m:r>
-      </m:oMath>
-      <w:r>
-        <w:t xml:space="preserve"> </w:t>
-      </w:r>
-      <w:r>
-        <w:t xml:space="preserve">resulted of the separation of populations in Scotland (</w:t>
-      </w:r>
-      <m:oMath>
-        <m:r>
-          <m:t>K</m:t>
-        </m:r>
-      </m:oMath>
-      <w:r>
-        <w:t xml:space="preserve"> </w:t>
-      </w:r>
-      <w:r>
-        <w:t xml:space="preserve">= 4), Sardinia (from Corsica;</w:t>
-      </w:r>
-      <w:r>
-        <w:t xml:space="preserve"> </w:t>
-      </w:r>
-      <m:oMath>
-        <m:r>
-          <m:t>K</m:t>
-        </m:r>
-      </m:oMath>
-      <w:r>
-        <w:t xml:space="preserve"> </w:t>
-      </w:r>
-      <w:r>
-        <w:t xml:space="preserve">= 5), France (</w:t>
-      </w:r>
-      <m:oMath>
-        <m:r>
-          <m:t>K</m:t>
-        </m:r>
-      </m:oMath>
-      <w:r>
-        <w:t xml:space="preserve"> </w:t>
-      </w:r>
-      <w:r>
-        <w:t xml:space="preserve">= 6), Crete (</w:t>
-      </w:r>
-      <m:oMath>
-        <m:r>
-          <m:t>K</m:t>
-        </m:r>
-      </m:oMath>
-      <w:r>
-        <w:t xml:space="preserve"> </w:t>
-      </w:r>
-      <w:r>
-        <w:t xml:space="preserve">= 7) and England (</w:t>
-      </w:r>
-      <m:oMath>
-        <m:r>
-          <m:t>K</m:t>
-        </m:r>
-      </m:oMath>
-      <w:r>
-        <w:t xml:space="preserve"> </w:t>
-      </w:r>
-      <w:r>
-        <w:t xml:space="preserve">= 8). The Admixture output at</w:t>
-      </w:r>
-      <w:r>
-        <w:t xml:space="preserve"> </w:t>
-      </w:r>
-      <m:oMath>
-        <m:r>
-          <m:t>K</m:t>
-        </m:r>
-      </m:oMath>
-      <w:r>
-        <w:t xml:space="preserve"> </w:t>
-      </w:r>
-      <w:r>
-        <w:t xml:space="preserve">= 8 is displayed in Fig. 2C; further increases in</w:t>
-      </w:r>
-      <w:r>
-        <w:t xml:space="preserve"> </w:t>
-      </w:r>
-      <m:oMath>
-        <m:r>
-          <m:t>K</m:t>
-        </m:r>
-      </m:oMath>
-      <w:r>
-        <w:t xml:space="preserve"> </w:t>
-      </w:r>
-      <w:r>
-        <w:t xml:space="preserve">did not generate patterns of structure that corresponded to geographical variation (Fig. S2), and were increasingly less well supported (Fig. S3).</w:t>
-      </w:r>
-    </w:p>
-    <w:p>
-      <w:pPr>
-        <w:pStyle w:val="BodyText"/>
-      </w:pPr>
-      <w:r>
-        <w:t xml:space="preserve">Maximum likelihood analyses implemented in Treemix showed that a model with no migration explained 97.8% of variance in relatedness between populations; increasing the number of migration events substantially improved the percentage of relatedness explained, up to 99.7% when 10 migration events were fitted (Fig. S4). In Figure 3 we display maximum likelihood tree with 2 migration events, after which the variance in relatedness explained plateaued when more migration events were added (Fig. S4). The tree was generally characterised by short branch lengths, with the exception of the island populations of Sardinia and Crete, which were grouped with the population from mainland Italy. The Spanish and Corsican populations were also grouped together, and were populations from Turkey and the Balkans, and populations from England and Scotland (Fig. 3). The two fitted migration edges both involved Sardinia, involving migration from eastern Europe, and to Corsica (Fig. 3).</w:t>
-      </w:r>
-    </w:p>
-    <w:p>
-      <w:pPr>
-        <w:pStyle w:val="Heading4"/>
-      </w:pPr>
-      <w:bookmarkStart w:id="30" w:name="genomic-landscapes-of-differentiation"/>
-      <w:bookmarkEnd w:id="30"/>
-      <w:r>
-        <w:t xml:space="preserve">Genomic landscapes of differentiation</w:t>
-      </w:r>
-    </w:p>
-    <w:p>
-      <w:pPr>
-        <w:pStyle w:val="FirstParagraph"/>
-      </w:pPr>
-      <w:r>
-        <w:t xml:space="preserve">We found that</w:t>
-      </w:r>
-      <w:r>
-        <w:t xml:space="preserve"> </w:t>
-      </w:r>
-      <m:oMath>
-        <m:sSub>
-          <m:e>
-            <m:r>
-              <m:t>F</m:t>
-            </m:r>
-          </m:e>
-          <m:sub>
-            <m:r>
-              <m:t>S</m:t>
-            </m:r>
-            <m:r>
-              <m:t>T</m:t>
-            </m:r>
-          </m:sub>
-        </m:sSub>
-      </m:oMath>
-      <w:r>
-        <w:t xml:space="preserve"> </w:t>
-      </w:r>
-      <w:r>
-        <w:t xml:space="preserve">varied markedly across the genome, regardless of whether we considered marginal populations across which structure was higher or across central European populations with very low structure (Fig. 4A). Mean windowed</w:t>
-      </w:r>
-      <w:r>
-        <w:t xml:space="preserve"> </w:t>
-      </w:r>
-      <m:oMath>
-        <m:sSub>
-          <m:e>
-            <m:r>
-              <m:t>F</m:t>
-            </m:r>
-          </m:e>
-          <m:sub>
-            <m:r>
-              <m:t>S</m:t>
-            </m:r>
-            <m:r>
-              <m:t>T</m:t>
-            </m:r>
-          </m:sub>
-        </m:sSub>
-      </m:oMath>
-      <w:r>
-        <w:t xml:space="preserve"> </w:t>
-      </w:r>
-      <w:r>
-        <w:t xml:space="preserve">values were correlated among the central and marginal populations (</w:t>
-      </w:r>
-      <m:oMath>
-        <m:r>
-          <m:t>r</m:t>
-        </m:r>
-      </m:oMath>
-      <w:r>
-        <w:t xml:space="preserve"> </w:t>
-      </w:r>
-      <w:r>
-        <w:t xml:space="preserve">= 0.11;</w:t>
-      </w:r>
-      <w:r>
-        <w:t xml:space="preserve"> </w:t>
-      </w:r>
-      <m:oMath>
-        <m:r>
-          <m:t>P</m:t>
-        </m:r>
-      </m:oMath>
-      <w:r>
-        <w:t xml:space="preserve"> </w:t>
-      </w:r>
-      <w:r>
-        <w:t xml:space="preserve">= 0.001; Fig. 4B), and outliers were likely to be found in the same regions across the two sets of populations (Chi-squared test,</w:t>
-      </w:r>
-      <w:r>
-        <w:t xml:space="preserve"> </w:t>
-      </w:r>
-      <m:oMath>
-        <m:r>
-          <m:t>P</m:t>
-        </m:r>
-      </m:oMath>
-      <w:r>
-        <w:t xml:space="preserve"> </w:t>
-      </w:r>
-      <w:r>
-        <w:t xml:space="preserve">&lt; 0.001; Fig. 4A,B). While</w:t>
-      </w:r>
-      <w:r>
-        <w:t xml:space="preserve"> </w:t>
-      </w:r>
-      <m:oMath>
-        <m:sSub>
-          <m:e>
-            <m:r>
-              <m:t>F</m:t>
-            </m:r>
-          </m:e>
-          <m:sub>
-            <m:r>
-              <m:t>S</m:t>
-            </m:r>
-            <m:r>
-              <m:t>T</m:t>
-            </m:r>
-          </m:sub>
-        </m:sSub>
-      </m:oMath>
-      <w:r>
-        <w:t xml:space="preserve"> </w:t>
-      </w:r>
-      <w:r>
-        <w:t xml:space="preserve">outliers were generally over five times higher in the marginal (mean</w:t>
-      </w:r>
-      <w:r>
-        <w:t xml:space="preserve"> </w:t>
-      </w:r>
-      <m:oMath>
-        <m:sSub>
-          <m:e>
-            <m:r>
-              <m:t>F</m:t>
-            </m:r>
-          </m:e>
-          <m:sub>
-            <m:r>
-              <m:t>S</m:t>
-            </m:r>
-            <m:r>
-              <m:t>T</m:t>
-            </m:r>
-          </m:sub>
-        </m:sSub>
-      </m:oMath>
-      <w:r>
-        <w:t xml:space="preserve"> </w:t>
-      </w:r>
-      <w:r>
-        <w:t xml:space="preserve">in outlier regions = 0.055) compared to the central populations (mean outlier</w:t>
-      </w:r>
-      <w:r>
-        <w:t xml:space="preserve"> </w:t>
-      </w:r>
-      <m:oMath>
-        <m:sSub>
-          <m:e>
-            <m:r>
-              <m:t>F</m:t>
-            </m:r>
-          </m:e>
-          <m:sub>
-            <m:r>
-              <m:t>S</m:t>
-            </m:r>
-            <m:r>
-              <m:t>T</m:t>
-            </m:r>
-          </m:sub>
-        </m:sSub>
-      </m:oMath>
-      <w:r>
-        <w:t xml:space="preserve"> </w:t>
-      </w:r>
-      <w:r>
-        <w:t xml:space="preserve">= 0.009), relative of standardised</w:t>
-      </w:r>
-      <w:r>
-        <w:t xml:space="preserve"> </w:t>
-      </w:r>
-      <m:oMath>
-        <m:sSub>
-          <m:e>
-            <m:r>
-              <m:t>F</m:t>
-            </m:r>
-          </m:e>
-          <m:sub>
-            <m:r>
-              <m:t>S</m:t>
-            </m:r>
-            <m:r>
-              <m:t>T</m:t>
-            </m:r>
-          </m:sub>
-        </m:sSub>
-      </m:oMath>
-      <w:r>
-        <w:t xml:space="preserve"> </w:t>
-      </w:r>
-      <w:r>
-        <w:t xml:space="preserve">in outlier regions were much more similar across the two sets of populations (marginal populations,</w:t>
+        <w:t xml:space="preserve">(hereafter</w:t>
       </w:r>
       <w:r>
         <w:t xml:space="preserve"> </w:t>
@@ -1688,10 +1116,59 @@
         </m:sSub>
       </m:oMath>
       <w:r>
-        <w:t xml:space="preserve"> </w:t>
-      </w:r>
-      <w:r>
-        <w:t xml:space="preserve">= 3.139; central populations,</w:t>
+        <w:t xml:space="preserve">) by mean-centring windowed</w:t>
+      </w:r>
+      <w:r>
+        <w:t xml:space="preserve"> </w:t>
+      </w:r>
+      <m:oMath>
+        <m:sSub>
+          <m:e>
+            <m:r>
+              <m:t>F</m:t>
+            </m:r>
+          </m:e>
+          <m:sub>
+            <m:r>
+              <m:t>S</m:t>
+            </m:r>
+            <m:r>
+              <m:t>T</m:t>
+            </m:r>
+          </m:sub>
+        </m:sSub>
+      </m:oMath>
+      <w:r>
+        <w:t xml:space="preserve"> </w:t>
+      </w:r>
+      <w:r>
+        <w:t xml:space="preserve">values and dividing them by the standard deviation. We calculated windowed</w:t>
+      </w:r>
+      <w:r>
+        <w:t xml:space="preserve"> </w:t>
+      </w:r>
+      <m:oMath>
+        <m:sSub>
+          <m:e>
+            <m:r>
+              <m:t>F</m:t>
+            </m:r>
+          </m:e>
+          <m:sub>
+            <m:r>
+              <m:t>S</m:t>
+            </m:r>
+            <m:r>
+              <m:t>T</m:t>
+            </m:r>
+          </m:sub>
+        </m:sSub>
+      </m:oMath>
+      <w:r>
+        <w:t xml:space="preserve"> </w:t>
+      </w:r>
+      <w:r>
+        <w:t xml:space="preserve">and</w:t>
       </w:r>
       <w:r>
         <w:t xml:space="preserve"> </w:t>
@@ -1720,7 +1197,7 @@
         <w:t xml:space="preserve"> </w:t>
       </w:r>
       <w:r>
-        <w:t xml:space="preserve">= 2.315), suggesting that although genome-wide levels of</w:t>
+        <w:t xml:space="preserve">between the most structured populations, as defined by Admixture analysis (hereafter "marginal populations"), and between populations within a panmictic cluster in central Europe (hereafter "central European populations"). We tested whether the same regions of the genome were highly structured among these different sets of populations by comaparing windowed</w:t>
       </w:r>
       <w:r>
         <w:t xml:space="preserve"> </w:t>
@@ -1746,7 +1223,7 @@
         <w:t xml:space="preserve"> </w:t>
       </w:r>
       <w:r>
-        <w:t xml:space="preserve">differ across the marginal and central populations, the landscape of genomic differntiation is similarly heterogeneous (Fig. 4A). Finally, we found that</w:t>
+        <w:t xml:space="preserve">values, using Pearson correlations. We also specifically tested whether</w:t>
       </w:r>
       <w:r>
         <w:t xml:space="preserve"> </w:t>
@@ -1772,7 +1249,471 @@
         <w:t xml:space="preserve"> </w:t>
       </w:r>
       <w:r>
-        <w:t xml:space="preserve">outliers were more likely to be found in regions of low recombination across both the marginal (GLM;</w:t>
+        <w:t xml:space="preserve">outliers were more likely to occur in the same regions of the genome; we defined outlier regions as 200kb bins with mean</w:t>
+      </w:r>
+      <w:r>
+        <w:t xml:space="preserve"> </w:t>
+      </w:r>
+      <m:oMath>
+        <m:sSub>
+          <m:e>
+            <m:r>
+              <m:t>F</m:t>
+            </m:r>
+          </m:e>
+          <m:sub>
+            <m:r>
+              <m:t>S</m:t>
+            </m:r>
+            <m:r>
+              <m:t>T</m:t>
+            </m:r>
+          </m:sub>
+        </m:sSub>
+      </m:oMath>
+      <w:r>
+        <w:t xml:space="preserve"> </w:t>
+      </w:r>
+      <w:r>
+        <w:t xml:space="preserve">values greater than the 95th percentile</w:t>
+      </w:r>
+      <w:r>
+        <w:t xml:space="preserve"> </w:t>
+      </w:r>
+      <w:r>
+        <w:t xml:space="preserve">(following Samuk</w:t>
+      </w:r>
+      <w:r>
+        <w:t xml:space="preserve"> </w:t>
+      </w:r>
+      <w:r>
+        <w:rPr>
+          <w:i/>
+        </w:rPr>
+        <w:t xml:space="preserve">et al.</w:t>
+      </w:r>
+      <w:r>
+        <w:t xml:space="preserve"> </w:t>
+      </w:r>
+      <w:r>
+        <w:t xml:space="preserve">2017)</w:t>
+      </w:r>
+      <w:r>
+        <w:t xml:space="preserve">, and tested whether outliers co-occurred among datasets using chi-squared tests.</w:t>
+      </w:r>
+    </w:p>
+    <w:p>
+      <w:pPr>
+        <w:pStyle w:val="BodyText"/>
+      </w:pPr>
+      <w:r>
+        <w:t xml:space="preserve">We tested whether the landscape of genomic differentiation was related to recombination rate variation using a recombination map preivously developed for the great tit using a 10K SNP chip</w:t>
+      </w:r>
+      <w:r>
+        <w:t xml:space="preserve"> </w:t>
+      </w:r>
+      <w:r>
+        <w:t xml:space="preserve">(Oers</w:t>
+      </w:r>
+      <w:r>
+        <w:t xml:space="preserve"> </w:t>
+      </w:r>
+      <w:r>
+        <w:rPr>
+          <w:i/>
+        </w:rPr>
+        <w:t xml:space="preserve">et al.</w:t>
+      </w:r>
+      <w:r>
+        <w:t xml:space="preserve"> </w:t>
+      </w:r>
+      <w:r>
+        <w:t xml:space="preserve">2014)</w:t>
+      </w:r>
+      <w:r>
+        <w:t xml:space="preserve">. We imputed recombination rates for all SNPs in our dataset based on genetic distance to markers with known recombination rates, and from this calculated mean recombination rates in 500kb non-overlapping windows. We tested whether outlier presence/absence was related to 500kb averaged recombination rates using logistic regression.</w:t>
+      </w:r>
+    </w:p>
+    <w:p>
+      <w:pPr>
+        <w:pStyle w:val="BodyText"/>
+      </w:pPr>
+      <w:r>
+        <w:t xml:space="preserve">Finally, we explored how the relationship between genomic differentiation and recombination rate variation was related to geography. We calculated genome-wide differentiation in 500kb bins for all 378 population pairs, and identified</w:t>
+      </w:r>
+      <w:r>
+        <w:t xml:space="preserve"> </w:t>
+      </w:r>
+      <m:oMath>
+        <m:sSub>
+          <m:e>
+            <m:r>
+              <m:t>F</m:t>
+            </m:r>
+          </m:e>
+          <m:sub>
+            <m:r>
+              <m:t>S</m:t>
+            </m:r>
+            <m:r>
+              <m:t>T</m:t>
+            </m:r>
+          </m:sub>
+        </m:sSub>
+      </m:oMath>
+      <w:r>
+        <w:t xml:space="preserve"> </w:t>
+      </w:r>
+      <w:r>
+        <w:t xml:space="preserve">outlier regions as above. Then for every pair of populations we performed logistic regressions and outlier presence/absence against recombination rate, and extracted the slope of these models. We tested whether variation in these slopes were related to pairwise geographic distance and pairwise</w:t>
+      </w:r>
+      <w:r>
+        <w:t xml:space="preserve"> </w:t>
+      </w:r>
+      <w:r>
+        <w:t xml:space="preserve">$F_{ST$</w:t>
+      </w:r>
+      <w:r>
+        <w:t xml:space="preserve">, using Mantel tests. We also tested whether the relationships between divergence and recombination varied according to distance from potential refugial populations, using Pearson correlation.</w:t>
+      </w:r>
+    </w:p>
+    <w:p>
+      <w:pPr>
+        <w:pStyle w:val="Heading2"/>
+      </w:pPr>
+      <w:bookmarkStart w:id="28" w:name="results"/>
+      <w:bookmarkEnd w:id="28"/>
+      <w:r>
+        <w:t xml:space="preserve">Results</w:t>
+      </w:r>
+    </w:p>
+    <w:p>
+      <w:pPr>
+        <w:pStyle w:val="Heading4"/>
+      </w:pPr>
+      <w:bookmarkStart w:id="29" w:name="genetic-diversity-and-population-history"/>
+      <w:bookmarkEnd w:id="29"/>
+      <w:r>
+        <w:t xml:space="preserve">Genetic diversity and population history</w:t>
+      </w:r>
+    </w:p>
+    <w:p>
+      <w:pPr>
+        <w:pStyle w:val="FirstParagraph"/>
+      </w:pPr>
+      <w:r>
+        <w:t xml:space="preserve">Sampling locations and sample sizes for each population are given in Table 1. For ease of presentation, we grouped populations into "regions" for plots and analyses (see Table 1 for details). Levels of genetic diversity were generally high and LD declined rapidly in all populations, but we observed substantial differences in genetic diversity among populations. Highest levels of LD were observed in the island populations of Crete (Greece), Sardinia (Italy), Corsica (France) and Vlieland (Netherlands) with lowest levels of LD in central Europe, Turkey and Spain (Fig. 1A; Fig. S1). Similarly, heterozygosity was highest in central Europe, and lowest in Crete, Sardinia and the Balkans (Fig. 1B).</w:t>
+      </w:r>
+    </w:p>
+    <w:p>
+      <w:pPr>
+        <w:pStyle w:val="BodyText"/>
+      </w:pPr>
+      <w:r>
+        <w:t xml:space="preserve">Considering all European great tit populations, there was no significant pattern of isolation-by-distance (Mantel test; r = 0.14, p = 0.16). Instead, the highest levels of</w:t>
+      </w:r>
+      <w:r>
+        <w:t xml:space="preserve"> </w:t>
+      </w:r>
+      <m:oMath>
+        <m:sSub>
+          <m:e>
+            <m:r>
+              <m:t>F</m:t>
+            </m:r>
+          </m:e>
+          <m:sub>
+            <m:r>
+              <m:t>S</m:t>
+            </m:r>
+            <m:r>
+              <m:t>T</m:t>
+            </m:r>
+          </m:sub>
+        </m:sSub>
+      </m:oMath>
+      <w:r>
+        <w:t xml:space="preserve"> </w:t>
+      </w:r>
+      <w:r>
+        <w:t xml:space="preserve">were found in comparisons involving island the populations of Corsica, Sardinia and Crete (Fig. 2A). Considering only comparisons involving mainland populations, pairwise</w:t>
+      </w:r>
+      <w:r>
+        <w:t xml:space="preserve"> </w:t>
+      </w:r>
+      <m:oMath>
+        <m:sSub>
+          <m:e>
+            <m:r>
+              <m:t>F</m:t>
+            </m:r>
+          </m:e>
+          <m:sub>
+            <m:r>
+              <m:t>S</m:t>
+            </m:r>
+            <m:r>
+              <m:t>T</m:t>
+            </m:r>
+          </m:sub>
+        </m:sSub>
+      </m:oMath>
+      <w:r>
+        <w:t xml:space="preserve"> </w:t>
+      </w:r>
+      <w:r>
+        <w:t xml:space="preserve">was still not related to related to geographic distance (r = 0.18, p = 0.13). We then examined genetic structure in relation to distance from potential refugial populations (only including mainland populations), and found that</w:t>
+      </w:r>
+      <w:r>
+        <w:t xml:space="preserve"> </w:t>
+      </w:r>
+      <m:oMath>
+        <m:sSub>
+          <m:e>
+            <m:r>
+              <m:t>F</m:t>
+            </m:r>
+          </m:e>
+          <m:sub>
+            <m:r>
+              <m:t>S</m:t>
+            </m:r>
+            <m:r>
+              <m:t>T</m:t>
+            </m:r>
+          </m:sub>
+        </m:sSub>
+      </m:oMath>
+      <w:r>
+        <w:t xml:space="preserve"> </w:t>
+      </w:r>
+      <w:r>
+        <w:t xml:space="preserve">was significantly related to distance from Turkey (r = 0.83, p &lt; 0.001; Fig. 2B), but not to distance from Spain (r = 0.09, p = 0.69), or from Italy (r = 0.16, p = 0.48).</w:t>
+      </w:r>
+    </w:p>
+    <w:p>
+      <w:pPr>
+        <w:pStyle w:val="BodyText"/>
+      </w:pPr>
+      <w:r>
+        <w:t xml:space="preserve">Admixture analysis revealed patterns of genetic structure corresponding to geographical variation in European great tits (Fig. S2). The</w:t>
+      </w:r>
+      <w:r>
+        <w:t xml:space="preserve"> </w:t>
+      </w:r>
+      <m:oMath>
+        <m:r>
+          <m:t>K</m:t>
+        </m:r>
+      </m:oMath>
+      <w:r>
+        <w:t xml:space="preserve"> </w:t>
+      </w:r>
+      <w:r>
+        <w:t xml:space="preserve">= 2 analysis assigned individuals in Sardinia and Corsica to one genetic cluster, and the remaining populations to the second. At</w:t>
+      </w:r>
+      <w:r>
+        <w:t xml:space="preserve"> </w:t>
+      </w:r>
+      <m:oMath>
+        <m:r>
+          <m:t>K</m:t>
+        </m:r>
+      </m:oMath>
+      <w:r>
+        <w:t xml:space="preserve"> </w:t>
+      </w:r>
+      <w:r>
+        <w:t xml:space="preserve">= 3 (the model that best fitted the great tit data; Fig. S3), Spain was separated from the rest of mainland Europe. Increasing values of</w:t>
+      </w:r>
+      <w:r>
+        <w:t xml:space="preserve"> </w:t>
+      </w:r>
+      <m:oMath>
+        <m:r>
+          <m:t>K</m:t>
+        </m:r>
+      </m:oMath>
+      <w:r>
+        <w:t xml:space="preserve"> </w:t>
+      </w:r>
+      <w:r>
+        <w:t xml:space="preserve">resulted of the separation of populations in Scotland (</w:t>
+      </w:r>
+      <m:oMath>
+        <m:r>
+          <m:t>K</m:t>
+        </m:r>
+      </m:oMath>
+      <w:r>
+        <w:t xml:space="preserve"> </w:t>
+      </w:r>
+      <w:r>
+        <w:t xml:space="preserve">= 4), Sardinia (from Corsica;</w:t>
+      </w:r>
+      <w:r>
+        <w:t xml:space="preserve"> </w:t>
+      </w:r>
+      <m:oMath>
+        <m:r>
+          <m:t>K</m:t>
+        </m:r>
+      </m:oMath>
+      <w:r>
+        <w:t xml:space="preserve"> </w:t>
+      </w:r>
+      <w:r>
+        <w:t xml:space="preserve">= 5), France (</w:t>
+      </w:r>
+      <m:oMath>
+        <m:r>
+          <m:t>K</m:t>
+        </m:r>
+      </m:oMath>
+      <w:r>
+        <w:t xml:space="preserve"> </w:t>
+      </w:r>
+      <w:r>
+        <w:t xml:space="preserve">= 6), Crete (</w:t>
+      </w:r>
+      <m:oMath>
+        <m:r>
+          <m:t>K</m:t>
+        </m:r>
+      </m:oMath>
+      <w:r>
+        <w:t xml:space="preserve"> </w:t>
+      </w:r>
+      <w:r>
+        <w:t xml:space="preserve">= 7) and England (</w:t>
+      </w:r>
+      <m:oMath>
+        <m:r>
+          <m:t>K</m:t>
+        </m:r>
+      </m:oMath>
+      <w:r>
+        <w:t xml:space="preserve"> </w:t>
+      </w:r>
+      <w:r>
+        <w:t xml:space="preserve">= 8). The Admixture output at</w:t>
+      </w:r>
+      <w:r>
+        <w:t xml:space="preserve"> </w:t>
+      </w:r>
+      <m:oMath>
+        <m:r>
+          <m:t>K</m:t>
+        </m:r>
+      </m:oMath>
+      <w:r>
+        <w:t xml:space="preserve"> </w:t>
+      </w:r>
+      <w:r>
+        <w:t xml:space="preserve">= 8 is displayed in Fig. 2C; further increases in</w:t>
+      </w:r>
+      <w:r>
+        <w:t xml:space="preserve"> </w:t>
+      </w:r>
+      <m:oMath>
+        <m:r>
+          <m:t>K</m:t>
+        </m:r>
+      </m:oMath>
+      <w:r>
+        <w:t xml:space="preserve"> </w:t>
+      </w:r>
+      <w:r>
+        <w:t xml:space="preserve">did not generate patterns of structure that corresponded to geographical variation (Fig. S2), and were increasingly less well supported (Fig. S3).</w:t>
+      </w:r>
+    </w:p>
+    <w:p>
+      <w:pPr>
+        <w:pStyle w:val="BodyText"/>
+      </w:pPr>
+      <w:r>
+        <w:t xml:space="preserve">Maximum likelihood analyses implemented in Treemix showed that a model with no migration explained 97.8% of variance in relatedness between populations; increasing the number of migration events substantially improved the percentage of relatedness explained, up to 99.7% when 10 migration events were fitted (Fig. S4). In Figure 3 we display maximum likelihood tree with 2 migration events, after which the variance in relatedness explained plateaued when more migration events were added (Fig. S4). The tree was generally characterised by short branch lengths, with the exception of the island populations of Sardinia and Crete, which were grouped with the population from mainland Italy. The Spanish and Corsican populations were also grouped together, and were populations from Turkey and the Balkans, and populations from England and Scotland (Fig. 3). The two fitted migration edges both involved Sardinia, involving migration from eastern Europe, and to Corsica (Fig. 3).</w:t>
+      </w:r>
+    </w:p>
+    <w:p>
+      <w:pPr>
+        <w:pStyle w:val="Heading4"/>
+      </w:pPr>
+      <w:bookmarkStart w:id="30" w:name="genomic-landscapes-of-differentiation"/>
+      <w:bookmarkEnd w:id="30"/>
+      <w:r>
+        <w:t xml:space="preserve">Genomic landscapes of differentiation</w:t>
+      </w:r>
+    </w:p>
+    <w:p>
+      <w:pPr>
+        <w:pStyle w:val="FirstParagraph"/>
+      </w:pPr>
+      <w:r>
+        <w:t xml:space="preserve">We found that</w:t>
+      </w:r>
+      <w:r>
+        <w:t xml:space="preserve"> </w:t>
+      </w:r>
+      <m:oMath>
+        <m:sSub>
+          <m:e>
+            <m:r>
+              <m:t>F</m:t>
+            </m:r>
+          </m:e>
+          <m:sub>
+            <m:r>
+              <m:t>S</m:t>
+            </m:r>
+            <m:r>
+              <m:t>T</m:t>
+            </m:r>
+          </m:sub>
+        </m:sSub>
+      </m:oMath>
+      <w:r>
+        <w:t xml:space="preserve"> </w:t>
+      </w:r>
+      <w:r>
+        <w:t xml:space="preserve">varied markedly across the genome, regardless of whether we considered marginal populations across which structure was higher or across central European populations with very low structure (Fig. 4A). Mean windowed</w:t>
+      </w:r>
+      <w:r>
+        <w:t xml:space="preserve"> </w:t>
+      </w:r>
+      <m:oMath>
+        <m:sSub>
+          <m:e>
+            <m:r>
+              <m:t>F</m:t>
+            </m:r>
+          </m:e>
+          <m:sub>
+            <m:r>
+              <m:t>S</m:t>
+            </m:r>
+            <m:r>
+              <m:t>T</m:t>
+            </m:r>
+          </m:sub>
+        </m:sSub>
+      </m:oMath>
+      <w:r>
+        <w:t xml:space="preserve"> </w:t>
+      </w:r>
+      <w:r>
+        <w:t xml:space="preserve">values were correlated among the central and marginal populations (</w:t>
+      </w:r>
+      <m:oMath>
+        <m:r>
+          <m:t>r</m:t>
+        </m:r>
+      </m:oMath>
+      <w:r>
+        <w:t xml:space="preserve"> </w:t>
+      </w:r>
+      <w:r>
+        <w:t xml:space="preserve">= 0.11;</w:t>
       </w:r>
       <w:r>
         <w:t xml:space="preserve"> </w:t>
@@ -1786,7 +1727,10 @@
         <w:t xml:space="preserve"> </w:t>
       </w:r>
       <w:r>
-        <w:t xml:space="preserve">= &lt; 0.001; Fig. 4C), and the central (</w:t>
+        <w:t xml:space="preserve">= 0.001; Fig. 4B), and outliers were likely to be found in the same regions across the two sets of populations (Chi-squared test,</w:t>
+      </w:r>
+      <w:r>
+        <w:t xml:space="preserve"> </w:t>
       </w:r>
       <m:oMath>
         <m:r>
@@ -1797,15 +1741,7 @@
         <w:t xml:space="preserve"> </w:t>
       </w:r>
       <w:r>
-        <w:t xml:space="preserve">= 0.003; Fig. 4D), populations.</w:t>
-      </w:r>
-    </w:p>
-    <w:p>
-      <w:pPr>
-        <w:pStyle w:val="BodyText"/>
-      </w:pPr>
-      <w:r>
-        <w:t xml:space="preserve">We next quantified how the landscape of genomic differentiation was related to recombination rate for all 378 pairs of populations. The slope of the relationship between presence/absence of FST outliers and recombination rate was negative in the majority (81%) of pairwise comparisons.</w:t>
+        <w:t xml:space="preserve">&lt; 0.001; Fig. 4A,B). While</w:t>
       </w:r>
       <w:r>
         <w:t xml:space="preserve"> </w:t>
@@ -1831,7 +1767,7 @@
         <w:t xml:space="preserve"> </w:t>
       </w:r>
       <w:r>
-        <w:t xml:space="preserve">outliers were most likely to be found in regions of low recombination in pairwise comparisons involving populations in the UK and Spain, as well as comparisons involving Corsica and Sardina (Fig. 5A). Outliers were found in regions with higher recombination rates in pairwise comparisons involving eastern and central European populations, and Crete (Fig. 5A). There was no significant difference between the relationship between</w:t>
+        <w:t xml:space="preserve">outliers were generally over five times higher in the marginal (mean</w:t>
       </w:r>
       <w:r>
         <w:t xml:space="preserve"> </w:t>
@@ -1857,7 +1793,172 @@
         <w:t xml:space="preserve"> </w:t>
       </w:r>
       <w:r>
-        <w:t xml:space="preserve">outliers and recombination rate across pairwise comparisons involving mainlands and islands (</w:t>
+        <w:t xml:space="preserve">in outlier regions = 0.055) compared to the central populations (mean outlier</w:t>
+      </w:r>
+      <w:r>
+        <w:t xml:space="preserve"> </w:t>
+      </w:r>
+      <m:oMath>
+        <m:sSub>
+          <m:e>
+            <m:r>
+              <m:t>F</m:t>
+            </m:r>
+          </m:e>
+          <m:sub>
+            <m:r>
+              <m:t>S</m:t>
+            </m:r>
+            <m:r>
+              <m:t>T</m:t>
+            </m:r>
+          </m:sub>
+        </m:sSub>
+      </m:oMath>
+      <w:r>
+        <w:t xml:space="preserve"> </w:t>
+      </w:r>
+      <w:r>
+        <w:t xml:space="preserve">= 0.009), relative of standardised</w:t>
+      </w:r>
+      <w:r>
+        <w:t xml:space="preserve"> </w:t>
+      </w:r>
+      <m:oMath>
+        <m:sSub>
+          <m:e>
+            <m:r>
+              <m:t>F</m:t>
+            </m:r>
+          </m:e>
+          <m:sub>
+            <m:r>
+              <m:t>S</m:t>
+            </m:r>
+            <m:r>
+              <m:t>T</m:t>
+            </m:r>
+          </m:sub>
+        </m:sSub>
+      </m:oMath>
+      <w:r>
+        <w:t xml:space="preserve"> </w:t>
+      </w:r>
+      <w:r>
+        <w:t xml:space="preserve">in outlier regions were much more similar across the two sets of populations (marginal populations,</w:t>
+      </w:r>
+      <w:r>
+        <w:t xml:space="preserve"> </w:t>
+      </w:r>
+      <m:oMath>
+        <m:r>
+          <m:t>Z</m:t>
+        </m:r>
+        <m:sSub>
+          <m:e>
+            <m:r>
+              <m:t>F</m:t>
+            </m:r>
+          </m:e>
+          <m:sub>
+            <m:r>
+              <m:t>S</m:t>
+            </m:r>
+            <m:r>
+              <m:t>T</m:t>
+            </m:r>
+          </m:sub>
+        </m:sSub>
+      </m:oMath>
+      <w:r>
+        <w:t xml:space="preserve"> </w:t>
+      </w:r>
+      <w:r>
+        <w:t xml:space="preserve">= 3.139; central populations,</w:t>
+      </w:r>
+      <w:r>
+        <w:t xml:space="preserve"> </w:t>
+      </w:r>
+      <m:oMath>
+        <m:r>
+          <m:t>Z</m:t>
+        </m:r>
+        <m:sSub>
+          <m:e>
+            <m:r>
+              <m:t>F</m:t>
+            </m:r>
+          </m:e>
+          <m:sub>
+            <m:r>
+              <m:t>S</m:t>
+            </m:r>
+            <m:r>
+              <m:t>T</m:t>
+            </m:r>
+          </m:sub>
+        </m:sSub>
+      </m:oMath>
+      <w:r>
+        <w:t xml:space="preserve"> </w:t>
+      </w:r>
+      <w:r>
+        <w:t xml:space="preserve">= 2.315), suggesting that although genome-wide levels of</w:t>
+      </w:r>
+      <w:r>
+        <w:t xml:space="preserve"> </w:t>
+      </w:r>
+      <m:oMath>
+        <m:sSub>
+          <m:e>
+            <m:r>
+              <m:t>F</m:t>
+            </m:r>
+          </m:e>
+          <m:sub>
+            <m:r>
+              <m:t>S</m:t>
+            </m:r>
+            <m:r>
+              <m:t>T</m:t>
+            </m:r>
+          </m:sub>
+        </m:sSub>
+      </m:oMath>
+      <w:r>
+        <w:t xml:space="preserve"> </w:t>
+      </w:r>
+      <w:r>
+        <w:t xml:space="preserve">differ across the marginal and central populations, the landscape of genomic differntiation is similarly heterogeneous (Fig. 4A). Finally, we found that</w:t>
+      </w:r>
+      <w:r>
+        <w:t xml:space="preserve"> </w:t>
+      </w:r>
+      <m:oMath>
+        <m:sSub>
+          <m:e>
+            <m:r>
+              <m:t>F</m:t>
+            </m:r>
+          </m:e>
+          <m:sub>
+            <m:r>
+              <m:t>S</m:t>
+            </m:r>
+            <m:r>
+              <m:t>T</m:t>
+            </m:r>
+          </m:sub>
+        </m:sSub>
+      </m:oMath>
+      <w:r>
+        <w:t xml:space="preserve"> </w:t>
+      </w:r>
+      <w:r>
+        <w:t xml:space="preserve">outliers were more likely to be found in regions of low recombination across both the marginal (GLM;</w:t>
+      </w:r>
+      <w:r>
+        <w:t xml:space="preserve"> </w:t>
       </w:r>
       <m:oMath>
         <m:r>
@@ -1868,6 +1969,88 @@
         <w:t xml:space="preserve"> </w:t>
       </w:r>
       <w:r>
+        <w:t xml:space="preserve">= &lt; 0.001; Fig. 4C), and the central (</w:t>
+      </w:r>
+      <m:oMath>
+        <m:r>
+          <m:t>P</m:t>
+        </m:r>
+      </m:oMath>
+      <w:r>
+        <w:t xml:space="preserve"> </w:t>
+      </w:r>
+      <w:r>
+        <w:t xml:space="preserve">= 0.003; Fig. 4D), populations.</w:t>
+      </w:r>
+    </w:p>
+    <w:p>
+      <w:pPr>
+        <w:pStyle w:val="BodyText"/>
+      </w:pPr>
+      <w:r>
+        <w:t xml:space="preserve">We next quantified how the landscape of genomic differentiation was related to recombination rate for all 378 pairs of populations. The slope of the relationship between presence/absence of FST outliers and recombination rate was negative in the majority (81%) of pairwise comparisons.</w:t>
+      </w:r>
+      <w:r>
+        <w:t xml:space="preserve"> </w:t>
+      </w:r>
+      <m:oMath>
+        <m:sSub>
+          <m:e>
+            <m:r>
+              <m:t>F</m:t>
+            </m:r>
+          </m:e>
+          <m:sub>
+            <m:r>
+              <m:t>S</m:t>
+            </m:r>
+            <m:r>
+              <m:t>T</m:t>
+            </m:r>
+          </m:sub>
+        </m:sSub>
+      </m:oMath>
+      <w:r>
+        <w:t xml:space="preserve"> </w:t>
+      </w:r>
+      <w:r>
+        <w:t xml:space="preserve">outliers were most likely to be found in regions of low recombination in pairwise comparisons involving populations in the UK and Spain, as well as comparisons involving Corsica and Sardina (Fig. 5A). Outliers were found in regions with higher recombination rates in pairwise comparisons involving eastern and central European populations, and Crete (Fig. 5A). There was no significant difference between the relationship between</w:t>
+      </w:r>
+      <w:r>
+        <w:t xml:space="preserve"> </w:t>
+      </w:r>
+      <m:oMath>
+        <m:sSub>
+          <m:e>
+            <m:r>
+              <m:t>F</m:t>
+            </m:r>
+          </m:e>
+          <m:sub>
+            <m:r>
+              <m:t>S</m:t>
+            </m:r>
+            <m:r>
+              <m:t>T</m:t>
+            </m:r>
+          </m:sub>
+        </m:sSub>
+      </m:oMath>
+      <w:r>
+        <w:t xml:space="preserve"> </w:t>
+      </w:r>
+      <w:r>
+        <w:t xml:space="preserve">outliers and recombination rate across pairwise comparisons involving mainlands and islands (</w:t>
+      </w:r>
+      <m:oMath>
+        <m:r>
+          <m:t>P</m:t>
+        </m:r>
+      </m:oMath>
+      <w:r>
+        <w:t xml:space="preserve"> </w:t>
+      </w:r>
+      <w:r>
         <w:t xml:space="preserve">0.16; Fig. 5B), and the relationship between</w:t>
       </w:r>
       <w:r>
@@ -2062,6 +2245,14 @@
         <w:pStyle w:val="FirstParagraph"/>
       </w:pPr>
       <w:r>
+        <w:t xml:space="preserve">UNFINISHED. IGNORE FOR NOW OR ADD NOTES/THOUGHTS</w:t>
+      </w:r>
+    </w:p>
+    <w:p>
+      <w:pPr>
+        <w:pStyle w:val="BodyText"/>
+      </w:pPr>
+      <w:r>
         <w:t xml:space="preserve">In this study we use a large panel of genetic markers to provide insight into the evolutionary history of the great tit in Europe. We found that, consistent with previous research in this species, levels of genomic variation were consistent with a large effective population and substantial levels of gene flow among populations</w:t>
       </w:r>
       <w:r>
@@ -2141,22 +2332,13 @@
         <w:pStyle w:val="BodyText"/>
       </w:pPr>
       <w:r>
-        <w:t xml:space="preserve">It is likely that the many, and perhaps the majority, of wild populations are characterised by highly heterogeneous patterns of differentiation across the genome (see REFS for a recent o). What is not yet clear is how quickly "islands" of differentiation arise, nor how selection, gene flow and drift interact with genomic architecture to shape differentation over shorter and longer evolutionary timescales</w:t>
-      </w:r>
-      <w:r>
-        <w:t xml:space="preserve"> </w:t>
-      </w:r>
-      <w:r>
-        <w:t xml:space="preserve">(</w:t>
-      </w:r>
-      <w:r>
-        <w:rPr>
-          <w:b/>
-        </w:rPr>
-        <w:t xml:space="preserve">???</w:t>
-      </w:r>
-      <w:r>
-        <w:t xml:space="preserve">)</w:t>
+        <w:t xml:space="preserve">It is likely that the many, and perhaps the majority, of wild populations are characterised by highly heterogeneous patterns of differentiation across the genome (see REFS for a recent overview). What is not yet clear is how quickly "islands" of differentiation arise, nor how selection, gene flow and drift interact with genomic architecture to shape differentation over shorter and longer evolutionary timescales</w:t>
+      </w:r>
+      <w:r>
+        <w:t xml:space="preserve"> </w:t>
+      </w:r>
+      <w:r>
+        <w:t xml:space="preserve">(Burri 2017)</w:t>
       </w:r>
       <w:r>
         <w:t xml:space="preserve">. Our results suggest that islands of differentiation arise in regions of low recombination even among populations that could be considered panmictic. The central European great tit populations have a mean</w:t>
@@ -2185,7 +2367,35 @@
         <w:t xml:space="preserve"> </w:t>
       </w:r>
       <w:r>
-        <w:t xml:space="preserve">of 0.005, yet islands of divergence can clearly be seen, and occur almost exclusively in regions of low recombination, regardless of which populations were examined (Figs 4,5).</w:t>
+        <w:t xml:space="preserve">of 0.005, yet islands of divergence can clearly be seen, and occur almost exclusively in regions of low recombination, regardless of which populations were examined (Figs 4,5). Thus, our results suggest that linked selection in regions of low recombination plays a key role in driving patterns of genomic differentiation even in the very earliest stages of population separation. This is not necessary what we would expect - in the very earliest stages of differentiation it is often assumed that peaks of high differentiation are the product of selective sweeps, and that only after time do correlated patterns of genomic divergence arise</w:t>
+      </w:r>
+      <w:r>
+        <w:t xml:space="preserve"> </w:t>
+      </w:r>
+      <w:r>
+        <w:t xml:space="preserve">(Burri 2017)</w:t>
+      </w:r>
+      <w:r>
+        <w:t xml:space="preserve">. It is difficult to differentiate between positive and background selection in producing heterogeneous patterns of differentiation across the genome. Correlated patterns of genomic differentiation among sets of populations suggests that background selection likely plays a role (REFS), and that is what we find in great tits.</w:t>
+      </w:r>
+    </w:p>
+    <w:p>
+      <w:pPr>
+        <w:pStyle w:val="BodyText"/>
+      </w:pPr>
+      <w:r>
+        <w:t xml:space="preserve">Patterns of increasing genetic differentiation with distance from In accordance with this, we find that the tendency for outlier regions to occur in regions of low recombination increases with geographical and genetic distance from the refugial population in Turkey (Fig. 5). Thus we suggest that in contintal species, the increased genome-wide divergence that accumulates with distance from refugial populations is accelerated in regions of low recombination, resulting in highly heterogeneous landscapes of genomic differentiation.</w:t>
+      </w:r>
+    </w:p>
+    <w:p>
+      <w:pPr>
+        <w:pStyle w:val="BodyText"/>
+      </w:pPr>
+      <w:r>
+        <w:rPr>
+          <w:b/>
+        </w:rPr>
+        <w:t xml:space="preserve">Needs more. Perhaps a discussion on role of gene flow... also need to think about what additional analyses may be required to strenghtn/add novelty to the story. One thing we could do is look in more detail at how genomic differentiaiton builds up with distance from the refugial population? Thoughts?</w:t>
       </w:r>
     </w:p>
     <w:p>
@@ -2253,6 +2463,38 @@
         <w:pStyle w:val="BodyText"/>
       </w:pPr>
       <w:r>
+        <w:t xml:space="preserve">Burri, R. (2017) Dissecting differentiation landscapes: a linked selection’s perspective.</w:t>
+      </w:r>
+      <w:r>
+        <w:t xml:space="preserve"> </w:t>
+      </w:r>
+      <w:r>
+        <w:rPr>
+          <w:i/>
+        </w:rPr>
+        <w:t xml:space="preserve">Journal of Evolutionary Biology</w:t>
+      </w:r>
+      <w:r>
+        <w:t xml:space="preserve">,</w:t>
+      </w:r>
+      <w:r>
+        <w:t xml:space="preserve"> </w:t>
+      </w:r>
+      <w:r>
+        <w:rPr>
+          <w:b/>
+        </w:rPr>
+        <w:t xml:space="preserve">30</w:t>
+      </w:r>
+      <w:r>
+        <w:t xml:space="preserve">, 1501–1505.</w:t>
+      </w:r>
+    </w:p>
+    <w:p>
+      <w:pPr>
+        <w:pStyle w:val="BodyText"/>
+      </w:pPr>
+      <w:r>
         <w:t xml:space="preserve">Burri, R., Nater, A., Kawakami, T., Mugal, C.F., Olason, P.I., Smeds, L., Suh, A., Dutoit, L., Bureš, S., Garamszegi, L.Z., Hogner, S., Moreno, J., Qvarnström, A., Ružić, M., Sæther, S.-A., Sætre, G.-P., Török, J. &amp; Ellegren, H. (2015) Linked selection and recombination rate variation drive the evolution of the genomic landscape of differentiation across the speciation continuum of Ficedula flycatchers.</w:t>
       </w:r>
       <w:r>
@@ -2317,6 +2559,38 @@
         <w:pStyle w:val="BodyText"/>
       </w:pPr>
       <w:r>
+        <w:t xml:space="preserve">Ellegren, H. &amp; Wolf, J.B.W. (2017) Parallelism in genomic landscapes of differentiation, conserved genomic features and the role of linked selection.</w:t>
+      </w:r>
+      <w:r>
+        <w:t xml:space="preserve"> </w:t>
+      </w:r>
+      <w:r>
+        <w:rPr>
+          <w:i/>
+        </w:rPr>
+        <w:t xml:space="preserve">Journal of Evolutionary Biology</w:t>
+      </w:r>
+      <w:r>
+        <w:t xml:space="preserve">,</w:t>
+      </w:r>
+      <w:r>
+        <w:t xml:space="preserve"> </w:t>
+      </w:r>
+      <w:r>
+        <w:rPr>
+          <w:b/>
+        </w:rPr>
+        <w:t xml:space="preserve">30</w:t>
+      </w:r>
+      <w:r>
+        <w:t xml:space="preserve">, 1516–1518.</w:t>
+      </w:r>
+    </w:p>
+    <w:p>
+      <w:pPr>
+        <w:pStyle w:val="BodyText"/>
+      </w:pPr>
+      <w:r>
         <w:t xml:space="preserve">Goslee, S.C. &amp; Urban, D.L. (2007) The ecodist package for dissimilarity-based analysis of ecological data.</w:t>
       </w:r>
       <w:r>
@@ -2349,7 +2623,7 @@
         <w:pStyle w:val="BodyText"/>
       </w:pPr>
       <w:r>
-        <w:t xml:space="preserve">Harris, H. (1966) Enzyme Polymorphisms in Man.</w:t>
+        <w:t xml:space="preserve">Gosler, A. (1993)</w:t>
       </w:r>
       <w:r>
         <w:t xml:space="preserve"> </w:t>
@@ -2358,6 +2632,26 @@
         <w:rPr>
           <w:i/>
         </w:rPr>
+        <w:t xml:space="preserve">The great tit</w:t>
+      </w:r>
+      <w:r>
+        <w:t xml:space="preserve">. Hamlyn Species Guides.</w:t>
+      </w:r>
+    </w:p>
+    <w:p>
+      <w:pPr>
+        <w:pStyle w:val="BodyText"/>
+      </w:pPr>
+      <w:r>
+        <w:t xml:space="preserve">Harris, H. (1966) Enzyme polymorphisms in man.</w:t>
+      </w:r>
+      <w:r>
+        <w:t xml:space="preserve"> </w:t>
+      </w:r>
+      <w:r>
+        <w:rPr>
+          <w:i/>
+        </w:rPr>
         <w:t xml:space="preserve">Proceedings of the Royal Society B: Biological Sciences</w:t>
       </w:r>
       <w:r>
@@ -2413,6 +2707,38 @@
         <w:pStyle w:val="BodyText"/>
       </w:pPr>
       <w:r>
+        <w:t xml:space="preserve">Jiggins, C.D. &amp; Martin, S.H. (2017) Glittering gold and the quest for Isla de Muerta.</w:t>
+      </w:r>
+      <w:r>
+        <w:t xml:space="preserve"> </w:t>
+      </w:r>
+      <w:r>
+        <w:rPr>
+          <w:i/>
+        </w:rPr>
+        <w:t xml:space="preserve">Journal of Evolutionary Biology</w:t>
+      </w:r>
+      <w:r>
+        <w:t xml:space="preserve">,</w:t>
+      </w:r>
+      <w:r>
+        <w:t xml:space="preserve"> </w:t>
+      </w:r>
+      <w:r>
+        <w:rPr>
+          <w:b/>
+        </w:rPr>
+        <w:t xml:space="preserve">30</w:t>
+      </w:r>
+      <w:r>
+        <w:t xml:space="preserve">, 1509–1511.</w:t>
+      </w:r>
+    </w:p>
+    <w:p>
+      <w:pPr>
+        <w:pStyle w:val="BodyText"/>
+      </w:pPr>
+      <w:r>
         <w:t xml:space="preserve">Kvist, L., Martens, J., Higuchi, H., Nazarenko, A.A., Valchuk, O.P. &amp; Orell, M. (2003) Evolution and genetic structure of the great tit (Parus major) complex.</w:t>
       </w:r>
       <w:r>
@@ -2497,6 +2823,38 @@
         <w:pStyle w:val="BodyText"/>
       </w:pPr>
       <w:r>
+        <w:t xml:space="preserve">Lemoine, M., Lucek, K., Perrier, C., Saladin, V., Adriaensen, F., Barba, E., Belda, E.J., Charmantier, A., Cichoń, M., Eeva, T., Grégoire, A., Hinde, C.A., Johnsen, A., Komdeur, J., Mänd, R., Matthysen, E., Norte, A.C., Pitala, N., Sheldon, B.C., Slagsvold, T., Tinbergen, J.M., Török, J., Ubels, R., Oers, K. van, Visser, M.E., Doligez, B. &amp; Richner, H. (2016) Low but contrasting neutral genetic differentiation shaped by winter temperature in European great tits.</w:t>
+      </w:r>
+      <w:r>
+        <w:t xml:space="preserve"> </w:t>
+      </w:r>
+      <w:r>
+        <w:rPr>
+          <w:i/>
+        </w:rPr>
+        <w:t xml:space="preserve">Biological Journal of the Linnean Society</w:t>
+      </w:r>
+      <w:r>
+        <w:t xml:space="preserve">,</w:t>
+      </w:r>
+      <w:r>
+        <w:t xml:space="preserve"> </w:t>
+      </w:r>
+      <w:r>
+        <w:rPr>
+          <w:b/>
+        </w:rPr>
+        <w:t xml:space="preserve">118</w:t>
+      </w:r>
+      <w:r>
+        <w:t xml:space="preserve">, 668–685.</w:t>
+      </w:r>
+    </w:p>
+    <w:p>
+      <w:pPr>
+        <w:pStyle w:val="BodyText"/>
+      </w:pPr>
+      <w:r>
         <w:t xml:space="preserve">Lewontin, R.C. &amp; Hubby, J.L. (1966) A molecular approach to the study of genic heterozygosity in natural populations. II. Amount of variation and degree of heterozygosity in natural populations of Drosophila pseudoobscura.</w:t>
       </w:r>
       <w:r>
@@ -2529,6 +2887,70 @@
         <w:pStyle w:val="BodyText"/>
       </w:pPr>
       <w:r>
+        <w:t xml:space="preserve">Lohse, K. (2017) Come on feel the noise - from metaphors to null models.</w:t>
+      </w:r>
+      <w:r>
+        <w:t xml:space="preserve"> </w:t>
+      </w:r>
+      <w:r>
+        <w:rPr>
+          <w:i/>
+        </w:rPr>
+        <w:t xml:space="preserve">Journal of Evolutionary Biology</w:t>
+      </w:r>
+      <w:r>
+        <w:t xml:space="preserve">,</w:t>
+      </w:r>
+      <w:r>
+        <w:t xml:space="preserve"> </w:t>
+      </w:r>
+      <w:r>
+        <w:rPr>
+          <w:b/>
+        </w:rPr>
+        <w:t xml:space="preserve">30</w:t>
+      </w:r>
+      <w:r>
+        <w:t xml:space="preserve">, 1506–1508.</w:t>
+      </w:r>
+    </w:p>
+    <w:p>
+      <w:pPr>
+        <w:pStyle w:val="BodyText"/>
+      </w:pPr>
+      <w:r>
+        <w:t xml:space="preserve">Martin, S.H., Dasmahapatra, K.K., Nadeau, N.J., Salazar, C., Walters, J.R., Simpson, F., Blaxter, M., Manica, A., Mallet, J. &amp; Jiggins, C.D. (2013) Genome-wide evidence for speciation with gene flow in Heliconius butterflies.</w:t>
+      </w:r>
+      <w:r>
+        <w:t xml:space="preserve"> </w:t>
+      </w:r>
+      <w:r>
+        <w:rPr>
+          <w:i/>
+        </w:rPr>
+        <w:t xml:space="preserve">Genome Research</w:t>
+      </w:r>
+      <w:r>
+        <w:t xml:space="preserve">,</w:t>
+      </w:r>
+      <w:r>
+        <w:t xml:space="preserve"> </w:t>
+      </w:r>
+      <w:r>
+        <w:rPr>
+          <w:b/>
+        </w:rPr>
+        <w:t xml:space="preserve">23</w:t>
+      </w:r>
+      <w:r>
+        <w:t xml:space="preserve">, 1817–28.</w:t>
+      </w:r>
+    </w:p>
+    <w:p>
+      <w:pPr>
+        <w:pStyle w:val="BodyText"/>
+      </w:pPr>
+      <w:r>
         <w:t xml:space="preserve">Nadeau, N.J., Whibley, A., Jones, R.T., Davey, J.W., Dasmahapatra, K.K., Baxter, S.W., Quail, M.A., Joron, M., Ffrench-Constant, R.H., Blaxter, M.L., Mallet, J. &amp; Jiggins, C.D. (2011) Genomic islands of divergence in hybridizing Heliconius butterflies identified by large-scale targeted sequencing.</w:t>
       </w:r>
       <w:r>
@@ -2593,6 +3015,38 @@
         <w:pStyle w:val="BodyText"/>
       </w:pPr>
       <w:r>
+        <w:t xml:space="preserve">Oers, K. van, Santure, A.W., De Cauwer, I., Bers, N.E. van, Crooijmans, R.P., Sheldon, B.C., Visser, M.E., Slate, J. &amp; Groenen, M.A. (2014) Replicated high-density genetic maps of two great tit populations reveal fine-scale genomic departures from sex-equal recombination rates.</w:t>
+      </w:r>
+      <w:r>
+        <w:t xml:space="preserve"> </w:t>
+      </w:r>
+      <w:r>
+        <w:rPr>
+          <w:i/>
+        </w:rPr>
+        <w:t xml:space="preserve">Heredity</w:t>
+      </w:r>
+      <w:r>
+        <w:t xml:space="preserve">,</w:t>
+      </w:r>
+      <w:r>
+        <w:t xml:space="preserve"> </w:t>
+      </w:r>
+      <w:r>
+        <w:rPr>
+          <w:b/>
+        </w:rPr>
+        <w:t xml:space="preserve">112</w:t>
+      </w:r>
+      <w:r>
+        <w:t xml:space="preserve">, 307–316.</w:t>
+      </w:r>
+    </w:p>
+    <w:p>
+      <w:pPr>
+        <w:pStyle w:val="BodyText"/>
+      </w:pPr>
+      <w:r>
         <w:t xml:space="preserve">Pickrell, J.K. &amp; Pritchard, J.K. (2012) Inference of Population Splits and Mixtures from Genome-Wide Allele Frequency Data.</w:t>
       </w:r>
       <w:r>
@@ -2697,6 +3151,38 @@
         <w:pStyle w:val="BodyText"/>
       </w:pPr>
       <w:r>
+        <w:t xml:space="preserve">Ravinet, M., Faria, R., Butlin, R.K., Galindo, J., Bierne, N., Rafajlović, M., Noor, M.A.F., Mehlig, B. &amp; Westram, A.M. (2017) Interpreting the genomic landscape of speciation: a road map for finding barriers to gene flow.</w:t>
+      </w:r>
+      <w:r>
+        <w:t xml:space="preserve"> </w:t>
+      </w:r>
+      <w:r>
+        <w:rPr>
+          <w:i/>
+        </w:rPr>
+        <w:t xml:space="preserve">Journal of Evolutionary Biology</w:t>
+      </w:r>
+      <w:r>
+        <w:t xml:space="preserve">,</w:t>
+      </w:r>
+      <w:r>
+        <w:t xml:space="preserve"> </w:t>
+      </w:r>
+      <w:r>
+        <w:rPr>
+          <w:b/>
+        </w:rPr>
+        <w:t xml:space="preserve">30</w:t>
+      </w:r>
+      <w:r>
+        <w:t xml:space="preserve">, 1450–1477.</w:t>
+      </w:r>
+    </w:p>
+    <w:p>
+      <w:pPr>
+        <w:pStyle w:val="BodyText"/>
+      </w:pPr>
+      <w:r>
         <w:t xml:space="preserve">Renaut, S., Grassa, C.J., Yeaman, S., Moyers, B.T., Lai, Z., Kane, N.C., Bowers, J.E., Burke, J.M. &amp; Rieseberg, L.H. (2013) Genomic islands of divergence are not affected by geography of speciation in sunflowers.</w:t>
       </w:r>
       <w:r>
@@ -2722,6 +3208,38 @@
       </w:r>
       <w:r>
         <w:t xml:space="preserve">, 1827.</w:t>
+      </w:r>
+    </w:p>
+    <w:p>
+      <w:pPr>
+        <w:pStyle w:val="BodyText"/>
+      </w:pPr>
+      <w:r>
+        <w:t xml:space="preserve">Samuk, K., Owens, G.L., Delmore, K.E., Miller, S.E., Rennison, D.J. &amp; Schluter, D. (2017) Gene flow and selection interact to promote adaptive divergence in regions of low recombination.</w:t>
+      </w:r>
+      <w:r>
+        <w:t xml:space="preserve"> </w:t>
+      </w:r>
+      <w:r>
+        <w:rPr>
+          <w:i/>
+        </w:rPr>
+        <w:t xml:space="preserve">Molecular Ecology</w:t>
+      </w:r>
+      <w:r>
+        <w:t xml:space="preserve">,</w:t>
+      </w:r>
+      <w:r>
+        <w:t xml:space="preserve"> </w:t>
+      </w:r>
+      <w:r>
+        <w:rPr>
+          <w:b/>
+        </w:rPr>
+        <w:t xml:space="preserve">26</w:t>
+      </w:r>
+      <w:r>
+        <w:t xml:space="preserve">, 4378–4390.</w:t>
       </w:r>
     </w:p>
     <w:p>
@@ -5239,7 +5757,7 @@
     </w:lvl>
   </w:abstractNum>
   <w:abstractNum w:abstractNumId="990">
-    <w:nsid w:val="ee148744"/>
+    <w:nsid w:val="c937e05c"/>
     <w:multiLevelType w:val="multilevel"/>
     <w:lvl w:ilvl="0">
       <w:numFmt w:val="bullet"/>

--- a/Manuscript/SpurginBosse_Hapmap_MS.docx
+++ b/Manuscript/SpurginBosse_Hapmap_MS.docx
@@ -202,7 +202,7 @@
         <w:pStyle w:val="FirstParagraph"/>
       </w:pPr>
       <w:r>
-        <w:t xml:space="preserve">A major aim of evolutionary biology is to understand why patterns of genetic variation difffer within genomes, and among populations and species. Widespread continental species are interesting models for studying how evolution shapes patterns of genomic divergence, as they are associated with recent and rapid colonisations, large population sizes and high levels of gene flow. We studied patterns of genomic variation among 28 great tit (</w:t>
+        <w:t xml:space="preserve">A major aim of evolutionary biology is to understand why patterns of genetic variation vary within genomes, and among populations and species. Widespread continental species are interesting models for studying how evolution shapes patterns of genomic divergence, as they are associated with recent and rapid colonisations, large population sizes and high levels of gene flow. We studied patterns of genomic variation among 28 great tit (</w:t>
       </w:r>
       <w:r>
         <w:rPr>
@@ -211,7 +211,7 @@
         <w:t xml:space="preserve">Parus major</w:t>
       </w:r>
       <w:r>
-        <w:t xml:space="preserve">) in Europe. We found that genome-wide variation was consistent with a recent colonisation across Europe from a single refugium in the Balkans and/or Turkey. The highest levels of genome-wide structure were found between island populations in Crete, Sardinia and Corsica, most likely as a resut of mild bottlenecks and reduced gene flow among these populations. We then found that the landscape of genomic differentiation was highly heterogeneous, with clear "islands of divergence", even amonf ostensibly panmictic great tit populations. Islands of divergence were consistently found in regions of low recombination, even among the most closely related populations, suggesting that background selection can rapidly promote population differentiation among large, recently colonised populations undergoing gene flow. Finally, we found that the relationship between recombination and the landscape of genomic differentiation mirrored the populaiton history in Europe, with the strongest relationship between populaiton divergence and recombinaiton found among the most distantly related populations. Together, our findings suggest that studies of genomic divergence in the wild should consider population history, demography and genomic architecture, as well as likely patterns of natural selection.</w:t>
+        <w:t xml:space="preserve">) in Europe. We found that genome-wide variation was consistent with a recent colonisation across Europe from a single refugium in the Balkans and/or Turkey. The highest levels of genome-wide structure were found between island populations in Crete, Sardinia and Corsica, most likely as a result of mild bottlenecks and reduced gene flow among these populations. We then found that the landscape of genomic differentiation was highly heterogeneous, with clear "islands of divergence", even among ostensibly panmictic great tit populations. Islands of divergence were consistently found in regions of low recombination, even among the most closely related populations, suggesting that background selection can rapidly promote population differentiation among large, recently colonised populations undergoing gene flow. Finally, we found that the relationship between recombination and the landscape of genomic differentiation mirrored the population history of great tits in Europe, with the strongest relationship between population divergence and recombination found among the most distantly related populations. Together, our findings suggest that studies of genomic divergence in the wild should consider population history, demography and genomic architecture, as well as likely patterns of natural selection.</w:t>
       </w:r>
     </w:p>
     <w:p>
@@ -259,15 +259,57 @@
         <w:t xml:space="preserve">(Hubby &amp; Lewontin 1966; Lewontin &amp; Hubby 1966)</w:t>
       </w:r>
       <w:r>
-        <w:t xml:space="preserve">, there has been great interest in explaining how evolutionary and ecological processes shape the patterns of genetic variation observed within and among natural populations. One focus of research and debate in this area has been on quantifying the roles of adaptive and neutral processes in explaining observed levels of genetic variation. However, adaptation does not occur in isolation, but against a background of recombination, gene flow, and genetic drift. More recently there has been increased effort in understanding how these fundamental evolutionary forces operate in concert to generate and maintain the levels of genetic diversity commonly observed in natural populations.</w:t>
-      </w:r>
-    </w:p>
-    <w:p>
-      <w:pPr>
-        <w:pStyle w:val="BodyText"/>
-      </w:pPr>
-      <w:r>
-        <w:t xml:space="preserve">The arrival of high-throughput sequencing and subsequent characterisation of genome-wide variation across large numbers of individuals has revealed that at the genetic level, patterns of variation and divergence among natural populations and species are highly heterogeneous. A feature of these "genomic landscapes" of differentiaiton that has received particular attention is the presence of so-called "islands of divergence"; outlier regions of the genome with high levels of divergence estimated from statistics such as</w:t>
+        <w:t xml:space="preserve">, there has been great interest in explaining how evolutionary and ecological processes shape the patterns of genetic variation observed within and among natural populations. One focus of research and debate in this area has been on quantifying the roles of adaptive and neutral processes in explaining observed levels of genetic variation</w:t>
+      </w:r>
+      <w:r>
+        <w:t xml:space="preserve"> </w:t>
+      </w:r>
+      <w:r>
+        <w:t xml:space="preserve">(Nei 2005)</w:t>
+      </w:r>
+      <w:r>
+        <w:t xml:space="preserve">. However, adaptation does not occur in isolation, but against a background of recombination, gene flow, and genetic drift. More recently there has been increased effort in understanding how these fundamental evolutionary forces operate in concert to generate and maintain the levels of genetic diversity commonly observed in natural populations</w:t>
+      </w:r>
+      <w:r>
+        <w:t xml:space="preserve"> </w:t>
+      </w:r>
+      <w:r>
+        <w:t xml:space="preserve">(e.g. Feder, Egan &amp; Nosil 2012; Lanfear, Kokko &amp; Eyre-Waler 2014)</w:t>
+      </w:r>
+      <w:r>
+        <w:t xml:space="preserve">.</w:t>
+      </w:r>
+    </w:p>
+    <w:p>
+      <w:pPr>
+        <w:pStyle w:val="BodyText"/>
+      </w:pPr>
+      <w:r>
+        <w:t xml:space="preserve">The arrival of high-throughput sequencing and subsequent characterisation of genome-wide variation across large numbers of individuals has revealed that at the genetic level, patterns of variation and divergence among natural populations and species are highly heterogeneous</w:t>
+      </w:r>
+      <w:r>
+        <w:t xml:space="preserve"> </w:t>
+      </w:r>
+      <w:r>
+        <w:t xml:space="preserve">(Turner</w:t>
+      </w:r>
+      <w:r>
+        <w:t xml:space="preserve"> </w:t>
+      </w:r>
+      <w:r>
+        <w:rPr>
+          <w:i/>
+        </w:rPr>
+        <w:t xml:space="preserve">et al.</w:t>
+      </w:r>
+      <w:r>
+        <w:t xml:space="preserve"> </w:t>
+      </w:r>
+      <w:r>
+        <w:t xml:space="preserve">2005)</w:t>
+      </w:r>
+      <w:r>
+        <w:t xml:space="preserve">. A feature of these "genomic landscapes" of differentiation that has received particular attention is the presence of so-called "islands of divergence"; outlier regions of the genome with high levels of divergence estimated from statistics such as</w:t>
       </w:r>
       <w:r>
         <w:t xml:space="preserve"> </w:t>
@@ -531,7 +573,7 @@
         <w:t xml:space="preserve">2017)</w:t>
       </w:r>
       <w:r>
-        <w:t xml:space="preserve">. This latter pattern appearts to have arisen, at least in part, as a result of a highly conserved recombination landscape in birds.</w:t>
+        <w:t xml:space="preserve">. This latter pattern appears to have arisen, at least in part, as a result of a highly conserved recombination landscape in birds.</w:t>
       </w:r>
     </w:p>
     <w:p>
@@ -628,16 +670,22 @@
         <w:t xml:space="preserve"> </w:t>
       </w:r>
       <w:r>
-        <w:t xml:space="preserve">(</w:t>
-      </w:r>
-      <w:r>
-        <w:rPr>
-          <w:b/>
-        </w:rPr>
-        <w:t xml:space="preserve">???</w:t>
-      </w:r>
-      <w:r>
-        <w:t xml:space="preserve">)</w:t>
+        <w:t xml:space="preserve">(Kvist</w:t>
+      </w:r>
+      <w:r>
+        <w:t xml:space="preserve"> </w:t>
+      </w:r>
+      <w:r>
+        <w:rPr>
+          <w:i/>
+        </w:rPr>
+        <w:t xml:space="preserve">et al.</w:t>
+      </w:r>
+      <w:r>
+        <w:t xml:space="preserve"> </w:t>
+      </w:r>
+      <w:r>
+        <w:t xml:space="preserve">1999)</w:t>
       </w:r>
       <w:r>
         <w:t xml:space="preserve">. Contemporary populations are characterised by large effective population sizes and high levels of gene flow among populations, resulting in low levels of genetic differentiation</w:t>
@@ -715,15 +763,69 @@
         <w:t xml:space="preserve">(Bosse et al. 2017)</w:t>
       </w:r>
       <w:r>
-        <w:t xml:space="preserve">. A wealth of ecological data also exists acros multiple great tit populations, enabling us to generate informed hypotheses about selection in this system.</w:t>
-      </w:r>
-    </w:p>
-    <w:p>
-      <w:pPr>
-        <w:pStyle w:val="BodyText"/>
-      </w:pPr>
-      <w:r>
-        <w:t xml:space="preserve">In this study we examined how selection, gene flow and population history have shaped patterns of genomic variation across recently colonised European great tit populations. Using a large SNP panel typed across 28 European populations, we first characterise variation within and among populations, in order to infer patterns of population history. We then examine how variation is partitioned across the genome, and test the hypothesis that highly divergent genomic regions have arisen as a result of variation in recombination rate across the genome. Finally, we examine how the relationship between genomic divergence and recombination varies according to geography, with the aim of inferring how gene flow and drift interact with selection to shape genomic landscapes in natural populations.</w:t>
+        <w:t xml:space="preserve">. A wealth of ecological data also exists across multiple great tit populations</w:t>
+      </w:r>
+      <w:r>
+        <w:t xml:space="preserve"> </w:t>
+      </w:r>
+      <w:r>
+        <w:t xml:space="preserve">(e.g. Visser</w:t>
+      </w:r>
+      <w:r>
+        <w:t xml:space="preserve"> </w:t>
+      </w:r>
+      <w:r>
+        <w:rPr>
+          <w:i/>
+        </w:rPr>
+        <w:t xml:space="preserve">et al.</w:t>
+      </w:r>
+      <w:r>
+        <w:t xml:space="preserve"> </w:t>
+      </w:r>
+      <w:r>
+        <w:t xml:space="preserve">1998; Charmantier</w:t>
+      </w:r>
+      <w:r>
+        <w:t xml:space="preserve"> </w:t>
+      </w:r>
+      <w:r>
+        <w:rPr>
+          <w:i/>
+        </w:rPr>
+        <w:t xml:space="preserve">et al.</w:t>
+      </w:r>
+      <w:r>
+        <w:t xml:space="preserve"> </w:t>
+      </w:r>
+      <w:r>
+        <w:t xml:space="preserve">2008; Dingemanse</w:t>
+      </w:r>
+      <w:r>
+        <w:t xml:space="preserve"> </w:t>
+      </w:r>
+      <w:r>
+        <w:rPr>
+          <w:i/>
+        </w:rPr>
+        <w:t xml:space="preserve">et al.</w:t>
+      </w:r>
+      <w:r>
+        <w:t xml:space="preserve"> </w:t>
+      </w:r>
+      <w:r>
+        <w:t xml:space="preserve">2012)</w:t>
+      </w:r>
+      <w:r>
+        <w:t xml:space="preserve">, enabling us to generate informed hypotheses about selection in this system.</w:t>
+      </w:r>
+    </w:p>
+    <w:p>
+      <w:pPr>
+        <w:pStyle w:val="BodyText"/>
+      </w:pPr>
+      <w:r>
+        <w:t xml:space="preserve">In this study we examined how selection, gene flow and population history have shaped patterns of genomic variation across recently colonised European great tit populations. Using a large SNP panel typed across 28 populations, we first characterise variation within and among populations, in order to infer patterns of population history. We then examine how variation is partitioned across the genome, and test the hypothesis that highly divergent genomic regions have arisen as a result of variation in recombination rate across the genome. Finally, we examine how the relationship between genomic divergence and recombination varies according to geography, with the aim of inferring how gene flow and drift interact with selection to shape genomic landscapes in natural populations.</w:t>
       </w:r>
     </w:p>
     <w:p>
@@ -911,7 +1013,7 @@
         <w:t xml:space="preserve">(Goslee &amp; Urban 2007)</w:t>
       </w:r>
       <w:r>
-        <w:t xml:space="preserve">. We tested whether genetic structure We also estimated population structure using Admixture version 1.3, with default settings</w:t>
+        <w:t xml:space="preserve">. We tested whether genetic structure was related to distance from candidate regufial populations (in the Balkans, Turkey, Spain and Italy), using Pearson correlations. We also estimated population structure using Admixture version 1.3, with default settings</w:t>
       </w:r>
       <w:r>
         <w:t xml:space="preserve"> </w:t>
@@ -995,7 +1097,7 @@
         <w:t xml:space="preserve">(Pickrell &amp; Pritchard 2012)</w:t>
       </w:r>
       <w:r>
-        <w:t xml:space="preserve">. To assess model fit, we calculated the proportion of variance relatedness between populations explained by each model</w:t>
+        <w:t xml:space="preserve">. To assess model fit, we calculated the proportion of variance in relatedness between populations explained by each model</w:t>
       </w:r>
       <w:r>
         <w:t xml:space="preserve"> </w:t>
@@ -1038,7 +1140,7 @@
         <w:t xml:space="preserve"> </w:t>
       </w:r>
       <w:r>
-        <w:t xml:space="preserve">for all markers in Plink. For plotting and analysis, we calculated mean</w:t>
+        <w:t xml:space="preserve">for all markers. For plotting and analysis, we calculated mean</w:t>
       </w:r>
       <w:r>
         <w:t xml:space="preserve"> </w:t>
@@ -1064,7 +1166,7 @@
         <w:t xml:space="preserve"> </w:t>
       </w:r>
       <w:r>
-        <w:t xml:space="preserve">values in 200kb bins, using custom R and python scripts. We also calculated standardised</w:t>
+        <w:t xml:space="preserve">values in 500kb bins, using custom R and python scripts. We also calculated standardised</w:t>
       </w:r>
       <w:r>
         <w:t xml:space="preserve"> </w:t>
@@ -1142,7 +1244,7 @@
         <w:t xml:space="preserve"> </w:t>
       </w:r>
       <w:r>
-        <w:t xml:space="preserve">values and dividing them by the standard deviation. We calculated windowed</w:t>
+        <w:t xml:space="preserve">values and dividing them by the standard deviation among windows. We calculated windowed</w:t>
       </w:r>
       <w:r>
         <w:t xml:space="preserve"> </w:t>
@@ -1197,7 +1299,7 @@
         <w:t xml:space="preserve"> </w:t>
       </w:r>
       <w:r>
-        <w:t xml:space="preserve">between the most structured populations, as defined by Admixture analysis (hereafter "marginal populations"), and between populations within a panmictic cluster in central Europe (hereafter "central European populations"). We tested whether the same regions of the genome were highly structured among these different sets of populations by comaparing windowed</w:t>
+        <w:t xml:space="preserve">between the most structured populations, as defined by Admixture analysis (hereafter "marginal populations"), and between populations within a panmictic cluster in central Europe (hereafter "central European populations"). We tested whether the same regions of the genome were highly structured among these different sets of populations by comparing windowed</w:t>
       </w:r>
       <w:r>
         <w:t xml:space="preserve"> </w:t>
@@ -1249,7 +1351,7 @@
         <w:t xml:space="preserve"> </w:t>
       </w:r>
       <w:r>
-        <w:t xml:space="preserve">outliers were more likely to occur in the same regions of the genome; we defined outlier regions as 200kb bins with mean</w:t>
+        <w:t xml:space="preserve">outliers were more likely to occur in the same regions of the genome; we defined outlier regions as 500kb bins with mean</w:t>
       </w:r>
       <w:r>
         <w:t xml:space="preserve"> </w:t>
@@ -1307,7 +1409,7 @@
         <w:pStyle w:val="BodyText"/>
       </w:pPr>
       <w:r>
-        <w:t xml:space="preserve">We tested whether the landscape of genomic differentiation was related to recombination rate variation using a recombination map preivously developed for the great tit using a 10K SNP chip</w:t>
+        <w:t xml:space="preserve">We tested whether the landscape of genomic differentiation was related to recombination rate variation using a recombination map previously developed for the great tit using a 10K SNP chip</w:t>
       </w:r>
       <w:r>
         <w:t xml:space="preserve"> </w:t>
@@ -1331,7 +1433,7 @@
         <w:t xml:space="preserve">2014)</w:t>
       </w:r>
       <w:r>
-        <w:t xml:space="preserve">. We imputed recombination rates for all SNPs in our dataset based on genetic distance to markers with known recombination rates, and from this calculated mean recombination rates in 500kb non-overlapping windows. We tested whether outlier presence/absence was related to 500kb averaged recombination rates using logistic regression.</w:t>
+        <w:t xml:space="preserve">, from which we estimated recombination rates in 500kb non-overlapping windows. We tested whether outlier presence/absence was related to 500kb averaged recombination rates using logistic regression.</w:t>
       </w:r>
     </w:p>
     <w:p>
@@ -1365,52 +1467,7 @@
         <w:t xml:space="preserve"> </w:t>
       </w:r>
       <w:r>
-        <w:t xml:space="preserve">outlier regions as above. Then for every pair of populations we performed logistic regressions and outlier presence/absence against recombination rate, and extracted the slope of these models. We tested whether variation in these slopes were related to pairwise geographic distance and pairwise</w:t>
-      </w:r>
-      <w:r>
-        <w:t xml:space="preserve"> </w:t>
-      </w:r>
-      <w:r>
-        <w:t xml:space="preserve">$F_{ST$</w:t>
-      </w:r>
-      <w:r>
-        <w:t xml:space="preserve">, using Mantel tests. We also tested whether the relationships between divergence and recombination varied according to distance from potential refugial populations, using Pearson correlation.</w:t>
-      </w:r>
-    </w:p>
-    <w:p>
-      <w:pPr>
-        <w:pStyle w:val="Heading2"/>
-      </w:pPr>
-      <w:bookmarkStart w:id="28" w:name="results"/>
-      <w:bookmarkEnd w:id="28"/>
-      <w:r>
-        <w:t xml:space="preserve">Results</w:t>
-      </w:r>
-    </w:p>
-    <w:p>
-      <w:pPr>
-        <w:pStyle w:val="Heading4"/>
-      </w:pPr>
-      <w:bookmarkStart w:id="29" w:name="genetic-diversity-and-population-history"/>
-      <w:bookmarkEnd w:id="29"/>
-      <w:r>
-        <w:t xml:space="preserve">Genetic diversity and population history</w:t>
-      </w:r>
-    </w:p>
-    <w:p>
-      <w:pPr>
-        <w:pStyle w:val="FirstParagraph"/>
-      </w:pPr>
-      <w:r>
-        <w:t xml:space="preserve">Sampling locations and sample sizes for each population are given in Table 1. For ease of presentation, we grouped populations into "regions" for plots and analyses (see Table 1 for details). Levels of genetic diversity were generally high and LD declined rapidly in all populations, but we observed substantial differences in genetic diversity among populations. Highest levels of LD were observed in the island populations of Crete (Greece), Sardinia (Italy), Corsica (France) and Vlieland (Netherlands) with lowest levels of LD in central Europe, Turkey and Spain (Fig. 1A; Fig. S1). Similarly, heterozygosity was highest in central Europe, and lowest in Crete, Sardinia and the Balkans (Fig. 1B).</w:t>
-      </w:r>
-    </w:p>
-    <w:p>
-      <w:pPr>
-        <w:pStyle w:val="BodyText"/>
-      </w:pPr>
-      <w:r>
-        <w:t xml:space="preserve">Considering all European great tit populations, there was no significant pattern of isolation-by-distance (Mantel test; r = 0.14, p = 0.16). Instead, the highest levels of</w:t>
+        <w:t xml:space="preserve">outlier regions as above. Then for every pair of populations we performed logistic regressions and outlier presence/absence against recombination rate, and extracted the slope of these models. We tested whether variation in these slopes were related to pairwise geographic distance and pairwise genome-wide</w:t>
       </w:r>
       <w:r>
         <w:t xml:space="preserve"> </w:t>
@@ -1433,10 +1490,43 @@
         </m:sSub>
       </m:oMath>
       <w:r>
-        <w:t xml:space="preserve"> </w:t>
-      </w:r>
-      <w:r>
-        <w:t xml:space="preserve">were found in comparisons involving island the populations of Corsica, Sardinia and Crete (Fig. 2A). Considering only comparisons involving mainland populations, pairwise</w:t>
+        <w:t xml:space="preserve">, using Mantel tests. We also tested whether the relationships between divergence and recombination varied according to distance from potential refugial populations, using Pearson correlation.</w:t>
+      </w:r>
+    </w:p>
+    <w:p>
+      <w:pPr>
+        <w:pStyle w:val="Heading2"/>
+      </w:pPr>
+      <w:bookmarkStart w:id="28" w:name="results"/>
+      <w:bookmarkEnd w:id="28"/>
+      <w:r>
+        <w:t xml:space="preserve">Results</w:t>
+      </w:r>
+    </w:p>
+    <w:p>
+      <w:pPr>
+        <w:pStyle w:val="Heading4"/>
+      </w:pPr>
+      <w:bookmarkStart w:id="29" w:name="genetic-diversity-and-population-history"/>
+      <w:bookmarkEnd w:id="29"/>
+      <w:r>
+        <w:t xml:space="preserve">Genetic diversity and population history</w:t>
+      </w:r>
+    </w:p>
+    <w:p>
+      <w:pPr>
+        <w:pStyle w:val="FirstParagraph"/>
+      </w:pPr>
+      <w:r>
+        <w:t xml:space="preserve">Sampling locations and sample sizes for each population are given in Table 1. Levels of genetic diversity were generally high and LD declined rapidly in all populations, but we observed substantial differences in genetic diversity among populations. Highest levels of LD were observed in the island populations of Crete (Greece), Sardinia (Italy), Corsica (France) and Vlieland (Netherlands) with lowest levels of LD in central Europe, Turkey and Spain (Fig. 1A; Fig. S1). Similarly, heterozygosity was highest in central Europe, and lowest in Crete, Sardinia and the Balkans (Fig. 1B).</w:t>
+      </w:r>
+    </w:p>
+    <w:p>
+      <w:pPr>
+        <w:pStyle w:val="BodyText"/>
+      </w:pPr>
+      <w:r>
+        <w:t xml:space="preserve">Considering all European great tit populations, there was no significant pattern of isolation-by-distance (Mantel test; r = 0.14, p = 0.16). Instead, the highest levels of</w:t>
       </w:r>
       <w:r>
         <w:t xml:space="preserve"> </w:t>
@@ -1462,7 +1552,7 @@
         <w:t xml:space="preserve"> </w:t>
       </w:r>
       <w:r>
-        <w:t xml:space="preserve">was still not related to related to geographic distance (r = 0.18, p = 0.13). We then examined genetic structure in relation to distance from potential refugial populations (only including mainland populations), and found that</w:t>
+        <w:t xml:space="preserve">were found in comparisons involving the island populations of Corsica, Sardinia and Crete (Fig. 2A Fig. 2B). Considering only comparisons involving mainland populations, pairwise</w:t>
       </w:r>
       <w:r>
         <w:t xml:space="preserve"> </w:t>
@@ -1488,7 +1578,33 @@
         <w:t xml:space="preserve"> </w:t>
       </w:r>
       <w:r>
-        <w:t xml:space="preserve">was significantly related to distance from Turkey (r = 0.83, p &lt; 0.001; Fig. 2B), but not to distance from Spain (r = 0.09, p = 0.69), or from Italy (r = 0.16, p = 0.48).</w:t>
+        <w:t xml:space="preserve">was still not related to related to geographic distance (r = 0.18, p = 0.13). We then examined genetic structure in relation to distance from potential refugial populations (only including mainland populations), and found that</w:t>
+      </w:r>
+      <w:r>
+        <w:t xml:space="preserve"> </w:t>
+      </w:r>
+      <m:oMath>
+        <m:sSub>
+          <m:e>
+            <m:r>
+              <m:t>F</m:t>
+            </m:r>
+          </m:e>
+          <m:sub>
+            <m:r>
+              <m:t>S</m:t>
+            </m:r>
+            <m:r>
+              <m:t>T</m:t>
+            </m:r>
+          </m:sub>
+        </m:sSub>
+      </m:oMath>
+      <w:r>
+        <w:t xml:space="preserve"> </w:t>
+      </w:r>
+      <w:r>
+        <w:t xml:space="preserve">was significantly related to distance from Turkey (r = 0.83, p &lt; 0.001; Fig. 2C) and the Balkans (r = 0.67, p &lt; 0.001), but not to distance from Spain (r = 0.09, p = 0.69), or from Italy (r = 0.16, p = 0.48).</w:t>
       </w:r>
     </w:p>
     <w:p>
@@ -1632,7 +1748,7 @@
         <w:pStyle w:val="BodyText"/>
       </w:pPr>
       <w:r>
-        <w:t xml:space="preserve">Maximum likelihood analyses implemented in Treemix showed that a model with no migration explained 97.8% of variance in relatedness between populations; increasing the number of migration events substantially improved the percentage of relatedness explained, up to 99.7% when 10 migration events were fitted (Fig. S4). In Figure 3 we display maximum likelihood tree with 2 migration events, after which the variance in relatedness explained plateaued when more migration events were added (Fig. S4). The tree was generally characterised by short branch lengths, with the exception of the island populations of Sardinia and Crete, which were grouped with the population from mainland Italy. The Spanish and Corsican populations were also grouped together, and were populations from Turkey and the Balkans, and populations from England and Scotland (Fig. 3). The two fitted migration edges both involved Sardinia, involving migration from eastern Europe, and to Corsica (Fig. 3).</w:t>
+        <w:t xml:space="preserve">Maximum likelihood analyses implemented in Treemix showed that a model with no migration explained 97.8% of variance in relatedness between populations; increasing the number of migration events substantially improved the percentage of relatedness explained, up to 99.7% when 10 migration events were fitted (Fig. S4). In Figure 3 we display the maximum likelihood tree with 2 migration events, after which the variance in relatedness explained plateaued when more migration events were added (Fig. S4). The tree was generally characterised by short branch lengths, with the exception of the island populations of Sardinia and Crete, which were grouped with the population from mainland Italy. The Spanish and Corsican populations were also grouped together, and were populations from Turkey and the Balkans, and populations from England and Scotland (Fig. 3). The two fitted migration edges both involved Sardinia, involving migration from eastern Europe, and to Corsica (Fig. 3).</w:t>
       </w:r>
     </w:p>
     <w:p>
@@ -1929,7 +2045,7 @@
         <w:t xml:space="preserve"> </w:t>
       </w:r>
       <w:r>
-        <w:t xml:space="preserve">differ across the marginal and central populations, the landscape of genomic differntiation is similarly heterogeneous (Fig. 4A). Finally, we found that</w:t>
+        <w:t xml:space="preserve">differ across the marginal and central populations, the landscape of genomic differentiation is highly heterogeneous across both sets of populations (Fig. 4A).</w:t>
       </w:r>
       <w:r>
         <w:t xml:space="preserve"> </w:t>
@@ -1969,7 +2085,7 @@
         <w:t xml:space="preserve"> </w:t>
       </w:r>
       <w:r>
-        <w:t xml:space="preserve">= &lt; 0.001; Fig. 4C), and the central (</w:t>
+        <w:t xml:space="preserve">&lt; 0.001; Fig. 4C), and the central (</w:t>
       </w:r>
       <m:oMath>
         <m:r>
@@ -1988,7 +2104,7 @@
         <w:pStyle w:val="BodyText"/>
       </w:pPr>
       <w:r>
-        <w:t xml:space="preserve">We next quantified how the landscape of genomic differentiation was related to recombination rate for all 378 pairs of populations. The slope of the relationship between presence/absence of FST outliers and recombination rate was negative in the majority (81%) of pairwise comparisons.</w:t>
+        <w:t xml:space="preserve">We next quantified how the landscape of genomic differentiation was related to recombination rate for all 378 pairs of populations. The slope of the relationship between presence/absence of FST outliers and recombination rate was negative in the majority (81%) of pairwise comparisons (Fig. 5A).</w:t>
       </w:r>
       <w:r>
         <w:t xml:space="preserve"> </w:t>
@@ -2014,7 +2130,7 @@
         <w:t xml:space="preserve"> </w:t>
       </w:r>
       <w:r>
-        <w:t xml:space="preserve">outliers were most likely to be found in regions of low recombination in pairwise comparisons involving populations in the UK and Spain, as well as comparisons involving Corsica and Sardina (Fig. 5A). Outliers were found in regions with higher recombination rates in pairwise comparisons involving eastern and central European populations, and Crete (Fig. 5A). There was no significant difference between the relationship between</w:t>
+        <w:t xml:space="preserve">outliers were most likely to be found in regions of low recombination in pairwise comparisons involving populations in the UK and Spain, as well as comparisons involving Corsica and Sardinia (Fig. 5A). Outliers were found in regions with higher recombination rates in pairwise comparisons involving eastern and central European populations, and Crete (Fig. 5A). The relationship between</w:t>
       </w:r>
       <w:r>
         <w:t xml:space="preserve"> </w:t>
@@ -2040,7 +2156,70 @@
         <w:t xml:space="preserve"> </w:t>
       </w:r>
       <w:r>
-        <w:t xml:space="preserve">outliers and recombination rate across pairwise comparisons involving mainlands and islands (</w:t>
+        <w:t xml:space="preserve">outlier presence/absence and recombination rate did not vary according to the geographical distance between populations (r = -0.14, p = 0.21). However, we found a strong, negative relationship between the</w:t>
+      </w:r>
+      <w:r>
+        <w:t xml:space="preserve"> </w:t>
+      </w:r>
+      <m:oMath>
+        <m:sSub>
+          <m:e>
+            <m:r>
+              <m:t>F</m:t>
+            </m:r>
+          </m:e>
+          <m:sub>
+            <m:r>
+              <m:t>S</m:t>
+            </m:r>
+            <m:r>
+              <m:t>T</m:t>
+            </m:r>
+          </m:sub>
+        </m:sSub>
+      </m:oMath>
+      <w:r>
+        <w:t xml:space="preserve">/recombination slope and genome-wide</w:t>
+      </w:r>
+      <w:r>
+        <w:t xml:space="preserve"> </w:t>
+      </w:r>
+      <m:oMath>
+        <m:sSub>
+          <m:e>
+            <m:r>
+              <m:t>F</m:t>
+            </m:r>
+          </m:e>
+          <m:sub>
+            <m:r>
+              <m:t>S</m:t>
+            </m:r>
+            <m:r>
+              <m:t>T</m:t>
+            </m:r>
+          </m:sub>
+        </m:sSub>
+      </m:oMath>
+      <w:r>
+        <w:t xml:space="preserve"> </w:t>
+      </w:r>
+      <w:r>
+        <w:t xml:space="preserve">(</w:t>
+      </w:r>
+      <m:oMath>
+        <m:r>
+          <m:t>r</m:t>
+        </m:r>
+      </m:oMath>
+      <w:r>
+        <w:t xml:space="preserve"> </w:t>
+      </w:r>
+      <w:r>
+        <w:t xml:space="preserve">= -0.24,</w:t>
+      </w:r>
+      <w:r>
+        <w:t xml:space="preserve"> </w:t>
       </w:r>
       <m:oMath>
         <m:r>
@@ -2051,7 +2230,7 @@
         <w:t xml:space="preserve"> </w:t>
       </w:r>
       <w:r>
-        <w:t xml:space="preserve">0.16; Fig. 5B), and the relationship between</w:t>
+        <w:t xml:space="preserve">&lt; 0.001). Considering only mainland populations, we found that the relationship between presence/absence of</w:t>
       </w:r>
       <w:r>
         <w:t xml:space="preserve"> </w:t>
@@ -2077,56 +2256,7 @@
         <w:t xml:space="preserve"> </w:t>
       </w:r>
       <w:r>
-        <w:t xml:space="preserve">outliers and recombination rate did not vary according to the geographical distance between populations (r = -0.14, p = 0.21). We found a strong, negative relationship between the</w:t>
-      </w:r>
-      <w:r>
-        <w:t xml:space="preserve"> </w:t>
-      </w:r>
-      <m:oMath>
-        <m:sSub>
-          <m:e>
-            <m:r>
-              <m:t>F</m:t>
-            </m:r>
-          </m:e>
-          <m:sub>
-            <m:r>
-              <m:t>S</m:t>
-            </m:r>
-            <m:r>
-              <m:t>T</m:t>
-            </m:r>
-          </m:sub>
-        </m:sSub>
-      </m:oMath>
-      <w:r>
-        <w:t xml:space="preserve">/recombination slope and genome-wide</w:t>
-      </w:r>
-      <w:r>
-        <w:t xml:space="preserve"> </w:t>
-      </w:r>
-      <m:oMath>
-        <m:sSub>
-          <m:e>
-            <m:r>
-              <m:t>F</m:t>
-            </m:r>
-          </m:e>
-          <m:sub>
-            <m:r>
-              <m:t>S</m:t>
-            </m:r>
-            <m:r>
-              <m:t>T</m:t>
-            </m:r>
-          </m:sub>
-        </m:sSub>
-      </m:oMath>
-      <w:r>
-        <w:t xml:space="preserve"> </w:t>
-      </w:r>
-      <w:r>
-        <w:t xml:space="preserve">(</w:t>
+        <w:t xml:space="preserve">outliers and recombination decreased with distance from Turkey (</w:t>
       </w:r>
       <m:oMath>
         <m:r>
@@ -2137,7 +2267,7 @@
         <w:t xml:space="preserve"> </w:t>
       </w:r>
       <w:r>
-        <w:t xml:space="preserve">= -0.24,</w:t>
+        <w:t xml:space="preserve">= -0.65,</w:t>
       </w:r>
       <w:r>
         <w:t xml:space="preserve"> </w:t>
@@ -2151,33 +2281,7 @@
         <w:t xml:space="preserve"> </w:t>
       </w:r>
       <w:r>
-        <w:t xml:space="preserve">&lt; &lt; 0.001). However, we did find that, considering mainland populations, that the relationship between presene/absence of</w:t>
-      </w:r>
-      <w:r>
-        <w:t xml:space="preserve"> </w:t>
-      </w:r>
-      <m:oMath>
-        <m:sSub>
-          <m:e>
-            <m:r>
-              <m:t>F</m:t>
-            </m:r>
-          </m:e>
-          <m:sub>
-            <m:r>
-              <m:t>S</m:t>
-            </m:r>
-            <m:r>
-              <m:t>T</m:t>
-            </m:r>
-          </m:sub>
-        </m:sSub>
-      </m:oMath>
-      <w:r>
-        <w:t xml:space="preserve"> </w:t>
-      </w:r>
-      <w:r>
-        <w:t xml:space="preserve">outliers and recombination decreased with distance from Turkey (</w:t>
+        <w:t xml:space="preserve">= 0.001; Fig. 5B), and with genetic structure with Turkey (</w:t>
       </w:r>
       <m:oMath>
         <m:r>
@@ -2188,7 +2292,7 @@
         <w:t xml:space="preserve"> </w:t>
       </w:r>
       <w:r>
-        <w:t xml:space="preserve">= -0.65,</w:t>
+        <w:t xml:space="preserve">= -0.63,</w:t>
       </w:r>
       <w:r>
         <w:t xml:space="preserve"> </w:t>
@@ -2202,31 +2306,6 @@
         <w:t xml:space="preserve"> </w:t>
       </w:r>
       <w:r>
-        <w:t xml:space="preserve">= 0.001; Fig. 5B), and with genetic structure with Turkey (</w:t>
-      </w:r>
-      <m:oMath>
-        <m:r>
-          <m:t>r</m:t>
-        </m:r>
-      </m:oMath>
-      <w:r>
-        <w:t xml:space="preserve"> </w:t>
-      </w:r>
-      <w:r>
-        <w:t xml:space="preserve">= -0.63,</w:t>
-      </w:r>
-      <w:r>
-        <w:t xml:space="preserve"> </w:t>
-      </w:r>
-      <m:oMath>
-        <m:r>
-          <m:t>P</m:t>
-        </m:r>
-      </m:oMath>
-      <w:r>
-        <w:t xml:space="preserve"> </w:t>
-      </w:r>
-      <w:r>
         <w:t xml:space="preserve">= 0.002; Fig. 5C).</w:t>
       </w:r>
     </w:p>
@@ -2245,7 +2324,7 @@
         <w:pStyle w:val="FirstParagraph"/>
       </w:pPr>
       <w:r>
-        <w:t xml:space="preserve">UNFINISHED. IGNORE FOR NOW OR ADD NOTES/THOUGHTS</w:t>
+        <w:t xml:space="preserve">UNFINISHED - I WANT TO FINALISE THE ANALYSES/RESULTS BEFORE GOING INTO DETAIL HERE. IGNORE FOR NOW OR ADD NOTES/THOUGHTS.</w:t>
       </w:r>
     </w:p>
     <w:p>
@@ -2300,7 +2379,7 @@
         <w:pStyle w:val="BodyText"/>
       </w:pPr>
       <w:r>
-        <w:t xml:space="preserve">Our results suggest that great tits colonised Europe from a single refugium in the balkans. This scenario has been suggested before</w:t>
+        <w:t xml:space="preserve">Our results suggest that great tits colonised Europe from a single refugium in the Balkans. This scenario has been suggested before</w:t>
       </w:r>
       <w:r>
         <w:t xml:space="preserve"> </w:t>
@@ -2324,15 +2403,15 @@
         <w:t xml:space="preserve">1999)</w:t>
       </w:r>
       <w:r>
-        <w:t xml:space="preserve">, and our observed pattern of increasing genome-wide divergence from the Turkish and Balkan populations lends this hypothesis empirical support. Genomic structure among mainland populations is, however, extremely low, and even with hundreds of thousands of markers Admixture was unable to separate the central European populations. Similarly, in the Treemix analysis the central European great tit populations formed a large group characterised by shallow branching, although much of the grouping that did occur (e.g. Findland and Estonia) made geographical sense. Interestingly, Treemix grouped the Spanish and Corsican populations, which is consistent with previous subspecies descriptiions of European great tits (REF). More generally, the highest levels of differentiation were found between island populations, suggesting a reduced effective population size and reduced gene flow in these populations.</w:t>
-      </w:r>
-    </w:p>
-    <w:p>
-      <w:pPr>
-        <w:pStyle w:val="BodyText"/>
-      </w:pPr>
-      <w:r>
-        <w:t xml:space="preserve">It is likely that the many, and perhaps the majority, of wild populations are characterised by highly heterogeneous patterns of differentiation across the genome (see REFS for a recent overview). What is not yet clear is how quickly "islands" of differentiation arise, nor how selection, gene flow and drift interact with genomic architecture to shape differentation over shorter and longer evolutionary timescales</w:t>
+        <w:t xml:space="preserve">, and our observed pattern of increasing genome-wide divergence from the Turkish and Balkan populations lends this hypothesis empirical support. Genomic structure among mainland populations is, however, extremely low, and even with hundreds of thousands of markers Admixture was unable to separate the central European populations. Similarly, in the Treemix analysis the central European great tit populations formed a large group characterised by shallow branching, although much of the grouping that did occur (e.g. Finland and Estonia) made geographical sense. Interestingly, Treemix grouped the Spanish and Corsican populations, which is consistent with previous subspecies descriptions of European great tits (REF). More generally, the highest levels of differentiation were found between island populations, suggesting a reduced effective population size and reduced gene flow in these populations.</w:t>
+      </w:r>
+    </w:p>
+    <w:p>
+      <w:pPr>
+        <w:pStyle w:val="BodyText"/>
+      </w:pPr>
+      <w:r>
+        <w:t xml:space="preserve">It is likely that the many, and perhaps the majority, of wild populations are characterised by highly heterogeneous patterns of differentiation across the genome (see REFS for a recent overview). What is not yet clear is how quickly "islands" of differentiation arise, nor how selection, gene flow and drift interact with genomic architecture to shape differentiation over shorter and longer evolutionary timescales</w:t>
       </w:r>
       <w:r>
         <w:t xml:space="preserve"> </w:t>
@@ -2384,7 +2463,7 @@
         <w:pStyle w:val="BodyText"/>
       </w:pPr>
       <w:r>
-        <w:t xml:space="preserve">Patterns of increasing genetic differentiation with distance from In accordance with this, we find that the tendency for outlier regions to occur in regions of low recombination increases with geographical and genetic distance from the refugial population in Turkey (Fig. 5). Thus we suggest that in contintal species, the increased genome-wide divergence that accumulates with distance from refugial populations is accelerated in regions of low recombination, resulting in highly heterogeneous landscapes of genomic differentiation.</w:t>
+        <w:t xml:space="preserve">Patterns of increasing genetic differentiation with distance from In accordance with this, we find that the tendency for outlier regions to occur in regions of low recombination increases with geographical and genetic distance from the refugial population in Turkey (Fig. 5). Thus we suggest that in continental species, the increased genome-wide divergence that accumulates with distance from refugial populations is accelerated in regions of low recombination, resulting in highly heterogeneous landscapes of genomic differentiation.</w:t>
       </w:r>
     </w:p>
     <w:p>
@@ -2527,6 +2606,38 @@
         <w:pStyle w:val="BodyText"/>
       </w:pPr>
       <w:r>
+        <w:t xml:space="preserve">Charmantier, A., McCleery, R.H., Cole, L.R., Perrins, C., Kruuk, L.E.B. &amp; Sheldon, B.C. (2008) Adaptive phenotypic plasticity in response to climate change in a wild bird population.</w:t>
+      </w:r>
+      <w:r>
+        <w:t xml:space="preserve"> </w:t>
+      </w:r>
+      <w:r>
+        <w:rPr>
+          <w:i/>
+        </w:rPr>
+        <w:t xml:space="preserve">Science (New York, N.Y.)</w:t>
+      </w:r>
+      <w:r>
+        <w:t xml:space="preserve">,</w:t>
+      </w:r>
+      <w:r>
+        <w:t xml:space="preserve"> </w:t>
+      </w:r>
+      <w:r>
+        <w:rPr>
+          <w:b/>
+        </w:rPr>
+        <w:t xml:space="preserve">320</w:t>
+      </w:r>
+      <w:r>
+        <w:t xml:space="preserve">, 800–3.</w:t>
+      </w:r>
+    </w:p>
+    <w:p>
+      <w:pPr>
+        <w:pStyle w:val="BodyText"/>
+      </w:pPr>
+      <w:r>
         <w:t xml:space="preserve">Cruickshank, T.E. &amp; Hahn, M.W. (2014) Reanalysis suggests that genomic islands of speciation are due to reduced diversity, not reduced gene flow.</w:t>
       </w:r>
       <w:r>
@@ -2559,6 +2670,38 @@
         <w:pStyle w:val="BodyText"/>
       </w:pPr>
       <w:r>
+        <w:t xml:space="preserve">Dingemanse, N.J., Bouwman, K.M., Pol, M. van de, Overveld, T. van, Patrick, S.C., Matthysen, E. &amp; Quinn, J.L. (2012) Variation in personality and behavioural plasticity across four populations of the great tit Parus major.</w:t>
+      </w:r>
+      <w:r>
+        <w:t xml:space="preserve"> </w:t>
+      </w:r>
+      <w:r>
+        <w:rPr>
+          <w:i/>
+        </w:rPr>
+        <w:t xml:space="preserve">Journal of Animal Ecology</w:t>
+      </w:r>
+      <w:r>
+        <w:t xml:space="preserve">,</w:t>
+      </w:r>
+      <w:r>
+        <w:t xml:space="preserve"> </w:t>
+      </w:r>
+      <w:r>
+        <w:rPr>
+          <w:b/>
+        </w:rPr>
+        <w:t xml:space="preserve">81</w:t>
+      </w:r>
+      <w:r>
+        <w:t xml:space="preserve">, 116–126.</w:t>
+      </w:r>
+    </w:p>
+    <w:p>
+      <w:pPr>
+        <w:pStyle w:val="BodyText"/>
+      </w:pPr>
+      <w:r>
         <w:t xml:space="preserve">Ellegren, H. &amp; Wolf, J.B.W. (2017) Parallelism in genomic landscapes of differentiation, conserved genomic features and the role of linked selection.</w:t>
       </w:r>
       <w:r>
@@ -2591,6 +2734,38 @@
         <w:pStyle w:val="BodyText"/>
       </w:pPr>
       <w:r>
+        <w:t xml:space="preserve">Feder, J.L., Egan, S.P. &amp; Nosil, P. (2012) The genomics of speciation-with-gene-flow.</w:t>
+      </w:r>
+      <w:r>
+        <w:t xml:space="preserve"> </w:t>
+      </w:r>
+      <w:r>
+        <w:rPr>
+          <w:i/>
+        </w:rPr>
+        <w:t xml:space="preserve">Trends in Genetics</w:t>
+      </w:r>
+      <w:r>
+        <w:t xml:space="preserve">,</w:t>
+      </w:r>
+      <w:r>
+        <w:t xml:space="preserve"> </w:t>
+      </w:r>
+      <w:r>
+        <w:rPr>
+          <w:b/>
+        </w:rPr>
+        <w:t xml:space="preserve">28</w:t>
+      </w:r>
+      <w:r>
+        <w:t xml:space="preserve">, 342–350.</w:t>
+      </w:r>
+    </w:p>
+    <w:p>
+      <w:pPr>
+        <w:pStyle w:val="BodyText"/>
+      </w:pPr>
+      <w:r>
         <w:t xml:space="preserve">Goslee, S.C. &amp; Urban, D.L. (2007) The ecodist package for dissimilarity-based analysis of ecological data.</w:t>
       </w:r>
       <w:r>
@@ -2643,7 +2818,7 @@
         <w:pStyle w:val="BodyText"/>
       </w:pPr>
       <w:r>
-        <w:t xml:space="preserve">Harris, H. (1966) Enzyme polymorphisms in man.</w:t>
+        <w:t xml:space="preserve">Harris, H. (1966) Enzyme Polymorphisms in Man.</w:t>
       </w:r>
       <w:r>
         <w:t xml:space="preserve"> </w:t>
@@ -2823,6 +2998,38 @@
         <w:pStyle w:val="BodyText"/>
       </w:pPr>
       <w:r>
+        <w:t xml:space="preserve">Lanfear, R., Kokko, H. &amp; Eyre-Waler, A. (2014) Population size and the rate of evolution.</w:t>
+      </w:r>
+      <w:r>
+        <w:t xml:space="preserve"> </w:t>
+      </w:r>
+      <w:r>
+        <w:rPr>
+          <w:i/>
+        </w:rPr>
+        <w:t xml:space="preserve">Trends in Ecology &amp; Evolution</w:t>
+      </w:r>
+      <w:r>
+        <w:t xml:space="preserve">,</w:t>
+      </w:r>
+      <w:r>
+        <w:t xml:space="preserve"> </w:t>
+      </w:r>
+      <w:r>
+        <w:rPr>
+          <w:b/>
+        </w:rPr>
+        <w:t xml:space="preserve">29</w:t>
+      </w:r>
+      <w:r>
+        <w:t xml:space="preserve">, 33–41.</w:t>
+      </w:r>
+    </w:p>
+    <w:p>
+      <w:pPr>
+        <w:pStyle w:val="BodyText"/>
+      </w:pPr>
+      <w:r>
         <w:t xml:space="preserve">Lemoine, M., Lucek, K., Perrier, C., Saladin, V., Adriaensen, F., Barba, E., Belda, E.J., Charmantier, A., Cichoń, M., Eeva, T., Grégoire, A., Hinde, C.A., Johnsen, A., Komdeur, J., Mänd, R., Matthysen, E., Norte, A.C., Pitala, N., Sheldon, B.C., Slagsvold, T., Tinbergen, J.M., Török, J., Ubels, R., Oers, K. van, Visser, M.E., Doligez, B. &amp; Richner, H. (2016) Low but contrasting neutral genetic differentiation shaped by winter temperature in European great tits.</w:t>
       </w:r>
       <w:r>
@@ -2983,6 +3190,38 @@
         <w:pStyle w:val="BodyText"/>
       </w:pPr>
       <w:r>
+        <w:t xml:space="preserve">Nei, M. (2005) Selectionism and Neutralism in Molecular Evolution.</w:t>
+      </w:r>
+      <w:r>
+        <w:t xml:space="preserve"> </w:t>
+      </w:r>
+      <w:r>
+        <w:rPr>
+          <w:i/>
+        </w:rPr>
+        <w:t xml:space="preserve">Molecular Biology and Evolution</w:t>
+      </w:r>
+      <w:r>
+        <w:t xml:space="preserve">,</w:t>
+      </w:r>
+      <w:r>
+        <w:t xml:space="preserve"> </w:t>
+      </w:r>
+      <w:r>
+        <w:rPr>
+          <w:b/>
+        </w:rPr>
+        <w:t xml:space="preserve">22</w:t>
+      </w:r>
+      <w:r>
+        <w:t xml:space="preserve">, 2318–2342.</w:t>
+      </w:r>
+    </w:p>
+    <w:p>
+      <w:pPr>
+        <w:pStyle w:val="BodyText"/>
+      </w:pPr>
+      <w:r>
         <w:t xml:space="preserve">Noor, M.A.F. &amp; Bennett, S.M. (2009) Islands of speciation or mirages in the desert? Examining the role of restricted recombination in maintaining species.</w:t>
       </w:r>
       <w:r>
@@ -3336,6 +3575,38 @@
       </w:r>
       <w:r>
         <w:t xml:space="preserve">, 4284–4295.</w:t>
+      </w:r>
+    </w:p>
+    <w:p>
+      <w:pPr>
+        <w:pStyle w:val="BodyText"/>
+      </w:pPr>
+      <w:r>
+        <w:t xml:space="preserve">Visser, M.E., Noordwijk, A.J.v., Tinbergen, J.M. &amp; Lessells, C.M. (1998) Warmer springs lead to mistimed reproduction in great tits (Parus major).</w:t>
+      </w:r>
+      <w:r>
+        <w:t xml:space="preserve"> </w:t>
+      </w:r>
+      <w:r>
+        <w:rPr>
+          <w:i/>
+        </w:rPr>
+        <w:t xml:space="preserve">Proceedings of the Royal Society B: Biological Sciences</w:t>
+      </w:r>
+      <w:r>
+        <w:t xml:space="preserve">,</w:t>
+      </w:r>
+      <w:r>
+        <w:t xml:space="preserve"> </w:t>
+      </w:r>
+      <w:r>
+        <w:rPr>
+          <w:b/>
+        </w:rPr>
+        <w:t xml:space="preserve">265</w:t>
+      </w:r>
+      <w:r>
+        <w:t xml:space="preserve">, 1867–1870.</w:t>
       </w:r>
     </w:p>
     <w:p>
@@ -5118,17 +5389,41 @@
         <w:t xml:space="preserve"> </w:t>
       </w:r>
       <w:r>
-        <w:t xml:space="preserve">Sampling locations, heterozygosity</w:t>
-      </w:r>
-    </w:p>
-    <w:p>
-      <w:pPr>
-        <w:pStyle w:val="BodyText"/>
-      </w:pPr>
-      <w:r>
         <w:rPr>
           <w:b/>
         </w:rPr>
+        <w:t xml:space="preserve">A</w:t>
+      </w:r>
+      <w:r>
+        <w:t xml:space="preserve"> </w:t>
+      </w:r>
+      <w:r>
+        <w:t xml:space="preserve">Sampling locations of great tit populations used in the present study. The size of the circles represents the extent of short term LD (markers within 1kb) within each population.</w:t>
+      </w:r>
+      <w:r>
+        <w:t xml:space="preserve"> </w:t>
+      </w:r>
+      <w:r>
+        <w:rPr>
+          <w:b/>
+        </w:rPr>
+        <w:t xml:space="preserve">B</w:t>
+      </w:r>
+      <w:r>
+        <w:t xml:space="preserve"> </w:t>
+      </w:r>
+      <w:r>
+        <w:t xml:space="preserve">Notched boxplots of marker-based heterozygosity in each population.</w:t>
+      </w:r>
+    </w:p>
+    <w:p>
+      <w:pPr>
+        <w:pStyle w:val="BodyText"/>
+      </w:pPr>
+      <w:r>
+        <w:rPr>
+          <w:b/>
+        </w:rPr>
         <w:t xml:space="preserve">Figure 2</w:t>
       </w:r>
       <w:r>
@@ -5150,7 +5445,7 @@
         <w:t xml:space="preserve"> </w:t>
       </w:r>
       <w:r>
-        <w:t xml:space="preserve">Pairwise</w:t>
+        <w:t xml:space="preserve">Heatmap of pairwise</w:t>
       </w:r>
       <w:r>
         <w:t xml:space="preserve"> </w:t>
@@ -5176,7 +5471,7 @@
         <w:t xml:space="preserve"> </w:t>
       </w:r>
       <w:r>
-        <w:t xml:space="preserve">between all European populations in relation to pairwise geographic distance;</w:t>
+        <w:t xml:space="preserve">between all European populations.</w:t>
       </w:r>
       <w:r>
         <w:t xml:space="preserve"> </w:t>
@@ -5191,7 +5486,7 @@
         <w:t xml:space="preserve"> </w:t>
       </w:r>
       <w:r>
-        <w:t xml:space="preserve">pairwise</w:t>
+        <w:t xml:space="preserve">Pairwise</w:t>
       </w:r>
       <w:r>
         <w:t xml:space="preserve"> </w:t>
@@ -5217,7 +5512,7 @@
         <w:t xml:space="preserve"> </w:t>
       </w:r>
       <w:r>
-        <w:t xml:space="preserve">between a proposed refugial population in Turkey and all other populations, in relation to geographic distance from the refugia. Blue points in</w:t>
+        <w:t xml:space="preserve">in comparisons involving island (or island/mainland) and only mainland populations.</w:t>
       </w:r>
       <w:r>
         <w:t xml:space="preserve"> </w:t>
@@ -5226,13 +5521,39 @@
         <w:rPr>
           <w:b/>
         </w:rPr>
-        <w:t xml:space="preserve">A</w:t>
-      </w:r>
-      <w:r>
-        <w:t xml:space="preserve"> </w:t>
-      </w:r>
-      <w:r>
-        <w:t xml:space="preserve">and</w:t>
+        <w:t xml:space="preserve">C</w:t>
+      </w:r>
+      <w:r>
+        <w:t xml:space="preserve"> </w:t>
+      </w:r>
+      <w:r>
+        <w:t xml:space="preserve">Pairwise</w:t>
+      </w:r>
+      <w:r>
+        <w:t xml:space="preserve"> </w:t>
+      </w:r>
+      <m:oMath>
+        <m:sSub>
+          <m:e>
+            <m:r>
+              <m:t>F</m:t>
+            </m:r>
+          </m:e>
+          <m:sub>
+            <m:r>
+              <m:t>S</m:t>
+            </m:r>
+            <m:r>
+              <m:t>T</m:t>
+            </m:r>
+          </m:sub>
+        </m:sSub>
+      </m:oMath>
+      <w:r>
+        <w:t xml:space="preserve"> </w:t>
+      </w:r>
+      <w:r>
+        <w:t xml:space="preserve">in relation to geographic distance from the Turkey, only including comparisons involving Turkey.</w:t>
       </w:r>
       <w:r>
         <w:t xml:space="preserve"> </w:t>
@@ -5241,22 +5562,7 @@
         <w:rPr>
           <w:b/>
         </w:rPr>
-        <w:t xml:space="preserve">B</w:t>
-      </w:r>
-      <w:r>
-        <w:t xml:space="preserve"> </w:t>
-      </w:r>
-      <w:r>
-        <w:t xml:space="preserve">are comparisons involving the island populations of Corsica, Sardinia and Crete, while grey points represent all other comparisons.</w:t>
-      </w:r>
-      <w:r>
-        <w:t xml:space="preserve"> </w:t>
-      </w:r>
-      <w:r>
-        <w:rPr>
-          <w:b/>
-        </w:rPr>
-        <w:t xml:space="preserve">C,D</w:t>
+        <w:t xml:space="preserve">D</w:t>
       </w:r>
       <w:r>
         <w:t xml:space="preserve"> </w:t>
@@ -5276,39 +5582,162 @@
         <w:t xml:space="preserve"> </w:t>
       </w:r>
       <w:r>
-        <w:t xml:space="preserve">= 3, (</w:t>
-      </w:r>
+        <w:t xml:space="preserve">= 8.</w:t>
+      </w:r>
+    </w:p>
+    <w:p>
+      <w:pPr>
+        <w:pStyle w:val="BodyText"/>
+      </w:pPr>
       <w:r>
         <w:rPr>
           <w:b/>
         </w:rPr>
-        <w:t xml:space="preserve">C</w:t>
-      </w:r>
-      <w:r>
-        <w:t xml:space="preserve">) and</w:t>
+        <w:t xml:space="preserve">Figure 3</w:t>
+      </w:r>
+      <w:r>
+        <w:t xml:space="preserve"> </w:t>
+      </w:r>
+      <w:r>
+        <w:t xml:space="preserve">Maximum likelihood tree inferred by Treemix, allowing ten migration events. Migrations events (arrows) are coloured according to their weight (red = higher migration), and horizontal branch lengths are proportional to the amount of genetic drift that has occurred along the branch.</w:t>
+      </w:r>
+    </w:p>
+    <w:p>
+      <w:pPr>
+        <w:pStyle w:val="BodyText"/>
+      </w:pPr>
+      <w:r>
+        <w:rPr>
+          <w:b/>
+        </w:rPr>
+        <w:t xml:space="preserve">Figure 4</w:t>
+      </w:r>
+      <w:r>
+        <w:t xml:space="preserve"> </w:t>
+      </w:r>
+      <w:r>
+        <w:t xml:space="preserve">Landscapes of genomic differentiation among European great tit populations.</w:t>
+      </w:r>
+      <w:r>
+        <w:t xml:space="preserve"> </w:t>
+      </w:r>
+      <w:r>
+        <w:rPr>
+          <w:b/>
+        </w:rPr>
+        <w:t xml:space="preserve">A</w:t>
+      </w:r>
+      <w:r>
+        <w:t xml:space="preserve"> </w:t>
+      </w:r>
+      <w:r>
+        <w:t xml:space="preserve">Manhattan plot of</w:t>
       </w:r>
       <w:r>
         <w:t xml:space="preserve"> </w:t>
       </w:r>
       <m:oMath>
         <m:r>
-          <m:t>K</m:t>
+          <m:t>Z</m:t>
         </m:r>
+        <m:sSub>
+          <m:e>
+            <m:r>
+              <m:t>F</m:t>
+            </m:r>
+          </m:e>
+          <m:sub>
+            <m:r>
+              <m:t>S</m:t>
+            </m:r>
+            <m:r>
+              <m:t>T</m:t>
+            </m:r>
+          </m:sub>
+        </m:sSub>
       </m:oMath>
       <w:r>
         <w:t xml:space="preserve"> </w:t>
       </w:r>
       <w:r>
-        <w:t xml:space="preserve">= 8 (</w:t>
+        <w:t xml:space="preserve">in 500kb windows across the central (top) and marginal (bottom) populations.</w:t>
+      </w:r>
+      <w:r>
+        <w:t xml:space="preserve"> </w:t>
       </w:r>
       <w:r>
         <w:rPr>
           <w:b/>
         </w:rPr>
+        <w:t xml:space="preserve">B</w:t>
+      </w:r>
+      <w:r>
+        <w:t xml:space="preserve"> </w:t>
+      </w:r>
+      <w:r>
+        <w:t xml:space="preserve">Relationship between windowed</w:t>
+      </w:r>
+      <w:r>
+        <w:t xml:space="preserve"> </w:t>
+      </w:r>
+      <m:oMath>
+        <m:r>
+          <m:t>Z</m:t>
+        </m:r>
+        <m:sSub>
+          <m:e>
+            <m:r>
+              <m:t>F</m:t>
+            </m:r>
+          </m:e>
+          <m:sub>
+            <m:r>
+              <m:t>S</m:t>
+            </m:r>
+            <m:r>
+              <m:t>T</m:t>
+            </m:r>
+          </m:sub>
+        </m:sSub>
+      </m:oMath>
+      <w:r>
+        <w:t xml:space="preserve"> </w:t>
+      </w:r>
+      <w:r>
+        <w:t xml:space="preserve">values in the marginal and central populations. Dotted lines represent 95% quantiles, and outlier loci are coloured in navy.</w:t>
+      </w:r>
+      <w:r>
+        <w:t xml:space="preserve"> </w:t>
+      </w:r>
+      <w:r>
+        <w:rPr>
+          <w:b/>
+        </w:rPr>
+        <w:t xml:space="preserve">C,D</w:t>
+      </w:r>
+      <w:r>
+        <w:t xml:space="preserve"> </w:t>
+      </w:r>
+      <w:r>
+        <w:t xml:space="preserve">Recombination rate at outlier and non-outlier windows in the central (</w:t>
+      </w:r>
+      <w:r>
+        <w:rPr>
+          <w:i/>
+        </w:rPr>
+        <w:t xml:space="preserve">C</w:t>
+      </w:r>
+      <w:r>
+        <w:t xml:space="preserve">) and marginal (</w:t>
+      </w:r>
+      <w:r>
+        <w:rPr>
+          <w:i/>
+        </w:rPr>
         <w:t xml:space="preserve">D</w:t>
       </w:r>
       <w:r>
-        <w:t xml:space="preserve">).</w:t>
+        <w:t xml:space="preserve">) populations.</w:t>
       </w:r>
     </w:p>
     <w:p>
@@ -5319,38 +5748,61 @@
         <w:rPr>
           <w:b/>
         </w:rPr>
-        <w:t xml:space="preserve">Figure 3</w:t>
-      </w:r>
-      <w:r>
-        <w:t xml:space="preserve"> </w:t>
-      </w:r>
-      <w:r>
-        <w:t xml:space="preserve">Maximum likelihood tree inferred by Treemix, allowing ten migration events. Migrations events (arrows) are coloured according to their weight (red = higher migration), and horizontal branch lengths are proportional to the amount of genetic drift that has occurred along the branch.</w:t>
-      </w:r>
-    </w:p>
-    <w:p>
-      <w:pPr>
-        <w:pStyle w:val="BodyText"/>
-      </w:pPr>
-      <w:r>
-        <w:t xml:space="preserve">*</w:t>
+        <w:t xml:space="preserve">Figure 5</w:t>
+      </w:r>
+      <w:r>
+        <w:t xml:space="preserve"> </w:t>
+      </w:r>
+      <w:r>
+        <w:t xml:space="preserve">Genomic differentiation and recombination in European great tit populations.</w:t>
+      </w:r>
+      <w:r>
+        <w:t xml:space="preserve"> </w:t>
       </w:r>
       <w:r>
         <w:rPr>
           <w:b/>
         </w:rPr>
-        <w:t xml:space="preserve">Figure 4</w:t>
-      </w:r>
-    </w:p>
-    <w:p>
-      <w:pPr>
-        <w:pStyle w:val="BodyText"/>
-      </w:pPr>
+        <w:t xml:space="preserve">A</w:t>
+      </w:r>
+      <w:r>
+        <w:t xml:space="preserve"> </w:t>
+      </w:r>
+      <w:r>
+        <w:t xml:space="preserve">Heatmap of the relationship (i.e. the slope from a logistic regression) between outlier presence/absence and recombination rate among all pairs of populations.</w:t>
+      </w:r>
+      <w:r>
+        <w:t xml:space="preserve"> </w:t>
+      </w:r>
       <w:r>
         <w:rPr>
           <w:b/>
         </w:rPr>
-        <w:t xml:space="preserve">Figure 5</w:t>
+        <w:t xml:space="preserve">B,C</w:t>
+      </w:r>
+      <w:r>
+        <w:t xml:space="preserve"> </w:t>
+      </w:r>
+      <w:r>
+        <w:t xml:space="preserve">The slope of this relationship in relation to geographical (</w:t>
+      </w:r>
+      <w:r>
+        <w:rPr>
+          <w:b/>
+        </w:rPr>
+        <w:t xml:space="preserve">C</w:t>
+      </w:r>
+      <w:r>
+        <w:t xml:space="preserve">) and genetic (</w:t>
+      </w:r>
+      <w:r>
+        <w:rPr>
+          <w:b/>
+        </w:rPr>
+        <w:t xml:space="preserve">D</w:t>
+      </w:r>
+      <w:r>
+        <w:t xml:space="preserve">) distance to a proposed refugial population in Turkey.</w:t>
       </w:r>
     </w:p>
     <w:p>
@@ -5757,7 +6209,7 @@
     </w:lvl>
   </w:abstractNum>
   <w:abstractNum w:abstractNumId="990">
-    <w:nsid w:val="c937e05c"/>
+    <w:nsid w:val="ddb80f84"/>
     <w:multiLevelType w:val="multilevel"/>
     <w:lvl w:ilvl="0">
       <w:numFmt w:val="bullet"/>

--- a/Manuscript/SpurginBosse_Hapmap_MS.docx
+++ b/Manuscript/SpurginBosse_Hapmap_MS.docx
@@ -211,7 +211,7 @@
         <w:t xml:space="preserve">Parus major</w:t>
       </w:r>
       <w:r>
-        <w:t xml:space="preserve">) in Europe. We found that genome-wide variation was consistent with a recent colonisation across Europe from a single refugium in the Balkans and/or Turkey. The highest levels of genome-wide structure were found between island populations in Crete, Sardinia and Corsica, most likely as a result of mild bottlenecks and reduced gene flow among these populations. We then found that the landscape of genomic differentiation was highly heterogeneous, with clear "islands of divergence", even among ostensibly panmictic great tit populations. Islands of divergence were consistently found in regions of low recombination, even among the most closely related populations, suggesting that background selection can rapidly promote population differentiation among large, recently colonised populations undergoing gene flow. Finally, we found that the relationship between recombination and the landscape of genomic differentiation mirrored the population history of great tits in Europe, with the strongest relationship between population divergence and recombination found among the most distantly related populations. Together, our findings suggest that studies of genomic divergence in the wild should consider population history, demography and genomic architecture, as well as likely patterns of natural selection.</w:t>
+        <w:t xml:space="preserve">) populations in Europe. We found that genome-wide variation was consistent with a recent colonisation across Europe from a single refugium in the Balkans and/or Turkey. The highest levels of genome-wide structure were found between island populations in Crete, Sardinia and Corsica, most likely as a result of mild bottlenecks and reduced gene flow among these populations. We then found that the landscape of genomic differentiation was highly heterogeneous, with clear "islands of divergence", even among ostensibly panmictic great tit populations. Islands of divergence were consistently found in regions of low recombination, even among the most closely related populations, suggesting that background selection can rapidly promote population differentiation among large, recently colonised populations undergoing gene flow. Finally, we found that the relationship between recombination and the landscape of genomic differentiation mirrored the population history of great tits in Europe, with the strongest relationship between population divergence and recombination found among the most distantly related populations. Together, our findings suggest that studies of genomic divergence in the wild should consider population history, demography and genomic architecture, as well as likely patterns of natural selection.</w:t>
       </w:r>
     </w:p>
     <w:p>
@@ -235,7 +235,16 @@
         <w:t xml:space="preserve"> </w:t>
       </w:r>
       <w:r>
-        <w:t xml:space="preserve">(Harris 1966)</w:t>
+        <w:t xml:space="preserve">(</w:t>
+      </w:r>
+      <w:r>
+        <w:rPr>
+          <w:b/>
+        </w:rPr>
+        <w:t xml:space="preserve">???</w:t>
+      </w:r>
+      <w:r>
+        <w:t xml:space="preserve">)</w:t>
       </w:r>
       <w:r>
         <w:t xml:space="preserve"> </w:t>
@@ -256,7 +265,28 @@
         <w:t xml:space="preserve"> </w:t>
       </w:r>
       <w:r>
-        <w:t xml:space="preserve">(Hubby &amp; Lewontin 1966; Lewontin &amp; Hubby 1966)</w:t>
+        <w:t xml:space="preserve">(</w:t>
+      </w:r>
+      <w:r>
+        <w:rPr>
+          <w:b/>
+        </w:rPr>
+        <w:t xml:space="preserve">???</w:t>
+      </w:r>
+      <w:r>
+        <w:t xml:space="preserve">,</w:t>
+      </w:r>
+      <w:r>
+        <w:t xml:space="preserve"> </w:t>
+      </w:r>
+      <w:r>
+        <w:rPr>
+          <w:b/>
+        </w:rPr>
+        <w:t xml:space="preserve">???</w:t>
+      </w:r>
+      <w:r>
+        <w:t xml:space="preserve">)</w:t>
       </w:r>
       <w:r>
         <w:t xml:space="preserve">, there has been great interest in explaining how evolutionary and ecological processes shape the patterns of genetic variation observed within and among natural populations. One focus of research and debate in this area has been on quantifying the roles of adaptive and neutral processes in explaining observed levels of genetic variation</w:t>
@@ -265,7 +295,16 @@
         <w:t xml:space="preserve"> </w:t>
       </w:r>
       <w:r>
-        <w:t xml:space="preserve">(Nei 2005)</w:t>
+        <w:t xml:space="preserve">(</w:t>
+      </w:r>
+      <w:r>
+        <w:rPr>
+          <w:b/>
+        </w:rPr>
+        <w:t xml:space="preserve">???</w:t>
+      </w:r>
+      <w:r>
+        <w:t xml:space="preserve">)</w:t>
       </w:r>
       <w:r>
         <w:t xml:space="preserve">. However, adaptation does not occur in isolation, but against a background of recombination, gene flow, and genetic drift. More recently there has been increased effort in understanding how these fundamental evolutionary forces operate in concert to generate and maintain the levels of genetic diversity commonly observed in natural populations</w:t>
@@ -274,7 +313,31 @@
         <w:t xml:space="preserve"> </w:t>
       </w:r>
       <w:r>
-        <w:t xml:space="preserve">(e.g. Feder, Egan &amp; Nosil 2012; Lanfear, Kokko &amp; Eyre-Waler 2014)</w:t>
+        <w:t xml:space="preserve">(e.g.</w:t>
+      </w:r>
+      <w:r>
+        <w:t xml:space="preserve"> </w:t>
+      </w:r>
+      <w:r>
+        <w:rPr>
+          <w:b/>
+        </w:rPr>
+        <w:t xml:space="preserve">???</w:t>
+      </w:r>
+      <w:r>
+        <w:t xml:space="preserve">,</w:t>
+      </w:r>
+      <w:r>
+        <w:t xml:space="preserve"> </w:t>
+      </w:r>
+      <w:r>
+        <w:rPr>
+          <w:b/>
+        </w:rPr>
+        <w:t xml:space="preserve">???</w:t>
+      </w:r>
+      <w:r>
+        <w:t xml:space="preserve">)</w:t>
       </w:r>
       <w:r>
         <w:t xml:space="preserve">.</w:t>
@@ -291,22 +354,16 @@
         <w:t xml:space="preserve"> </w:t>
       </w:r>
       <w:r>
-        <w:t xml:space="preserve">(Turner</w:t>
-      </w:r>
-      <w:r>
-        <w:t xml:space="preserve"> </w:t>
-      </w:r>
-      <w:r>
-        <w:rPr>
-          <w:i/>
-        </w:rPr>
-        <w:t xml:space="preserve">et al.</w:t>
-      </w:r>
-      <w:r>
-        <w:t xml:space="preserve"> </w:t>
-      </w:r>
-      <w:r>
-        <w:t xml:space="preserve">2005)</w:t>
+        <w:t xml:space="preserve">(</w:t>
+      </w:r>
+      <w:r>
+        <w:rPr>
+          <w:b/>
+        </w:rPr>
+        <w:t xml:space="preserve">???</w:t>
+      </w:r>
+      <w:r>
+        <w:t xml:space="preserve">)</w:t>
       </w:r>
       <w:r>
         <w:t xml:space="preserve">. A feature of these "genomic landscapes" of differentiation that has received particular attention is the presence of so-called "islands of divergence"; outlier regions of the genome with high levels of divergence estimated from statistics such as</w:t>
@@ -361,7 +418,135 @@
         <w:t xml:space="preserve"> </w:t>
       </w:r>
       <w:r>
-        <w:t xml:space="preserve">(e.g. Turner</w:t>
+        <w:t xml:space="preserve">(e.g.</w:t>
+      </w:r>
+      <w:r>
+        <w:t xml:space="preserve"> </w:t>
+      </w:r>
+      <w:r>
+        <w:rPr>
+          <w:b/>
+        </w:rPr>
+        <w:t xml:space="preserve">???</w:t>
+      </w:r>
+      <w:r>
+        <w:t xml:space="preserve">,</w:t>
+      </w:r>
+      <w:r>
+        <w:t xml:space="preserve"> </w:t>
+      </w:r>
+      <w:r>
+        <w:rPr>
+          <w:b/>
+        </w:rPr>
+        <w:t xml:space="preserve">???</w:t>
+      </w:r>
+      <w:r>
+        <w:t xml:space="preserve">,</w:t>
+      </w:r>
+      <w:r>
+        <w:t xml:space="preserve"> </w:t>
+      </w:r>
+      <w:r>
+        <w:rPr>
+          <w:b/>
+        </w:rPr>
+        <w:t xml:space="preserve">???</w:t>
+      </w:r>
+      <w:r>
+        <w:t xml:space="preserve">,</w:t>
+      </w:r>
+      <w:r>
+        <w:t xml:space="preserve"> </w:t>
+      </w:r>
+      <w:r>
+        <w:rPr>
+          <w:b/>
+        </w:rPr>
+        <w:t xml:space="preserve">???</w:t>
+      </w:r>
+      <w:r>
+        <w:t xml:space="preserve">)</w:t>
+      </w:r>
+      <w:r>
+        <w:t xml:space="preserve">. Initially these regions were termed "islands of speciation", and were thought to arise as a result of reduced gene flow in genomic regions associated with reproductive isolation</w:t>
+      </w:r>
+      <w:r>
+        <w:t xml:space="preserve"> </w:t>
+      </w:r>
+      <w:r>
+        <w:t xml:space="preserve">(</w:t>
+      </w:r>
+      <w:r>
+        <w:rPr>
+          <w:b/>
+        </w:rPr>
+        <w:t xml:space="preserve">???</w:t>
+      </w:r>
+      <w:r>
+        <w:t xml:space="preserve">)</w:t>
+      </w:r>
+      <w:r>
+        <w:t xml:space="preserve">. Subsequent modelling and analysis revealed that highly heterogeneous patterns of genomic divergence can occur in the complete absence of gene flow, as a result of linked selection on beneficial or deleterious mutations</w:t>
+      </w:r>
+      <w:r>
+        <w:t xml:space="preserve"> </w:t>
+      </w:r>
+      <w:r>
+        <w:t xml:space="preserve">(</w:t>
+      </w:r>
+      <w:r>
+        <w:rPr>
+          <w:b/>
+        </w:rPr>
+        <w:t xml:space="preserve">???</w:t>
+      </w:r>
+      <w:r>
+        <w:t xml:space="preserve">,</w:t>
+      </w:r>
+      <w:r>
+        <w:t xml:space="preserve"> </w:t>
+      </w:r>
+      <w:r>
+        <w:rPr>
+          <w:b/>
+        </w:rPr>
+        <w:t xml:space="preserve">???</w:t>
+      </w:r>
+      <w:r>
+        <w:t xml:space="preserve">)</w:t>
+      </w:r>
+      <w:r>
+        <w:t xml:space="preserve">.</w:t>
+      </w:r>
+    </w:p>
+    <w:p>
+      <w:pPr>
+        <w:pStyle w:val="BodyText"/>
+      </w:pPr>
+      <w:r>
+        <w:t xml:space="preserve">Comparing patterns of genomic differentiation among sets of populations and/or species at different stages of the speciation continuum is a powerful way of disentangling the forces that shape variation among populations. Martin et al.</w:t>
+      </w:r>
+      <w:r>
+        <w:t xml:space="preserve"> </w:t>
+      </w:r>
+      <w:r>
+        <w:t xml:space="preserve">(</w:t>
+      </w:r>
+      <w:r>
+        <w:rPr>
+          <w:b/>
+        </w:rPr>
+        <w:t xml:space="preserve">???</w:t>
+      </w:r>
+      <w:r>
+        <w:t xml:space="preserve">)</w:t>
+      </w:r>
+      <w:r>
+        <w:t xml:space="preserve"> </w:t>
+      </w:r>
+      <w:r>
+        <w:t xml:space="preserve">showed that, across multiple</w:t>
       </w:r>
       <w:r>
         <w:t xml:space="preserve"> </w:t>
@@ -370,13 +555,34 @@
         <w:rPr>
           <w:i/>
         </w:rPr>
-        <w:t xml:space="preserve">et al.</w:t>
-      </w:r>
-      <w:r>
-        <w:t xml:space="preserve"> </w:t>
-      </w:r>
-      <w:r>
-        <w:t xml:space="preserve">2005; Nadeau</w:t>
+        <w:t xml:space="preserve">Heliconius</w:t>
+      </w:r>
+      <w:r>
+        <w:t xml:space="preserve"> </w:t>
+      </w:r>
+      <w:r>
+        <w:t xml:space="preserve">butterfly populations and species, patterns of genomic variation were shaped by a combination of gene flow and selection, particularly in genomic regions harbouring genes involved in wing patterning. In contrast, Renaut et al.</w:t>
+      </w:r>
+      <w:r>
+        <w:t xml:space="preserve"> </w:t>
+      </w:r>
+      <w:r>
+        <w:t xml:space="preserve">(</w:t>
+      </w:r>
+      <w:r>
+        <w:rPr>
+          <w:b/>
+        </w:rPr>
+        <w:t xml:space="preserve">???</w:t>
+      </w:r>
+      <w:r>
+        <w:t xml:space="preserve">)</w:t>
+      </w:r>
+      <w:r>
+        <w:t xml:space="preserve"> </w:t>
+      </w:r>
+      <w:r>
+        <w:t xml:space="preserve">showed that in</w:t>
       </w:r>
       <w:r>
         <w:t xml:space="preserve"> </w:t>
@@ -385,28 +591,266 @@
         <w:rPr>
           <w:i/>
         </w:rPr>
-        <w:t xml:space="preserve">et al.</w:t>
-      </w:r>
-      <w:r>
-        <w:t xml:space="preserve"> </w:t>
-      </w:r>
-      <w:r>
-        <w:t xml:space="preserve">2011; Renaut</w:t>
-      </w:r>
-      <w:r>
-        <w:t xml:space="preserve"> </w:t>
+        <w:t xml:space="preserve">Helianthus</w:t>
+      </w:r>
+      <w:r>
+        <w:t xml:space="preserve"> </w:t>
+      </w:r>
+      <w:r>
+        <w:t xml:space="preserve">sunflowers, genomic architecture was the main driver of genomic differentiation across sets of populations. Similarly, recent research in birds has revealed that differentiation landscapes are conserved across populations, species and even across avian families</w:t>
+      </w:r>
+      <w:r>
+        <w:t xml:space="preserve"> </w:t>
+      </w:r>
+      <w:r>
+        <w:t xml:space="preserve">(</w:t>
+      </w:r>
+      <w:r>
+        <w:rPr>
+          <w:b/>
+        </w:rPr>
+        <w:t xml:space="preserve">???</w:t>
+      </w:r>
+      <w:r>
+        <w:t xml:space="preserve">,</w:t>
+      </w:r>
+      <w:r>
+        <w:t xml:space="preserve"> </w:t>
+      </w:r>
+      <w:r>
+        <w:rPr>
+          <w:b/>
+        </w:rPr>
+        <w:t xml:space="preserve">???</w:t>
+      </w:r>
+      <w:r>
+        <w:t xml:space="preserve">,</w:t>
+      </w:r>
+      <w:r>
+        <w:t xml:space="preserve"> </w:t>
+      </w:r>
+      <w:r>
+        <w:rPr>
+          <w:b/>
+        </w:rPr>
+        <w:t xml:space="preserve">???</w:t>
+      </w:r>
+      <w:r>
+        <w:t xml:space="preserve">)</w:t>
+      </w:r>
+      <w:r>
+        <w:t xml:space="preserve">. This latter pattern appears to have arisen, at least in part, as a result of a highly conserved recombination landscape in birds.</w:t>
+      </w:r>
+    </w:p>
+    <w:p>
+      <w:pPr>
+        <w:pStyle w:val="BodyText"/>
+      </w:pPr>
+      <w:r>
+        <w:t xml:space="preserve">It is now clear that the recombination landscape is a key driver of genomic variation, but we are only just beginning to understand how this recombination rate variation interacts with other evolutionary forces to shape patterns of differentiation across natural populations and species</w:t>
+      </w:r>
+      <w:r>
+        <w:t xml:space="preserve"> </w:t>
+      </w:r>
+      <w:r>
+        <w:t xml:space="preserve">(</w:t>
+      </w:r>
+      <w:r>
+        <w:rPr>
+          <w:b/>
+        </w:rPr>
+        <w:t xml:space="preserve">???</w:t>
+      </w:r>
+      <w:r>
+        <w:t xml:space="preserve">,</w:t>
+      </w:r>
+      <w:r>
+        <w:t xml:space="preserve"> </w:t>
+      </w:r>
+      <w:r>
+        <w:rPr>
+          <w:b/>
+        </w:rPr>
+        <w:t xml:space="preserve">???</w:t>
+      </w:r>
+      <w:r>
+        <w:t xml:space="preserve">,</w:t>
+      </w:r>
+      <w:r>
+        <w:t xml:space="preserve"> </w:t>
+      </w:r>
+      <w:r>
+        <w:rPr>
+          <w:b/>
+        </w:rPr>
+        <w:t xml:space="preserve">???</w:t>
+      </w:r>
+      <w:r>
+        <w:t xml:space="preserve">,</w:t>
+      </w:r>
+      <w:r>
+        <w:t xml:space="preserve"> </w:t>
+      </w:r>
+      <w:r>
+        <w:rPr>
+          <w:b/>
+        </w:rPr>
+        <w:t xml:space="preserve">???</w:t>
+      </w:r>
+      <w:r>
+        <w:t xml:space="preserve">,</w:t>
+      </w:r>
+      <w:r>
+        <w:t xml:space="preserve"> </w:t>
+      </w:r>
+      <w:r>
+        <w:rPr>
+          <w:b/>
+        </w:rPr>
+        <w:t xml:space="preserve">???</w:t>
+      </w:r>
+      <w:r>
+        <w:t xml:space="preserve">)</w:t>
+      </w:r>
+      <w:r>
+        <w:t xml:space="preserve">. A recent, large-scale analysis in sticklebacks showed that, like in many other studies, islands of differentiation were most likely to be found in regions of low recombination, but by looking at this relationship across many pairs of populations they showed that outlier genomic regions were more likely to arise in low recombination regions when gene flow occurred between populations</w:t>
+      </w:r>
+      <w:r>
+        <w:t xml:space="preserve"> </w:t>
+      </w:r>
+      <w:r>
+        <w:t xml:space="preserve">(</w:t>
+      </w:r>
+      <w:r>
+        <w:rPr>
+          <w:b/>
+        </w:rPr>
+        <w:t xml:space="preserve">???</w:t>
+      </w:r>
+      <w:r>
+        <w:t xml:space="preserve">)</w:t>
+      </w:r>
+      <w:r>
+        <w:t xml:space="preserve">. There is also a significant impact of how recently separated populations are, and it is expected that in very recently separated populations the differentiation landscape is most likely to reflect selective sweeps, then as divergence accumulates, genomic architecture plays an increasingly important role</w:t>
+      </w:r>
+      <w:r>
+        <w:t xml:space="preserve"> </w:t>
+      </w:r>
+      <w:r>
+        <w:t xml:space="preserve">(</w:t>
+      </w:r>
+      <w:r>
+        <w:rPr>
+          <w:b/>
+        </w:rPr>
+        <w:t xml:space="preserve">???</w:t>
+      </w:r>
+      <w:r>
+        <w:t xml:space="preserve">)</w:t>
+      </w:r>
+      <w:r>
+        <w:t xml:space="preserve">. More studies of genomic differentiation across very recently separated populations are now required to examine i) how rapidly divergence can accumulate in low recombining regions, and ii) how selection, gene flow and genomic architecture interact to shape genomic divergence in the early stages of the differentiation process.</w:t>
+      </w:r>
+    </w:p>
+    <w:p>
+      <w:pPr>
+        <w:pStyle w:val="BodyText"/>
+      </w:pPr>
+      <w:r>
+        <w:t xml:space="preserve">The European great tit (</w:t>
       </w:r>
       <w:r>
         <w:rPr>
           <w:i/>
         </w:rPr>
-        <w:t xml:space="preserve">et al.</w:t>
-      </w:r>
-      <w:r>
-        <w:t xml:space="preserve"> </w:t>
-      </w:r>
-      <w:r>
-        <w:t xml:space="preserve">2013; Poelstra</w:t>
+        <w:t xml:space="preserve">Parus major major</w:t>
+      </w:r>
+      <w:r>
+        <w:t xml:space="preserve">) is an excellent model for ecological and evolutionary study</w:t>
+      </w:r>
+      <w:r>
+        <w:t xml:space="preserve"> </w:t>
+      </w:r>
+      <w:r>
+        <w:t xml:space="preserve">(</w:t>
+      </w:r>
+      <w:r>
+        <w:rPr>
+          <w:b/>
+        </w:rPr>
+        <w:t xml:space="preserve">???</w:t>
+      </w:r>
+      <w:r>
+        <w:t xml:space="preserve">)</w:t>
+      </w:r>
+      <w:r>
+        <w:t xml:space="preserve">. Phyleogeographic research using mitochondrial and microsatellite loci suggests that this species has recently expanded across its European range, possible from a single refugium in the Balkans</w:t>
+      </w:r>
+      <w:r>
+        <w:t xml:space="preserve"> </w:t>
+      </w:r>
+      <w:r>
+        <w:t xml:space="preserve">(</w:t>
+      </w:r>
+      <w:r>
+        <w:rPr>
+          <w:b/>
+        </w:rPr>
+        <w:t xml:space="preserve">???</w:t>
+      </w:r>
+      <w:r>
+        <w:t xml:space="preserve">)</w:t>
+      </w:r>
+      <w:r>
+        <w:t xml:space="preserve">. Contemporary populations are characterised by large effective population sizes and high levels of gene flow among populations, resulting in low levels of genetic differentiation</w:t>
+      </w:r>
+      <w:r>
+        <w:t xml:space="preserve"> </w:t>
+      </w:r>
+      <w:r>
+        <w:t xml:space="preserve">(</w:t>
+      </w:r>
+      <w:r>
+        <w:rPr>
+          <w:b/>
+        </w:rPr>
+        <w:t xml:space="preserve">???</w:t>
+      </w:r>
+      <w:r>
+        <w:t xml:space="preserve">,</w:t>
+      </w:r>
+      <w:r>
+        <w:t xml:space="preserve"> </w:t>
+      </w:r>
+      <w:r>
+        <w:rPr>
+          <w:b/>
+        </w:rPr>
+        <w:t xml:space="preserve">???</w:t>
+      </w:r>
+      <w:r>
+        <w:t xml:space="preserve">)</w:t>
+      </w:r>
+      <w:r>
+        <w:t xml:space="preserve">. The genome of the great tit has recently been sequenced</w:t>
+      </w:r>
+      <w:r>
+        <w:t xml:space="preserve"> </w:t>
+      </w:r>
+      <w:r>
+        <w:t xml:space="preserve">(</w:t>
+      </w:r>
+      <w:r>
+        <w:rPr>
+          <w:b/>
+        </w:rPr>
+        <w:t xml:space="preserve">???</w:t>
+      </w:r>
+      <w:r>
+        <w:t xml:space="preserve">)</w:t>
+      </w:r>
+      <w:r>
+        <w:t xml:space="preserve">, and a high density (650K) panel of SNP markers has been developed. A recent study of two European populations using this marker panel suggests that rapid adaptation has occurred at the genomic and phenotypic levels</w:t>
       </w:r>
       <w:r>
         <w:t xml:space="preserve"> </w:t>
@@ -415,351 +859,6 @@
         <w:rPr>
           <w:i/>
         </w:rPr>
-        <w:t xml:space="preserve">et al.</w:t>
-      </w:r>
-      <w:r>
-        <w:t xml:space="preserve"> </w:t>
-      </w:r>
-      <w:r>
-        <w:t xml:space="preserve">2014)</w:t>
-      </w:r>
-      <w:r>
-        <w:t xml:space="preserve">. Initially these regions were termed "islands of speciation", and were thought to arise as a result of reduced gene flow in genomic regions associated with reproductive isolation</w:t>
-      </w:r>
-      <w:r>
-        <w:t xml:space="preserve"> </w:t>
-      </w:r>
-      <w:r>
-        <w:t xml:space="preserve">(Turner</w:t>
-      </w:r>
-      <w:r>
-        <w:t xml:space="preserve"> </w:t>
-      </w:r>
-      <w:r>
-        <w:rPr>
-          <w:i/>
-        </w:rPr>
-        <w:t xml:space="preserve">et al.</w:t>
-      </w:r>
-      <w:r>
-        <w:t xml:space="preserve"> </w:t>
-      </w:r>
-      <w:r>
-        <w:t xml:space="preserve">2005)</w:t>
-      </w:r>
-      <w:r>
-        <w:t xml:space="preserve">. Subsequent modelling and analysis revealed that highly heterogeneous patterns of genomic divergence in the complete absence of gene flow, as a result of linked selection on beneficial or deleterious mutations</w:t>
-      </w:r>
-      <w:r>
-        <w:t xml:space="preserve"> </w:t>
-      </w:r>
-      <w:r>
-        <w:t xml:space="preserve">(Noor &amp; Bennett 2009; Cruickshank &amp; Hahn 2014)</w:t>
-      </w:r>
-      <w:r>
-        <w:t xml:space="preserve">.</w:t>
-      </w:r>
-    </w:p>
-    <w:p>
-      <w:pPr>
-        <w:pStyle w:val="BodyText"/>
-      </w:pPr>
-      <w:r>
-        <w:t xml:space="preserve">Comparing patterns of genomic differentiation among sets of populations and/or species at different stages of the speciation continuum is a powerful way of disentangling the forces that shape variation among populations. Martin et al.</w:t>
-      </w:r>
-      <w:r>
-        <w:t xml:space="preserve"> </w:t>
-      </w:r>
-      <w:r>
-        <w:t xml:space="preserve">(2013)</w:t>
-      </w:r>
-      <w:r>
-        <w:t xml:space="preserve"> </w:t>
-      </w:r>
-      <w:r>
-        <w:t xml:space="preserve">showed that, across multiple</w:t>
-      </w:r>
-      <w:r>
-        <w:t xml:space="preserve"> </w:t>
-      </w:r>
-      <w:r>
-        <w:rPr>
-          <w:i/>
-        </w:rPr>
-        <w:t xml:space="preserve">Heliconius</w:t>
-      </w:r>
-      <w:r>
-        <w:t xml:space="preserve"> </w:t>
-      </w:r>
-      <w:r>
-        <w:t xml:space="preserve">butterfly populations and species, patterns of genomic variation were shaped by a combination gene flow and selection, particularly genomic regions harbouring genes involved in wing patterning. In contrast, Renaut et al.</w:t>
-      </w:r>
-      <w:r>
-        <w:t xml:space="preserve"> </w:t>
-      </w:r>
-      <w:r>
-        <w:t xml:space="preserve">(2013)</w:t>
-      </w:r>
-      <w:r>
-        <w:t xml:space="preserve"> </w:t>
-      </w:r>
-      <w:r>
-        <w:t xml:space="preserve">showed that in</w:t>
-      </w:r>
-      <w:r>
-        <w:t xml:space="preserve"> </w:t>
-      </w:r>
-      <w:r>
-        <w:rPr>
-          <w:i/>
-        </w:rPr>
-        <w:t xml:space="preserve">Helianthus</w:t>
-      </w:r>
-      <w:r>
-        <w:t xml:space="preserve"> </w:t>
-      </w:r>
-      <w:r>
-        <w:t xml:space="preserve">sunflowers, genomic architecture was the main driver of genomic differentiation across sets of populations. Similarly, recent research in birds has revealed that differentiation landscapes are conserved across populations, species and even across avian families</w:t>
-      </w:r>
-      <w:r>
-        <w:t xml:space="preserve"> </w:t>
-      </w:r>
-      <w:r>
-        <w:t xml:space="preserve">(Burri</w:t>
-      </w:r>
-      <w:r>
-        <w:t xml:space="preserve"> </w:t>
-      </w:r>
-      <w:r>
-        <w:rPr>
-          <w:i/>
-        </w:rPr>
-        <w:t xml:space="preserve">et al.</w:t>
-      </w:r>
-      <w:r>
-        <w:t xml:space="preserve"> </w:t>
-      </w:r>
-      <w:r>
-        <w:t xml:space="preserve">2015; Van Doren</w:t>
-      </w:r>
-      <w:r>
-        <w:t xml:space="preserve"> </w:t>
-      </w:r>
-      <w:r>
-        <w:rPr>
-          <w:i/>
-        </w:rPr>
-        <w:t xml:space="preserve">et al.</w:t>
-      </w:r>
-      <w:r>
-        <w:t xml:space="preserve"> </w:t>
-      </w:r>
-      <w:r>
-        <w:t xml:space="preserve">2017; Vijay</w:t>
-      </w:r>
-      <w:r>
-        <w:t xml:space="preserve"> </w:t>
-      </w:r>
-      <w:r>
-        <w:rPr>
-          <w:i/>
-        </w:rPr>
-        <w:t xml:space="preserve">et al.</w:t>
-      </w:r>
-      <w:r>
-        <w:t xml:space="preserve"> </w:t>
-      </w:r>
-      <w:r>
-        <w:t xml:space="preserve">2017)</w:t>
-      </w:r>
-      <w:r>
-        <w:t xml:space="preserve">. This latter pattern appears to have arisen, at least in part, as a result of a highly conserved recombination landscape in birds.</w:t>
-      </w:r>
-    </w:p>
-    <w:p>
-      <w:pPr>
-        <w:pStyle w:val="BodyText"/>
-      </w:pPr>
-      <w:r>
-        <w:t xml:space="preserve">It is now clear that the recombination landscape is a key driver of genomic variation, but we are only just beginning to understand how this recombination rate variation interacts with other evolutionary forces to shape patterns of differentiation across natural populations and species</w:t>
-      </w:r>
-      <w:r>
-        <w:t xml:space="preserve"> </w:t>
-      </w:r>
-      <w:r>
-        <w:t xml:space="preserve">(Burri 2017; Ellegren &amp; Wolf 2017; Jiggins &amp; Martin 2017; Lohse 2017; Ravinet</w:t>
-      </w:r>
-      <w:r>
-        <w:t xml:space="preserve"> </w:t>
-      </w:r>
-      <w:r>
-        <w:rPr>
-          <w:i/>
-        </w:rPr>
-        <w:t xml:space="preserve">et al.</w:t>
-      </w:r>
-      <w:r>
-        <w:t xml:space="preserve"> </w:t>
-      </w:r>
-      <w:r>
-        <w:t xml:space="preserve">2017)</w:t>
-      </w:r>
-      <w:r>
-        <w:t xml:space="preserve">. A recent, large-scale analysis in sticklebacks showed that, like in many other studies, islands of differentiation were most likely to be found in regions of low recombination, but by looking this relationship across many pairs of populations they showed that outlier genomic regions were more likely to arise in low recombination regions when gene flow occurred between populations</w:t>
-      </w:r>
-      <w:r>
-        <w:t xml:space="preserve"> </w:t>
-      </w:r>
-      <w:r>
-        <w:t xml:space="preserve">(Samuk</w:t>
-      </w:r>
-      <w:r>
-        <w:t xml:space="preserve"> </w:t>
-      </w:r>
-      <w:r>
-        <w:rPr>
-          <w:i/>
-        </w:rPr>
-        <w:t xml:space="preserve">et al.</w:t>
-      </w:r>
-      <w:r>
-        <w:t xml:space="preserve"> </w:t>
-      </w:r>
-      <w:r>
-        <w:t xml:space="preserve">2017)</w:t>
-      </w:r>
-      <w:r>
-        <w:t xml:space="preserve">. There is also a significant impact of how recently separated populations are, and it is expected that in very recently separated populations the differentiation landscape is most likely to reflect selective sweeps, then as divergence accumulates, genomic architecture plays an increasingly important role</w:t>
-      </w:r>
-      <w:r>
-        <w:t xml:space="preserve"> </w:t>
-      </w:r>
-      <w:r>
-        <w:t xml:space="preserve">(Burri 2017)</w:t>
-      </w:r>
-      <w:r>
-        <w:t xml:space="preserve">. More studies of genomic differentiation across very recently separated populations are now required to examine i) how rapidly divergence can accumulate in low recombining regions, and ii) how selection, gene flow and genomic architecture interact to shape genomic divergence in the early stages of the differentiation process.</w:t>
-      </w:r>
-    </w:p>
-    <w:p>
-      <w:pPr>
-        <w:pStyle w:val="BodyText"/>
-      </w:pPr>
-      <w:r>
-        <w:t xml:space="preserve">The European great tit (</w:t>
-      </w:r>
-      <w:r>
-        <w:rPr>
-          <w:i/>
-        </w:rPr>
-        <w:t xml:space="preserve">Parus major major</w:t>
-      </w:r>
-      <w:r>
-        <w:t xml:space="preserve">) is an excellent model for ecological and evolutionary study</w:t>
-      </w:r>
-      <w:r>
-        <w:t xml:space="preserve"> </w:t>
-      </w:r>
-      <w:r>
-        <w:t xml:space="preserve">(Gosler 1993)</w:t>
-      </w:r>
-      <w:r>
-        <w:t xml:space="preserve">. Phyleogeographic research using mitochondrial and microsatellite loci suggests that this species has has recently expanded across its European range, possible from a single refugium in the Balkans</w:t>
-      </w:r>
-      <w:r>
-        <w:t xml:space="preserve"> </w:t>
-      </w:r>
-      <w:r>
-        <w:t xml:space="preserve">(Kvist</w:t>
-      </w:r>
-      <w:r>
-        <w:t xml:space="preserve"> </w:t>
-      </w:r>
-      <w:r>
-        <w:rPr>
-          <w:i/>
-        </w:rPr>
-        <w:t xml:space="preserve">et al.</w:t>
-      </w:r>
-      <w:r>
-        <w:t xml:space="preserve"> </w:t>
-      </w:r>
-      <w:r>
-        <w:t xml:space="preserve">1999)</w:t>
-      </w:r>
-      <w:r>
-        <w:t xml:space="preserve">. Contemporary populations are characterised by large effective population sizes and high levels of gene flow among populations, resulting in low levels of genetic differentiation</w:t>
-      </w:r>
-      <w:r>
-        <w:t xml:space="preserve"> </w:t>
-      </w:r>
-      <w:r>
-        <w:t xml:space="preserve">(Kvist</w:t>
-      </w:r>
-      <w:r>
-        <w:t xml:space="preserve"> </w:t>
-      </w:r>
-      <w:r>
-        <w:rPr>
-          <w:i/>
-        </w:rPr>
-        <w:t xml:space="preserve">et al.</w:t>
-      </w:r>
-      <w:r>
-        <w:t xml:space="preserve"> </w:t>
-      </w:r>
-      <w:r>
-        <w:t xml:space="preserve">2003; Lemoine</w:t>
-      </w:r>
-      <w:r>
-        <w:t xml:space="preserve"> </w:t>
-      </w:r>
-      <w:r>
-        <w:rPr>
-          <w:i/>
-        </w:rPr>
-        <w:t xml:space="preserve">et al.</w:t>
-      </w:r>
-      <w:r>
-        <w:t xml:space="preserve"> </w:t>
-      </w:r>
-      <w:r>
-        <w:t xml:space="preserve">2016)</w:t>
-      </w:r>
-      <w:r>
-        <w:t xml:space="preserve">. The genome of the great tit has recently been sequenced</w:t>
-      </w:r>
-      <w:r>
-        <w:t xml:space="preserve"> </w:t>
-      </w:r>
-      <w:r>
-        <w:t xml:space="preserve">(Laine</w:t>
-      </w:r>
-      <w:r>
-        <w:t xml:space="preserve"> </w:t>
-      </w:r>
-      <w:r>
-        <w:rPr>
-          <w:i/>
-        </w:rPr>
-        <w:t xml:space="preserve">et al.</w:t>
-      </w:r>
-      <w:r>
-        <w:t xml:space="preserve"> </w:t>
-      </w:r>
-      <w:r>
-        <w:t xml:space="preserve">2016)</w:t>
-      </w:r>
-      <w:r>
-        <w:t xml:space="preserve">, and a high density (650K) panel of SNP markers has been developed. A recent study of two European populations using this marker panel suggests that rapid adaptation has occurred at the genomic and phenotypic levels</w:t>
-      </w:r>
-      <w:r>
-        <w:t xml:space="preserve"> </w:t>
-      </w:r>
-      <w:r>
-        <w:rPr>
-          <w:i/>
-        </w:rPr>
         <w:t xml:space="preserve">(Bosse et al. 2017)</w:t>
       </w:r>
       <w:r>
@@ -769,52 +868,43 @@
         <w:t xml:space="preserve"> </w:t>
       </w:r>
       <w:r>
-        <w:t xml:space="preserve">(e.g. Visser</w:t>
-      </w:r>
-      <w:r>
-        <w:t xml:space="preserve"> </w:t>
-      </w:r>
-      <w:r>
-        <w:rPr>
-          <w:i/>
-        </w:rPr>
-        <w:t xml:space="preserve">et al.</w:t>
-      </w:r>
-      <w:r>
-        <w:t xml:space="preserve"> </w:t>
-      </w:r>
-      <w:r>
-        <w:t xml:space="preserve">1998; Charmantier</w:t>
-      </w:r>
-      <w:r>
-        <w:t xml:space="preserve"> </w:t>
-      </w:r>
-      <w:r>
-        <w:rPr>
-          <w:i/>
-        </w:rPr>
-        <w:t xml:space="preserve">et al.</w:t>
-      </w:r>
-      <w:r>
-        <w:t xml:space="preserve"> </w:t>
-      </w:r>
-      <w:r>
-        <w:t xml:space="preserve">2008; Dingemanse</w:t>
-      </w:r>
-      <w:r>
-        <w:t xml:space="preserve"> </w:t>
-      </w:r>
-      <w:r>
-        <w:rPr>
-          <w:i/>
-        </w:rPr>
-        <w:t xml:space="preserve">et al.</w:t>
-      </w:r>
-      <w:r>
-        <w:t xml:space="preserve"> </w:t>
-      </w:r>
-      <w:r>
-        <w:t xml:space="preserve">2012)</w:t>
+        <w:t xml:space="preserve">(e.g.</w:t>
+      </w:r>
+      <w:r>
+        <w:t xml:space="preserve"> </w:t>
+      </w:r>
+      <w:r>
+        <w:rPr>
+          <w:b/>
+        </w:rPr>
+        <w:t xml:space="preserve">???</w:t>
+      </w:r>
+      <w:r>
+        <w:t xml:space="preserve">,</w:t>
+      </w:r>
+      <w:r>
+        <w:t xml:space="preserve"> </w:t>
+      </w:r>
+      <w:r>
+        <w:rPr>
+          <w:b/>
+        </w:rPr>
+        <w:t xml:space="preserve">???</w:t>
+      </w:r>
+      <w:r>
+        <w:t xml:space="preserve">,</w:t>
+      </w:r>
+      <w:r>
+        <w:t xml:space="preserve"> </w:t>
+      </w:r>
+      <w:r>
+        <w:rPr>
+          <w:b/>
+        </w:rPr>
+        <w:t xml:space="preserve">???</w:t>
+      </w:r>
+      <w:r>
+        <w:t xml:space="preserve">)</w:t>
       </w:r>
       <w:r>
         <w:t xml:space="preserve">, enabling us to generate informed hypotheses about selection in this system.</w:t>
@@ -877,22 +967,16 @@
         <w:t xml:space="preserve"> </w:t>
       </w:r>
       <w:r>
-        <w:t xml:space="preserve">(Purcell</w:t>
-      </w:r>
-      <w:r>
-        <w:t xml:space="preserve"> </w:t>
-      </w:r>
-      <w:r>
-        <w:rPr>
-          <w:i/>
-        </w:rPr>
-        <w:t xml:space="preserve">et al.</w:t>
-      </w:r>
-      <w:r>
-        <w:t xml:space="preserve"> </w:t>
-      </w:r>
-      <w:r>
-        <w:t xml:space="preserve">2007)</w:t>
+        <w:t xml:space="preserve">(</w:t>
+      </w:r>
+      <w:r>
+        <w:rPr>
+          <w:b/>
+        </w:rPr>
+        <w:t xml:space="preserve">???</w:t>
+      </w:r>
+      <w:r>
+        <w:t xml:space="preserve">)</w:t>
       </w:r>
       <w:r>
         <w:t xml:space="preserve">, and downstream analysis and plotting was carried out in R version 3.3</w:t>
@@ -901,7 +985,16 @@
         <w:t xml:space="preserve"> </w:t>
       </w:r>
       <w:r>
-        <w:t xml:space="preserve">(R Development Core Team 2011)</w:t>
+        <w:t xml:space="preserve">(</w:t>
+      </w:r>
+      <w:r>
+        <w:rPr>
+          <w:b/>
+        </w:rPr>
+        <w:t xml:space="preserve">???</w:t>
+      </w:r>
+      <w:r>
+        <w:t xml:space="preserve">)</w:t>
       </w:r>
       <w:r>
         <w:t xml:space="preserve">. In each population, we estimated linkage disequilibrium (</w:t>
@@ -1010,16 +1103,34 @@
         <w:t xml:space="preserve"> </w:t>
       </w:r>
       <w:r>
-        <w:t xml:space="preserve">(Goslee &amp; Urban 2007)</w:t>
-      </w:r>
-      <w:r>
-        <w:t xml:space="preserve">. We tested whether genetic structure was related to distance from candidate regufial populations (in the Balkans, Turkey, Spain and Italy), using Pearson correlations. We also estimated population structure using Admixture version 1.3, with default settings</w:t>
-      </w:r>
-      <w:r>
-        <w:t xml:space="preserve"> </w:t>
-      </w:r>
-      <w:r>
-        <w:t xml:space="preserve">(Alexander, Novembre &amp; Lange 2009)</w:t>
+        <w:t xml:space="preserve">(</w:t>
+      </w:r>
+      <w:r>
+        <w:rPr>
+          <w:b/>
+        </w:rPr>
+        <w:t xml:space="preserve">???</w:t>
+      </w:r>
+      <w:r>
+        <w:t xml:space="preserve">)</w:t>
+      </w:r>
+      <w:r>
+        <w:t xml:space="preserve">. We tested whether genetic structure was related to distance from candidate refugial populations (in the Balkans, Turkey, Spain and Italy), using Pearson correlations. We also estimated population structure using Admixture version 1.3, with default settings</w:t>
+      </w:r>
+      <w:r>
+        <w:t xml:space="preserve"> </w:t>
+      </w:r>
+      <w:r>
+        <w:t xml:space="preserve">(</w:t>
+      </w:r>
+      <w:r>
+        <w:rPr>
+          <w:b/>
+        </w:rPr>
+        <w:t xml:space="preserve">???</w:t>
+      </w:r>
+      <w:r>
+        <w:t xml:space="preserve">)</w:t>
       </w:r>
       <w:r>
         <w:t xml:space="preserve">. We varied values of</w:t>
@@ -1070,7 +1181,16 @@
         <w:t xml:space="preserve"> </w:t>
       </w:r>
       <w:r>
-        <w:t xml:space="preserve">(Pickrell &amp; Pritchard 2012)</w:t>
+        <w:t xml:space="preserve">(</w:t>
+      </w:r>
+      <w:r>
+        <w:rPr>
+          <w:b/>
+        </w:rPr>
+        <w:t xml:space="preserve">???</w:t>
+      </w:r>
+      <w:r>
+        <w:t xml:space="preserve">)</w:t>
       </w:r>
       <w:r>
         <w:t xml:space="preserve">. We rooted the tree using a sample of</w:t>
@@ -1094,7 +1214,16 @@
         <w:t xml:space="preserve"> </w:t>
       </w:r>
       <w:r>
-        <w:t xml:space="preserve">(Pickrell &amp; Pritchard 2012)</w:t>
+        <w:t xml:space="preserve">(</w:t>
+      </w:r>
+      <w:r>
+        <w:rPr>
+          <w:b/>
+        </w:rPr>
+        <w:t xml:space="preserve">???</w:t>
+      </w:r>
+      <w:r>
+        <w:t xml:space="preserve">)</w:t>
       </w:r>
       <w:r>
         <w:t xml:space="preserve">. To assess model fit, we calculated the proportion of variance in relatedness between populations explained by each model</w:t>
@@ -1103,7 +1232,19 @@
         <w:t xml:space="preserve"> </w:t>
       </w:r>
       <w:r>
-        <w:t xml:space="preserve">(equation 30 in Pickrell &amp; Pritchard 2012)</w:t>
+        <w:t xml:space="preserve">(equation 30 in</w:t>
+      </w:r>
+      <w:r>
+        <w:t xml:space="preserve"> </w:t>
+      </w:r>
+      <w:r>
+        <w:rPr>
+          <w:b/>
+        </w:rPr>
+        <w:t xml:space="preserve">???</w:t>
+      </w:r>
+      <w:r>
+        <w:t xml:space="preserve">)</w:t>
       </w:r>
       <w:r>
         <w:t xml:space="preserve">.</w:t>
@@ -1383,22 +1524,19 @@
         <w:t xml:space="preserve"> </w:t>
       </w:r>
       <w:r>
-        <w:t xml:space="preserve">(following Samuk</w:t>
-      </w:r>
-      <w:r>
-        <w:t xml:space="preserve"> </w:t>
-      </w:r>
-      <w:r>
-        <w:rPr>
-          <w:i/>
-        </w:rPr>
-        <w:t xml:space="preserve">et al.</w:t>
-      </w:r>
-      <w:r>
-        <w:t xml:space="preserve"> </w:t>
-      </w:r>
-      <w:r>
-        <w:t xml:space="preserve">2017)</w:t>
+        <w:t xml:space="preserve">(following</w:t>
+      </w:r>
+      <w:r>
+        <w:t xml:space="preserve"> </w:t>
+      </w:r>
+      <w:r>
+        <w:rPr>
+          <w:b/>
+        </w:rPr>
+        <w:t xml:space="preserve">???</w:t>
+      </w:r>
+      <w:r>
+        <w:t xml:space="preserve">)</w:t>
       </w:r>
       <w:r>
         <w:t xml:space="preserve">, and tested whether outliers co-occurred among datasets using chi-squared tests.</w:t>
@@ -1415,22 +1553,16 @@
         <w:t xml:space="preserve"> </w:t>
       </w:r>
       <w:r>
-        <w:t xml:space="preserve">(Oers</w:t>
-      </w:r>
-      <w:r>
-        <w:t xml:space="preserve"> </w:t>
-      </w:r>
-      <w:r>
-        <w:rPr>
-          <w:i/>
-        </w:rPr>
-        <w:t xml:space="preserve">et al.</w:t>
-      </w:r>
-      <w:r>
-        <w:t xml:space="preserve"> </w:t>
-      </w:r>
-      <w:r>
-        <w:t xml:space="preserve">2014)</w:t>
+        <w:t xml:space="preserve">(</w:t>
+      </w:r>
+      <w:r>
+        <w:rPr>
+          <w:b/>
+        </w:rPr>
+        <w:t xml:space="preserve">???</w:t>
+      </w:r>
+      <w:r>
+        <w:t xml:space="preserve">)</w:t>
       </w:r>
       <w:r>
         <w:t xml:space="preserve">, from which we estimated recombination rates in 500kb non-overlapping windows. We tested whether outlier presence/absence was related to 500kb averaged recombination rates using logistic regression.</w:t>
@@ -1748,7 +1880,7 @@
         <w:pStyle w:val="BodyText"/>
       </w:pPr>
       <w:r>
-        <w:t xml:space="preserve">Maximum likelihood analyses implemented in Treemix showed that a model with no migration explained 97.8% of variance in relatedness between populations; increasing the number of migration events substantially improved the percentage of relatedness explained, up to 99.7% when 10 migration events were fitted (Fig. S4). In Figure 3 we display the maximum likelihood tree with 2 migration events, after which the variance in relatedness explained plateaued when more migration events were added (Fig. S4). The tree was generally characterised by short branch lengths, with the exception of the island populations of Sardinia and Crete, which were grouped with the population from mainland Italy. The Spanish and Corsican populations were also grouped together, and were populations from Turkey and the Balkans, and populations from England and Scotland (Fig. 3). The two fitted migration edges both involved Sardinia, involving migration from eastern Europe, and to Corsica (Fig. 3).</w:t>
+        <w:t xml:space="preserve">Maximum likelihood analyses implemented in Treemix showed that a model with no migration explained 97.8% of variance in relatedness between populations; increasing the number of migration events substantially improved the percentage of relatedness explained, up to 99.7% when 10 migration events were fitted (Fig. S4). In Figure 3 we display the maximum likelihood tree with 2 migration events, after which the variance in relatedness explained plateaued when more migration events were added (Fig. S4). The tree was generally characterised by short branch lengths, with the exception of the island populations of Sardinia and Crete, which were grouped with the population from mainland Italy. The Spanish and Corsican populations were also grouped together, as were populations from Turkey and the Balkans, and populations from England and Scotland (Fig. 3). The two fitted migration edges both involved Sardinia, involving migration from eastern Europe, and to Corsica (Fig. 3).</w:t>
       </w:r>
     </w:p>
     <w:p>
@@ -1883,7 +2015,7 @@
         <w:t xml:space="preserve"> </w:t>
       </w:r>
       <w:r>
-        <w:t xml:space="preserve">outliers were generally over five times higher in the marginal (mean</w:t>
+        <w:t xml:space="preserve">outliers were generally over five times higher in the marginal populations (mean</w:t>
       </w:r>
       <w:r>
         <w:t xml:space="preserve"> </w:t>
@@ -2338,37 +2470,28 @@
         <w:t xml:space="preserve"> </w:t>
       </w:r>
       <w:r>
-        <w:t xml:space="preserve">(Kvist</w:t>
-      </w:r>
-      <w:r>
-        <w:t xml:space="preserve"> </w:t>
-      </w:r>
-      <w:r>
-        <w:rPr>
-          <w:i/>
-        </w:rPr>
-        <w:t xml:space="preserve">et al.</w:t>
-      </w:r>
-      <w:r>
-        <w:t xml:space="preserve"> </w:t>
-      </w:r>
-      <w:r>
-        <w:t xml:space="preserve">2003; Laine</w:t>
-      </w:r>
-      <w:r>
-        <w:t xml:space="preserve"> </w:t>
-      </w:r>
-      <w:r>
-        <w:rPr>
-          <w:i/>
-        </w:rPr>
-        <w:t xml:space="preserve">et al.</w:t>
-      </w:r>
-      <w:r>
-        <w:t xml:space="preserve"> </w:t>
-      </w:r>
-      <w:r>
-        <w:t xml:space="preserve">2016)</w:t>
+        <w:t xml:space="preserve">(</w:t>
+      </w:r>
+      <w:r>
+        <w:rPr>
+          <w:b/>
+        </w:rPr>
+        <w:t xml:space="preserve">???</w:t>
+      </w:r>
+      <w:r>
+        <w:t xml:space="preserve">,</w:t>
+      </w:r>
+      <w:r>
+        <w:t xml:space="preserve"> </w:t>
+      </w:r>
+      <w:r>
+        <w:rPr>
+          <w:b/>
+        </w:rPr>
+        <w:t xml:space="preserve">???</w:t>
+      </w:r>
+      <w:r>
+        <w:t xml:space="preserve">)</w:t>
       </w:r>
       <w:r>
         <w:t xml:space="preserve">. We then examine how genomic landscapes of differentiation vary among different sets of populations, and find that i) islands of differentiation arise among extremely closely related populations, ii) these same islands of differentiation arise in more distantly related populations, iii) islands of differentiation arise in regions of low recombination, iv) the relationship between recombination rate and the genomic landscape of differentiation varies substantially among populations. These findings have several implications for how we interpret patterns of genomic variation among natural populations.</w:t>
@@ -2385,22 +2508,16 @@
         <w:t xml:space="preserve"> </w:t>
       </w:r>
       <w:r>
-        <w:t xml:space="preserve">(Kvist</w:t>
-      </w:r>
-      <w:r>
-        <w:t xml:space="preserve"> </w:t>
-      </w:r>
-      <w:r>
-        <w:rPr>
-          <w:i/>
-        </w:rPr>
-        <w:t xml:space="preserve">et al.</w:t>
-      </w:r>
-      <w:r>
-        <w:t xml:space="preserve"> </w:t>
-      </w:r>
-      <w:r>
-        <w:t xml:space="preserve">1999)</w:t>
+        <w:t xml:space="preserve">(</w:t>
+      </w:r>
+      <w:r>
+        <w:rPr>
+          <w:b/>
+        </w:rPr>
+        <w:t xml:space="preserve">???</w:t>
+      </w:r>
+      <w:r>
+        <w:t xml:space="preserve">)</w:t>
       </w:r>
       <w:r>
         <w:t xml:space="preserve">, and our observed pattern of increasing genome-wide divergence from the Turkish and Balkan populations lends this hypothesis empirical support. Genomic structure among mainland populations is, however, extremely low, and even with hundreds of thousands of markers Admixture was unable to separate the central European populations. Similarly, in the Treemix analysis the central European great tit populations formed a large group characterised by shallow branching, although much of the grouping that did occur (e.g. Finland and Estonia) made geographical sense. Interestingly, Treemix grouped the Spanish and Corsican populations, which is consistent with previous subspecies descriptions of European great tits (REF). More generally, the highest levels of differentiation were found between island populations, suggesting a reduced effective population size and reduced gene flow in these populations.</w:t>
@@ -2411,13 +2528,22 @@
         <w:pStyle w:val="BodyText"/>
       </w:pPr>
       <w:r>
-        <w:t xml:space="preserve">It is likely that the many, and perhaps the majority, of wild populations are characterised by highly heterogeneous patterns of differentiation across the genome (see REFS for a recent overview). What is not yet clear is how quickly "islands" of differentiation arise, nor how selection, gene flow and drift interact with genomic architecture to shape differentiation over shorter and longer evolutionary timescales</w:t>
-      </w:r>
-      <w:r>
-        <w:t xml:space="preserve"> </w:t>
-      </w:r>
-      <w:r>
-        <w:t xml:space="preserve">(Burri 2017)</w:t>
+        <w:t xml:space="preserve">It is likely that the many, and perhaps the majority, of wild populations are characterised by highly heterogeneous patterns of differentiation across the genome (see REFS for a recent overview). What is not yet clear is how quickly "islands" of differentiation arise, nor how selection, gene flow and drift interact with genomic architecture to shape differentiation over shorter and longer evolutionary time-scales</w:t>
+      </w:r>
+      <w:r>
+        <w:t xml:space="preserve"> </w:t>
+      </w:r>
+      <w:r>
+        <w:t xml:space="preserve">(</w:t>
+      </w:r>
+      <w:r>
+        <w:rPr>
+          <w:b/>
+        </w:rPr>
+        <w:t xml:space="preserve">???</w:t>
+      </w:r>
+      <w:r>
+        <w:t xml:space="preserve">)</w:t>
       </w:r>
       <w:r>
         <w:t xml:space="preserve">. Our results suggest that islands of differentiation arise in regions of low recombination even among populations that could be considered panmictic. The central European great tit populations have a mean</w:t>
@@ -2446,13 +2572,22 @@
         <w:t xml:space="preserve"> </w:t>
       </w:r>
       <w:r>
-        <w:t xml:space="preserve">of 0.005, yet islands of divergence can clearly be seen, and occur almost exclusively in regions of low recombination, regardless of which populations were examined (Figs 4,5). Thus, our results suggest that linked selection in regions of low recombination plays a key role in driving patterns of genomic differentiation even in the very earliest stages of population separation. This is not necessary what we would expect - in the very earliest stages of differentiation it is often assumed that peaks of high differentiation are the product of selective sweeps, and that only after time do correlated patterns of genomic divergence arise</w:t>
-      </w:r>
-      <w:r>
-        <w:t xml:space="preserve"> </w:t>
-      </w:r>
-      <w:r>
-        <w:t xml:space="preserve">(Burri 2017)</w:t>
+        <w:t xml:space="preserve">of 0.005, yet islands of divergence can clearly be seen, and occur almost exclusively in regions of low recombination, regardless of which populations were examined (Figs 4,5). Thus, our results suggest that linked selection in regions of low recombination plays a key role in driving patterns of genomic differentiation even in the very earliest stages of population separation. This is not necessarily what we would expect - in the very earliest stages of differentiation it is often assumed that peaks of high differentiation are the product of selective sweeps, and that only after time do correlated patterns of genomic divergence arise</w:t>
+      </w:r>
+      <w:r>
+        <w:t xml:space="preserve"> </w:t>
+      </w:r>
+      <w:r>
+        <w:t xml:space="preserve">(</w:t>
+      </w:r>
+      <w:r>
+        <w:rPr>
+          <w:b/>
+        </w:rPr>
+        <w:t xml:space="preserve">???</w:t>
+      </w:r>
+      <w:r>
+        <w:t xml:space="preserve">)</w:t>
       </w:r>
       <w:r>
         <w:t xml:space="preserve">. It is difficult to differentiate between positive and background selection in producing heterogeneous patterns of differentiation across the genome. Correlated patterns of genomic differentiation among sets of populations suggests that background selection likely plays a role (REFS), and that is what we find in great tits.</w:t>
@@ -2508,1110 +2643,6 @@
     <w:p>
       <w:pPr>
         <w:pStyle w:val="FirstParagraph"/>
-      </w:pPr>
-      <w:r>
-        <w:t xml:space="preserve">Alexander, D.H., Novembre, J. &amp; Lange, K. (2009) Fast model-based estimation of ancestry in unrelated individuals.</w:t>
-      </w:r>
-      <w:r>
-        <w:t xml:space="preserve"> </w:t>
-      </w:r>
-      <w:r>
-        <w:rPr>
-          <w:i/>
-        </w:rPr>
-        <w:t xml:space="preserve">Genome Research</w:t>
-      </w:r>
-      <w:r>
-        <w:t xml:space="preserve">,</w:t>
-      </w:r>
-      <w:r>
-        <w:t xml:space="preserve"> </w:t>
-      </w:r>
-      <w:r>
-        <w:rPr>
-          <w:b/>
-        </w:rPr>
-        <w:t xml:space="preserve">19</w:t>
-      </w:r>
-      <w:r>
-        <w:t xml:space="preserve">, 1655–1664.</w:t>
-      </w:r>
-    </w:p>
-    <w:p>
-      <w:pPr>
-        <w:pStyle w:val="BodyText"/>
-      </w:pPr>
-      <w:r>
-        <w:t xml:space="preserve">Burri, R. (2017) Dissecting differentiation landscapes: a linked selection’s perspective.</w:t>
-      </w:r>
-      <w:r>
-        <w:t xml:space="preserve"> </w:t>
-      </w:r>
-      <w:r>
-        <w:rPr>
-          <w:i/>
-        </w:rPr>
-        <w:t xml:space="preserve">Journal of Evolutionary Biology</w:t>
-      </w:r>
-      <w:r>
-        <w:t xml:space="preserve">,</w:t>
-      </w:r>
-      <w:r>
-        <w:t xml:space="preserve"> </w:t>
-      </w:r>
-      <w:r>
-        <w:rPr>
-          <w:b/>
-        </w:rPr>
-        <w:t xml:space="preserve">30</w:t>
-      </w:r>
-      <w:r>
-        <w:t xml:space="preserve">, 1501–1505.</w:t>
-      </w:r>
-    </w:p>
-    <w:p>
-      <w:pPr>
-        <w:pStyle w:val="BodyText"/>
-      </w:pPr>
-      <w:r>
-        <w:t xml:space="preserve">Burri, R., Nater, A., Kawakami, T., Mugal, C.F., Olason, P.I., Smeds, L., Suh, A., Dutoit, L., Bureš, S., Garamszegi, L.Z., Hogner, S., Moreno, J., Qvarnström, A., Ružić, M., Sæther, S.-A., Sætre, G.-P., Török, J. &amp; Ellegren, H. (2015) Linked selection and recombination rate variation drive the evolution of the genomic landscape of differentiation across the speciation continuum of Ficedula flycatchers.</w:t>
-      </w:r>
-      <w:r>
-        <w:t xml:space="preserve"> </w:t>
-      </w:r>
-      <w:r>
-        <w:rPr>
-          <w:i/>
-        </w:rPr>
-        <w:t xml:space="preserve">Genome research</w:t>
-      </w:r>
-      <w:r>
-        <w:t xml:space="preserve">,</w:t>
-      </w:r>
-      <w:r>
-        <w:t xml:space="preserve"> </w:t>
-      </w:r>
-      <w:r>
-        <w:rPr>
-          <w:b/>
-        </w:rPr>
-        <w:t xml:space="preserve">25</w:t>
-      </w:r>
-      <w:r>
-        <w:t xml:space="preserve">, 1656–65.</w:t>
-      </w:r>
-    </w:p>
-    <w:p>
-      <w:pPr>
-        <w:pStyle w:val="BodyText"/>
-      </w:pPr>
-      <w:r>
-        <w:t xml:space="preserve">Charmantier, A., McCleery, R.H., Cole, L.R., Perrins, C., Kruuk, L.E.B. &amp; Sheldon, B.C. (2008) Adaptive phenotypic plasticity in response to climate change in a wild bird population.</w:t>
-      </w:r>
-      <w:r>
-        <w:t xml:space="preserve"> </w:t>
-      </w:r>
-      <w:r>
-        <w:rPr>
-          <w:i/>
-        </w:rPr>
-        <w:t xml:space="preserve">Science (New York, N.Y.)</w:t>
-      </w:r>
-      <w:r>
-        <w:t xml:space="preserve">,</w:t>
-      </w:r>
-      <w:r>
-        <w:t xml:space="preserve"> </w:t>
-      </w:r>
-      <w:r>
-        <w:rPr>
-          <w:b/>
-        </w:rPr>
-        <w:t xml:space="preserve">320</w:t>
-      </w:r>
-      <w:r>
-        <w:t xml:space="preserve">, 800–3.</w:t>
-      </w:r>
-    </w:p>
-    <w:p>
-      <w:pPr>
-        <w:pStyle w:val="BodyText"/>
-      </w:pPr>
-      <w:r>
-        <w:t xml:space="preserve">Cruickshank, T.E. &amp; Hahn, M.W. (2014) Reanalysis suggests that genomic islands of speciation are due to reduced diversity, not reduced gene flow.</w:t>
-      </w:r>
-      <w:r>
-        <w:t xml:space="preserve"> </w:t>
-      </w:r>
-      <w:r>
-        <w:rPr>
-          <w:i/>
-        </w:rPr>
-        <w:t xml:space="preserve">Molecular Ecology</w:t>
-      </w:r>
-      <w:r>
-        <w:t xml:space="preserve">,</w:t>
-      </w:r>
-      <w:r>
-        <w:t xml:space="preserve"> </w:t>
-      </w:r>
-      <w:r>
-        <w:rPr>
-          <w:b/>
-        </w:rPr>
-        <w:t xml:space="preserve">23</w:t>
-      </w:r>
-      <w:r>
-        <w:t xml:space="preserve">, 3133–3157.</w:t>
-      </w:r>
-    </w:p>
-    <w:p>
-      <w:pPr>
-        <w:pStyle w:val="BodyText"/>
-      </w:pPr>
-      <w:r>
-        <w:t xml:space="preserve">Dingemanse, N.J., Bouwman, K.M., Pol, M. van de, Overveld, T. van, Patrick, S.C., Matthysen, E. &amp; Quinn, J.L. (2012) Variation in personality and behavioural plasticity across four populations of the great tit Parus major.</w:t>
-      </w:r>
-      <w:r>
-        <w:t xml:space="preserve"> </w:t>
-      </w:r>
-      <w:r>
-        <w:rPr>
-          <w:i/>
-        </w:rPr>
-        <w:t xml:space="preserve">Journal of Animal Ecology</w:t>
-      </w:r>
-      <w:r>
-        <w:t xml:space="preserve">,</w:t>
-      </w:r>
-      <w:r>
-        <w:t xml:space="preserve"> </w:t>
-      </w:r>
-      <w:r>
-        <w:rPr>
-          <w:b/>
-        </w:rPr>
-        <w:t xml:space="preserve">81</w:t>
-      </w:r>
-      <w:r>
-        <w:t xml:space="preserve">, 116–126.</w:t>
-      </w:r>
-    </w:p>
-    <w:p>
-      <w:pPr>
-        <w:pStyle w:val="BodyText"/>
-      </w:pPr>
-      <w:r>
-        <w:t xml:space="preserve">Ellegren, H. &amp; Wolf, J.B.W. (2017) Parallelism in genomic landscapes of differentiation, conserved genomic features and the role of linked selection.</w:t>
-      </w:r>
-      <w:r>
-        <w:t xml:space="preserve"> </w:t>
-      </w:r>
-      <w:r>
-        <w:rPr>
-          <w:i/>
-        </w:rPr>
-        <w:t xml:space="preserve">Journal of Evolutionary Biology</w:t>
-      </w:r>
-      <w:r>
-        <w:t xml:space="preserve">,</w:t>
-      </w:r>
-      <w:r>
-        <w:t xml:space="preserve"> </w:t>
-      </w:r>
-      <w:r>
-        <w:rPr>
-          <w:b/>
-        </w:rPr>
-        <w:t xml:space="preserve">30</w:t>
-      </w:r>
-      <w:r>
-        <w:t xml:space="preserve">, 1516–1518.</w:t>
-      </w:r>
-    </w:p>
-    <w:p>
-      <w:pPr>
-        <w:pStyle w:val="BodyText"/>
-      </w:pPr>
-      <w:r>
-        <w:t xml:space="preserve">Feder, J.L., Egan, S.P. &amp; Nosil, P. (2012) The genomics of speciation-with-gene-flow.</w:t>
-      </w:r>
-      <w:r>
-        <w:t xml:space="preserve"> </w:t>
-      </w:r>
-      <w:r>
-        <w:rPr>
-          <w:i/>
-        </w:rPr>
-        <w:t xml:space="preserve">Trends in Genetics</w:t>
-      </w:r>
-      <w:r>
-        <w:t xml:space="preserve">,</w:t>
-      </w:r>
-      <w:r>
-        <w:t xml:space="preserve"> </w:t>
-      </w:r>
-      <w:r>
-        <w:rPr>
-          <w:b/>
-        </w:rPr>
-        <w:t xml:space="preserve">28</w:t>
-      </w:r>
-      <w:r>
-        <w:t xml:space="preserve">, 342–350.</w:t>
-      </w:r>
-    </w:p>
-    <w:p>
-      <w:pPr>
-        <w:pStyle w:val="BodyText"/>
-      </w:pPr>
-      <w:r>
-        <w:t xml:space="preserve">Goslee, S.C. &amp; Urban, D.L. (2007) The ecodist package for dissimilarity-based analysis of ecological data.</w:t>
-      </w:r>
-      <w:r>
-        <w:t xml:space="preserve"> </w:t>
-      </w:r>
-      <w:r>
-        <w:rPr>
-          <w:i/>
-        </w:rPr>
-        <w:t xml:space="preserve">Journal Of Statistical Software</w:t>
-      </w:r>
-      <w:r>
-        <w:t xml:space="preserve">,</w:t>
-      </w:r>
-      <w:r>
-        <w:t xml:space="preserve"> </w:t>
-      </w:r>
-      <w:r>
-        <w:rPr>
-          <w:b/>
-        </w:rPr>
-        <w:t xml:space="preserve">22</w:t>
-      </w:r>
-      <w:r>
-        <w:t xml:space="preserve">, 1–19.</w:t>
-      </w:r>
-    </w:p>
-    <w:p>
-      <w:pPr>
-        <w:pStyle w:val="BodyText"/>
-      </w:pPr>
-      <w:r>
-        <w:t xml:space="preserve">Gosler, A. (1993)</w:t>
-      </w:r>
-      <w:r>
-        <w:t xml:space="preserve"> </w:t>
-      </w:r>
-      <w:r>
-        <w:rPr>
-          <w:i/>
-        </w:rPr>
-        <w:t xml:space="preserve">The great tit</w:t>
-      </w:r>
-      <w:r>
-        <w:t xml:space="preserve">. Hamlyn Species Guides.</w:t>
-      </w:r>
-    </w:p>
-    <w:p>
-      <w:pPr>
-        <w:pStyle w:val="BodyText"/>
-      </w:pPr>
-      <w:r>
-        <w:t xml:space="preserve">Harris, H. (1966) Enzyme Polymorphisms in Man.</w:t>
-      </w:r>
-      <w:r>
-        <w:t xml:space="preserve"> </w:t>
-      </w:r>
-      <w:r>
-        <w:rPr>
-          <w:i/>
-        </w:rPr>
-        <w:t xml:space="preserve">Proceedings of the Royal Society B: Biological Sciences</w:t>
-      </w:r>
-      <w:r>
-        <w:t xml:space="preserve">,</w:t>
-      </w:r>
-      <w:r>
-        <w:t xml:space="preserve"> </w:t>
-      </w:r>
-      <w:r>
-        <w:rPr>
-          <w:b/>
-        </w:rPr>
-        <w:t xml:space="preserve">164</w:t>
-      </w:r>
-      <w:r>
-        <w:t xml:space="preserve">, 298–310.</w:t>
-      </w:r>
-    </w:p>
-    <w:p>
-      <w:pPr>
-        <w:pStyle w:val="BodyText"/>
-      </w:pPr>
-      <w:r>
-        <w:t xml:space="preserve">Hubby, J.L. &amp; Lewontin, R.C. (1966) A molecular approach to the study of genic heterozygosity in natural populations. I. The number of alleles at different loci in Drosophila pseudoobscura.</w:t>
-      </w:r>
-      <w:r>
-        <w:t xml:space="preserve"> </w:t>
-      </w:r>
-      <w:r>
-        <w:rPr>
-          <w:i/>
-        </w:rPr>
-        <w:t xml:space="preserve">Genetics</w:t>
-      </w:r>
-      <w:r>
-        <w:t xml:space="preserve">,</w:t>
-      </w:r>
-      <w:r>
-        <w:t xml:space="preserve"> </w:t>
-      </w:r>
-      <w:r>
-        <w:rPr>
-          <w:b/>
-        </w:rPr>
-        <w:t xml:space="preserve">54</w:t>
-      </w:r>
-      <w:r>
-        <w:t xml:space="preserve">, 577–594.</w:t>
-      </w:r>
-    </w:p>
-    <w:p>
-      <w:pPr>
-        <w:pStyle w:val="BodyText"/>
-      </w:pPr>
-      <w:r>
-        <w:t xml:space="preserve">Jiggins, C.D. &amp; Martin, S.H. (2017) Glittering gold and the quest for Isla de Muerta.</w:t>
-      </w:r>
-      <w:r>
-        <w:t xml:space="preserve"> </w:t>
-      </w:r>
-      <w:r>
-        <w:rPr>
-          <w:i/>
-        </w:rPr>
-        <w:t xml:space="preserve">Journal of Evolutionary Biology</w:t>
-      </w:r>
-      <w:r>
-        <w:t xml:space="preserve">,</w:t>
-      </w:r>
-      <w:r>
-        <w:t xml:space="preserve"> </w:t>
-      </w:r>
-      <w:r>
-        <w:rPr>
-          <w:b/>
-        </w:rPr>
-        <w:t xml:space="preserve">30</w:t>
-      </w:r>
-      <w:r>
-        <w:t xml:space="preserve">, 1509–1511.</w:t>
-      </w:r>
-    </w:p>
-    <w:p>
-      <w:pPr>
-        <w:pStyle w:val="BodyText"/>
-      </w:pPr>
-      <w:r>
-        <w:t xml:space="preserve">Kvist, L., Martens, J., Higuchi, H., Nazarenko, A.A., Valchuk, O.P. &amp; Orell, M. (2003) Evolution and genetic structure of the great tit (Parus major) complex.</w:t>
-      </w:r>
-      <w:r>
-        <w:t xml:space="preserve"> </w:t>
-      </w:r>
-      <w:r>
-        <w:rPr>
-          <w:i/>
-        </w:rPr>
-        <w:t xml:space="preserve">Proceedings. Biological sciences / The Royal Society</w:t>
-      </w:r>
-      <w:r>
-        <w:t xml:space="preserve">,</w:t>
-      </w:r>
-      <w:r>
-        <w:t xml:space="preserve"> </w:t>
-      </w:r>
-      <w:r>
-        <w:rPr>
-          <w:b/>
-        </w:rPr>
-        <w:t xml:space="preserve">270</w:t>
-      </w:r>
-      <w:r>
-        <w:t xml:space="preserve">, 1447–54.</w:t>
-      </w:r>
-    </w:p>
-    <w:p>
-      <w:pPr>
-        <w:pStyle w:val="BodyText"/>
-      </w:pPr>
-      <w:r>
-        <w:t xml:space="preserve">Kvist, L., Ruokonen, M., Lumme, J. &amp; Orell, M. (1999) The colonization history and present-day population structure of the European great tit (Parus major major).</w:t>
-      </w:r>
-      <w:r>
-        <w:t xml:space="preserve"> </w:t>
-      </w:r>
-      <w:r>
-        <w:rPr>
-          <w:i/>
-        </w:rPr>
-        <w:t xml:space="preserve">Heredity</w:t>
-      </w:r>
-      <w:r>
-        <w:t xml:space="preserve">,</w:t>
-      </w:r>
-      <w:r>
-        <w:t xml:space="preserve"> </w:t>
-      </w:r>
-      <w:r>
-        <w:rPr>
-          <w:b/>
-        </w:rPr>
-        <w:t xml:space="preserve">82</w:t>
-      </w:r>
-      <w:r>
-        <w:t xml:space="preserve">, 495–502.</w:t>
-      </w:r>
-    </w:p>
-    <w:p>
-      <w:pPr>
-        <w:pStyle w:val="BodyText"/>
-      </w:pPr>
-      <w:r>
-        <w:t xml:space="preserve">Laine, V., Gossmann, T., Schachtschneider, K., Garroway, C., Madsen, O., Verhoeven, K., Jager, V. de, Megens, H.-J., Warren, W., Minx, P., Crooijmans, R., Corcoran, P., Consortium, The Great Tit Hapmap Sheldon, B., Slate, J., Zeng, K., Oers, K. van, Visser, M. &amp; Groenen, M. (2016) Evolutionary signals of selection on cognition from the great tit genome and methylome.</w:t>
-      </w:r>
-      <w:r>
-        <w:t xml:space="preserve"> </w:t>
-      </w:r>
-      <w:r>
-        <w:rPr>
-          <w:i/>
-        </w:rPr>
-        <w:t xml:space="preserve">Nature Communications</w:t>
-      </w:r>
-      <w:r>
-        <w:t xml:space="preserve">.</w:t>
-      </w:r>
-    </w:p>
-    <w:p>
-      <w:pPr>
-        <w:pStyle w:val="BodyText"/>
-      </w:pPr>
-      <w:r>
-        <w:t xml:space="preserve">Lanfear, R., Kokko, H. &amp; Eyre-Waler, A. (2014) Population size and the rate of evolution.</w:t>
-      </w:r>
-      <w:r>
-        <w:t xml:space="preserve"> </w:t>
-      </w:r>
-      <w:r>
-        <w:rPr>
-          <w:i/>
-        </w:rPr>
-        <w:t xml:space="preserve">Trends in Ecology &amp; Evolution</w:t>
-      </w:r>
-      <w:r>
-        <w:t xml:space="preserve">,</w:t>
-      </w:r>
-      <w:r>
-        <w:t xml:space="preserve"> </w:t>
-      </w:r>
-      <w:r>
-        <w:rPr>
-          <w:b/>
-        </w:rPr>
-        <w:t xml:space="preserve">29</w:t>
-      </w:r>
-      <w:r>
-        <w:t xml:space="preserve">, 33–41.</w:t>
-      </w:r>
-    </w:p>
-    <w:p>
-      <w:pPr>
-        <w:pStyle w:val="BodyText"/>
-      </w:pPr>
-      <w:r>
-        <w:t xml:space="preserve">Lemoine, M., Lucek, K., Perrier, C., Saladin, V., Adriaensen, F., Barba, E., Belda, E.J., Charmantier, A., Cichoń, M., Eeva, T., Grégoire, A., Hinde, C.A., Johnsen, A., Komdeur, J., Mänd, R., Matthysen, E., Norte, A.C., Pitala, N., Sheldon, B.C., Slagsvold, T., Tinbergen, J.M., Török, J., Ubels, R., Oers, K. van, Visser, M.E., Doligez, B. &amp; Richner, H. (2016) Low but contrasting neutral genetic differentiation shaped by winter temperature in European great tits.</w:t>
-      </w:r>
-      <w:r>
-        <w:t xml:space="preserve"> </w:t>
-      </w:r>
-      <w:r>
-        <w:rPr>
-          <w:i/>
-        </w:rPr>
-        <w:t xml:space="preserve">Biological Journal of the Linnean Society</w:t>
-      </w:r>
-      <w:r>
-        <w:t xml:space="preserve">,</w:t>
-      </w:r>
-      <w:r>
-        <w:t xml:space="preserve"> </w:t>
-      </w:r>
-      <w:r>
-        <w:rPr>
-          <w:b/>
-        </w:rPr>
-        <w:t xml:space="preserve">118</w:t>
-      </w:r>
-      <w:r>
-        <w:t xml:space="preserve">, 668–685.</w:t>
-      </w:r>
-    </w:p>
-    <w:p>
-      <w:pPr>
-        <w:pStyle w:val="BodyText"/>
-      </w:pPr>
-      <w:r>
-        <w:t xml:space="preserve">Lewontin, R.C. &amp; Hubby, J.L. (1966) A molecular approach to the study of genic heterozygosity in natural populations. II. Amount of variation and degree of heterozygosity in natural populations of Drosophila pseudoobscura.</w:t>
-      </w:r>
-      <w:r>
-        <w:t xml:space="preserve"> </w:t>
-      </w:r>
-      <w:r>
-        <w:rPr>
-          <w:i/>
-        </w:rPr>
-        <w:t xml:space="preserve">Genetics</w:t>
-      </w:r>
-      <w:r>
-        <w:t xml:space="preserve">,</w:t>
-      </w:r>
-      <w:r>
-        <w:t xml:space="preserve"> </w:t>
-      </w:r>
-      <w:r>
-        <w:rPr>
-          <w:b/>
-        </w:rPr>
-        <w:t xml:space="preserve">54</w:t>
-      </w:r>
-      <w:r>
-        <w:t xml:space="preserve">, 595–609.</w:t>
-      </w:r>
-    </w:p>
-    <w:p>
-      <w:pPr>
-        <w:pStyle w:val="BodyText"/>
-      </w:pPr>
-      <w:r>
-        <w:t xml:space="preserve">Lohse, K. (2017) Come on feel the noise - from metaphors to null models.</w:t>
-      </w:r>
-      <w:r>
-        <w:t xml:space="preserve"> </w:t>
-      </w:r>
-      <w:r>
-        <w:rPr>
-          <w:i/>
-        </w:rPr>
-        <w:t xml:space="preserve">Journal of Evolutionary Biology</w:t>
-      </w:r>
-      <w:r>
-        <w:t xml:space="preserve">,</w:t>
-      </w:r>
-      <w:r>
-        <w:t xml:space="preserve"> </w:t>
-      </w:r>
-      <w:r>
-        <w:rPr>
-          <w:b/>
-        </w:rPr>
-        <w:t xml:space="preserve">30</w:t>
-      </w:r>
-      <w:r>
-        <w:t xml:space="preserve">, 1506–1508.</w:t>
-      </w:r>
-    </w:p>
-    <w:p>
-      <w:pPr>
-        <w:pStyle w:val="BodyText"/>
-      </w:pPr>
-      <w:r>
-        <w:t xml:space="preserve">Martin, S.H., Dasmahapatra, K.K., Nadeau, N.J., Salazar, C., Walters, J.R., Simpson, F., Blaxter, M., Manica, A., Mallet, J. &amp; Jiggins, C.D. (2013) Genome-wide evidence for speciation with gene flow in Heliconius butterflies.</w:t>
-      </w:r>
-      <w:r>
-        <w:t xml:space="preserve"> </w:t>
-      </w:r>
-      <w:r>
-        <w:rPr>
-          <w:i/>
-        </w:rPr>
-        <w:t xml:space="preserve">Genome Research</w:t>
-      </w:r>
-      <w:r>
-        <w:t xml:space="preserve">,</w:t>
-      </w:r>
-      <w:r>
-        <w:t xml:space="preserve"> </w:t>
-      </w:r>
-      <w:r>
-        <w:rPr>
-          <w:b/>
-        </w:rPr>
-        <w:t xml:space="preserve">23</w:t>
-      </w:r>
-      <w:r>
-        <w:t xml:space="preserve">, 1817–28.</w:t>
-      </w:r>
-    </w:p>
-    <w:p>
-      <w:pPr>
-        <w:pStyle w:val="BodyText"/>
-      </w:pPr>
-      <w:r>
-        <w:t xml:space="preserve">Nadeau, N.J., Whibley, A., Jones, R.T., Davey, J.W., Dasmahapatra, K.K., Baxter, S.W., Quail, M.A., Joron, M., Ffrench-Constant, R.H., Blaxter, M.L., Mallet, J. &amp; Jiggins, C.D. (2011) Genomic islands of divergence in hybridizing Heliconius butterflies identified by large-scale targeted sequencing.</w:t>
-      </w:r>
-      <w:r>
-        <w:t xml:space="preserve"> </w:t>
-      </w:r>
-      <w:r>
-        <w:rPr>
-          <w:i/>
-        </w:rPr>
-        <w:t xml:space="preserve">Philosophical Transactions of the Royal Society of London B: Biological Sciences</w:t>
-      </w:r>
-      <w:r>
-        <w:t xml:space="preserve">,</w:t>
-      </w:r>
-      <w:r>
-        <w:t xml:space="preserve"> </w:t>
-      </w:r>
-      <w:r>
-        <w:rPr>
-          <w:b/>
-        </w:rPr>
-        <w:t xml:space="preserve">367</w:t>
-      </w:r>
-      <w:r>
-        <w:t xml:space="preserve">.</w:t>
-      </w:r>
-    </w:p>
-    <w:p>
-      <w:pPr>
-        <w:pStyle w:val="BodyText"/>
-      </w:pPr>
-      <w:r>
-        <w:t xml:space="preserve">Nei, M. (2005) Selectionism and Neutralism in Molecular Evolution.</w:t>
-      </w:r>
-      <w:r>
-        <w:t xml:space="preserve"> </w:t>
-      </w:r>
-      <w:r>
-        <w:rPr>
-          <w:i/>
-        </w:rPr>
-        <w:t xml:space="preserve">Molecular Biology and Evolution</w:t>
-      </w:r>
-      <w:r>
-        <w:t xml:space="preserve">,</w:t>
-      </w:r>
-      <w:r>
-        <w:t xml:space="preserve"> </w:t>
-      </w:r>
-      <w:r>
-        <w:rPr>
-          <w:b/>
-        </w:rPr>
-        <w:t xml:space="preserve">22</w:t>
-      </w:r>
-      <w:r>
-        <w:t xml:space="preserve">, 2318–2342.</w:t>
-      </w:r>
-    </w:p>
-    <w:p>
-      <w:pPr>
-        <w:pStyle w:val="BodyText"/>
-      </w:pPr>
-      <w:r>
-        <w:t xml:space="preserve">Noor, M.A.F. &amp; Bennett, S.M. (2009) Islands of speciation or mirages in the desert? Examining the role of restricted recombination in maintaining species.</w:t>
-      </w:r>
-      <w:r>
-        <w:t xml:space="preserve"> </w:t>
-      </w:r>
-      <w:r>
-        <w:rPr>
-          <w:i/>
-        </w:rPr>
-        <w:t xml:space="preserve">Heredity</w:t>
-      </w:r>
-      <w:r>
-        <w:t xml:space="preserve">,</w:t>
-      </w:r>
-      <w:r>
-        <w:t xml:space="preserve"> </w:t>
-      </w:r>
-      <w:r>
-        <w:rPr>
-          <w:b/>
-        </w:rPr>
-        <w:t xml:space="preserve">103</w:t>
-      </w:r>
-      <w:r>
-        <w:t xml:space="preserve">, 439–444.</w:t>
-      </w:r>
-    </w:p>
-    <w:p>
-      <w:pPr>
-        <w:pStyle w:val="BodyText"/>
-      </w:pPr>
-      <w:r>
-        <w:t xml:space="preserve">Oers, K. van, Santure, A.W., De Cauwer, I., Bers, N.E. van, Crooijmans, R.P., Sheldon, B.C., Visser, M.E., Slate, J. &amp; Groenen, M.A. (2014) Replicated high-density genetic maps of two great tit populations reveal fine-scale genomic departures from sex-equal recombination rates.</w:t>
-      </w:r>
-      <w:r>
-        <w:t xml:space="preserve"> </w:t>
-      </w:r>
-      <w:r>
-        <w:rPr>
-          <w:i/>
-        </w:rPr>
-        <w:t xml:space="preserve">Heredity</w:t>
-      </w:r>
-      <w:r>
-        <w:t xml:space="preserve">,</w:t>
-      </w:r>
-      <w:r>
-        <w:t xml:space="preserve"> </w:t>
-      </w:r>
-      <w:r>
-        <w:rPr>
-          <w:b/>
-        </w:rPr>
-        <w:t xml:space="preserve">112</w:t>
-      </w:r>
-      <w:r>
-        <w:t xml:space="preserve">, 307–316.</w:t>
-      </w:r>
-    </w:p>
-    <w:p>
-      <w:pPr>
-        <w:pStyle w:val="BodyText"/>
-      </w:pPr>
-      <w:r>
-        <w:t xml:space="preserve">Pickrell, J.K. &amp; Pritchard, J.K. (2012) Inference of Population Splits and Mixtures from Genome-Wide Allele Frequency Data.</w:t>
-      </w:r>
-      <w:r>
-        <w:t xml:space="preserve"> </w:t>
-      </w:r>
-      <w:r>
-        <w:rPr>
-          <w:i/>
-        </w:rPr>
-        <w:t xml:space="preserve">PLoS Genetics</w:t>
-      </w:r>
-      <w:r>
-        <w:t xml:space="preserve">,</w:t>
-      </w:r>
-      <w:r>
-        <w:t xml:space="preserve"> </w:t>
-      </w:r>
-      <w:r>
-        <w:rPr>
-          <w:b/>
-        </w:rPr>
-        <w:t xml:space="preserve">8</w:t>
-      </w:r>
-      <w:r>
-        <w:t xml:space="preserve">.</w:t>
-      </w:r>
-    </w:p>
-    <w:p>
-      <w:pPr>
-        <w:pStyle w:val="BodyText"/>
-      </w:pPr>
-      <w:r>
-        <w:t xml:space="preserve">Poelstra, J.W., Vijay, N., Bossu, C.M., Lantz, H., Ryll, B., Müller, I., Baglione, V., Unneberg, P., Wikelski, M., Grabherr, M.G. &amp; Wolf, J.B.W. (2014) The genomic landscape underlying phenotypic integrity in the face of gene flow in crows.</w:t>
-      </w:r>
-      <w:r>
-        <w:t xml:space="preserve"> </w:t>
-      </w:r>
-      <w:r>
-        <w:rPr>
-          <w:i/>
-        </w:rPr>
-        <w:t xml:space="preserve">Science</w:t>
-      </w:r>
-      <w:r>
-        <w:t xml:space="preserve">,</w:t>
-      </w:r>
-      <w:r>
-        <w:t xml:space="preserve"> </w:t>
-      </w:r>
-      <w:r>
-        <w:rPr>
-          <w:b/>
-        </w:rPr>
-        <w:t xml:space="preserve">344</w:t>
-      </w:r>
-      <w:r>
-        <w:t xml:space="preserve">.</w:t>
-      </w:r>
-    </w:p>
-    <w:p>
-      <w:pPr>
-        <w:pStyle w:val="BodyText"/>
-      </w:pPr>
-      <w:r>
-        <w:t xml:space="preserve">Purcell, S., Neale, B., Todd-Brown, K., Thomas, L., Ferreira, M.A., Bender, D., Maller, J., Sklar, P., Bakker, P.I. de, Daly, M.J. &amp; Sham, P.C. (2007) PLINK: A Tool Set for Whole-Genome Association and Population-Based Linkage Analyses.</w:t>
-      </w:r>
-      <w:r>
-        <w:t xml:space="preserve"> </w:t>
-      </w:r>
-      <w:r>
-        <w:rPr>
-          <w:i/>
-        </w:rPr>
-        <w:t xml:space="preserve">The American Journal of Human Genetics</w:t>
-      </w:r>
-      <w:r>
-        <w:t xml:space="preserve">,</w:t>
-      </w:r>
-      <w:r>
-        <w:t xml:space="preserve"> </w:t>
-      </w:r>
-      <w:r>
-        <w:rPr>
-          <w:b/>
-        </w:rPr>
-        <w:t xml:space="preserve">81</w:t>
-      </w:r>
-      <w:r>
-        <w:t xml:space="preserve">, 559–575.</w:t>
-      </w:r>
-    </w:p>
-    <w:p>
-      <w:pPr>
-        <w:pStyle w:val="BodyText"/>
-      </w:pPr>
-      <w:r>
-        <w:t xml:space="preserve">R Development Core Team. (2011) R: A Language and Environment for Statistical Computing (ed RDC Team).</w:t>
-      </w:r>
-    </w:p>
-    <w:p>
-      <w:pPr>
-        <w:pStyle w:val="BodyText"/>
-      </w:pPr>
-      <w:r>
-        <w:t xml:space="preserve">Ravinet, M., Faria, R., Butlin, R.K., Galindo, J., Bierne, N., Rafajlović, M., Noor, M.A.F., Mehlig, B. &amp; Westram, A.M. (2017) Interpreting the genomic landscape of speciation: a road map for finding barriers to gene flow.</w:t>
-      </w:r>
-      <w:r>
-        <w:t xml:space="preserve"> </w:t>
-      </w:r>
-      <w:r>
-        <w:rPr>
-          <w:i/>
-        </w:rPr>
-        <w:t xml:space="preserve">Journal of Evolutionary Biology</w:t>
-      </w:r>
-      <w:r>
-        <w:t xml:space="preserve">,</w:t>
-      </w:r>
-      <w:r>
-        <w:t xml:space="preserve"> </w:t>
-      </w:r>
-      <w:r>
-        <w:rPr>
-          <w:b/>
-        </w:rPr>
-        <w:t xml:space="preserve">30</w:t>
-      </w:r>
-      <w:r>
-        <w:t xml:space="preserve">, 1450–1477.</w:t>
-      </w:r>
-    </w:p>
-    <w:p>
-      <w:pPr>
-        <w:pStyle w:val="BodyText"/>
-      </w:pPr>
-      <w:r>
-        <w:t xml:space="preserve">Renaut, S., Grassa, C.J., Yeaman, S., Moyers, B.T., Lai, Z., Kane, N.C., Bowers, J.E., Burke, J.M. &amp; Rieseberg, L.H. (2013) Genomic islands of divergence are not affected by geography of speciation in sunflowers.</w:t>
-      </w:r>
-      <w:r>
-        <w:t xml:space="preserve"> </w:t>
-      </w:r>
-      <w:r>
-        <w:rPr>
-          <w:i/>
-        </w:rPr>
-        <w:t xml:space="preserve">Nature Communications</w:t>
-      </w:r>
-      <w:r>
-        <w:t xml:space="preserve">,</w:t>
-      </w:r>
-      <w:r>
-        <w:t xml:space="preserve"> </w:t>
-      </w:r>
-      <w:r>
-        <w:rPr>
-          <w:b/>
-        </w:rPr>
-        <w:t xml:space="preserve">4</w:t>
-      </w:r>
-      <w:r>
-        <w:t xml:space="preserve">, 1827.</w:t>
-      </w:r>
-    </w:p>
-    <w:p>
-      <w:pPr>
-        <w:pStyle w:val="BodyText"/>
-      </w:pPr>
-      <w:r>
-        <w:t xml:space="preserve">Samuk, K., Owens, G.L., Delmore, K.E., Miller, S.E., Rennison, D.J. &amp; Schluter, D. (2017) Gene flow and selection interact to promote adaptive divergence in regions of low recombination.</w:t>
-      </w:r>
-      <w:r>
-        <w:t xml:space="preserve"> </w:t>
-      </w:r>
-      <w:r>
-        <w:rPr>
-          <w:i/>
-        </w:rPr>
-        <w:t xml:space="preserve">Molecular Ecology</w:t>
-      </w:r>
-      <w:r>
-        <w:t xml:space="preserve">,</w:t>
-      </w:r>
-      <w:r>
-        <w:t xml:space="preserve"> </w:t>
-      </w:r>
-      <w:r>
-        <w:rPr>
-          <w:b/>
-        </w:rPr>
-        <w:t xml:space="preserve">26</w:t>
-      </w:r>
-      <w:r>
-        <w:t xml:space="preserve">, 4378–4390.</w:t>
-      </w:r>
-    </w:p>
-    <w:p>
-      <w:pPr>
-        <w:pStyle w:val="BodyText"/>
-      </w:pPr>
-      <w:r>
-        <w:t xml:space="preserve">Turner, T.L., Hahn, M.W., Nuzhdin, S.V., Mitchison, G. &amp; Spencer, F. (2005) Genomic Islands of Speciation in Anopheles gambiae (ed N Barton).</w:t>
-      </w:r>
-      <w:r>
-        <w:t xml:space="preserve"> </w:t>
-      </w:r>
-      <w:r>
-        <w:rPr>
-          <w:i/>
-        </w:rPr>
-        <w:t xml:space="preserve">PLoS Biology</w:t>
-      </w:r>
-      <w:r>
-        <w:t xml:space="preserve">,</w:t>
-      </w:r>
-      <w:r>
-        <w:t xml:space="preserve"> </w:t>
-      </w:r>
-      <w:r>
-        <w:rPr>
-          <w:b/>
-        </w:rPr>
-        <w:t xml:space="preserve">3</w:t>
-      </w:r>
-      <w:r>
-        <w:t xml:space="preserve">, e285.</w:t>
-      </w:r>
-    </w:p>
-    <w:p>
-      <w:pPr>
-        <w:pStyle w:val="BodyText"/>
-      </w:pPr>
-      <w:r>
-        <w:t xml:space="preserve">Van Doren, B.M., Campagna, L., Helm, B., Illera, J.C., Lovette, I.J. &amp; Liedvogel, M. (2017) Correlated patterns of genetic diversity and differentiation across an avian family.</w:t>
-      </w:r>
-      <w:r>
-        <w:t xml:space="preserve"> </w:t>
-      </w:r>
-      <w:r>
-        <w:rPr>
-          <w:i/>
-        </w:rPr>
-        <w:t xml:space="preserve">Molecular Ecology</w:t>
-      </w:r>
-      <w:r>
-        <w:t xml:space="preserve">,</w:t>
-      </w:r>
-      <w:r>
-        <w:t xml:space="preserve"> </w:t>
-      </w:r>
-      <w:r>
-        <w:rPr>
-          <w:b/>
-        </w:rPr>
-        <w:t xml:space="preserve">26</w:t>
-      </w:r>
-      <w:r>
-        <w:t xml:space="preserve">, 3982–3997.</w:t>
-      </w:r>
-    </w:p>
-    <w:p>
-      <w:pPr>
-        <w:pStyle w:val="BodyText"/>
-      </w:pPr>
-      <w:r>
-        <w:t xml:space="preserve">Vijay, N., Weissensteiner, M., Burri, R., Kawakami, T., Ellegren, H. &amp; Wolf, J.B.W. (2017) Genomewide patterns of variation in genetic diversity are shared among populations, species and higher-order taxa.</w:t>
-      </w:r>
-      <w:r>
-        <w:t xml:space="preserve"> </w:t>
-      </w:r>
-      <w:r>
-        <w:rPr>
-          <w:i/>
-        </w:rPr>
-        <w:t xml:space="preserve">Molecular Ecology</w:t>
-      </w:r>
-      <w:r>
-        <w:t xml:space="preserve">,</w:t>
-      </w:r>
-      <w:r>
-        <w:t xml:space="preserve"> </w:t>
-      </w:r>
-      <w:r>
-        <w:rPr>
-          <w:b/>
-        </w:rPr>
-        <w:t xml:space="preserve">26</w:t>
-      </w:r>
-      <w:r>
-        <w:t xml:space="preserve">, 4284–4295.</w:t>
-      </w:r>
-    </w:p>
-    <w:p>
-      <w:pPr>
-        <w:pStyle w:val="BodyText"/>
-      </w:pPr>
-      <w:r>
-        <w:t xml:space="preserve">Visser, M.E., Noordwijk, A.J.v., Tinbergen, J.M. &amp; Lessells, C.M. (1998) Warmer springs lead to mistimed reproduction in great tits (Parus major).</w:t>
-      </w:r>
-      <w:r>
-        <w:t xml:space="preserve"> </w:t>
-      </w:r>
-      <w:r>
-        <w:rPr>
-          <w:i/>
-        </w:rPr>
-        <w:t xml:space="preserve">Proceedings of the Royal Society B: Biological Sciences</w:t>
-      </w:r>
-      <w:r>
-        <w:t xml:space="preserve">,</w:t>
-      </w:r>
-      <w:r>
-        <w:t xml:space="preserve"> </w:t>
-      </w:r>
-      <w:r>
-        <w:rPr>
-          <w:b/>
-        </w:rPr>
-        <w:t xml:space="preserve">265</w:t>
-      </w:r>
-      <w:r>
-        <w:t xml:space="preserve">, 1867–1870.</w:t>
-      </w:r>
-    </w:p>
-    <w:p>
-      <w:pPr>
-        <w:pStyle w:val="BodyText"/>
       </w:pPr>
     </w:p>
     <w:p>
@@ -6209,7 +5240,7 @@
     </w:lvl>
   </w:abstractNum>
   <w:abstractNum w:abstractNumId="990">
-    <w:nsid w:val="ddb80f84"/>
+    <w:nsid w:val="7c4ef798"/>
     <w:multiLevelType w:val="multilevel"/>
     <w:lvl w:ilvl="0">
       <w:numFmt w:val="bullet"/>

--- a/Manuscript/SpurginBosse_Hapmap_MS.docx
+++ b/Manuscript/SpurginBosse_Hapmap_MS.docx
@@ -211,7 +211,22 @@
         <w:t xml:space="preserve">Parus major</w:t>
       </w:r>
       <w:r>
-        <w:t xml:space="preserve">) populations in Europe. We found that genome-wide variation was consistent with a recent colonisation across Europe from a single refugium in the Balkans and/or Turkey. The highest levels of genome-wide structure were found between island populations in Crete, Sardinia and Corsica, most likely as a result of mild bottlenecks and reduced gene flow among these populations. We then found that the landscape of genomic differentiation was highly heterogeneous, with clear "islands of divergence", even among ostensibly panmictic great tit populations. Islands of divergence were consistently found in regions of low recombination, even among the most closely related populations, suggesting that background selection can rapidly promote population differentiation among large, recently colonised populations undergoing gene flow. Finally, we found that the relationship between recombination and the landscape of genomic differentiation mirrored the population history of great tits in Europe, with the strongest relationship between population divergence and recombination found among the most distantly related populations. Together, our findings suggest that studies of genomic divergence in the wild should consider population history, demography and genomic architecture, as well as likely patterns of natural selection.</w:t>
+        <w:t xml:space="preserve">) populations in Europe. We found that genome-wide variation was consistent with a recent colonisation across Europe from a single refugium in the Balkans and/or Turkey. The highest levels of genome-wide structure were found between island populations in Crete, Sardinia and Corsica, most likely as a result of mild bottlenecks and reduced gene flow among these populations. We then found that the landscape of genomic differentiation was highly heterogeneous, with clear</w:t>
+      </w:r>
+      <w:r>
+        <w:t xml:space="preserve"> </w:t>
+      </w:r>
+      <w:r>
+        <w:t xml:space="preserve">“</w:t>
+      </w:r>
+      <w:r>
+        <w:t xml:space="preserve">islands of divergence</w:t>
+      </w:r>
+      <w:r>
+        <w:t xml:space="preserve">”</w:t>
+      </w:r>
+      <w:r>
+        <w:t xml:space="preserve">, even among ostensibly panmictic great tit populations. Islands of divergence were consistently found in regions of low recombination, even among the most closely related populations, suggesting that background selection can rapidly promote population differentiation among large, recently colonised populations undergoing gene flow. Finally, we found that the relationship between recombination and the landscape of genomic differentiation mirrored the population history of great tits in Europe, with the strongest relationship between population divergence and recombination found among the most distantly related populations. Together, our findings suggest that studies of genomic divergence in the wild should consider population history, demography and genomic architecture, as well as likely patterns of natural selection.</w:t>
       </w:r>
     </w:p>
     <w:p>
@@ -366,7 +381,40 @@
         <w:t xml:space="preserve">)</w:t>
       </w:r>
       <w:r>
-        <w:t xml:space="preserve">. A feature of these "genomic landscapes" of differentiation that has received particular attention is the presence of so-called "islands of divergence"; outlier regions of the genome with high levels of divergence estimated from statistics such as</w:t>
+        <w:t xml:space="preserve">. A feature of these</w:t>
+      </w:r>
+      <w:r>
+        <w:t xml:space="preserve"> </w:t>
+      </w:r>
+      <w:r>
+        <w:t xml:space="preserve">“</w:t>
+      </w:r>
+      <w:r>
+        <w:t xml:space="preserve">genomic landscapes</w:t>
+      </w:r>
+      <w:r>
+        <w:t xml:space="preserve">”</w:t>
+      </w:r>
+      <w:r>
+        <w:t xml:space="preserve"> </w:t>
+      </w:r>
+      <w:r>
+        <w:t xml:space="preserve">of differentiation that has received particular attention is the presence of so-called</w:t>
+      </w:r>
+      <w:r>
+        <w:t xml:space="preserve"> </w:t>
+      </w:r>
+      <w:r>
+        <w:t xml:space="preserve">“</w:t>
+      </w:r>
+      <w:r>
+        <w:t xml:space="preserve">islands of divergence</w:t>
+      </w:r>
+      <w:r>
+        <w:t xml:space="preserve">”</w:t>
+      </w:r>
+      <w:r>
+        <w:t xml:space="preserve">; outlier regions of the genome with high levels of divergence estimated from statistics such as</w:t>
       </w:r>
       <w:r>
         <w:t xml:space="preserve"> </w:t>
@@ -469,7 +517,22 @@
         <w:t xml:space="preserve">)</w:t>
       </w:r>
       <w:r>
-        <w:t xml:space="preserve">. Initially these regions were termed "islands of speciation", and were thought to arise as a result of reduced gene flow in genomic regions associated with reproductive isolation</w:t>
+        <w:t xml:space="preserve">. Initially these regions were termed</w:t>
+      </w:r>
+      <w:r>
+        <w:t xml:space="preserve"> </w:t>
+      </w:r>
+      <w:r>
+        <w:t xml:space="preserve">“</w:t>
+      </w:r>
+      <w:r>
+        <w:t xml:space="preserve">islands of speciation</w:t>
+      </w:r>
+      <w:r>
+        <w:t xml:space="preserve">”</w:t>
+      </w:r>
+      <w:r>
+        <w:t xml:space="preserve">, and were thought to arise as a result of reduced gene flow in genomic regions associated with reproductive isolation</w:t>
       </w:r>
       <w:r>
         <w:t xml:space="preserve"> </w:t>
@@ -1440,7 +1503,37 @@
         <w:t xml:space="preserve"> </w:t>
       </w:r>
       <w:r>
-        <w:t xml:space="preserve">between the most structured populations, as defined by Admixture analysis (hereafter "marginal populations"), and between populations within a panmictic cluster in central Europe (hereafter "central European populations"). We tested whether the same regions of the genome were highly structured among these different sets of populations by comparing windowed</w:t>
+        <w:t xml:space="preserve">between the most structured populations, as defined by Admixture analysis (hereafter</w:t>
+      </w:r>
+      <w:r>
+        <w:t xml:space="preserve"> </w:t>
+      </w:r>
+      <w:r>
+        <w:t xml:space="preserve">“</w:t>
+      </w:r>
+      <w:r>
+        <w:t xml:space="preserve">marginal populations</w:t>
+      </w:r>
+      <w:r>
+        <w:t xml:space="preserve">”</w:t>
+      </w:r>
+      <w:r>
+        <w:t xml:space="preserve">), and between populations within a panmictic cluster in central Europe (hereafter</w:t>
+      </w:r>
+      <w:r>
+        <w:t xml:space="preserve"> </w:t>
+      </w:r>
+      <w:r>
+        <w:t xml:space="preserve">“</w:t>
+      </w:r>
+      <w:r>
+        <w:t xml:space="preserve">central European populations</w:t>
+      </w:r>
+      <w:r>
+        <w:t xml:space="preserve">”</w:t>
+      </w:r>
+      <w:r>
+        <w:t xml:space="preserve">). We tested whether the same regions of the genome were highly structured among these different sets of populations by comparing windowed</w:t>
       </w:r>
       <w:r>
         <w:t xml:space="preserve"> </w:t>
@@ -2520,7 +2613,7 @@
         <w:t xml:space="preserve">)</w:t>
       </w:r>
       <w:r>
-        <w:t xml:space="preserve">, and our observed pattern of increasing genome-wide divergence from the Turkish and Balkan populations lends this hypothesis empirical support. Genomic structure among mainland populations is, however, extremely low, and even with hundreds of thousands of markers Admixture was unable to separate the central European populations. Similarly, in the Treemix analysis the central European great tit populations formed a large group characterised by shallow branching, although much of the grouping that did occur (e.g. Finland and Estonia) made geographical sense. Interestingly, Treemix grouped the Spanish and Corsican populations, which is consistent with previous subspecies descriptions of European great tits (REF). More generally, the highest levels of differentiation were found between island populations, suggesting a reduced effective population size and reduced gene flow in these populations.</w:t>
+        <w:t xml:space="preserve">, and our observed pattern of increasing genome-wide divergence from the Turkish and Balkan populations lends this hypothesis empirical support. Genomic structure among mainland populations is, however, extremely low, and even with hundreds of thousands of markers Admixture was unable to separate the central European populations. Similarly, in the Treemix analysis the central European great tit populations formed a large group characterised by shallow branching, although much of the grouping that did occur (e.g. Finland and Estonia) made geographical sense. Interestingly, Treemix grouped the Spanish and Corsican populations, which is consistent with previous subspecies descriptions of European great tits (REF). More generally, the highest levels of differentiation were found between island populations, suggesting a reduced effective population size and reduced gene flow in these populations.</w:t>
       </w:r>
     </w:p>
     <w:p>
@@ -2528,7 +2621,25 @@
         <w:pStyle w:val="BodyText"/>
       </w:pPr>
       <w:r>
-        <w:t xml:space="preserve">It is likely that the many, and perhaps the majority, of wild populations are characterised by highly heterogeneous patterns of differentiation across the genome (see REFS for a recent overview). What is not yet clear is how quickly "islands" of differentiation arise, nor how selection, gene flow and drift interact with genomic architecture to shape differentiation over shorter and longer evolutionary time-scales</w:t>
+        <w:t xml:space="preserve">It is likely that the many, and perhaps the majority, of wild populations are characterised by highly heterogeneous patterns of differentiation across the genome (see REFS for a recent overview). What is not yet clear is how quickly</w:t>
+      </w:r>
+      <w:r>
+        <w:t xml:space="preserve"> </w:t>
+      </w:r>
+      <w:r>
+        <w:t xml:space="preserve">“</w:t>
+      </w:r>
+      <w:r>
+        <w:t xml:space="preserve">islands</w:t>
+      </w:r>
+      <w:r>
+        <w:t xml:space="preserve">”</w:t>
+      </w:r>
+      <w:r>
+        <w:t xml:space="preserve"> </w:t>
+      </w:r>
+      <w:r>
+        <w:t xml:space="preserve">of differentiation arise, nor how selection, gene flow and drift interact with genomic architecture to shape differentiation over shorter and longer evolutionary time-scales</w:t>
       </w:r>
       <w:r>
         <w:t xml:space="preserve"> </w:t>
@@ -2609,7 +2720,7 @@
         <w:rPr>
           <w:b/>
         </w:rPr>
-        <w:t xml:space="preserve">Needs more. Perhaps a discussion on role of gene flow... also need to think about what additional analyses may be required to strenghtn/add novelty to the story. One thing we could do is look in more detail at how genomic differentiaiton builds up with distance from the refugial population? Thoughts?</w:t>
+        <w:t xml:space="preserve">Needs more. Perhaps a discussion on role of gene flow… also need to think about what additional analyses may be required to strenghtn/add novelty to the story. One thing we could do is look in more detail at how genomic differentiaiton builds up with distance from the refugial population? Thoughts?</w:t>
       </w:r>
     </w:p>
     <w:p>
@@ -4800,7 +4911,7 @@
         <w:t xml:space="preserve"> </w:t>
       </w:r>
       <w:r>
-        <w:t xml:space="preserve">Heatmap of the relationship (i.e. the slope from a logistic regression) between outlier presence/absence and recombination rate among all pairs of populations.</w:t>
+        <w:t xml:space="preserve">Heatmap of the relationship (i.e. the slope from a logistic regression) between outlier presence/absence and recombination rate among all pairs of populations.</w:t>
       </w:r>
       <w:r>
         <w:t xml:space="preserve"> </w:t>
@@ -5240,7 +5351,7 @@
     </w:lvl>
   </w:abstractNum>
   <w:abstractNum w:abstractNumId="990">
-    <w:nsid w:val="7c4ef798"/>
+    <w:nsid w:val="17ac4e7a"/>
     <w:multiLevelType w:val="multilevel"/>
     <w:lvl w:ilvl="0">
       <w:numFmt w:val="bullet"/>

--- a/Manuscript/SpurginBosse_Hapmap_MS.docx
+++ b/Manuscript/SpurginBosse_Hapmap_MS.docx
@@ -4507,6 +4507,523 @@
         </w:tc>
       </w:tr>
     </w:tbl>
+    <w:p>
+      <w:pPr>
+        <w:pStyle w:val="BodyText"/>
+      </w:pPr>
+      <w:r>
+        <w:rPr>
+          <w:b/>
+        </w:rPr>
+        <w:t xml:space="preserve">Table 2</w:t>
+      </w:r>
+      <w:r>
+        <w:t xml:space="preserve"> </w:t>
+      </w:r>
+      <w:r>
+        <w:t xml:space="preserve">Outliers</w:t>
+      </w:r>
+    </w:p>
+    <w:tbl>
+      <w:tblPr>
+        <w:tblStyle w:val="TableNormal"/>
+        <w:tblW w:type="pct" w:w="0.0"/>
+        <w:tblLook w:firstRow="1"/>
+      </w:tblPr>
+      <w:tblGrid/>
+      <w:tr>
+        <w:trPr>
+          <w:cnfStyle w:firstRow="1"/>
+        </w:trPr>
+        <w:tc>
+          <w:tcPr>
+            <w:tcBorders>
+              <w:bottom w:val="single"/>
+            </w:tcBorders>
+            <w:vAlign w:val="bottom"/>
+          </w:tcPr>
+          <w:p>
+            <w:pPr>
+              <w:pStyle w:val="Compact"/>
+              <w:jc w:val="right"/>
+            </w:pPr>
+            <w:r>
+              <w:t xml:space="preserve">Chromosome</w:t>
+            </w:r>
+          </w:p>
+        </w:tc>
+        <w:tc>
+          <w:tcPr>
+            <w:tcBorders>
+              <w:bottom w:val="single"/>
+            </w:tcBorders>
+            <w:vAlign w:val="bottom"/>
+          </w:tcPr>
+          <w:p>
+            <w:pPr>
+              <w:pStyle w:val="Compact"/>
+              <w:jc w:val="right"/>
+            </w:pPr>
+            <w:r>
+              <w:t xml:space="preserve">Position</w:t>
+            </w:r>
+          </w:p>
+        </w:tc>
+        <w:tc>
+          <w:tcPr>
+            <w:tcBorders>
+              <w:bottom w:val="single"/>
+            </w:tcBorders>
+            <w:vAlign w:val="bottom"/>
+          </w:tcPr>
+          <w:p>
+            <w:pPr>
+              <w:pStyle w:val="Compact"/>
+              <w:jc w:val="right"/>
+            </w:pPr>
+            <w:r>
+              <w:t xml:space="preserve">Number of outliers</w:t>
+            </w:r>
+          </w:p>
+        </w:tc>
+        <w:tc>
+          <w:tcPr>
+            <w:tcBorders>
+              <w:bottom w:val="single"/>
+            </w:tcBorders>
+            <w:vAlign w:val="bottom"/>
+          </w:tcPr>
+          <w:p>
+            <w:pPr>
+              <w:pStyle w:val="Compact"/>
+              <w:jc w:val="left"/>
+            </w:pPr>
+            <w:r>
+              <w:t xml:space="preserve">Populations</w:t>
+            </w:r>
+          </w:p>
+        </w:tc>
+      </w:tr>
+      <w:tr>
+        <w:tc>
+          <w:p>
+            <w:pPr>
+              <w:pStyle w:val="Compact"/>
+              <w:jc w:val="right"/>
+            </w:pPr>
+            <w:r>
+              <w:t xml:space="preserve">3</w:t>
+            </w:r>
+          </w:p>
+        </w:tc>
+        <w:tc>
+          <w:p>
+            <w:pPr>
+              <w:pStyle w:val="Compact"/>
+              <w:jc w:val="right"/>
+            </w:pPr>
+            <w:r>
+              <w:t xml:space="preserve">28303260</w:t>
+            </w:r>
+          </w:p>
+        </w:tc>
+        <w:tc>
+          <w:p>
+            <w:pPr>
+              <w:pStyle w:val="Compact"/>
+              <w:jc w:val="right"/>
+            </w:pPr>
+            <w:r>
+              <w:t xml:space="preserve">1</w:t>
+            </w:r>
+          </w:p>
+        </w:tc>
+        <w:tc>
+          <w:p>
+            <w:pPr>
+              <w:pStyle w:val="Compact"/>
+              <w:jc w:val="left"/>
+            </w:pPr>
+            <w:r>
+              <w:t xml:space="preserve">Spain</w:t>
+            </w:r>
+          </w:p>
+        </w:tc>
+      </w:tr>
+      <w:tr>
+        <w:tc>
+          <w:p>
+            <w:pPr>
+              <w:pStyle w:val="Compact"/>
+              <w:jc w:val="right"/>
+            </w:pPr>
+            <w:r>
+              <w:t xml:space="preserve">3</w:t>
+            </w:r>
+          </w:p>
+        </w:tc>
+        <w:tc>
+          <w:p>
+            <w:pPr>
+              <w:pStyle w:val="Compact"/>
+              <w:jc w:val="right"/>
+            </w:pPr>
+            <w:r>
+              <w:t xml:space="preserve">28695446</w:t>
+            </w:r>
+          </w:p>
+        </w:tc>
+        <w:tc>
+          <w:p>
+            <w:pPr>
+              <w:pStyle w:val="Compact"/>
+              <w:jc w:val="right"/>
+            </w:pPr>
+            <w:r>
+              <w:t xml:space="preserve">2</w:t>
+            </w:r>
+          </w:p>
+        </w:tc>
+        <w:tc>
+          <w:p>
+            <w:pPr>
+              <w:pStyle w:val="Compact"/>
+              <w:jc w:val="left"/>
+            </w:pPr>
+            <w:r>
+              <w:t xml:space="preserve">England, Spain</w:t>
+            </w:r>
+          </w:p>
+        </w:tc>
+      </w:tr>
+      <w:tr>
+        <w:tc>
+          <w:p>
+            <w:pPr>
+              <w:pStyle w:val="Compact"/>
+              <w:jc w:val="right"/>
+            </w:pPr>
+            <w:r>
+              <w:t xml:space="preserve">6</w:t>
+            </w:r>
+          </w:p>
+        </w:tc>
+        <w:tc>
+          <w:p>
+            <w:pPr>
+              <w:pStyle w:val="Compact"/>
+              <w:jc w:val="right"/>
+            </w:pPr>
+            <w:r>
+              <w:t xml:space="preserve">7701480</w:t>
+            </w:r>
+          </w:p>
+        </w:tc>
+        <w:tc>
+          <w:p>
+            <w:pPr>
+              <w:pStyle w:val="Compact"/>
+              <w:jc w:val="right"/>
+            </w:pPr>
+            <w:r>
+              <w:t xml:space="preserve">1</w:t>
+            </w:r>
+          </w:p>
+        </w:tc>
+        <w:tc>
+          <w:p>
+            <w:pPr>
+              <w:pStyle w:val="Compact"/>
+              <w:jc w:val="left"/>
+            </w:pPr>
+            <w:r>
+              <w:t xml:space="preserve">Scotland</w:t>
+            </w:r>
+          </w:p>
+        </w:tc>
+      </w:tr>
+      <w:tr>
+        <w:tc>
+          <w:p>
+            <w:pPr>
+              <w:pStyle w:val="Compact"/>
+              <w:jc w:val="right"/>
+            </w:pPr>
+            <w:r>
+              <w:t xml:space="preserve">6</w:t>
+            </w:r>
+          </w:p>
+        </w:tc>
+        <w:tc>
+          <w:p>
+            <w:pPr>
+              <w:pStyle w:val="Compact"/>
+              <w:jc w:val="right"/>
+            </w:pPr>
+            <w:r>
+              <w:t xml:space="preserve">8253250</w:t>
+            </w:r>
+          </w:p>
+        </w:tc>
+        <w:tc>
+          <w:p>
+            <w:pPr>
+              <w:pStyle w:val="Compact"/>
+              <w:jc w:val="right"/>
+            </w:pPr>
+            <w:r>
+              <w:t xml:space="preserve">2</w:t>
+            </w:r>
+          </w:p>
+        </w:tc>
+        <w:tc>
+          <w:p>
+            <w:pPr>
+              <w:pStyle w:val="Compact"/>
+              <w:jc w:val="left"/>
+            </w:pPr>
+            <w:r>
+              <w:t xml:space="preserve">Finland, Scotland</w:t>
+            </w:r>
+          </w:p>
+        </w:tc>
+      </w:tr>
+      <w:tr>
+        <w:tc>
+          <w:p>
+            <w:pPr>
+              <w:pStyle w:val="Compact"/>
+              <w:jc w:val="right"/>
+            </w:pPr>
+            <w:r>
+              <w:t xml:space="preserve">8</w:t>
+            </w:r>
+          </w:p>
+        </w:tc>
+        <w:tc>
+          <w:p>
+            <w:pPr>
+              <w:pStyle w:val="Compact"/>
+              <w:jc w:val="right"/>
+            </w:pPr>
+            <w:r>
+              <w:t xml:space="preserve">7763066</w:t>
+            </w:r>
+          </w:p>
+        </w:tc>
+        <w:tc>
+          <w:p>
+            <w:pPr>
+              <w:pStyle w:val="Compact"/>
+              <w:jc w:val="right"/>
+            </w:pPr>
+            <w:r>
+              <w:t xml:space="preserve">1</w:t>
+            </w:r>
+          </w:p>
+        </w:tc>
+        <w:tc>
+          <w:p>
+            <w:pPr>
+              <w:pStyle w:val="Compact"/>
+              <w:jc w:val="left"/>
+            </w:pPr>
+            <w:r>
+              <w:t xml:space="preserve">Netherlands_Vlieland</w:t>
+            </w:r>
+          </w:p>
+        </w:tc>
+      </w:tr>
+      <w:tr>
+        <w:tc>
+          <w:p>
+            <w:pPr>
+              <w:pStyle w:val="Compact"/>
+              <w:jc w:val="right"/>
+            </w:pPr>
+            <w:r>
+              <w:t xml:space="preserve">8</w:t>
+            </w:r>
+          </w:p>
+        </w:tc>
+        <w:tc>
+          <w:p>
+            <w:pPr>
+              <w:pStyle w:val="Compact"/>
+              <w:jc w:val="right"/>
+            </w:pPr>
+            <w:r>
+              <w:t xml:space="preserve">8258036</w:t>
+            </w:r>
+          </w:p>
+        </w:tc>
+        <w:tc>
+          <w:p>
+            <w:pPr>
+              <w:pStyle w:val="Compact"/>
+              <w:jc w:val="right"/>
+            </w:pPr>
+            <w:r>
+              <w:t xml:space="preserve">1</w:t>
+            </w:r>
+          </w:p>
+        </w:tc>
+        <w:tc>
+          <w:p>
+            <w:pPr>
+              <w:pStyle w:val="Compact"/>
+              <w:jc w:val="left"/>
+            </w:pPr>
+            <w:r>
+              <w:t xml:space="preserve">Belgium</w:t>
+            </w:r>
+          </w:p>
+        </w:tc>
+      </w:tr>
+      <w:tr>
+        <w:tc>
+          <w:p>
+            <w:pPr>
+              <w:pStyle w:val="Compact"/>
+              <w:jc w:val="right"/>
+            </w:pPr>
+            <w:r>
+              <w:t xml:space="preserve">30</w:t>
+            </w:r>
+          </w:p>
+        </w:tc>
+        <w:tc>
+          <w:p>
+            <w:pPr>
+              <w:pStyle w:val="Compact"/>
+              <w:jc w:val="right"/>
+            </w:pPr>
+            <w:r>
+              <w:t xml:space="preserve">48766457</w:t>
+            </w:r>
+          </w:p>
+        </w:tc>
+        <w:tc>
+          <w:p>
+            <w:pPr>
+              <w:pStyle w:val="Compact"/>
+              <w:jc w:val="right"/>
+            </w:pPr>
+            <w:r>
+              <w:t xml:space="preserve">1</w:t>
+            </w:r>
+          </w:p>
+        </w:tc>
+        <w:tc>
+          <w:p>
+            <w:pPr>
+              <w:pStyle w:val="Compact"/>
+              <w:jc w:val="left"/>
+            </w:pPr>
+            <w:r>
+              <w:t xml:space="preserve">Finland</w:t>
+            </w:r>
+          </w:p>
+        </w:tc>
+      </w:tr>
+      <w:tr>
+        <w:tc>
+          <w:p>
+            <w:pPr>
+              <w:pStyle w:val="Compact"/>
+              <w:jc w:val="right"/>
+            </w:pPr>
+            <w:r>
+              <w:t xml:space="preserve">30</w:t>
+            </w:r>
+          </w:p>
+        </w:tc>
+        <w:tc>
+          <w:p>
+            <w:pPr>
+              <w:pStyle w:val="Compact"/>
+              <w:jc w:val="right"/>
+            </w:pPr>
+            <w:r>
+              <w:t xml:space="preserve">70630186</w:t>
+            </w:r>
+          </w:p>
+        </w:tc>
+        <w:tc>
+          <w:p>
+            <w:pPr>
+              <w:pStyle w:val="Compact"/>
+              <w:jc w:val="right"/>
+            </w:pPr>
+            <w:r>
+              <w:t xml:space="preserve">2</w:t>
+            </w:r>
+          </w:p>
+        </w:tc>
+        <w:tc>
+          <w:p>
+            <w:pPr>
+              <w:pStyle w:val="Compact"/>
+              <w:jc w:val="left"/>
+            </w:pPr>
+            <w:r>
+              <w:t xml:space="preserve">Czech_Republic, Russia</w:t>
+            </w:r>
+          </w:p>
+        </w:tc>
+      </w:tr>
+      <w:tr>
+        <w:tc>
+          <w:p>
+            <w:pPr>
+              <w:pStyle w:val="Compact"/>
+              <w:jc w:val="right"/>
+            </w:pPr>
+            <w:r>
+              <w:t xml:space="preserve">33</w:t>
+            </w:r>
+          </w:p>
+        </w:tc>
+        <w:tc>
+          <w:p>
+            <w:pPr>
+              <w:pStyle w:val="Compact"/>
+              <w:jc w:val="right"/>
+            </w:pPr>
+            <w:r>
+              <w:t xml:space="preserve">12279395</w:t>
+            </w:r>
+          </w:p>
+        </w:tc>
+        <w:tc>
+          <w:p>
+            <w:pPr>
+              <w:pStyle w:val="Compact"/>
+              <w:jc w:val="right"/>
+            </w:pPr>
+            <w:r>
+              <w:t xml:space="preserve">2</w:t>
+            </w:r>
+          </w:p>
+        </w:tc>
+        <w:tc>
+          <w:p>
+            <w:pPr>
+              <w:pStyle w:val="Compact"/>
+              <w:jc w:val="left"/>
+            </w:pPr>
+            <w:r>
+              <w:t xml:space="preserve">England, Scotland</w:t>
+            </w:r>
+          </w:p>
+        </w:tc>
+      </w:tr>
+    </w:tbl>
+    <w:p>
+      <w:pPr>
+        <w:pStyle w:val="BodyText"/>
+      </w:pPr>
+    </w:p>
     <w:p>
       <w:pPr>
         <w:pStyle w:val="Heading2"/>
@@ -5033,7 +5550,7 @@
       <w:r>
         <w:drawing>
           <wp:inline>
-            <wp:extent cx="5334000" cy="6667500"/>
+            <wp:extent cx="5334000" cy="4000500"/>
             <wp:effectExtent b="0" l="0" r="0" t="0"/>
             <wp:docPr descr="" id="1" name="Picture"/>
             <a:graphic>
@@ -5054,7 +5571,7 @@
                   <pic:spPr bwMode="auto">
                     <a:xfrm>
                       <a:off x="0" y="0"/>
-                      <a:ext cx="5334000" cy="6667500"/>
+                      <a:ext cx="5334000" cy="4000500"/>
                     </a:xfrm>
                     <a:prstGeom prst="rect">
                       <a:avLst/>
@@ -5072,6 +5589,11 @@
           </wp:inline>
         </w:drawing>
       </w:r>
+    </w:p>
+    <w:p>
+      <w:pPr>
+        <w:pStyle w:val="BodyText"/>
+      </w:pPr>
     </w:p>
     <w:p>
       <w:pPr>
@@ -5135,6 +5657,11 @@
       <w:pPr>
         <w:pStyle w:val="BodyText"/>
       </w:pPr>
+    </w:p>
+    <w:p>
+      <w:pPr>
+        <w:pStyle w:val="BodyText"/>
+      </w:pPr>
       <w:r>
         <w:rPr>
           <w:b/>
@@ -5191,6 +5718,11 @@
       <w:pPr>
         <w:pStyle w:val="BodyText"/>
       </w:pPr>
+    </w:p>
+    <w:p>
+      <w:pPr>
+        <w:pStyle w:val="BodyText"/>
+      </w:pPr>
       <w:r>
         <w:rPr>
           <w:b/>
@@ -5243,6 +5775,122 @@
         </w:drawing>
       </w:r>
     </w:p>
+    <w:p>
+      <w:pPr>
+        <w:pStyle w:val="BodyText"/>
+      </w:pPr>
+    </w:p>
+    <w:p>
+      <w:pPr>
+        <w:pStyle w:val="BodyText"/>
+      </w:pPr>
+      <w:r>
+        <w:rPr>
+          <w:b/>
+        </w:rPr>
+        <w:t xml:space="preserve">Figure 6</w:t>
+      </w:r>
+      <w:r>
+        <w:t xml:space="preserve"> </w:t>
+      </w:r>
+      <w:r>
+        <w:drawing>
+          <wp:inline>
+            <wp:extent cx="5334000" cy="4000500"/>
+            <wp:effectExtent b="0" l="0" r="0" t="0"/>
+            <wp:docPr descr="" id="1" name="Picture"/>
+            <a:graphic>
+              <a:graphicData uri="http://schemas.openxmlformats.org/drawingml/2006/picture">
+                <pic:pic>
+                  <pic:nvPicPr>
+                    <pic:cNvPr descr="SpurginBosse_Hapmap_MS_files/figure-docx/Figure%206-1.png" id="0" name="Picture"/>
+                    <pic:cNvPicPr>
+                      <a:picLocks noChangeArrowheads="1" noChangeAspect="1"/>
+                    </pic:cNvPicPr>
+                  </pic:nvPicPr>
+                  <pic:blipFill>
+                    <a:blip r:embed="rId41"/>
+                    <a:stretch>
+                      <a:fillRect/>
+                    </a:stretch>
+                  </pic:blipFill>
+                  <pic:spPr bwMode="auto">
+                    <a:xfrm>
+                      <a:off x="0" y="0"/>
+                      <a:ext cx="5334000" cy="4000500"/>
+                    </a:xfrm>
+                    <a:prstGeom prst="rect">
+                      <a:avLst/>
+                    </a:prstGeom>
+                    <a:noFill/>
+                    <a:ln w="9525">
+                      <a:noFill/>
+                      <a:headEnd/>
+                      <a:tailEnd/>
+                    </a:ln>
+                  </pic:spPr>
+                </pic:pic>
+              </a:graphicData>
+            </a:graphic>
+          </wp:inline>
+        </w:drawing>
+      </w:r>
+    </w:p>
+    <w:p>
+      <w:pPr>
+        <w:pStyle w:val="SourceCode"/>
+      </w:pPr>
+      <w:r>
+        <w:rPr>
+          <w:rStyle w:val="VerbatimChar"/>
+        </w:rPr>
+        <w:t xml:space="preserve">## [1] "a b c"</w:t>
+      </w:r>
+    </w:p>
+    <w:p>
+      <w:pPr>
+        <w:pStyle w:val="FirstParagraph"/>
+      </w:pPr>
+      <w:r>
+        <w:t xml:space="preserve">x &lt;- c(</w:t>
+      </w:r>
+      <w:r>
+        <w:t xml:space="preserve">“</w:t>
+      </w:r>
+      <w:r>
+        <w:t xml:space="preserve">a</w:t>
+      </w:r>
+      <w:r>
+        <w:t xml:space="preserve">”</w:t>
+      </w:r>
+      <w:r>
+        <w:t xml:space="preserve">,</w:t>
+      </w:r>
+      <w:r>
+        <w:t xml:space="preserve">“</w:t>
+      </w:r>
+      <w:r>
+        <w:t xml:space="preserve">b</w:t>
+      </w:r>
+      <w:r>
+        <w:t xml:space="preserve">”</w:t>
+      </w:r>
+      <w:r>
+        <w:t xml:space="preserve">,</w:t>
+      </w:r>
+      <w:r>
+        <w:t xml:space="preserve">“</w:t>
+      </w:r>
+      <w:r>
+        <w:t xml:space="preserve">c</w:t>
+      </w:r>
+      <w:r>
+        <w:t xml:space="preserve">”</w:t>
+      </w:r>
+      <w:r>
+        <w:t xml:space="preserve">)</w:t>
+      </w:r>
+    </w:p>
     <w:sectPr/>
   </w:body>
 </w:document>
@@ -5351,7 +5999,7 @@
     </w:lvl>
   </w:abstractNum>
   <w:abstractNum w:abstractNumId="990">
-    <w:nsid w:val="17ac4e7a"/>
+    <w:nsid w:val="b5f1a3d2"/>
     <w:multiLevelType w:val="multilevel"/>
     <w:lvl w:ilvl="0">
       <w:numFmt w:val="bullet"/>

--- a/Manuscript/SpurginBosse_Hapmap_MS.docx
+++ b/Manuscript/SpurginBosse_Hapmap_MS.docx
@@ -1991,7 +1991,7 @@
         <w:pStyle w:val="FirstParagraph"/>
       </w:pPr>
       <w:r>
-        <w:t xml:space="preserve">We found that</w:t>
+        <w:t xml:space="preserve">We examined the landscape of genomic divergence between each population and Turkey, and found that</w:t>
       </w:r>
       <w:r>
         <w:t xml:space="preserve"> </w:t>
@@ -2017,7 +2017,7 @@
         <w:t xml:space="preserve"> </w:t>
       </w:r>
       <w:r>
-        <w:t xml:space="preserve">varied markedly across the genome, regardless of whether we considered marginal populations across which structure was higher or across central European populations with very low structure (Fig. 4A). Mean windowed</w:t>
+        <w:t xml:space="preserve">varied markedly across the genome in all comparisons (Fig. 4A; Fig. SXX). Mean windowed</w:t>
       </w:r>
       <w:r>
         <w:t xml:space="preserve"> </w:t>
@@ -2326,216 +2326,6 @@
     </w:p>
     <w:p>
       <w:pPr>
-        <w:pStyle w:val="BodyText"/>
-      </w:pPr>
-      <w:r>
-        <w:t xml:space="preserve">We next quantified how the landscape of genomic differentiation was related to recombination rate for all 378 pairs of populations. The slope of the relationship between presence/absence of FST outliers and recombination rate was negative in the majority (81%) of pairwise comparisons (Fig. 5A).</w:t>
-      </w:r>
-      <w:r>
-        <w:t xml:space="preserve"> </w:t>
-      </w:r>
-      <m:oMath>
-        <m:sSub>
-          <m:e>
-            <m:r>
-              <m:t>F</m:t>
-            </m:r>
-          </m:e>
-          <m:sub>
-            <m:r>
-              <m:t>S</m:t>
-            </m:r>
-            <m:r>
-              <m:t>T</m:t>
-            </m:r>
-          </m:sub>
-        </m:sSub>
-      </m:oMath>
-      <w:r>
-        <w:t xml:space="preserve"> </w:t>
-      </w:r>
-      <w:r>
-        <w:t xml:space="preserve">outliers were most likely to be found in regions of low recombination in pairwise comparisons involving populations in the UK and Spain, as well as comparisons involving Corsica and Sardinia (Fig. 5A). Outliers were found in regions with higher recombination rates in pairwise comparisons involving eastern and central European populations, and Crete (Fig. 5A). The relationship between</w:t>
-      </w:r>
-      <w:r>
-        <w:t xml:space="preserve"> </w:t>
-      </w:r>
-      <m:oMath>
-        <m:sSub>
-          <m:e>
-            <m:r>
-              <m:t>F</m:t>
-            </m:r>
-          </m:e>
-          <m:sub>
-            <m:r>
-              <m:t>S</m:t>
-            </m:r>
-            <m:r>
-              <m:t>T</m:t>
-            </m:r>
-          </m:sub>
-        </m:sSub>
-      </m:oMath>
-      <w:r>
-        <w:t xml:space="preserve"> </w:t>
-      </w:r>
-      <w:r>
-        <w:t xml:space="preserve">outlier presence/absence and recombination rate did not vary according to the geographical distance between populations (r = -0.14, p = 0.21). However, we found a strong, negative relationship between the</w:t>
-      </w:r>
-      <w:r>
-        <w:t xml:space="preserve"> </w:t>
-      </w:r>
-      <m:oMath>
-        <m:sSub>
-          <m:e>
-            <m:r>
-              <m:t>F</m:t>
-            </m:r>
-          </m:e>
-          <m:sub>
-            <m:r>
-              <m:t>S</m:t>
-            </m:r>
-            <m:r>
-              <m:t>T</m:t>
-            </m:r>
-          </m:sub>
-        </m:sSub>
-      </m:oMath>
-      <w:r>
-        <w:t xml:space="preserve">/recombination slope and genome-wide</w:t>
-      </w:r>
-      <w:r>
-        <w:t xml:space="preserve"> </w:t>
-      </w:r>
-      <m:oMath>
-        <m:sSub>
-          <m:e>
-            <m:r>
-              <m:t>F</m:t>
-            </m:r>
-          </m:e>
-          <m:sub>
-            <m:r>
-              <m:t>S</m:t>
-            </m:r>
-            <m:r>
-              <m:t>T</m:t>
-            </m:r>
-          </m:sub>
-        </m:sSub>
-      </m:oMath>
-      <w:r>
-        <w:t xml:space="preserve"> </w:t>
-      </w:r>
-      <w:r>
-        <w:t xml:space="preserve">(</w:t>
-      </w:r>
-      <m:oMath>
-        <m:r>
-          <m:t>r</m:t>
-        </m:r>
-      </m:oMath>
-      <w:r>
-        <w:t xml:space="preserve"> </w:t>
-      </w:r>
-      <w:r>
-        <w:t xml:space="preserve">= -0.24,</w:t>
-      </w:r>
-      <w:r>
-        <w:t xml:space="preserve"> </w:t>
-      </w:r>
-      <m:oMath>
-        <m:r>
-          <m:t>P</m:t>
-        </m:r>
-      </m:oMath>
-      <w:r>
-        <w:t xml:space="preserve"> </w:t>
-      </w:r>
-      <w:r>
-        <w:t xml:space="preserve">&lt; 0.001). Considering only mainland populations, we found that the relationship between presence/absence of</w:t>
-      </w:r>
-      <w:r>
-        <w:t xml:space="preserve"> </w:t>
-      </w:r>
-      <m:oMath>
-        <m:sSub>
-          <m:e>
-            <m:r>
-              <m:t>F</m:t>
-            </m:r>
-          </m:e>
-          <m:sub>
-            <m:r>
-              <m:t>S</m:t>
-            </m:r>
-            <m:r>
-              <m:t>T</m:t>
-            </m:r>
-          </m:sub>
-        </m:sSub>
-      </m:oMath>
-      <w:r>
-        <w:t xml:space="preserve"> </w:t>
-      </w:r>
-      <w:r>
-        <w:t xml:space="preserve">outliers and recombination decreased with distance from Turkey (</w:t>
-      </w:r>
-      <m:oMath>
-        <m:r>
-          <m:t>r</m:t>
-        </m:r>
-      </m:oMath>
-      <w:r>
-        <w:t xml:space="preserve"> </w:t>
-      </w:r>
-      <w:r>
-        <w:t xml:space="preserve">= -0.65,</w:t>
-      </w:r>
-      <w:r>
-        <w:t xml:space="preserve"> </w:t>
-      </w:r>
-      <m:oMath>
-        <m:r>
-          <m:t>P</m:t>
-        </m:r>
-      </m:oMath>
-      <w:r>
-        <w:t xml:space="preserve"> </w:t>
-      </w:r>
-      <w:r>
-        <w:t xml:space="preserve">= 0.001; Fig. 5B), and with genetic structure with Turkey (</w:t>
-      </w:r>
-      <m:oMath>
-        <m:r>
-          <m:t>r</m:t>
-        </m:r>
-      </m:oMath>
-      <w:r>
-        <w:t xml:space="preserve"> </w:t>
-      </w:r>
-      <w:r>
-        <w:t xml:space="preserve">= -0.63,</w:t>
-      </w:r>
-      <w:r>
-        <w:t xml:space="preserve"> </w:t>
-      </w:r>
-      <m:oMath>
-        <m:r>
-          <m:t>P</m:t>
-        </m:r>
-      </m:oMath>
-      <w:r>
-        <w:t xml:space="preserve"> </w:t>
-      </w:r>
-      <w:r>
-        <w:t xml:space="preserve">= 0.002; Fig. 5C).</w:t>
-      </w:r>
-    </w:p>
-    <w:p>
-      <w:pPr>
         <w:pStyle w:val="Heading2"/>
       </w:pPr>
       <w:bookmarkStart w:id="31" w:name="discussion"/>
@@ -2595,7 +2385,7 @@
         <w:pStyle w:val="BodyText"/>
       </w:pPr>
       <w:r>
-        <w:t xml:space="preserve">Our results suggest that great tits colonised Europe from a single refugium in the Balkans. This scenario has been suggested before</w:t>
+        <w:t xml:space="preserve">Our results suggest that great tits colonised Europe from a single refugium in Turkey and/or the Balkans. This scenario has been suggested before</w:t>
       </w:r>
       <w:r>
         <w:t xml:space="preserve"> </w:t>
@@ -5838,18 +5628,7 @@
     </w:p>
     <w:p>
       <w:pPr>
-        <w:pStyle w:val="SourceCode"/>
-      </w:pPr>
-      <w:r>
-        <w:rPr>
-          <w:rStyle w:val="VerbatimChar"/>
-        </w:rPr>
-        <w:t xml:space="preserve">## [1] "a b c"</w:t>
-      </w:r>
-    </w:p>
-    <w:p>
-      <w:pPr>
-        <w:pStyle w:val="FirstParagraph"/>
+        <w:pStyle w:val="BodyText"/>
       </w:pPr>
       <w:r>
         <w:t xml:space="preserve">x &lt;- c(</w:t>
@@ -5999,7 +5778,7 @@
     </w:lvl>
   </w:abstractNum>
   <w:abstractNum w:abstractNumId="990">
-    <w:nsid w:val="b5f1a3d2"/>
+    <w:nsid w:val="5e7b1ae3"/>
     <w:multiLevelType w:val="multilevel"/>
     <w:lvl w:ilvl="0">
       <w:numFmt w:val="bullet"/>
